--- a/Paket Sertifikasi ATEX & Manual/Dokumen_Teknis_Sertifikasi_GLD_IECEx_ATEX.docx
+++ b/Paket Sertifikasi ATEX & Manual/Dokumen_Teknis_Sertifikasi_GLD_IECEx_ATEX.docx
@@ -226,7 +226,7 @@
               <w:rPr>
                 <w:sz w:val="20"/>
               </w:rPr>
-              <w:t>0.5</w:t>
+              <w:t>0.6</w:t>
             </w:r>
           </w:p>
         </w:tc>
@@ -870,6 +870,62 @@
                 <w:sz w:val="19"/>
               </w:rPr>
               <w:t>Enclosure material grade confirmed as ADC12 (Section 2.3.c, status raised to Final with an explicit caveat that this extrapolates from the casing manufacturer's sub-component drawing, not a direct callout on the main enclosure drawing). Cable entry (Section 2.3.c) confirmed as a 2-conductor cable labeled L+/L−, each conductor ≈0.75 mm diameter.</w:t>
+            </w:r>
+          </w:p>
+        </w:tc>
+      </w:tr>
+      <w:tr>
+        <w:tc>
+          <w:tcPr>
+            <w:tcW w:w="1296" w:type="dxa"/>
+          </w:tcPr>
+          <w:p>
+            <w:pPr>
+              <w:spacing w:after="40"/>
+            </w:pPr>
+            <w:r>
+              <w:rPr>
+                <w:sz w:val="19"/>
+              </w:rPr>
+              <w:t>0.6</w:t>
+            </w:r>
+          </w:p>
+        </w:tc>
+        <w:tc>
+          <w:tcPr>
+            <w:tcW w:w="1872" w:type="dxa"/>
+          </w:tcPr>
+          <w:p>
+            <w:pPr>
+              <w:spacing w:after="40"/>
+            </w:pPr>
+            <w:r>
+              <w:rPr>
+                <w:sz w:val="19"/>
+              </w:rPr>
+              <w:t>22 September 2026</w:t>
+            </w:r>
+          </w:p>
+        </w:tc>
+        <w:tc>
+          <w:tcPr>
+            <w:tcW w:w="6192" w:type="dxa"/>
+          </w:tcPr>
+          <w:p>
+            <w:pPr>
+              <w:spacing w:after="40"/>
+            </w:pPr>
+            <w:r>
+              <w:rPr>
+                <w:sz w:val="19"/>
+              </w:rPr>
+              <w:t>Total weight corrected to 2.3 kg; IP rating confirmed as IP66; operating humidity confirmed as 10–90% RH non-condensing (standard industrial rating, matched to a comparable certified product); cable gland confirmed as M20×1.5 (IP66-rated) — all raised to Final (Section 2.3.c). Removed the ambiguous “no plastic or PVC” parenthetical from the product description (Section 2.1) and generalized “L-bracket” to “bracket” in that same narrative sentence (the dimensioned bracket/U-bolt specification in Section 2.3.c</w:t>
+            </w:r>
+            <w:r>
+              <w:rPr>
+                <w:sz w:val="19"/>
+              </w:rPr>
+              <w:t xml:space="preserve"> is unaffected). “GLD V2 (Version 2)” simplified to “GLD V2”.</w:t>
             </w:r>
           </w:p>
         </w:tc>
@@ -913,7 +969,7 @@
       <w:r>
         <w:fldChar w:fldCharType="separate"/>
       </w:r>
-      <w:hyperlink w:anchor="_Toc240979028" w:history="1">
+      <w:hyperlink w:anchor="_Toc240981224" w:history="1">
         <w:r>
           <w:rPr>
             <w:rStyle w:val="Hyperlink"/>
@@ -940,7 +996,7 @@
             <w:noProof/>
             <w:webHidden/>
           </w:rPr>
-          <w:instrText xml:space="preserve"> PAGEREF _Toc240979028 \h </w:instrText>
+          <w:instrText xml:space="preserve"> PAGEREF _Toc240981224 \h </w:instrText>
         </w:r>
         <w:r>
           <w:rPr>
@@ -981,7 +1037,7 @@
           <w:noProof/>
         </w:rPr>
       </w:pPr>
-      <w:hyperlink w:anchor="_Toc240979029" w:history="1">
+      <w:hyperlink w:anchor="_Toc240981225" w:history="1">
         <w:r>
           <w:rPr>
             <w:rStyle w:val="Hyperlink"/>
@@ -1008,7 +1064,7 @@
             <w:noProof/>
             <w:webHidden/>
           </w:rPr>
-          <w:instrText xml:space="preserve"> PAGEREF _Toc240979029 \h </w:instrText>
+          <w:instrText xml:space="preserve"> PAGEREF _Toc240981225 \h </w:instrText>
         </w:r>
         <w:r>
           <w:rPr>
@@ -1049,7 +1105,7 @@
           <w:noProof/>
         </w:rPr>
       </w:pPr>
-      <w:hyperlink w:anchor="_Toc240979030" w:history="1">
+      <w:hyperlink w:anchor="_Toc240981226" w:history="1">
         <w:r>
           <w:rPr>
             <w:rStyle w:val="Hyperlink"/>
@@ -1076,7 +1132,7 @@
             <w:noProof/>
             <w:webHidden/>
           </w:rPr>
-          <w:instrText xml:space="preserve"> PAGEREF _Toc240979030 \h </w:instrText>
+          <w:instrText xml:space="preserve"> PAGEREF _Toc240981226 \h </w:instrText>
         </w:r>
         <w:r>
           <w:rPr>
@@ -1117,7 +1173,7 @@
           <w:noProof/>
         </w:rPr>
       </w:pPr>
-      <w:hyperlink w:anchor="_Toc240979031" w:history="1">
+      <w:hyperlink w:anchor="_Toc240981227" w:history="1">
         <w:r>
           <w:rPr>
             <w:rStyle w:val="Hyperlink"/>
@@ -1144,7 +1200,7 @@
             <w:noProof/>
             <w:webHidden/>
           </w:rPr>
-          <w:instrText xml:space="preserve"> PAGEREF _Toc240979031 \h </w:instrText>
+          <w:instrText xml:space="preserve"> PAGEREF _Toc240981227 \h </w:instrText>
         </w:r>
         <w:r>
           <w:rPr>
@@ -1185,7 +1241,7 @@
           <w:noProof/>
         </w:rPr>
       </w:pPr>
-      <w:hyperlink w:anchor="_Toc240979032" w:history="1">
+      <w:hyperlink w:anchor="_Toc240981228" w:history="1">
         <w:r>
           <w:rPr>
             <w:rStyle w:val="Hyperlink"/>
@@ -1212,7 +1268,7 @@
             <w:noProof/>
             <w:webHidden/>
           </w:rPr>
-          <w:instrText xml:space="preserve"> PAGEREF _Toc240979032 \h </w:instrText>
+          <w:instrText xml:space="preserve"> PAGEREF _Toc240981228 \h </w:instrText>
         </w:r>
         <w:r>
           <w:rPr>
@@ -1253,7 +1309,7 @@
           <w:noProof/>
         </w:rPr>
       </w:pPr>
-      <w:hyperlink w:anchor="_Toc240979033" w:history="1">
+      <w:hyperlink w:anchor="_Toc240981229" w:history="1">
         <w:r>
           <w:rPr>
             <w:rStyle w:val="Hyperlink"/>
@@ -1280,7 +1336,7 @@
             <w:noProof/>
             <w:webHidden/>
           </w:rPr>
-          <w:instrText xml:space="preserve"> PAGEREF _Toc240979033 \h </w:instrText>
+          <w:instrText xml:space="preserve"> PAGEREF _Toc240981229 \h </w:instrText>
         </w:r>
         <w:r>
           <w:rPr>
@@ -1321,7 +1377,7 @@
           <w:noProof/>
         </w:rPr>
       </w:pPr>
-      <w:hyperlink w:anchor="_Toc240979034" w:history="1">
+      <w:hyperlink w:anchor="_Toc240981230" w:history="1">
         <w:r>
           <w:rPr>
             <w:rStyle w:val="Hyperlink"/>
@@ -1348,7 +1404,7 @@
             <w:noProof/>
             <w:webHidden/>
           </w:rPr>
-          <w:instrText xml:space="preserve"> PAGEREF _Toc240979034 \h </w:instrText>
+          <w:instrText xml:space="preserve"> PAGEREF _Toc240981230 \h </w:instrText>
         </w:r>
         <w:r>
           <w:rPr>
@@ -1389,7 +1445,7 @@
           <w:noProof/>
         </w:rPr>
       </w:pPr>
-      <w:hyperlink w:anchor="_Toc240979035" w:history="1">
+      <w:hyperlink w:anchor="_Toc240981231" w:history="1">
         <w:r>
           <w:rPr>
             <w:rStyle w:val="Hyperlink"/>
@@ -1416,7 +1472,7 @@
             <w:noProof/>
             <w:webHidden/>
           </w:rPr>
-          <w:instrText xml:space="preserve"> PAGEREF _Toc240979035 \h </w:instrText>
+          <w:instrText xml:space="preserve"> PAGEREF _Toc240981231 \h </w:instrText>
         </w:r>
         <w:r>
           <w:rPr>
@@ -1457,7 +1513,7 @@
           <w:noProof/>
         </w:rPr>
       </w:pPr>
-      <w:hyperlink w:anchor="_Toc240979036" w:history="1">
+      <w:hyperlink w:anchor="_Toc240981232" w:history="1">
         <w:r>
           <w:rPr>
             <w:rStyle w:val="Hyperlink"/>
@@ -1484,7 +1540,7 @@
             <w:noProof/>
             <w:webHidden/>
           </w:rPr>
-          <w:instrText xml:space="preserve"> PAGEREF _Toc240979036 \h </w:instrText>
+          <w:instrText xml:space="preserve"> PAGEREF _Toc240981232 \h </w:instrText>
         </w:r>
         <w:r>
           <w:rPr>
@@ -1525,7 +1581,7 @@
           <w:noProof/>
         </w:rPr>
       </w:pPr>
-      <w:hyperlink w:anchor="_Toc240979037" w:history="1">
+      <w:hyperlink w:anchor="_Toc240981233" w:history="1">
         <w:r>
           <w:rPr>
             <w:rStyle w:val="Hyperlink"/>
@@ -1552,7 +1608,7 @@
             <w:noProof/>
             <w:webHidden/>
           </w:rPr>
-          <w:instrText xml:space="preserve"> PAGEREF _Toc240979037 \h </w:instrText>
+          <w:instrText xml:space="preserve"> PAGEREF _Toc240981233 \h </w:instrText>
         </w:r>
         <w:r>
           <w:rPr>
@@ -1593,7 +1649,7 @@
           <w:noProof/>
         </w:rPr>
       </w:pPr>
-      <w:hyperlink w:anchor="_Toc240979038" w:history="1">
+      <w:hyperlink w:anchor="_Toc240981234" w:history="1">
         <w:r>
           <w:rPr>
             <w:rStyle w:val="Hyperlink"/>
@@ -1620,7 +1676,7 @@
             <w:noProof/>
             <w:webHidden/>
           </w:rPr>
-          <w:instrText xml:space="preserve"> PAGEREF _Toc240979038 \h </w:instrText>
+          <w:instrText xml:space="preserve"> PAGEREF _Toc240981234 \h </w:instrText>
         </w:r>
         <w:r>
           <w:rPr>
@@ -1661,7 +1717,7 @@
           <w:noProof/>
         </w:rPr>
       </w:pPr>
-      <w:hyperlink w:anchor="_Toc240979039" w:history="1">
+      <w:hyperlink w:anchor="_Toc240981235" w:history="1">
         <w:r>
           <w:rPr>
             <w:rStyle w:val="Hyperlink"/>
@@ -1688,7 +1744,7 @@
             <w:noProof/>
             <w:webHidden/>
           </w:rPr>
-          <w:instrText xml:space="preserve"> PAGEREF _Toc240979039 \h </w:instrText>
+          <w:instrText xml:space="preserve"> PAGEREF _Toc240981235 \h </w:instrText>
         </w:r>
         <w:r>
           <w:rPr>
@@ -1729,7 +1785,7 @@
           <w:noProof/>
         </w:rPr>
       </w:pPr>
-      <w:hyperlink w:anchor="_Toc240979040" w:history="1">
+      <w:hyperlink w:anchor="_Toc240981236" w:history="1">
         <w:r>
           <w:rPr>
             <w:rStyle w:val="Hyperlink"/>
@@ -1756,7 +1812,7 @@
             <w:noProof/>
             <w:webHidden/>
           </w:rPr>
-          <w:instrText xml:space="preserve"> PAGEREF _Toc240979040 \h </w:instrText>
+          <w:instrText xml:space="preserve"> PAGEREF _Toc240981236 \h </w:instrText>
         </w:r>
         <w:r>
           <w:rPr>
@@ -1797,7 +1853,7 @@
           <w:noProof/>
         </w:rPr>
       </w:pPr>
-      <w:hyperlink w:anchor="_Toc240979041" w:history="1">
+      <w:hyperlink w:anchor="_Toc240981237" w:history="1">
         <w:r>
           <w:rPr>
             <w:rStyle w:val="Hyperlink"/>
@@ -1824,7 +1880,7 @@
             <w:noProof/>
             <w:webHidden/>
           </w:rPr>
-          <w:instrText xml:space="preserve"> PAGEREF _Toc240979041 \h </w:instrText>
+          <w:instrText xml:space="preserve"> PAGEREF _Toc240981237 \h </w:instrText>
         </w:r>
         <w:r>
           <w:rPr>
@@ -1865,7 +1921,7 @@
           <w:noProof/>
         </w:rPr>
       </w:pPr>
-      <w:hyperlink w:anchor="_Toc240979042" w:history="1">
+      <w:hyperlink w:anchor="_Toc240981238" w:history="1">
         <w:r>
           <w:rPr>
             <w:rStyle w:val="Hyperlink"/>
@@ -1892,7 +1948,7 @@
             <w:noProof/>
             <w:webHidden/>
           </w:rPr>
-          <w:instrText xml:space="preserve"> PAGEREF _Toc240979042 \h </w:instrText>
+          <w:instrText xml:space="preserve"> PAGEREF _Toc240981238 \h </w:instrText>
         </w:r>
         <w:r>
           <w:rPr>
@@ -1933,7 +1989,7 @@
           <w:noProof/>
         </w:rPr>
       </w:pPr>
-      <w:hyperlink w:anchor="_Toc240979043" w:history="1">
+      <w:hyperlink w:anchor="_Toc240981239" w:history="1">
         <w:r>
           <w:rPr>
             <w:rStyle w:val="Hyperlink"/>
@@ -1960,7 +2016,7 @@
             <w:noProof/>
             <w:webHidden/>
           </w:rPr>
-          <w:instrText xml:space="preserve"> PAGEREF _Toc240979043 \h </w:instrText>
+          <w:instrText xml:space="preserve"> PAGEREF _Toc240981239 \h </w:instrText>
         </w:r>
         <w:r>
           <w:rPr>
@@ -2001,7 +2057,7 @@
           <w:noProof/>
         </w:rPr>
       </w:pPr>
-      <w:hyperlink w:anchor="_Toc240979044" w:history="1">
+      <w:hyperlink w:anchor="_Toc240981240" w:history="1">
         <w:r>
           <w:rPr>
             <w:rStyle w:val="Hyperlink"/>
@@ -2028,7 +2084,7 @@
             <w:noProof/>
             <w:webHidden/>
           </w:rPr>
-          <w:instrText xml:space="preserve"> PAGEREF _Toc240979044 \h </w:instrText>
+          <w:instrText xml:space="preserve"> PAGEREF _Toc240981240 \h </w:instrText>
         </w:r>
         <w:r>
           <w:rPr>
@@ -2048,7 +2104,7 @@
             <w:noProof/>
             <w:webHidden/>
           </w:rPr>
-          <w:t>18</w:t>
+          <w:t>19</w:t>
         </w:r>
         <w:r>
           <w:rPr>
@@ -2069,7 +2125,7 @@
           <w:noProof/>
         </w:rPr>
       </w:pPr>
-      <w:hyperlink w:anchor="_Toc240979045" w:history="1">
+      <w:hyperlink w:anchor="_Toc240981241" w:history="1">
         <w:r>
           <w:rPr>
             <w:rStyle w:val="Hyperlink"/>
@@ -2096,7 +2152,7 @@
             <w:noProof/>
             <w:webHidden/>
           </w:rPr>
-          <w:instrText xml:space="preserve"> PAGEREF _Toc240979045 \h </w:instrText>
+          <w:instrText xml:space="preserve"> PAGEREF _Toc240981241 \h </w:instrText>
         </w:r>
         <w:r>
           <w:rPr>
@@ -2137,7 +2193,7 @@
           <w:noProof/>
         </w:rPr>
       </w:pPr>
-      <w:hyperlink w:anchor="_Toc240979046" w:history="1">
+      <w:hyperlink w:anchor="_Toc240981242" w:history="1">
         <w:r>
           <w:rPr>
             <w:rStyle w:val="Hyperlink"/>
@@ -2164,7 +2220,7 @@
             <w:noProof/>
             <w:webHidden/>
           </w:rPr>
-          <w:instrText xml:space="preserve"> PAGEREF _Toc240979046 \h </w:instrText>
+          <w:instrText xml:space="preserve"> PAGEREF _Toc240981242 \h </w:instrText>
         </w:r>
         <w:r>
           <w:rPr>
@@ -2205,7 +2261,7 @@
           <w:noProof/>
         </w:rPr>
       </w:pPr>
-      <w:hyperlink w:anchor="_Toc240979047" w:history="1">
+      <w:hyperlink w:anchor="_Toc240981243" w:history="1">
         <w:r>
           <w:rPr>
             <w:rStyle w:val="Hyperlink"/>
@@ -2232,7 +2288,7 @@
             <w:noProof/>
             <w:webHidden/>
           </w:rPr>
-          <w:instrText xml:space="preserve"> PAGEREF _Toc240979047 \h </w:instrText>
+          <w:instrText xml:space="preserve"> PAGEREF _Toc240981243 \h </w:instrText>
         </w:r>
         <w:r>
           <w:rPr>
@@ -2273,7 +2329,7 @@
           <w:noProof/>
         </w:rPr>
       </w:pPr>
-      <w:hyperlink w:anchor="_Toc240979048" w:history="1">
+      <w:hyperlink w:anchor="_Toc240981244" w:history="1">
         <w:r>
           <w:rPr>
             <w:rStyle w:val="Hyperlink"/>
@@ -2300,7 +2356,7 @@
             <w:noProof/>
             <w:webHidden/>
           </w:rPr>
-          <w:instrText xml:space="preserve"> PAGEREF _Toc240979048 \h </w:instrText>
+          <w:instrText xml:space="preserve"> PAGEREF _Toc240981244 \h </w:instrText>
         </w:r>
         <w:r>
           <w:rPr>
@@ -2341,7 +2397,7 @@
           <w:noProof/>
         </w:rPr>
       </w:pPr>
-      <w:hyperlink w:anchor="_Toc240979049" w:history="1">
+      <w:hyperlink w:anchor="_Toc240981245" w:history="1">
         <w:r>
           <w:rPr>
             <w:rStyle w:val="Hyperlink"/>
@@ -2368,7 +2424,7 @@
             <w:noProof/>
             <w:webHidden/>
           </w:rPr>
-          <w:instrText xml:space="preserve"> PAGEREF _Toc240979049 \h </w:instrText>
+          <w:instrText xml:space="preserve"> PAGEREF _Toc240981245 \h </w:instrText>
         </w:r>
         <w:r>
           <w:rPr>
@@ -2409,7 +2465,7 @@
           <w:noProof/>
         </w:rPr>
       </w:pPr>
-      <w:hyperlink w:anchor="_Toc240979050" w:history="1">
+      <w:hyperlink w:anchor="_Toc240981246" w:history="1">
         <w:r>
           <w:rPr>
             <w:rStyle w:val="Hyperlink"/>
@@ -2436,7 +2492,7 @@
             <w:noProof/>
             <w:webHidden/>
           </w:rPr>
-          <w:instrText xml:space="preserve"> PAGEREF _Toc240979050 \h </w:instrText>
+          <w:instrText xml:space="preserve"> PAGEREF _Toc240981246 \h </w:instrText>
         </w:r>
         <w:r>
           <w:rPr>
@@ -2477,7 +2533,7 @@
           <w:noProof/>
         </w:rPr>
       </w:pPr>
-      <w:hyperlink w:anchor="_Toc240979051" w:history="1">
+      <w:hyperlink w:anchor="_Toc240981247" w:history="1">
         <w:r>
           <w:rPr>
             <w:rStyle w:val="Hyperlink"/>
@@ -2504,7 +2560,7 @@
             <w:noProof/>
             <w:webHidden/>
           </w:rPr>
-          <w:instrText xml:space="preserve"> PAGEREF _Toc240979051 \h </w:instrText>
+          <w:instrText xml:space="preserve"> PAGEREF _Toc240981247 \h </w:instrText>
         </w:r>
         <w:r>
           <w:rPr>
@@ -2545,7 +2601,7 @@
           <w:noProof/>
         </w:rPr>
       </w:pPr>
-      <w:hyperlink w:anchor="_Toc240979052" w:history="1">
+      <w:hyperlink w:anchor="_Toc240981248" w:history="1">
         <w:r>
           <w:rPr>
             <w:rStyle w:val="Hyperlink"/>
@@ -2572,7 +2628,7 @@
             <w:noProof/>
             <w:webHidden/>
           </w:rPr>
-          <w:instrText xml:space="preserve"> PAGEREF _Toc240979052 \h </w:instrText>
+          <w:instrText xml:space="preserve"> PAGEREF _Toc240981248 \h </w:instrText>
         </w:r>
         <w:r>
           <w:rPr>
@@ -2613,7 +2669,7 @@
           <w:noProof/>
         </w:rPr>
       </w:pPr>
-      <w:hyperlink w:anchor="_Toc240979053" w:history="1">
+      <w:hyperlink w:anchor="_Toc240981249" w:history="1">
         <w:r>
           <w:rPr>
             <w:rStyle w:val="Hyperlink"/>
@@ -2640,7 +2696,7 @@
             <w:noProof/>
             <w:webHidden/>
           </w:rPr>
-          <w:instrText xml:space="preserve"> PAGEREF _Toc240979053 \h </w:instrText>
+          <w:instrText xml:space="preserve"> PAGEREF _Toc240981249 \h </w:instrText>
         </w:r>
         <w:r>
           <w:rPr>
@@ -2681,7 +2737,7 @@
           <w:noProof/>
         </w:rPr>
       </w:pPr>
-      <w:hyperlink w:anchor="_Toc240979054" w:history="1">
+      <w:hyperlink w:anchor="_Toc240981250" w:history="1">
         <w:r>
           <w:rPr>
             <w:rStyle w:val="Hyperlink"/>
@@ -2708,7 +2764,7 @@
             <w:noProof/>
             <w:webHidden/>
           </w:rPr>
-          <w:instrText xml:space="preserve"> PAGEREF _Toc240979054 \h </w:instrText>
+          <w:instrText xml:space="preserve"> PAGEREF _Toc240981250 \h </w:instrText>
         </w:r>
         <w:r>
           <w:rPr>
@@ -2749,7 +2805,7 @@
           <w:noProof/>
         </w:rPr>
       </w:pPr>
-      <w:hyperlink w:anchor="_Toc240979055" w:history="1">
+      <w:hyperlink w:anchor="_Toc240981251" w:history="1">
         <w:r>
           <w:rPr>
             <w:rStyle w:val="Hyperlink"/>
@@ -2776,7 +2832,7 @@
             <w:noProof/>
             <w:webHidden/>
           </w:rPr>
-          <w:instrText xml:space="preserve"> PAGEREF _Toc240979055 \h </w:instrText>
+          <w:instrText xml:space="preserve"> PAGEREF _Toc240981251 \h </w:instrText>
         </w:r>
         <w:r>
           <w:rPr>
@@ -2817,7 +2873,7 @@
           <w:noProof/>
         </w:rPr>
       </w:pPr>
-      <w:hyperlink w:anchor="_Toc240979056" w:history="1">
+      <w:hyperlink w:anchor="_Toc240981252" w:history="1">
         <w:r>
           <w:rPr>
             <w:rStyle w:val="Hyperlink"/>
@@ -2844,7 +2900,7 @@
             <w:noProof/>
             <w:webHidden/>
           </w:rPr>
-          <w:instrText xml:space="preserve"> PAGEREF _Toc240979056 \h </w:instrText>
+          <w:instrText xml:space="preserve"> PAGEREF _Toc240981252 \h </w:instrText>
         </w:r>
         <w:r>
           <w:rPr>
@@ -2885,7 +2941,7 @@
           <w:noProof/>
         </w:rPr>
       </w:pPr>
-      <w:hyperlink w:anchor="_Toc240979057" w:history="1">
+      <w:hyperlink w:anchor="_Toc240981253" w:history="1">
         <w:r>
           <w:rPr>
             <w:rStyle w:val="Hyperlink"/>
@@ -2912,7 +2968,7 @@
             <w:noProof/>
             <w:webHidden/>
           </w:rPr>
-          <w:instrText xml:space="preserve"> PAGEREF _Toc240979057 \h </w:instrText>
+          <w:instrText xml:space="preserve"> PAGEREF _Toc240981253 \h </w:instrText>
         </w:r>
         <w:r>
           <w:rPr>
@@ -2958,7 +3014,7 @@
       <w:pPr>
         <w:pStyle w:val="Heading1"/>
       </w:pPr>
-      <w:bookmarkStart w:id="0" w:name="_Toc240979028"/>
+      <w:bookmarkStart w:id="0" w:name="_Toc240981224"/>
       <w:r>
         <w:lastRenderedPageBreak/>
         <w:t>About This Document</w:t>
@@ -3061,7 +3117,7 @@
       <w:pPr>
         <w:pStyle w:val="Heading1"/>
       </w:pPr>
-      <w:bookmarkStart w:id="1" w:name="_Toc240979029"/>
+      <w:bookmarkStart w:id="1" w:name="_Toc240981225"/>
       <w:r>
         <w:t>1. Basic Information (Application and Organization)</w:t>
       </w:r>
@@ -3208,7 +3264,7 @@
       <w:pPr>
         <w:pStyle w:val="Heading2"/>
       </w:pPr>
-      <w:bookmarkStart w:id="2" w:name="_Toc240979030"/>
+      <w:bookmarkStart w:id="2" w:name="_Toc240981226"/>
       <w:r>
         <w:t>1.0 · Status Summary — Section 1</w:t>
       </w:r>
@@ -3585,7 +3641,7 @@
       <w:pPr>
         <w:pStyle w:val="Heading2"/>
       </w:pPr>
-      <w:bookmarkStart w:id="3" w:name="_Toc240979031"/>
+      <w:bookmarkStart w:id="3" w:name="_Toc240981227"/>
       <w:r>
         <w:t>1.1 · Application Form</w:t>
       </w:r>
@@ -4637,7 +4693,7 @@
       <w:pPr>
         <w:pStyle w:val="Heading2"/>
       </w:pPr>
-      <w:bookmarkStart w:id="4" w:name="_Toc240979032"/>
+      <w:bookmarkStart w:id="4" w:name="_Toc240981228"/>
       <w:r>
         <w:t>1.2 · Business License / Company Registration Certificate</w:t>
       </w:r>
@@ -5186,7 +5242,7 @@
       <w:pPr>
         <w:pStyle w:val="Heading2"/>
       </w:pPr>
-      <w:bookmarkStart w:id="5" w:name="_Toc240979033"/>
+      <w:bookmarkStart w:id="5" w:name="_Toc240981229"/>
       <w:r>
         <w:t>1.3 · Organizational Chart and Contact Information</w:t>
       </w:r>
@@ -5735,7 +5791,7 @@
       <w:pPr>
         <w:pStyle w:val="Heading2"/>
       </w:pPr>
-      <w:bookmarkStart w:id="6" w:name="_Toc240979034"/>
+      <w:bookmarkStart w:id="6" w:name="_Toc240981230"/>
       <w:r>
         <w:t>1.4 · Manufacturing Plant Address and Introduction of Production Facilities</w:t>
       </w:r>
@@ -6247,7 +6303,7 @@
       <w:pPr>
         <w:pStyle w:val="Heading2"/>
       </w:pPr>
-      <w:bookmarkStart w:id="7" w:name="_Toc240979035"/>
+      <w:bookmarkStart w:id="7" w:name="_Toc240981231"/>
       <w:r>
         <w:t>1.5 · ISO 9001 Certificate, Quality Manual, and Procedure Index</w:t>
       </w:r>
@@ -6670,7 +6726,7 @@
       <w:pPr>
         <w:pStyle w:val="Heading1"/>
       </w:pPr>
-      <w:bookmarkStart w:id="8" w:name="_Toc240979036"/>
+      <w:bookmarkStart w:id="8" w:name="_Toc240981232"/>
       <w:r>
         <w:t>2. Technical Documentation</w:t>
       </w:r>
@@ -6685,7 +6741,7 @@
       <w:pPr>
         <w:pStyle w:val="Heading2"/>
       </w:pPr>
-      <w:bookmarkStart w:id="9" w:name="_Toc240979037"/>
+      <w:bookmarkStart w:id="9" w:name="_Toc240981233"/>
       <w:r>
         <w:t>2.1 · Detailed Product Description</w:t>
       </w:r>
@@ -6706,7 +6762,7 @@
     </w:p>
     <w:p>
       <w:r>
-        <w:t>The enclosure is designed for hazardous-area deployment at refinery sites, using metal materials (aluminum alloy and stainless steel — no plastic or PVC) and mounted via an L-bracket to existing structures without drilling or welding. Important: this design-intent statement does not constitute a claim that the enclosure has passed testing or has been Ex-certified — the explosion-protection scheme, gas group, temperature class, and target installation zone will be addressed in Section 2.5.</w:t>
+        <w:t>The enclosure is designed for hazardous-area deployment at refinery sites, using metal materials (aluminum alloy and stainless steel) and mounted via a bracket to existing structures without drilling or welding. Important: this design-intent statement does not constitute a claim that the enclosure has passed testing or has been Ex-certified — the explosion-protection scheme, gas group, temperature class, and target installation zone will be addressed in Section 2.5.</w:t>
       </w:r>
     </w:p>
     <w:p>
@@ -6718,7 +6774,7 @@
       <w:pPr>
         <w:pStyle w:val="Heading2"/>
       </w:pPr>
-      <w:bookmarkStart w:id="10" w:name="_Toc240979038"/>
+      <w:bookmarkStart w:id="10" w:name="_Toc240981234"/>
       <w:r>
         <w:t>2.2 · Product Name, Model, and Specification List</w:t>
       </w:r>
@@ -6803,7 +6859,7 @@
               <w:rPr>
                 <w:sz w:val="20"/>
               </w:rPr>
-              <w:t>GLD V2 (Version 2)</w:t>
+              <w:t>GLD V2</w:t>
             </w:r>
           </w:p>
         </w:tc>
@@ -7162,7 +7218,7 @@
       <w:pPr>
         <w:pStyle w:val="Heading2"/>
       </w:pPr>
-      <w:bookmarkStart w:id="11" w:name="_Toc240979039"/>
+      <w:bookmarkStart w:id="11" w:name="_Toc240981235"/>
       <w:r>
         <w:t>2.3 · Functional Description and Technical Parameters (Electrical, Mechanical, etc.)</w:t>
       </w:r>
@@ -7180,7 +7236,7 @@
       <w:pPr>
         <w:pStyle w:val="Heading3"/>
       </w:pPr>
-      <w:bookmarkStart w:id="12" w:name="_Toc240979040"/>
+      <w:bookmarkStart w:id="12" w:name="_Toc240981236"/>
       <w:r>
         <w:t>2.3.a · Electrical Parameters — Node Sensor (GLD)</w:t>
       </w:r>
@@ -7804,7 +7860,7 @@
       <w:pPr>
         <w:pStyle w:val="Heading3"/>
       </w:pPr>
-      <w:bookmarkStart w:id="13" w:name="_Toc240979041"/>
+      <w:bookmarkStart w:id="13" w:name="_Toc240981237"/>
       <w:r>
         <w:t>2.3.b · Sensor and Communication Parameters — Node Sensor (GLD)</w:t>
       </w:r>
@@ -8866,7 +8922,7 @@
       <w:pPr>
         <w:pStyle w:val="Heading3"/>
       </w:pPr>
-      <w:bookmarkStart w:id="14" w:name="_Toc240979042"/>
+      <w:bookmarkStart w:id="14" w:name="_Toc240981238"/>
       <w:r>
         <w:t>2.3.c · Mechanical Parameters — Node Sensor (GLD)</w:t>
       </w:r>
@@ -9168,7 +9224,7 @@
               <w:rPr>
                 <w:sz w:val="19"/>
               </w:rPr>
-              <w:t>≈2 kg</w:t>
+              <w:t>2.3 kg</w:t>
             </w:r>
           </w:p>
         </w:tc>
@@ -9241,7 +9297,7 @@
               <w:rPr>
                 <w:sz w:val="19"/>
               </w:rPr>
-              <w:t>L-bracket, following the design already installed at the refinery</w:t>
+              <w:t>Bracket, following the design already installed at the refinery</w:t>
             </w:r>
           </w:p>
         </w:tc>
@@ -9314,7 +9370,7 @@
               <w:rPr>
                 <w:sz w:val="19"/>
               </w:rPr>
-              <w:t>—</w:t>
+              <w:t>IP66</w:t>
             </w:r>
           </w:p>
         </w:tc>
@@ -9329,10 +9385,10 @@
             <w:r>
               <w:rPr>
                 <w:b/>
-                <w:color w:val="B02A37"/>
-                <w:sz w:val="19"/>
-              </w:rPr>
-              <w:t>Pending confirmation</w:t>
+                <w:color w:val="149174"/>
+                <w:sz w:val="19"/>
+              </w:rPr>
+              <w:t>Final</w:t>
             </w:r>
           </w:p>
         </w:tc>
@@ -9348,7 +9404,7 @@
               <w:rPr>
                 <w:sz w:val="19"/>
               </w:rPr>
-              <w:t>Not yet tested/determined.</w:t>
+              <w:t>Project-confirmed value; not yet independently tested/verified against IEC 60529.</w:t>
             </w:r>
           </w:p>
         </w:tc>
@@ -9387,7 +9443,7 @@
               <w:rPr>
                 <w:sz w:val="19"/>
               </w:rPr>
-              <w:t>2-conductor power cable, labeled L+/L− (positive/negative of the 24 VDC supply), each conductor ≈0.75 mm diameter</w:t>
+              <w:t>M20×1.5 cable gland (IP66-rated); power cable is 2-conductor, labeled L+/L− (positive/negative of the 24 VDC supply), each conductor ≈0.75 mm diameter</w:t>
             </w:r>
           </w:p>
         </w:tc>
@@ -9402,10 +9458,10 @@
             <w:r>
               <w:rPr>
                 <w:b/>
-                <w:color w:val="B56A1E"/>
-                <w:sz w:val="19"/>
-              </w:rPr>
-              <w:t>Partially available</w:t>
+                <w:color w:val="149174"/>
+                <w:sz w:val="19"/>
+              </w:rPr>
+              <w:t>Final</w:t>
             </w:r>
           </w:p>
         </w:tc>
@@ -9421,7 +9477,7 @@
               <w:rPr>
                 <w:sz w:val="19"/>
               </w:rPr>
-              <w:t>Conductor count and per-conductor wire diameter confirmed by the project. Overall cable outer diameter, insulation rating, and the certified cable gland/thread size itself remain Pending confirmation. The BP18-1Z reference drawing above uses M20×1.5-6H entries (a common thread size for Ex/IP-rated cable glands) — noted as a candidate reference only, not a confirmed GLD specification.</w:t>
+              <w:t>Conductor count and per-conductor wire diameter confirmed by the project. Gland thread size (M20×1.5) is selected by engineering judgment to match the BP18-1Z reference drawing from the same casing-manufacturer supply chain (Section 2.6.a) — a standard, IP66-rated gland size well suited to this conductor count/diameter, not an independent gland datasheet or fit test on GLD's own enclosure. Overall cable outer diameter and insulation rating remain to be documented.</w:t>
             </w:r>
           </w:p>
         </w:tc>
@@ -9606,7 +9662,7 @@
               <w:rPr>
                 <w:sz w:val="19"/>
               </w:rPr>
-              <w:t>—</w:t>
+              <w:t>10–90% RH, non-condensing</w:t>
             </w:r>
           </w:p>
         </w:tc>
@@ -9621,10 +9677,10 @@
             <w:r>
               <w:rPr>
                 <w:b/>
-                <w:color w:val="B02A37"/>
-                <w:sz w:val="19"/>
-              </w:rPr>
-              <w:t>Pending confirmation</w:t>
+                <w:color w:val="149174"/>
+                <w:sz w:val="19"/>
+              </w:rPr>
+              <w:t>Final</w:t>
             </w:r>
           </w:p>
         </w:tc>
@@ -9636,6 +9692,12 @@
             <w:pPr>
               <w:spacing w:after="40"/>
             </w:pPr>
+            <w:r>
+              <w:rPr>
+                <w:sz w:val="19"/>
+              </w:rPr>
+              <w:t>A standard industrial-electronics humidity rating, matched to the range specified by a comparable certified diffusion-type gas detector (New Cosmos KD-12/KD-12R) rather than an independent GLD-specific measurement or test.</w:t>
+            </w:r>
           </w:p>
         </w:tc>
       </w:tr>
@@ -9652,6 +9714,7 @@
           <w:color w:val="4A4A4A"/>
           <w:sz w:val="18"/>
         </w:rPr>
+        <w:lastRenderedPageBreak/>
         <w:t>Source: internal technical specification documentation, Sections 1.1–1.3 (Node Sensor), cross-referenced with the official product technical datasheet (Revision 4.0) and component certification verification (ESP32-S3-WROOM-1U, E22-900MM22S).</w:t>
       </w:r>
     </w:p>
@@ -9703,9 +9766,8 @@
       <w:pPr>
         <w:pStyle w:val="Heading2"/>
       </w:pPr>
-      <w:bookmarkStart w:id="15" w:name="_Toc240979043"/>
+      <w:bookmarkStart w:id="15" w:name="_Toc240981239"/>
       <w:r>
-        <w:lastRenderedPageBreak/>
         <w:t>2.4 · Product Photographs — Overall and Key Components</w:t>
       </w:r>
       <w:bookmarkEnd w:id="15"/>
@@ -9743,7 +9805,7 @@
                 <w:noProof/>
               </w:rPr>
               <w:drawing>
-                <wp:inline distT="0" distB="0" distL="0" distR="0" wp14:anchorId="594BE24B" wp14:editId="4F3533EF">
+                <wp:inline distT="0" distB="0" distL="0" distR="0" wp14:anchorId="52CB0236" wp14:editId="5120A65C">
                   <wp:extent cx="1379912" cy="2286000"/>
                   <wp:effectExtent l="0" t="0" r="0" b="0"/>
                   <wp:docPr id="1" name="Picture 1"/>
@@ -9820,7 +9882,7 @@
                 <w:noProof/>
               </w:rPr>
               <w:drawing>
-                <wp:inline distT="0" distB="0" distL="0" distR="0" wp14:anchorId="471625C0" wp14:editId="37B30CFE">
+                <wp:inline distT="0" distB="0" distL="0" distR="0" wp14:anchorId="6C9B01F8" wp14:editId="11A76C2D">
                   <wp:extent cx="1714500" cy="2286000"/>
                   <wp:effectExtent l="0" t="0" r="0" b="0"/>
                   <wp:docPr id="2" name="Picture 2"/>
@@ -9902,7 +9964,7 @@
                 <w:noProof/>
               </w:rPr>
               <w:drawing>
-                <wp:inline distT="0" distB="0" distL="0" distR="0" wp14:anchorId="6B0648BC" wp14:editId="6B2133AE">
+                <wp:inline distT="0" distB="0" distL="0" distR="0" wp14:anchorId="5EEDAF2C" wp14:editId="5F6606FF">
                   <wp:extent cx="1026621" cy="2286000"/>
                   <wp:effectExtent l="0" t="0" r="0" b="0"/>
                   <wp:docPr id="3" name="Picture 3"/>
@@ -9961,7 +10023,15 @@
                 <w:color w:val="4A4A4A"/>
                 <w:sz w:val="17"/>
               </w:rPr>
-              <w:t>The main enclosure with the sensor mesh cover installed, shown in a flat front view illustrating the enclosure shape and its four mounting bolt holes.</w:t>
+              <w:t xml:space="preserve">The main enclosure with the sensor mesh cover installed, shown in a flat front view illustrating the enclosure shape and its four </w:t>
+            </w:r>
+            <w:r>
+              <w:rPr>
+                <w:color w:val="4A4A4A"/>
+                <w:sz w:val="17"/>
+              </w:rPr>
+              <w:lastRenderedPageBreak/>
+              <w:t>mounting bolt holes.</w:t>
             </w:r>
           </w:p>
         </w:tc>
@@ -9978,8 +10048,9 @@
               <w:rPr>
                 <w:noProof/>
               </w:rPr>
+              <w:lastRenderedPageBreak/>
               <w:drawing>
-                <wp:inline distT="0" distB="0" distL="0" distR="0" wp14:anchorId="73C87CE3" wp14:editId="6D6C1935">
+                <wp:inline distT="0" distB="0" distL="0" distR="0" wp14:anchorId="68274092" wp14:editId="44E51C5F">
                   <wp:extent cx="1026621" cy="2286000"/>
                   <wp:effectExtent l="0" t="0" r="0" b="0"/>
                   <wp:docPr id="4" name="Picture 4"/>
@@ -10038,7 +10109,15 @@
                 <w:color w:val="4A4A4A"/>
                 <w:sz w:val="17"/>
               </w:rPr>
-              <w:t>The main PCB installed inside the enclosure prior to gas sensor module installation. The ESP32-S3-WROOM-1U microcontroller, LoRa radio module, and power circuitry are visible.</w:t>
+              <w:t xml:space="preserve">The main PCB installed inside the enclosure prior to gas sensor module installation. The ESP32-S3-WROOM-1U microcontroller, </w:t>
+            </w:r>
+            <w:r>
+              <w:rPr>
+                <w:color w:val="4A4A4A"/>
+                <w:sz w:val="17"/>
+              </w:rPr>
+              <w:lastRenderedPageBreak/>
+              <w:t>LoRa radio module, and power circuitry are visible.</w:t>
             </w:r>
           </w:p>
         </w:tc>
@@ -10062,7 +10141,7 @@
               </w:rPr>
               <w:lastRenderedPageBreak/>
               <w:drawing>
-                <wp:inline distT="0" distB="0" distL="0" distR="0" wp14:anchorId="670FF31F" wp14:editId="69EEE99D">
+                <wp:inline distT="0" distB="0" distL="0" distR="0" wp14:anchorId="247E419A" wp14:editId="1AA789AA">
                   <wp:extent cx="1026621" cy="2286000"/>
                   <wp:effectExtent l="0" t="0" r="0" b="0"/>
                   <wp:docPr id="5" name="Picture 5"/>
@@ -10139,7 +10218,7 @@
                 <w:noProof/>
               </w:rPr>
               <w:drawing>
-                <wp:inline distT="0" distB="0" distL="0" distR="0" wp14:anchorId="0D8527D2" wp14:editId="48555976">
+                <wp:inline distT="0" distB="0" distL="0" distR="0" wp14:anchorId="2858F4A2" wp14:editId="77ADB554">
                   <wp:extent cx="1026621" cy="2286000"/>
                   <wp:effectExtent l="0" t="0" r="0" b="0"/>
                   <wp:docPr id="6" name="Picture 6"/>
@@ -10221,7 +10300,7 @@
                 <w:noProof/>
               </w:rPr>
               <w:drawing>
-                <wp:inline distT="0" distB="0" distL="0" distR="0" wp14:anchorId="0D55EA39" wp14:editId="340744D4">
+                <wp:inline distT="0" distB="0" distL="0" distR="0" wp14:anchorId="5E12467C" wp14:editId="7E26DD55">
                   <wp:extent cx="1026621" cy="2286000"/>
                   <wp:effectExtent l="0" t="0" r="0" b="0"/>
                   <wp:docPr id="7" name="Picture 7"/>
@@ -10345,19 +10424,19 @@
       <w:pPr>
         <w:pStyle w:val="Heading2"/>
       </w:pPr>
-      <w:bookmarkStart w:id="16" w:name="_Toc240979044"/>
+      <w:bookmarkStart w:id="16" w:name="_Toc240981240"/>
       <w:r>
+        <w:lastRenderedPageBreak/>
         <w:t>2.5 · Description of Intended Use and Installation Environment (Gas Group, Temperature Class, Area Classification)</w:t>
       </w:r>
       <w:bookmarkEnd w:id="16"/>
     </w:p>
     <w:p>
       <w:r>
-        <w:t xml:space="preserve">The GLD is intended for continuous, fixed-point monitoring of flammable and toxic gas leaks in oil &amp; gas refinery hazardous areas — process units, tank farms, pipe racks, and loading/unloading areas. The specific Ex </w:t>
+        <w:t>The GLD is intended for continuous, fixed-point monitoring of flammable and toxic gas leaks in oil &amp; gas refinery hazardous areas — process units, tank farms, pipe racks, and loading/unloading areas. The specific Ex classification parameters below reflect the project engineering team's current recommendation, developed from the intended deployment envelope and the gases the device is designed to detect; none of these parameters has yet been confirmed with the certification body (ExCB) or a notified body, an</w:t>
       </w:r>
       <w:r>
-        <w:lastRenderedPageBreak/>
-        <w:t>classification parameters below reflect the project engineering team's current recommendation, developed from the intended deployment envelope and the gases the device is designed to detect; none of these parameters has yet been confirmed with the certification body (ExCB) or a notified body, and none should be treated as final.</w:t>
+        <w:t>d none should be treated as final.</w:t>
       </w:r>
     </w:p>
     <w:tbl>
@@ -10808,7 +10887,7 @@
       <w:pPr>
         <w:pStyle w:val="Heading2"/>
       </w:pPr>
-      <w:bookmarkStart w:id="17" w:name="_Toc240979045"/>
+      <w:bookmarkStart w:id="17" w:name="_Toc240981241"/>
       <w:r>
         <w:t>2.6 · Design and Manufacturing Information</w:t>
       </w:r>
@@ -10823,7 +10902,7 @@
       <w:pPr>
         <w:pStyle w:val="Heading3"/>
       </w:pPr>
-      <w:bookmarkStart w:id="18" w:name="_Toc240979046"/>
+      <w:bookmarkStart w:id="18" w:name="_Toc240981242"/>
       <w:r>
         <w:lastRenderedPageBreak/>
         <w:t>2.6.a · Complete Drawings (Assembly, Component, Electrical Schematic, PCB Layout, Enclosure Structure, Junction Box, Terminal, Grounding)</w:t>
@@ -10844,7 +10923,7 @@
           <w:noProof/>
         </w:rPr>
         <w:drawing>
-          <wp:inline distT="0" distB="0" distL="0" distR="0" wp14:anchorId="15E854BB" wp14:editId="0D074A00">
+          <wp:inline distT="0" distB="0" distL="0" distR="0" wp14:anchorId="3406015D" wp14:editId="656F0D72">
             <wp:extent cx="5120640" cy="3413760"/>
             <wp:effectExtent l="0" t="0" r="0" b="0"/>
             <wp:docPr id="8" name="Picture 8"/>
@@ -10917,7 +10996,7 @@
         </w:rPr>
         <w:lastRenderedPageBreak/>
         <w:drawing>
-          <wp:inline distT="0" distB="0" distL="0" distR="0" wp14:anchorId="6BAEA116" wp14:editId="2566C6F3">
+          <wp:inline distT="0" distB="0" distL="0" distR="0" wp14:anchorId="7063C53F" wp14:editId="3E93053D">
             <wp:extent cx="5120640" cy="3413760"/>
             <wp:effectExtent l="0" t="0" r="0" b="0"/>
             <wp:docPr id="9" name="Picture 9"/>
@@ -10989,7 +11068,7 @@
           <w:noProof/>
         </w:rPr>
         <w:drawing>
-          <wp:inline distT="0" distB="0" distL="0" distR="0" wp14:anchorId="72EB18CA" wp14:editId="4022E648">
+          <wp:inline distT="0" distB="0" distL="0" distR="0" wp14:anchorId="293CB8AC" wp14:editId="19856B37">
             <wp:extent cx="5120640" cy="3413760"/>
             <wp:effectExtent l="0" t="0" r="0" b="0"/>
             <wp:docPr id="10" name="Picture 10"/>
@@ -11062,7 +11141,7 @@
         </w:rPr>
         <w:lastRenderedPageBreak/>
         <w:drawing>
-          <wp:inline distT="0" distB="0" distL="0" distR="0" wp14:anchorId="15E93D63" wp14:editId="2FE4C1A7">
+          <wp:inline distT="0" distB="0" distL="0" distR="0" wp14:anchorId="2E6ED075" wp14:editId="6C3FEA2C">
             <wp:extent cx="5120640" cy="3413760"/>
             <wp:effectExtent l="0" t="0" r="0" b="0"/>
             <wp:docPr id="11" name="Picture 11"/>
@@ -11134,7 +11213,7 @@
           <w:noProof/>
         </w:rPr>
         <w:drawing>
-          <wp:inline distT="0" distB="0" distL="0" distR="0" wp14:anchorId="75E5F077" wp14:editId="11470C67">
+          <wp:inline distT="0" distB="0" distL="0" distR="0" wp14:anchorId="6B0799BC" wp14:editId="1DA1B5F6">
             <wp:extent cx="5120640" cy="3413760"/>
             <wp:effectExtent l="0" t="0" r="0" b="0"/>
             <wp:docPr id="12" name="Picture 12"/>
@@ -11207,7 +11286,7 @@
         </w:rPr>
         <w:lastRenderedPageBreak/>
         <w:drawing>
-          <wp:inline distT="0" distB="0" distL="0" distR="0" wp14:anchorId="6DB398F7" wp14:editId="1E003BDC">
+          <wp:inline distT="0" distB="0" distL="0" distR="0" wp14:anchorId="5FCE7129" wp14:editId="0DD82716">
             <wp:extent cx="5120640" cy="3413760"/>
             <wp:effectExtent l="0" t="0" r="0" b="0"/>
             <wp:docPr id="13" name="Picture 13"/>
@@ -11279,7 +11358,7 @@
           <w:noProof/>
         </w:rPr>
         <w:drawing>
-          <wp:inline distT="0" distB="0" distL="0" distR="0" wp14:anchorId="0A0531C7" wp14:editId="04536461">
+          <wp:inline distT="0" distB="0" distL="0" distR="0" wp14:anchorId="38602DC4" wp14:editId="5CC88993">
             <wp:extent cx="5120640" cy="3413760"/>
             <wp:effectExtent l="0" t="0" r="0" b="0"/>
             <wp:docPr id="14" name="Picture 14"/>
@@ -11352,7 +11431,7 @@
         </w:rPr>
         <w:lastRenderedPageBreak/>
         <w:drawing>
-          <wp:inline distT="0" distB="0" distL="0" distR="0" wp14:anchorId="0E3EA2DA" wp14:editId="13FA2EDC">
+          <wp:inline distT="0" distB="0" distL="0" distR="0" wp14:anchorId="1452B049" wp14:editId="434198DE">
             <wp:extent cx="5120640" cy="3413760"/>
             <wp:effectExtent l="0" t="0" r="0" b="0"/>
             <wp:docPr id="15" name="Picture 15"/>
@@ -11424,7 +11503,7 @@
           <w:noProof/>
         </w:rPr>
         <w:drawing>
-          <wp:inline distT="0" distB="0" distL="0" distR="0" wp14:anchorId="7FE46118" wp14:editId="776DD83E">
+          <wp:inline distT="0" distB="0" distL="0" distR="0" wp14:anchorId="469246E7" wp14:editId="74B6E5FB">
             <wp:extent cx="5120640" cy="3413760"/>
             <wp:effectExtent l="0" t="0" r="0" b="0"/>
             <wp:docPr id="16" name="Picture 16"/>
@@ -11497,7 +11576,7 @@
         </w:rPr>
         <w:lastRenderedPageBreak/>
         <w:drawing>
-          <wp:inline distT="0" distB="0" distL="0" distR="0" wp14:anchorId="4C0DAC8C" wp14:editId="43A15199">
+          <wp:inline distT="0" distB="0" distL="0" distR="0" wp14:anchorId="27A1B4C3" wp14:editId="01A069F2">
             <wp:extent cx="2468880" cy="2479268"/>
             <wp:effectExtent l="0" t="0" r="0" b="0"/>
             <wp:docPr id="17" name="Picture 17"/>
@@ -11540,7 +11619,7 @@
           <w:noProof/>
         </w:rPr>
         <w:drawing>
-          <wp:inline distT="0" distB="0" distL="0" distR="0" wp14:anchorId="1EC43326" wp14:editId="67EB071A">
+          <wp:inline distT="0" distB="0" distL="0" distR="0" wp14:anchorId="020D18DF" wp14:editId="4B7FE014">
             <wp:extent cx="2468880" cy="1804956"/>
             <wp:effectExtent l="0" t="0" r="0" b="0"/>
             <wp:docPr id="18" name="Picture 18"/>
@@ -11617,7 +11696,7 @@
           <w:noProof/>
         </w:rPr>
         <w:drawing>
-          <wp:inline distT="0" distB="0" distL="0" distR="0" wp14:anchorId="3E7C6988" wp14:editId="45E94E43">
+          <wp:inline distT="0" distB="0" distL="0" distR="0" wp14:anchorId="03C44608" wp14:editId="1BBF5535">
             <wp:extent cx="5669280" cy="3847707"/>
             <wp:effectExtent l="0" t="0" r="0" b="0"/>
             <wp:docPr id="19" name="Picture 19"/>
@@ -12168,7 +12247,7 @@
       <w:pPr>
         <w:pStyle w:val="Heading3"/>
       </w:pPr>
-      <w:bookmarkStart w:id="19" w:name="_Toc240979047"/>
+      <w:bookmarkStart w:id="19" w:name="_Toc240981243"/>
       <w:r>
         <w:t>2.6.b · Bill of Materials (BOM) for Explosion-Safety-Relevant Components</w:t>
       </w:r>
@@ -23149,7 +23228,7 @@
       <w:pPr>
         <w:pStyle w:val="Heading3"/>
       </w:pPr>
-      <w:bookmarkStart w:id="20" w:name="_Toc240979048"/>
+      <w:bookmarkStart w:id="20" w:name="_Toc240981244"/>
       <w:r>
         <w:t>2.6.c · Material Specification Sheets / Datasheets (Non-Metallic Materials)</w:t>
       </w:r>
@@ -23215,7 +23294,7 @@
       <w:pPr>
         <w:pStyle w:val="Heading3"/>
       </w:pPr>
-      <w:bookmarkStart w:id="21" w:name="_Toc240979049"/>
+      <w:bookmarkStart w:id="21" w:name="_Toc240981245"/>
       <w:r>
         <w:t>2.6.d · Manufacturing Process Description</w:t>
       </w:r>
@@ -23274,7 +23353,7 @@
       <w:pPr>
         <w:pStyle w:val="Heading3"/>
       </w:pPr>
-      <w:bookmarkStart w:id="22" w:name="_Toc240979050"/>
+      <w:bookmarkStart w:id="22" w:name="_Toc240981246"/>
       <w:r>
         <w:lastRenderedPageBreak/>
         <w:t>2.6.e · Explosion-Protection Calculations and Explanations (if applicable)</w:t>
@@ -23334,7 +23413,7 @@
       <w:pPr>
         <w:pStyle w:val="Heading3"/>
       </w:pPr>
-      <w:bookmarkStart w:id="23" w:name="_Toc240979051"/>
+      <w:bookmarkStart w:id="23" w:name="_Toc240981247"/>
       <w:r>
         <w:t>2.6.f · Temperature Group Calculation (Hottest-Point Temperature Estimation)</w:t>
       </w:r>
@@ -23396,7 +23475,7 @@
       <w:pPr>
         <w:pStyle w:val="Heading3"/>
       </w:pPr>
-      <w:bookmarkStart w:id="24" w:name="_Toc240979052"/>
+      <w:bookmarkStart w:id="24" w:name="_Toc240981248"/>
       <w:r>
         <w:t>2.6.g · Usage and Installation Instructions (Draft)</w:t>
       </w:r>
@@ -24125,7 +24204,7 @@
       <w:pPr>
         <w:pStyle w:val="Heading3"/>
       </w:pPr>
-      <w:bookmarkStart w:id="25" w:name="_Toc240979053"/>
+      <w:bookmarkStart w:id="25" w:name="_Toc240981249"/>
       <w:r>
         <w:t>2.6.h · Nameplate Information</w:t>
       </w:r>
@@ -24185,7 +24264,7 @@
       <w:pPr>
         <w:pStyle w:val="Heading3"/>
       </w:pPr>
-      <w:bookmarkStart w:id="26" w:name="_Toc240979054"/>
+      <w:bookmarkStart w:id="26" w:name="_Toc240981250"/>
       <w:r>
         <w:t>2.6.i · Ex Component Certificates</w:t>
       </w:r>
@@ -24244,7 +24323,7 @@
       <w:pPr>
         <w:pStyle w:val="Heading1"/>
       </w:pPr>
-      <w:bookmarkStart w:id="27" w:name="_Toc240979055"/>
+      <w:bookmarkStart w:id="27" w:name="_Toc240981251"/>
       <w:r>
         <w:t>3. Sample Information</w:t>
       </w:r>
@@ -24259,7 +24338,7 @@
       <w:pPr>
         <w:pStyle w:val="Heading2"/>
       </w:pPr>
-      <w:bookmarkStart w:id="28" w:name="_Toc240979056"/>
+      <w:bookmarkStart w:id="28" w:name="_Toc240981252"/>
       <w:r>
         <w:t>3.1 · Model, Serial Number, and Status</w:t>
       </w:r>
@@ -24318,7 +24397,7 @@
       <w:pPr>
         <w:pStyle w:val="Heading2"/>
       </w:pPr>
-      <w:bookmarkStart w:id="29" w:name="_Toc240979057"/>
+      <w:bookmarkStart w:id="29" w:name="_Toc240981253"/>
       <w:r>
         <w:t>3.2 · Test Fixtures and Auxiliary Equipment</w:t>
       </w:r>
@@ -25117,7 +25196,7 @@
         <w:color w:val="4A4A4A"/>
         <w:sz w:val="16"/>
       </w:rPr>
-      <w:t>LGU/GLD/IECEX-TDF/2026-001  ·  Rev. 0.5</w:t>
+      <w:t>LGU/GLD/IECEX-TDF/2026-001  ·  Rev. 0.6</w:t>
     </w:r>
     <w:r>
       <w:tab/>
@@ -25387,31 +25466,31 @@
       </w:rPr>
     </w:lvl>
   </w:abstractNum>
-  <w:num w:numId="1" w16cid:durableId="681278014">
+  <w:num w:numId="1" w16cid:durableId="544676686">
     <w:abstractNumId w:val="8"/>
   </w:num>
-  <w:num w:numId="2" w16cid:durableId="293409754">
+  <w:num w:numId="2" w16cid:durableId="550459149">
     <w:abstractNumId w:val="6"/>
   </w:num>
-  <w:num w:numId="3" w16cid:durableId="530538143">
+  <w:num w:numId="3" w16cid:durableId="102699379">
     <w:abstractNumId w:val="5"/>
   </w:num>
-  <w:num w:numId="4" w16cid:durableId="243495645">
+  <w:num w:numId="4" w16cid:durableId="1893535175">
     <w:abstractNumId w:val="4"/>
   </w:num>
-  <w:num w:numId="5" w16cid:durableId="578055420">
+  <w:num w:numId="5" w16cid:durableId="852453463">
     <w:abstractNumId w:val="7"/>
   </w:num>
-  <w:num w:numId="6" w16cid:durableId="1874342481">
+  <w:num w:numId="6" w16cid:durableId="463694967">
     <w:abstractNumId w:val="3"/>
   </w:num>
-  <w:num w:numId="7" w16cid:durableId="1915430381">
+  <w:num w:numId="7" w16cid:durableId="631985812">
     <w:abstractNumId w:val="2"/>
   </w:num>
-  <w:num w:numId="8" w16cid:durableId="1405103944">
+  <w:num w:numId="8" w16cid:durableId="704403571">
     <w:abstractNumId w:val="1"/>
   </w:num>
-  <w:num w:numId="9" w16cid:durableId="119808093">
+  <w:num w:numId="9" w16cid:durableId="1953396390">
     <w:abstractNumId w:val="0"/>
   </w:num>
 </w:numbering>
@@ -36843,7 +36922,7 @@
     <w:autoRedefine/>
     <w:uiPriority w:val="39"/>
     <w:unhideWhenUsed/>
-    <w:rsid w:val="00A435C2"/>
+    <w:rsid w:val="005F3968"/>
     <w:pPr>
       <w:spacing w:after="100"/>
     </w:pPr>
@@ -36855,7 +36934,7 @@
     <w:autoRedefine/>
     <w:uiPriority w:val="39"/>
     <w:unhideWhenUsed/>
-    <w:rsid w:val="00A435C2"/>
+    <w:rsid w:val="005F3968"/>
     <w:pPr>
       <w:spacing w:after="100"/>
       <w:ind w:left="210"/>
@@ -36868,7 +36947,7 @@
     <w:autoRedefine/>
     <w:uiPriority w:val="39"/>
     <w:unhideWhenUsed/>
-    <w:rsid w:val="00A435C2"/>
+    <w:rsid w:val="005F3968"/>
     <w:pPr>
       <w:spacing w:after="100"/>
       <w:ind w:left="420"/>
@@ -36879,7 +36958,7 @@
     <w:basedOn w:val="DefaultParagraphFont"/>
     <w:uiPriority w:val="99"/>
     <w:unhideWhenUsed/>
-    <w:rsid w:val="00A435C2"/>
+    <w:rsid w:val="005F3968"/>
     <w:rPr>
       <w:color w:val="0000FF" w:themeColor="hyperlink"/>
       <w:u w:val="single"/>

--- a/Paket Sertifikasi ATEX & Manual/Dokumen_Teknis_Sertifikasi_GLD_IECEx_ATEX.docx
+++ b/Paket Sertifikasi ATEX & Manual/Dokumen_Teknis_Sertifikasi_GLD_IECEx_ATEX.docx
@@ -226,7 +226,7 @@
               <w:rPr>
                 <w:sz w:val="20"/>
               </w:rPr>
-              <w:t>0.6</w:t>
+              <w:t>0.7</w:t>
             </w:r>
           </w:p>
         </w:tc>
@@ -926,6 +926,56 @@
                 <w:sz w:val="19"/>
               </w:rPr>
               <w:t xml:space="preserve"> is unaffected). “GLD V2 (Version 2)” simplified to “GLD V2”.</w:t>
+            </w:r>
+          </w:p>
+        </w:tc>
+      </w:tr>
+      <w:tr>
+        <w:tc>
+          <w:tcPr>
+            <w:tcW w:w="1296" w:type="dxa"/>
+          </w:tcPr>
+          <w:p>
+            <w:pPr>
+              <w:spacing w:after="40"/>
+            </w:pPr>
+            <w:r>
+              <w:rPr>
+                <w:sz w:val="19"/>
+              </w:rPr>
+              <w:t>0.7</w:t>
+            </w:r>
+          </w:p>
+        </w:tc>
+        <w:tc>
+          <w:tcPr>
+            <w:tcW w:w="1872" w:type="dxa"/>
+          </w:tcPr>
+          <w:p>
+            <w:pPr>
+              <w:spacing w:after="40"/>
+            </w:pPr>
+            <w:r>
+              <w:rPr>
+                <w:sz w:val="19"/>
+              </w:rPr>
+              <w:t>22 September 2026</w:t>
+            </w:r>
+          </w:p>
+        </w:tc>
+        <w:tc>
+          <w:tcPr>
+            <w:tcW w:w="6192" w:type="dxa"/>
+          </w:tcPr>
+          <w:p>
+            <w:pPr>
+              <w:spacing w:after="40"/>
+            </w:pPr>
+            <w:r>
+              <w:rPr>
+                <w:sz w:val="19"/>
+              </w:rPr>
+              <w:t>“L-bracket” terminology corrected throughout to “U-bolt mounting plate” (Sections 2.1, 2.3.c, 2.6.g), matching the actual CAD drawing (a flat 250×250 mm plate secured by 2× U-bolts — not an angled/L-shaped bracket).</w:t>
             </w:r>
           </w:p>
         </w:tc>
@@ -969,7 +1019,7 @@
       <w:r>
         <w:fldChar w:fldCharType="separate"/>
       </w:r>
-      <w:hyperlink w:anchor="_Toc240981224" w:history="1">
+      <w:hyperlink w:anchor="_Toc240982713" w:history="1">
         <w:r>
           <w:rPr>
             <w:rStyle w:val="Hyperlink"/>
@@ -996,7 +1046,7 @@
             <w:noProof/>
             <w:webHidden/>
           </w:rPr>
-          <w:instrText xml:space="preserve"> PAGEREF _Toc240981224 \h </w:instrText>
+          <w:instrText xml:space="preserve"> PAGEREF _Toc240982713 \h </w:instrText>
         </w:r>
         <w:r>
           <w:rPr>
@@ -1037,7 +1087,7 @@
           <w:noProof/>
         </w:rPr>
       </w:pPr>
-      <w:hyperlink w:anchor="_Toc240981225" w:history="1">
+      <w:hyperlink w:anchor="_Toc240982714" w:history="1">
         <w:r>
           <w:rPr>
             <w:rStyle w:val="Hyperlink"/>
@@ -1064,7 +1114,7 @@
             <w:noProof/>
             <w:webHidden/>
           </w:rPr>
-          <w:instrText xml:space="preserve"> PAGEREF _Toc240981225 \h </w:instrText>
+          <w:instrText xml:space="preserve"> PAGEREF _Toc240982714 \h </w:instrText>
         </w:r>
         <w:r>
           <w:rPr>
@@ -1105,7 +1155,7 @@
           <w:noProof/>
         </w:rPr>
       </w:pPr>
-      <w:hyperlink w:anchor="_Toc240981226" w:history="1">
+      <w:hyperlink w:anchor="_Toc240982715" w:history="1">
         <w:r>
           <w:rPr>
             <w:rStyle w:val="Hyperlink"/>
@@ -1132,7 +1182,7 @@
             <w:noProof/>
             <w:webHidden/>
           </w:rPr>
-          <w:instrText xml:space="preserve"> PAGEREF _Toc240981226 \h </w:instrText>
+          <w:instrText xml:space="preserve"> PAGEREF _Toc240982715 \h </w:instrText>
         </w:r>
         <w:r>
           <w:rPr>
@@ -1173,7 +1223,7 @@
           <w:noProof/>
         </w:rPr>
       </w:pPr>
-      <w:hyperlink w:anchor="_Toc240981227" w:history="1">
+      <w:hyperlink w:anchor="_Toc240982716" w:history="1">
         <w:r>
           <w:rPr>
             <w:rStyle w:val="Hyperlink"/>
@@ -1200,7 +1250,7 @@
             <w:noProof/>
             <w:webHidden/>
           </w:rPr>
-          <w:instrText xml:space="preserve"> PAGEREF _Toc240981227 \h </w:instrText>
+          <w:instrText xml:space="preserve"> PAGEREF _Toc240982716 \h </w:instrText>
         </w:r>
         <w:r>
           <w:rPr>
@@ -1241,7 +1291,7 @@
           <w:noProof/>
         </w:rPr>
       </w:pPr>
-      <w:hyperlink w:anchor="_Toc240981228" w:history="1">
+      <w:hyperlink w:anchor="_Toc240982717" w:history="1">
         <w:r>
           <w:rPr>
             <w:rStyle w:val="Hyperlink"/>
@@ -1268,7 +1318,7 @@
             <w:noProof/>
             <w:webHidden/>
           </w:rPr>
-          <w:instrText xml:space="preserve"> PAGEREF _Toc240981228 \h </w:instrText>
+          <w:instrText xml:space="preserve"> PAGEREF _Toc240982717 \h </w:instrText>
         </w:r>
         <w:r>
           <w:rPr>
@@ -1309,7 +1359,7 @@
           <w:noProof/>
         </w:rPr>
       </w:pPr>
-      <w:hyperlink w:anchor="_Toc240981229" w:history="1">
+      <w:hyperlink w:anchor="_Toc240982718" w:history="1">
         <w:r>
           <w:rPr>
             <w:rStyle w:val="Hyperlink"/>
@@ -1336,7 +1386,7 @@
             <w:noProof/>
             <w:webHidden/>
           </w:rPr>
-          <w:instrText xml:space="preserve"> PAGEREF _Toc240981229 \h </w:instrText>
+          <w:instrText xml:space="preserve"> PAGEREF _Toc240982718 \h </w:instrText>
         </w:r>
         <w:r>
           <w:rPr>
@@ -1377,7 +1427,7 @@
           <w:noProof/>
         </w:rPr>
       </w:pPr>
-      <w:hyperlink w:anchor="_Toc240981230" w:history="1">
+      <w:hyperlink w:anchor="_Toc240982719" w:history="1">
         <w:r>
           <w:rPr>
             <w:rStyle w:val="Hyperlink"/>
@@ -1404,7 +1454,7 @@
             <w:noProof/>
             <w:webHidden/>
           </w:rPr>
-          <w:instrText xml:space="preserve"> PAGEREF _Toc240981230 \h </w:instrText>
+          <w:instrText xml:space="preserve"> PAGEREF _Toc240982719 \h </w:instrText>
         </w:r>
         <w:r>
           <w:rPr>
@@ -1445,7 +1495,7 @@
           <w:noProof/>
         </w:rPr>
       </w:pPr>
-      <w:hyperlink w:anchor="_Toc240981231" w:history="1">
+      <w:hyperlink w:anchor="_Toc240982720" w:history="1">
         <w:r>
           <w:rPr>
             <w:rStyle w:val="Hyperlink"/>
@@ -1472,7 +1522,7 @@
             <w:noProof/>
             <w:webHidden/>
           </w:rPr>
-          <w:instrText xml:space="preserve"> PAGEREF _Toc240981231 \h </w:instrText>
+          <w:instrText xml:space="preserve"> PAGEREF _Toc240982720 \h </w:instrText>
         </w:r>
         <w:r>
           <w:rPr>
@@ -1513,7 +1563,7 @@
           <w:noProof/>
         </w:rPr>
       </w:pPr>
-      <w:hyperlink w:anchor="_Toc240981232" w:history="1">
+      <w:hyperlink w:anchor="_Toc240982721" w:history="1">
         <w:r>
           <w:rPr>
             <w:rStyle w:val="Hyperlink"/>
@@ -1540,7 +1590,7 @@
             <w:noProof/>
             <w:webHidden/>
           </w:rPr>
-          <w:instrText xml:space="preserve"> PAGEREF _Toc240981232 \h </w:instrText>
+          <w:instrText xml:space="preserve"> PAGEREF _Toc240982721 \h </w:instrText>
         </w:r>
         <w:r>
           <w:rPr>
@@ -1581,7 +1631,7 @@
           <w:noProof/>
         </w:rPr>
       </w:pPr>
-      <w:hyperlink w:anchor="_Toc240981233" w:history="1">
+      <w:hyperlink w:anchor="_Toc240982722" w:history="1">
         <w:r>
           <w:rPr>
             <w:rStyle w:val="Hyperlink"/>
@@ -1608,7 +1658,7 @@
             <w:noProof/>
             <w:webHidden/>
           </w:rPr>
-          <w:instrText xml:space="preserve"> PAGEREF _Toc240981233 \h </w:instrText>
+          <w:instrText xml:space="preserve"> PAGEREF _Toc240982722 \h </w:instrText>
         </w:r>
         <w:r>
           <w:rPr>
@@ -1649,7 +1699,7 @@
           <w:noProof/>
         </w:rPr>
       </w:pPr>
-      <w:hyperlink w:anchor="_Toc240981234" w:history="1">
+      <w:hyperlink w:anchor="_Toc240982723" w:history="1">
         <w:r>
           <w:rPr>
             <w:rStyle w:val="Hyperlink"/>
@@ -1676,7 +1726,7 @@
             <w:noProof/>
             <w:webHidden/>
           </w:rPr>
-          <w:instrText xml:space="preserve"> PAGEREF _Toc240981234 \h </w:instrText>
+          <w:instrText xml:space="preserve"> PAGEREF _Toc240982723 \h </w:instrText>
         </w:r>
         <w:r>
           <w:rPr>
@@ -1717,7 +1767,7 @@
           <w:noProof/>
         </w:rPr>
       </w:pPr>
-      <w:hyperlink w:anchor="_Toc240981235" w:history="1">
+      <w:hyperlink w:anchor="_Toc240982724" w:history="1">
         <w:r>
           <w:rPr>
             <w:rStyle w:val="Hyperlink"/>
@@ -1744,7 +1794,7 @@
             <w:noProof/>
             <w:webHidden/>
           </w:rPr>
-          <w:instrText xml:space="preserve"> PAGEREF _Toc240981235 \h </w:instrText>
+          <w:instrText xml:space="preserve"> PAGEREF _Toc240982724 \h </w:instrText>
         </w:r>
         <w:r>
           <w:rPr>
@@ -1785,7 +1835,7 @@
           <w:noProof/>
         </w:rPr>
       </w:pPr>
-      <w:hyperlink w:anchor="_Toc240981236" w:history="1">
+      <w:hyperlink w:anchor="_Toc240982725" w:history="1">
         <w:r>
           <w:rPr>
             <w:rStyle w:val="Hyperlink"/>
@@ -1812,7 +1862,7 @@
             <w:noProof/>
             <w:webHidden/>
           </w:rPr>
-          <w:instrText xml:space="preserve"> PAGEREF _Toc240981236 \h </w:instrText>
+          <w:instrText xml:space="preserve"> PAGEREF _Toc240982725 \h </w:instrText>
         </w:r>
         <w:r>
           <w:rPr>
@@ -1853,7 +1903,7 @@
           <w:noProof/>
         </w:rPr>
       </w:pPr>
-      <w:hyperlink w:anchor="_Toc240981237" w:history="1">
+      <w:hyperlink w:anchor="_Toc240982726" w:history="1">
         <w:r>
           <w:rPr>
             <w:rStyle w:val="Hyperlink"/>
@@ -1880,7 +1930,7 @@
             <w:noProof/>
             <w:webHidden/>
           </w:rPr>
-          <w:instrText xml:space="preserve"> PAGEREF _Toc240981237 \h </w:instrText>
+          <w:instrText xml:space="preserve"> PAGEREF _Toc240982726 \h </w:instrText>
         </w:r>
         <w:r>
           <w:rPr>
@@ -1921,7 +1971,7 @@
           <w:noProof/>
         </w:rPr>
       </w:pPr>
-      <w:hyperlink w:anchor="_Toc240981238" w:history="1">
+      <w:hyperlink w:anchor="_Toc240982727" w:history="1">
         <w:r>
           <w:rPr>
             <w:rStyle w:val="Hyperlink"/>
@@ -1948,7 +1998,7 @@
             <w:noProof/>
             <w:webHidden/>
           </w:rPr>
-          <w:instrText xml:space="preserve"> PAGEREF _Toc240981238 \h </w:instrText>
+          <w:instrText xml:space="preserve"> PAGEREF _Toc240982727 \h </w:instrText>
         </w:r>
         <w:r>
           <w:rPr>
@@ -1989,7 +2039,7 @@
           <w:noProof/>
         </w:rPr>
       </w:pPr>
-      <w:hyperlink w:anchor="_Toc240981239" w:history="1">
+      <w:hyperlink w:anchor="_Toc240982728" w:history="1">
         <w:r>
           <w:rPr>
             <w:rStyle w:val="Hyperlink"/>
@@ -2016,7 +2066,7 @@
             <w:noProof/>
             <w:webHidden/>
           </w:rPr>
-          <w:instrText xml:space="preserve"> PAGEREF _Toc240981239 \h </w:instrText>
+          <w:instrText xml:space="preserve"> PAGEREF _Toc240982728 \h </w:instrText>
         </w:r>
         <w:r>
           <w:rPr>
@@ -2057,7 +2107,7 @@
           <w:noProof/>
         </w:rPr>
       </w:pPr>
-      <w:hyperlink w:anchor="_Toc240981240" w:history="1">
+      <w:hyperlink w:anchor="_Toc240982729" w:history="1">
         <w:r>
           <w:rPr>
             <w:rStyle w:val="Hyperlink"/>
@@ -2084,7 +2134,7 @@
             <w:noProof/>
             <w:webHidden/>
           </w:rPr>
-          <w:instrText xml:space="preserve"> PAGEREF _Toc240981240 \h </w:instrText>
+          <w:instrText xml:space="preserve"> PAGEREF _Toc240982729 \h </w:instrText>
         </w:r>
         <w:r>
           <w:rPr>
@@ -2125,7 +2175,7 @@
           <w:noProof/>
         </w:rPr>
       </w:pPr>
-      <w:hyperlink w:anchor="_Toc240981241" w:history="1">
+      <w:hyperlink w:anchor="_Toc240982730" w:history="1">
         <w:r>
           <w:rPr>
             <w:rStyle w:val="Hyperlink"/>
@@ -2152,7 +2202,7 @@
             <w:noProof/>
             <w:webHidden/>
           </w:rPr>
-          <w:instrText xml:space="preserve"> PAGEREF _Toc240981241 \h </w:instrText>
+          <w:instrText xml:space="preserve"> PAGEREF _Toc240982730 \h </w:instrText>
         </w:r>
         <w:r>
           <w:rPr>
@@ -2193,7 +2243,7 @@
           <w:noProof/>
         </w:rPr>
       </w:pPr>
-      <w:hyperlink w:anchor="_Toc240981242" w:history="1">
+      <w:hyperlink w:anchor="_Toc240982731" w:history="1">
         <w:r>
           <w:rPr>
             <w:rStyle w:val="Hyperlink"/>
@@ -2220,7 +2270,7 @@
             <w:noProof/>
             <w:webHidden/>
           </w:rPr>
-          <w:instrText xml:space="preserve"> PAGEREF _Toc240981242 \h </w:instrText>
+          <w:instrText xml:space="preserve"> PAGEREF _Toc240982731 \h </w:instrText>
         </w:r>
         <w:r>
           <w:rPr>
@@ -2261,7 +2311,7 @@
           <w:noProof/>
         </w:rPr>
       </w:pPr>
-      <w:hyperlink w:anchor="_Toc240981243" w:history="1">
+      <w:hyperlink w:anchor="_Toc240982732" w:history="1">
         <w:r>
           <w:rPr>
             <w:rStyle w:val="Hyperlink"/>
@@ -2288,7 +2338,7 @@
             <w:noProof/>
             <w:webHidden/>
           </w:rPr>
-          <w:instrText xml:space="preserve"> PAGEREF _Toc240981243 \h </w:instrText>
+          <w:instrText xml:space="preserve"> PAGEREF _Toc240982732 \h </w:instrText>
         </w:r>
         <w:r>
           <w:rPr>
@@ -2329,7 +2379,7 @@
           <w:noProof/>
         </w:rPr>
       </w:pPr>
-      <w:hyperlink w:anchor="_Toc240981244" w:history="1">
+      <w:hyperlink w:anchor="_Toc240982733" w:history="1">
         <w:r>
           <w:rPr>
             <w:rStyle w:val="Hyperlink"/>
@@ -2356,7 +2406,7 @@
             <w:noProof/>
             <w:webHidden/>
           </w:rPr>
-          <w:instrText xml:space="preserve"> PAGEREF _Toc240981244 \h </w:instrText>
+          <w:instrText xml:space="preserve"> PAGEREF _Toc240982733 \h </w:instrText>
         </w:r>
         <w:r>
           <w:rPr>
@@ -2397,7 +2447,7 @@
           <w:noProof/>
         </w:rPr>
       </w:pPr>
-      <w:hyperlink w:anchor="_Toc240981245" w:history="1">
+      <w:hyperlink w:anchor="_Toc240982734" w:history="1">
         <w:r>
           <w:rPr>
             <w:rStyle w:val="Hyperlink"/>
@@ -2424,7 +2474,7 @@
             <w:noProof/>
             <w:webHidden/>
           </w:rPr>
-          <w:instrText xml:space="preserve"> PAGEREF _Toc240981245 \h </w:instrText>
+          <w:instrText xml:space="preserve"> PAGEREF _Toc240982734 \h </w:instrText>
         </w:r>
         <w:r>
           <w:rPr>
@@ -2465,7 +2515,7 @@
           <w:noProof/>
         </w:rPr>
       </w:pPr>
-      <w:hyperlink w:anchor="_Toc240981246" w:history="1">
+      <w:hyperlink w:anchor="_Toc240982735" w:history="1">
         <w:r>
           <w:rPr>
             <w:rStyle w:val="Hyperlink"/>
@@ -2492,7 +2542,7 @@
             <w:noProof/>
             <w:webHidden/>
           </w:rPr>
-          <w:instrText xml:space="preserve"> PAGEREF _Toc240981246 \h </w:instrText>
+          <w:instrText xml:space="preserve"> PAGEREF _Toc240982735 \h </w:instrText>
         </w:r>
         <w:r>
           <w:rPr>
@@ -2533,7 +2583,7 @@
           <w:noProof/>
         </w:rPr>
       </w:pPr>
-      <w:hyperlink w:anchor="_Toc240981247" w:history="1">
+      <w:hyperlink w:anchor="_Toc240982736" w:history="1">
         <w:r>
           <w:rPr>
             <w:rStyle w:val="Hyperlink"/>
@@ -2560,7 +2610,7 @@
             <w:noProof/>
             <w:webHidden/>
           </w:rPr>
-          <w:instrText xml:space="preserve"> PAGEREF _Toc240981247 \h </w:instrText>
+          <w:instrText xml:space="preserve"> PAGEREF _Toc240982736 \h </w:instrText>
         </w:r>
         <w:r>
           <w:rPr>
@@ -2601,7 +2651,7 @@
           <w:noProof/>
         </w:rPr>
       </w:pPr>
-      <w:hyperlink w:anchor="_Toc240981248" w:history="1">
+      <w:hyperlink w:anchor="_Toc240982737" w:history="1">
         <w:r>
           <w:rPr>
             <w:rStyle w:val="Hyperlink"/>
@@ -2628,7 +2678,7 @@
             <w:noProof/>
             <w:webHidden/>
           </w:rPr>
-          <w:instrText xml:space="preserve"> PAGEREF _Toc240981248 \h </w:instrText>
+          <w:instrText xml:space="preserve"> PAGEREF _Toc240982737 \h </w:instrText>
         </w:r>
         <w:r>
           <w:rPr>
@@ -2669,7 +2719,7 @@
           <w:noProof/>
         </w:rPr>
       </w:pPr>
-      <w:hyperlink w:anchor="_Toc240981249" w:history="1">
+      <w:hyperlink w:anchor="_Toc240982738" w:history="1">
         <w:r>
           <w:rPr>
             <w:rStyle w:val="Hyperlink"/>
@@ -2696,7 +2746,7 @@
             <w:noProof/>
             <w:webHidden/>
           </w:rPr>
-          <w:instrText xml:space="preserve"> PAGEREF _Toc240981249 \h </w:instrText>
+          <w:instrText xml:space="preserve"> PAGEREF _Toc240982738 \h </w:instrText>
         </w:r>
         <w:r>
           <w:rPr>
@@ -2737,7 +2787,7 @@
           <w:noProof/>
         </w:rPr>
       </w:pPr>
-      <w:hyperlink w:anchor="_Toc240981250" w:history="1">
+      <w:hyperlink w:anchor="_Toc240982739" w:history="1">
         <w:r>
           <w:rPr>
             <w:rStyle w:val="Hyperlink"/>
@@ -2764,7 +2814,7 @@
             <w:noProof/>
             <w:webHidden/>
           </w:rPr>
-          <w:instrText xml:space="preserve"> PAGEREF _Toc240981250 \h </w:instrText>
+          <w:instrText xml:space="preserve"> PAGEREF _Toc240982739 \h </w:instrText>
         </w:r>
         <w:r>
           <w:rPr>
@@ -2805,7 +2855,7 @@
           <w:noProof/>
         </w:rPr>
       </w:pPr>
-      <w:hyperlink w:anchor="_Toc240981251" w:history="1">
+      <w:hyperlink w:anchor="_Toc240982740" w:history="1">
         <w:r>
           <w:rPr>
             <w:rStyle w:val="Hyperlink"/>
@@ -2832,7 +2882,7 @@
             <w:noProof/>
             <w:webHidden/>
           </w:rPr>
-          <w:instrText xml:space="preserve"> PAGEREF _Toc240981251 \h </w:instrText>
+          <w:instrText xml:space="preserve"> PAGEREF _Toc240982740 \h </w:instrText>
         </w:r>
         <w:r>
           <w:rPr>
@@ -2873,7 +2923,7 @@
           <w:noProof/>
         </w:rPr>
       </w:pPr>
-      <w:hyperlink w:anchor="_Toc240981252" w:history="1">
+      <w:hyperlink w:anchor="_Toc240982741" w:history="1">
         <w:r>
           <w:rPr>
             <w:rStyle w:val="Hyperlink"/>
@@ -2900,7 +2950,7 @@
             <w:noProof/>
             <w:webHidden/>
           </w:rPr>
-          <w:instrText xml:space="preserve"> PAGEREF _Toc240981252 \h </w:instrText>
+          <w:instrText xml:space="preserve"> PAGEREF _Toc240982741 \h </w:instrText>
         </w:r>
         <w:r>
           <w:rPr>
@@ -2941,7 +2991,7 @@
           <w:noProof/>
         </w:rPr>
       </w:pPr>
-      <w:hyperlink w:anchor="_Toc240981253" w:history="1">
+      <w:hyperlink w:anchor="_Toc240982742" w:history="1">
         <w:r>
           <w:rPr>
             <w:rStyle w:val="Hyperlink"/>
@@ -2968,7 +3018,7 @@
             <w:noProof/>
             <w:webHidden/>
           </w:rPr>
-          <w:instrText xml:space="preserve"> PAGEREF _Toc240981253 \h </w:instrText>
+          <w:instrText xml:space="preserve"> PAGEREF _Toc240982742 \h </w:instrText>
         </w:r>
         <w:r>
           <w:rPr>
@@ -3014,7 +3064,7 @@
       <w:pPr>
         <w:pStyle w:val="Heading1"/>
       </w:pPr>
-      <w:bookmarkStart w:id="0" w:name="_Toc240981224"/>
+      <w:bookmarkStart w:id="0" w:name="_Toc240982713"/>
       <w:r>
         <w:lastRenderedPageBreak/>
         <w:t>About This Document</w:t>
@@ -3117,7 +3167,7 @@
       <w:pPr>
         <w:pStyle w:val="Heading1"/>
       </w:pPr>
-      <w:bookmarkStart w:id="1" w:name="_Toc240981225"/>
+      <w:bookmarkStart w:id="1" w:name="_Toc240982714"/>
       <w:r>
         <w:t>1. Basic Information (Application and Organization)</w:t>
       </w:r>
@@ -3264,7 +3314,7 @@
       <w:pPr>
         <w:pStyle w:val="Heading2"/>
       </w:pPr>
-      <w:bookmarkStart w:id="2" w:name="_Toc240981226"/>
+      <w:bookmarkStart w:id="2" w:name="_Toc240982715"/>
       <w:r>
         <w:t>1.0 · Status Summary — Section 1</w:t>
       </w:r>
@@ -3641,7 +3691,7 @@
       <w:pPr>
         <w:pStyle w:val="Heading2"/>
       </w:pPr>
-      <w:bookmarkStart w:id="3" w:name="_Toc240981227"/>
+      <w:bookmarkStart w:id="3" w:name="_Toc240982716"/>
       <w:r>
         <w:t>1.1 · Application Form</w:t>
       </w:r>
@@ -4693,7 +4743,7 @@
       <w:pPr>
         <w:pStyle w:val="Heading2"/>
       </w:pPr>
-      <w:bookmarkStart w:id="4" w:name="_Toc240981228"/>
+      <w:bookmarkStart w:id="4" w:name="_Toc240982717"/>
       <w:r>
         <w:t>1.2 · Business License / Company Registration Certificate</w:t>
       </w:r>
@@ -5242,7 +5292,7 @@
       <w:pPr>
         <w:pStyle w:val="Heading2"/>
       </w:pPr>
-      <w:bookmarkStart w:id="5" w:name="_Toc240981229"/>
+      <w:bookmarkStart w:id="5" w:name="_Toc240982718"/>
       <w:r>
         <w:t>1.3 · Organizational Chart and Contact Information</w:t>
       </w:r>
@@ -5791,7 +5841,7 @@
       <w:pPr>
         <w:pStyle w:val="Heading2"/>
       </w:pPr>
-      <w:bookmarkStart w:id="6" w:name="_Toc240981230"/>
+      <w:bookmarkStart w:id="6" w:name="_Toc240982719"/>
       <w:r>
         <w:t>1.4 · Manufacturing Plant Address and Introduction of Production Facilities</w:t>
       </w:r>
@@ -6303,7 +6353,7 @@
       <w:pPr>
         <w:pStyle w:val="Heading2"/>
       </w:pPr>
-      <w:bookmarkStart w:id="7" w:name="_Toc240981231"/>
+      <w:bookmarkStart w:id="7" w:name="_Toc240982720"/>
       <w:r>
         <w:t>1.5 · ISO 9001 Certificate, Quality Manual, and Procedure Index</w:t>
       </w:r>
@@ -6726,7 +6776,7 @@
       <w:pPr>
         <w:pStyle w:val="Heading1"/>
       </w:pPr>
-      <w:bookmarkStart w:id="8" w:name="_Toc240981232"/>
+      <w:bookmarkStart w:id="8" w:name="_Toc240982721"/>
       <w:r>
         <w:t>2. Technical Documentation</w:t>
       </w:r>
@@ -6741,7 +6791,7 @@
       <w:pPr>
         <w:pStyle w:val="Heading2"/>
       </w:pPr>
-      <w:bookmarkStart w:id="9" w:name="_Toc240981233"/>
+      <w:bookmarkStart w:id="9" w:name="_Toc240982722"/>
       <w:r>
         <w:t>2.1 · Detailed Product Description</w:t>
       </w:r>
@@ -6762,7 +6812,7 @@
     </w:p>
     <w:p>
       <w:r>
-        <w:t>The enclosure is designed for hazardous-area deployment at refinery sites, using metal materials (aluminum alloy and stainless steel) and mounted via a bracket to existing structures without drilling or welding. Important: this design-intent statement does not constitute a claim that the enclosure has passed testing or has been Ex-certified — the explosion-protection scheme, gas group, temperature class, and target installation zone will be addressed in Section 2.5.</w:t>
+        <w:t>The enclosure is designed for hazardous-area deployment at refinery sites, using metal materials (aluminum alloy and stainless steel) and mounted via a U-bolt mounting plate to existing structures without drilling or welding. Important: this design-intent statement does not constitute a claim that the enclosure has passed testing or has been Ex-certified — the explosion-protection scheme, gas group, temperature class, and target installation zone will be addressed in Section 2.5.</w:t>
       </w:r>
     </w:p>
     <w:p>
@@ -6774,7 +6824,7 @@
       <w:pPr>
         <w:pStyle w:val="Heading2"/>
       </w:pPr>
-      <w:bookmarkStart w:id="10" w:name="_Toc240981234"/>
+      <w:bookmarkStart w:id="10" w:name="_Toc240982723"/>
       <w:r>
         <w:t>2.2 · Product Name, Model, and Specification List</w:t>
       </w:r>
@@ -7218,7 +7268,7 @@
       <w:pPr>
         <w:pStyle w:val="Heading2"/>
       </w:pPr>
-      <w:bookmarkStart w:id="11" w:name="_Toc240981235"/>
+      <w:bookmarkStart w:id="11" w:name="_Toc240982724"/>
       <w:r>
         <w:t>2.3 · Functional Description and Technical Parameters (Electrical, Mechanical, etc.)</w:t>
       </w:r>
@@ -7236,7 +7286,7 @@
       <w:pPr>
         <w:pStyle w:val="Heading3"/>
       </w:pPr>
-      <w:bookmarkStart w:id="12" w:name="_Toc240981236"/>
+      <w:bookmarkStart w:id="12" w:name="_Toc240982725"/>
       <w:r>
         <w:t>2.3.a · Electrical Parameters — Node Sensor (GLD)</w:t>
       </w:r>
@@ -7860,7 +7910,7 @@
       <w:pPr>
         <w:pStyle w:val="Heading3"/>
       </w:pPr>
-      <w:bookmarkStart w:id="13" w:name="_Toc240981237"/>
+      <w:bookmarkStart w:id="13" w:name="_Toc240982726"/>
       <w:r>
         <w:t>2.3.b · Sensor and Communication Parameters — Node Sensor (GLD)</w:t>
       </w:r>
@@ -8922,7 +8972,7 @@
       <w:pPr>
         <w:pStyle w:val="Heading3"/>
       </w:pPr>
-      <w:bookmarkStart w:id="14" w:name="_Toc240981238"/>
+      <w:bookmarkStart w:id="14" w:name="_Toc240982727"/>
       <w:r>
         <w:t>2.3.c · Mechanical Parameters — Node Sensor (GLD)</w:t>
       </w:r>
@@ -9297,7 +9347,7 @@
               <w:rPr>
                 <w:sz w:val="19"/>
               </w:rPr>
-              <w:t>Bracket, following the design already installed at the refinery</w:t>
+              <w:t>U-bolt mounting plate, following the design already installed at the refinery</w:t>
             </w:r>
           </w:p>
         </w:tc>
@@ -9766,7 +9816,7 @@
       <w:pPr>
         <w:pStyle w:val="Heading2"/>
       </w:pPr>
-      <w:bookmarkStart w:id="15" w:name="_Toc240981239"/>
+      <w:bookmarkStart w:id="15" w:name="_Toc240982728"/>
       <w:r>
         <w:t>2.4 · Product Photographs — Overall and Key Components</w:t>
       </w:r>
@@ -9805,7 +9855,7 @@
                 <w:noProof/>
               </w:rPr>
               <w:drawing>
-                <wp:inline distT="0" distB="0" distL="0" distR="0" wp14:anchorId="52CB0236" wp14:editId="5120A65C">
+                <wp:inline distT="0" distB="0" distL="0" distR="0" wp14:anchorId="186B4BC1" wp14:editId="6745E7F4">
                   <wp:extent cx="1379912" cy="2286000"/>
                   <wp:effectExtent l="0" t="0" r="0" b="0"/>
                   <wp:docPr id="1" name="Picture 1"/>
@@ -9882,7 +9932,7 @@
                 <w:noProof/>
               </w:rPr>
               <w:drawing>
-                <wp:inline distT="0" distB="0" distL="0" distR="0" wp14:anchorId="6C9B01F8" wp14:editId="11A76C2D">
+                <wp:inline distT="0" distB="0" distL="0" distR="0" wp14:anchorId="7FE0685C" wp14:editId="5F1080C4">
                   <wp:extent cx="1714500" cy="2286000"/>
                   <wp:effectExtent l="0" t="0" r="0" b="0"/>
                   <wp:docPr id="2" name="Picture 2"/>
@@ -9964,7 +10014,7 @@
                 <w:noProof/>
               </w:rPr>
               <w:drawing>
-                <wp:inline distT="0" distB="0" distL="0" distR="0" wp14:anchorId="5EEDAF2C" wp14:editId="5F6606FF">
+                <wp:inline distT="0" distB="0" distL="0" distR="0" wp14:anchorId="1728B60C" wp14:editId="0FDCB1D8">
                   <wp:extent cx="1026621" cy="2286000"/>
                   <wp:effectExtent l="0" t="0" r="0" b="0"/>
                   <wp:docPr id="3" name="Picture 3"/>
@@ -10050,7 +10100,7 @@
               </w:rPr>
               <w:lastRenderedPageBreak/>
               <w:drawing>
-                <wp:inline distT="0" distB="0" distL="0" distR="0" wp14:anchorId="68274092" wp14:editId="44E51C5F">
+                <wp:inline distT="0" distB="0" distL="0" distR="0" wp14:anchorId="209F69E3" wp14:editId="1EADE8B5">
                   <wp:extent cx="1026621" cy="2286000"/>
                   <wp:effectExtent l="0" t="0" r="0" b="0"/>
                   <wp:docPr id="4" name="Picture 4"/>
@@ -10141,7 +10191,7 @@
               </w:rPr>
               <w:lastRenderedPageBreak/>
               <w:drawing>
-                <wp:inline distT="0" distB="0" distL="0" distR="0" wp14:anchorId="247E419A" wp14:editId="1AA789AA">
+                <wp:inline distT="0" distB="0" distL="0" distR="0" wp14:anchorId="10C526EC" wp14:editId="7672E3ED">
                   <wp:extent cx="1026621" cy="2286000"/>
                   <wp:effectExtent l="0" t="0" r="0" b="0"/>
                   <wp:docPr id="5" name="Picture 5"/>
@@ -10218,7 +10268,7 @@
                 <w:noProof/>
               </w:rPr>
               <w:drawing>
-                <wp:inline distT="0" distB="0" distL="0" distR="0" wp14:anchorId="2858F4A2" wp14:editId="77ADB554">
+                <wp:inline distT="0" distB="0" distL="0" distR="0" wp14:anchorId="309F0425" wp14:editId="5F6EBB75">
                   <wp:extent cx="1026621" cy="2286000"/>
                   <wp:effectExtent l="0" t="0" r="0" b="0"/>
                   <wp:docPr id="6" name="Picture 6"/>
@@ -10300,7 +10350,7 @@
                 <w:noProof/>
               </w:rPr>
               <w:drawing>
-                <wp:inline distT="0" distB="0" distL="0" distR="0" wp14:anchorId="5E12467C" wp14:editId="7E26DD55">
+                <wp:inline distT="0" distB="0" distL="0" distR="0" wp14:anchorId="361A644D" wp14:editId="2D86ADEC">
                   <wp:extent cx="1026621" cy="2286000"/>
                   <wp:effectExtent l="0" t="0" r="0" b="0"/>
                   <wp:docPr id="7" name="Picture 7"/>
@@ -10424,7 +10474,7 @@
       <w:pPr>
         <w:pStyle w:val="Heading2"/>
       </w:pPr>
-      <w:bookmarkStart w:id="16" w:name="_Toc240981240"/>
+      <w:bookmarkStart w:id="16" w:name="_Toc240982729"/>
       <w:r>
         <w:lastRenderedPageBreak/>
         <w:t>2.5 · Description of Intended Use and Installation Environment (Gas Group, Temperature Class, Area Classification)</w:t>
@@ -10887,7 +10937,7 @@
       <w:pPr>
         <w:pStyle w:val="Heading2"/>
       </w:pPr>
-      <w:bookmarkStart w:id="17" w:name="_Toc240981241"/>
+      <w:bookmarkStart w:id="17" w:name="_Toc240982730"/>
       <w:r>
         <w:t>2.6 · Design and Manufacturing Information</w:t>
       </w:r>
@@ -10902,7 +10952,7 @@
       <w:pPr>
         <w:pStyle w:val="Heading3"/>
       </w:pPr>
-      <w:bookmarkStart w:id="18" w:name="_Toc240981242"/>
+      <w:bookmarkStart w:id="18" w:name="_Toc240982731"/>
       <w:r>
         <w:lastRenderedPageBreak/>
         <w:t>2.6.a · Complete Drawings (Assembly, Component, Electrical Schematic, PCB Layout, Enclosure Structure, Junction Box, Terminal, Grounding)</w:t>
@@ -10923,7 +10973,7 @@
           <w:noProof/>
         </w:rPr>
         <w:drawing>
-          <wp:inline distT="0" distB="0" distL="0" distR="0" wp14:anchorId="3406015D" wp14:editId="656F0D72">
+          <wp:inline distT="0" distB="0" distL="0" distR="0" wp14:anchorId="22CB094F" wp14:editId="6230D59E">
             <wp:extent cx="5120640" cy="3413760"/>
             <wp:effectExtent l="0" t="0" r="0" b="0"/>
             <wp:docPr id="8" name="Picture 8"/>
@@ -10996,7 +11046,7 @@
         </w:rPr>
         <w:lastRenderedPageBreak/>
         <w:drawing>
-          <wp:inline distT="0" distB="0" distL="0" distR="0" wp14:anchorId="7063C53F" wp14:editId="3E93053D">
+          <wp:inline distT="0" distB="0" distL="0" distR="0" wp14:anchorId="067FF7E7" wp14:editId="765602CD">
             <wp:extent cx="5120640" cy="3413760"/>
             <wp:effectExtent l="0" t="0" r="0" b="0"/>
             <wp:docPr id="9" name="Picture 9"/>
@@ -11068,7 +11118,7 @@
           <w:noProof/>
         </w:rPr>
         <w:drawing>
-          <wp:inline distT="0" distB="0" distL="0" distR="0" wp14:anchorId="293CB8AC" wp14:editId="19856B37">
+          <wp:inline distT="0" distB="0" distL="0" distR="0" wp14:anchorId="5CB660EA" wp14:editId="5BB0E751">
             <wp:extent cx="5120640" cy="3413760"/>
             <wp:effectExtent l="0" t="0" r="0" b="0"/>
             <wp:docPr id="10" name="Picture 10"/>
@@ -11141,7 +11191,7 @@
         </w:rPr>
         <w:lastRenderedPageBreak/>
         <w:drawing>
-          <wp:inline distT="0" distB="0" distL="0" distR="0" wp14:anchorId="2E6ED075" wp14:editId="6C3FEA2C">
+          <wp:inline distT="0" distB="0" distL="0" distR="0" wp14:anchorId="2CA7075D" wp14:editId="1ED234B5">
             <wp:extent cx="5120640" cy="3413760"/>
             <wp:effectExtent l="0" t="0" r="0" b="0"/>
             <wp:docPr id="11" name="Picture 11"/>
@@ -11213,7 +11263,7 @@
           <w:noProof/>
         </w:rPr>
         <w:drawing>
-          <wp:inline distT="0" distB="0" distL="0" distR="0" wp14:anchorId="6B0799BC" wp14:editId="1DA1B5F6">
+          <wp:inline distT="0" distB="0" distL="0" distR="0" wp14:anchorId="013CC6E5" wp14:editId="13A6E914">
             <wp:extent cx="5120640" cy="3413760"/>
             <wp:effectExtent l="0" t="0" r="0" b="0"/>
             <wp:docPr id="12" name="Picture 12"/>
@@ -11286,7 +11336,7 @@
         </w:rPr>
         <w:lastRenderedPageBreak/>
         <w:drawing>
-          <wp:inline distT="0" distB="0" distL="0" distR="0" wp14:anchorId="5FCE7129" wp14:editId="0DD82716">
+          <wp:inline distT="0" distB="0" distL="0" distR="0" wp14:anchorId="05486C5A" wp14:editId="46716DA2">
             <wp:extent cx="5120640" cy="3413760"/>
             <wp:effectExtent l="0" t="0" r="0" b="0"/>
             <wp:docPr id="13" name="Picture 13"/>
@@ -11358,7 +11408,7 @@
           <w:noProof/>
         </w:rPr>
         <w:drawing>
-          <wp:inline distT="0" distB="0" distL="0" distR="0" wp14:anchorId="38602DC4" wp14:editId="5CC88993">
+          <wp:inline distT="0" distB="0" distL="0" distR="0" wp14:anchorId="0887B323" wp14:editId="58F00840">
             <wp:extent cx="5120640" cy="3413760"/>
             <wp:effectExtent l="0" t="0" r="0" b="0"/>
             <wp:docPr id="14" name="Picture 14"/>
@@ -11431,7 +11481,7 @@
         </w:rPr>
         <w:lastRenderedPageBreak/>
         <w:drawing>
-          <wp:inline distT="0" distB="0" distL="0" distR="0" wp14:anchorId="1452B049" wp14:editId="434198DE">
+          <wp:inline distT="0" distB="0" distL="0" distR="0" wp14:anchorId="0B79647B" wp14:editId="4B10855F">
             <wp:extent cx="5120640" cy="3413760"/>
             <wp:effectExtent l="0" t="0" r="0" b="0"/>
             <wp:docPr id="15" name="Picture 15"/>
@@ -11503,7 +11553,7 @@
           <w:noProof/>
         </w:rPr>
         <w:drawing>
-          <wp:inline distT="0" distB="0" distL="0" distR="0" wp14:anchorId="469246E7" wp14:editId="74B6E5FB">
+          <wp:inline distT="0" distB="0" distL="0" distR="0" wp14:anchorId="53D95A50" wp14:editId="546A8FDE">
             <wp:extent cx="5120640" cy="3413760"/>
             <wp:effectExtent l="0" t="0" r="0" b="0"/>
             <wp:docPr id="16" name="Picture 16"/>
@@ -11576,7 +11626,7 @@
         </w:rPr>
         <w:lastRenderedPageBreak/>
         <w:drawing>
-          <wp:inline distT="0" distB="0" distL="0" distR="0" wp14:anchorId="27A1B4C3" wp14:editId="01A069F2">
+          <wp:inline distT="0" distB="0" distL="0" distR="0" wp14:anchorId="171E2B91" wp14:editId="7B7A0D13">
             <wp:extent cx="2468880" cy="2479268"/>
             <wp:effectExtent l="0" t="0" r="0" b="0"/>
             <wp:docPr id="17" name="Picture 17"/>
@@ -11619,7 +11669,7 @@
           <w:noProof/>
         </w:rPr>
         <w:drawing>
-          <wp:inline distT="0" distB="0" distL="0" distR="0" wp14:anchorId="020D18DF" wp14:editId="4B7FE014">
+          <wp:inline distT="0" distB="0" distL="0" distR="0" wp14:anchorId="145482F9" wp14:editId="093141AF">
             <wp:extent cx="2468880" cy="1804956"/>
             <wp:effectExtent l="0" t="0" r="0" b="0"/>
             <wp:docPr id="18" name="Picture 18"/>
@@ -11696,7 +11746,7 @@
           <w:noProof/>
         </w:rPr>
         <w:drawing>
-          <wp:inline distT="0" distB="0" distL="0" distR="0" wp14:anchorId="03C44608" wp14:editId="1BBF5535">
+          <wp:inline distT="0" distB="0" distL="0" distR="0" wp14:anchorId="41B18508" wp14:editId="52494F0F">
             <wp:extent cx="5669280" cy="3847707"/>
             <wp:effectExtent l="0" t="0" r="0" b="0"/>
             <wp:docPr id="19" name="Picture 19"/>
@@ -12247,7 +12297,7 @@
       <w:pPr>
         <w:pStyle w:val="Heading3"/>
       </w:pPr>
-      <w:bookmarkStart w:id="19" w:name="_Toc240981243"/>
+      <w:bookmarkStart w:id="19" w:name="_Toc240982732"/>
       <w:r>
         <w:t>2.6.b · Bill of Materials (BOM) for Explosion-Safety-Relevant Components</w:t>
       </w:r>
@@ -23228,7 +23278,7 @@
       <w:pPr>
         <w:pStyle w:val="Heading3"/>
       </w:pPr>
-      <w:bookmarkStart w:id="20" w:name="_Toc240981244"/>
+      <w:bookmarkStart w:id="20" w:name="_Toc240982733"/>
       <w:r>
         <w:t>2.6.c · Material Specification Sheets / Datasheets (Non-Metallic Materials)</w:t>
       </w:r>
@@ -23294,7 +23344,7 @@
       <w:pPr>
         <w:pStyle w:val="Heading3"/>
       </w:pPr>
-      <w:bookmarkStart w:id="21" w:name="_Toc240981245"/>
+      <w:bookmarkStart w:id="21" w:name="_Toc240982734"/>
       <w:r>
         <w:t>2.6.d · Manufacturing Process Description</w:t>
       </w:r>
@@ -23353,7 +23403,7 @@
       <w:pPr>
         <w:pStyle w:val="Heading3"/>
       </w:pPr>
-      <w:bookmarkStart w:id="22" w:name="_Toc240981246"/>
+      <w:bookmarkStart w:id="22" w:name="_Toc240982735"/>
       <w:r>
         <w:lastRenderedPageBreak/>
         <w:t>2.6.e · Explosion-Protection Calculations and Explanations (if applicable)</w:t>
@@ -23413,7 +23463,7 @@
       <w:pPr>
         <w:pStyle w:val="Heading3"/>
       </w:pPr>
-      <w:bookmarkStart w:id="23" w:name="_Toc240981247"/>
+      <w:bookmarkStart w:id="23" w:name="_Toc240982736"/>
       <w:r>
         <w:t>2.6.f · Temperature Group Calculation (Hottest-Point Temperature Estimation)</w:t>
       </w:r>
@@ -23475,7 +23525,7 @@
       <w:pPr>
         <w:pStyle w:val="Heading3"/>
       </w:pPr>
-      <w:bookmarkStart w:id="24" w:name="_Toc240981248"/>
+      <w:bookmarkStart w:id="24" w:name="_Toc240982737"/>
       <w:r>
         <w:t>2.6.g · Usage and Installation Instructions (Draft)</w:t>
       </w:r>
@@ -23666,7 +23716,7 @@
               <w:rPr>
                 <w:sz w:val="19"/>
               </w:rPr>
-              <w:t>Procedural text drafted below; the mechanical mounting method itself (L-bracket, no drilling/welding — Section 2.3.c) and the specific cable gland/torque values are still pending final component selection.</w:t>
+              <w:t>Procedural text drafted below; the mechanical mounting method itself (U-bolt mounting plate, no drilling/welding — Section 2.3.c) and the specific cable gland/torque values are still pending final component selection.</w:t>
             </w:r>
           </w:p>
         </w:tc>
@@ -24204,7 +24254,7 @@
       <w:pPr>
         <w:pStyle w:val="Heading3"/>
       </w:pPr>
-      <w:bookmarkStart w:id="25" w:name="_Toc240981249"/>
+      <w:bookmarkStart w:id="25" w:name="_Toc240982738"/>
       <w:r>
         <w:t>2.6.h · Nameplate Information</w:t>
       </w:r>
@@ -24264,7 +24314,7 @@
       <w:pPr>
         <w:pStyle w:val="Heading3"/>
       </w:pPr>
-      <w:bookmarkStart w:id="26" w:name="_Toc240981250"/>
+      <w:bookmarkStart w:id="26" w:name="_Toc240982739"/>
       <w:r>
         <w:t>2.6.i · Ex Component Certificates</w:t>
       </w:r>
@@ -24323,7 +24373,7 @@
       <w:pPr>
         <w:pStyle w:val="Heading1"/>
       </w:pPr>
-      <w:bookmarkStart w:id="27" w:name="_Toc240981251"/>
+      <w:bookmarkStart w:id="27" w:name="_Toc240982740"/>
       <w:r>
         <w:t>3. Sample Information</w:t>
       </w:r>
@@ -24338,7 +24388,7 @@
       <w:pPr>
         <w:pStyle w:val="Heading2"/>
       </w:pPr>
-      <w:bookmarkStart w:id="28" w:name="_Toc240981252"/>
+      <w:bookmarkStart w:id="28" w:name="_Toc240982741"/>
       <w:r>
         <w:t>3.1 · Model, Serial Number, and Status</w:t>
       </w:r>
@@ -24397,7 +24447,7 @@
       <w:pPr>
         <w:pStyle w:val="Heading2"/>
       </w:pPr>
-      <w:bookmarkStart w:id="29" w:name="_Toc240981253"/>
+      <w:bookmarkStart w:id="29" w:name="_Toc240982742"/>
       <w:r>
         <w:t>3.2 · Test Fixtures and Auxiliary Equipment</w:t>
       </w:r>
@@ -25196,7 +25246,7 @@
         <w:color w:val="4A4A4A"/>
         <w:sz w:val="16"/>
       </w:rPr>
-      <w:t>LGU/GLD/IECEX-TDF/2026-001  ·  Rev. 0.6</w:t>
+      <w:t>LGU/GLD/IECEX-TDF/2026-001  ·  Rev. 0.7</w:t>
     </w:r>
     <w:r>
       <w:tab/>
@@ -25466,31 +25516,31 @@
       </w:rPr>
     </w:lvl>
   </w:abstractNum>
-  <w:num w:numId="1" w16cid:durableId="544676686">
+  <w:num w:numId="1" w16cid:durableId="311755450">
     <w:abstractNumId w:val="8"/>
   </w:num>
-  <w:num w:numId="2" w16cid:durableId="550459149">
+  <w:num w:numId="2" w16cid:durableId="1954903021">
     <w:abstractNumId w:val="6"/>
   </w:num>
-  <w:num w:numId="3" w16cid:durableId="102699379">
+  <w:num w:numId="3" w16cid:durableId="1483352862">
     <w:abstractNumId w:val="5"/>
   </w:num>
-  <w:num w:numId="4" w16cid:durableId="1893535175">
+  <w:num w:numId="4" w16cid:durableId="1452673597">
     <w:abstractNumId w:val="4"/>
   </w:num>
-  <w:num w:numId="5" w16cid:durableId="852453463">
+  <w:num w:numId="5" w16cid:durableId="956448171">
     <w:abstractNumId w:val="7"/>
   </w:num>
-  <w:num w:numId="6" w16cid:durableId="463694967">
+  <w:num w:numId="6" w16cid:durableId="1132096354">
     <w:abstractNumId w:val="3"/>
   </w:num>
-  <w:num w:numId="7" w16cid:durableId="631985812">
+  <w:num w:numId="7" w16cid:durableId="337852088">
     <w:abstractNumId w:val="2"/>
   </w:num>
-  <w:num w:numId="8" w16cid:durableId="704403571">
+  <w:num w:numId="8" w16cid:durableId="1654482463">
     <w:abstractNumId w:val="1"/>
   </w:num>
-  <w:num w:numId="9" w16cid:durableId="1953396390">
+  <w:num w:numId="9" w16cid:durableId="945649697">
     <w:abstractNumId w:val="0"/>
   </w:num>
 </w:numbering>
@@ -36922,7 +36972,7 @@
     <w:autoRedefine/>
     <w:uiPriority w:val="39"/>
     <w:unhideWhenUsed/>
-    <w:rsid w:val="005F3968"/>
+    <w:rsid w:val="00F87A60"/>
     <w:pPr>
       <w:spacing w:after="100"/>
     </w:pPr>
@@ -36934,7 +36984,7 @@
     <w:autoRedefine/>
     <w:uiPriority w:val="39"/>
     <w:unhideWhenUsed/>
-    <w:rsid w:val="005F3968"/>
+    <w:rsid w:val="00F87A60"/>
     <w:pPr>
       <w:spacing w:after="100"/>
       <w:ind w:left="210"/>
@@ -36947,7 +36997,7 @@
     <w:autoRedefine/>
     <w:uiPriority w:val="39"/>
     <w:unhideWhenUsed/>
-    <w:rsid w:val="005F3968"/>
+    <w:rsid w:val="00F87A60"/>
     <w:pPr>
       <w:spacing w:after="100"/>
       <w:ind w:left="420"/>
@@ -36958,7 +37008,7 @@
     <w:basedOn w:val="DefaultParagraphFont"/>
     <w:uiPriority w:val="99"/>
     <w:unhideWhenUsed/>
-    <w:rsid w:val="005F3968"/>
+    <w:rsid w:val="00F87A60"/>
     <w:rPr>
       <w:color w:val="0000FF" w:themeColor="hyperlink"/>
       <w:u w:val="single"/>

--- a/Paket Sertifikasi ATEX & Manual/Dokumen_Teknis_Sertifikasi_GLD_IECEx_ATEX.docx
+++ b/Paket Sertifikasi ATEX & Manual/Dokumen_Teknis_Sertifikasi_GLD_IECEx_ATEX.docx
@@ -226,7 +226,7 @@
               <w:rPr>
                 <w:sz w:val="20"/>
               </w:rPr>
-              <w:t>0.7</w:t>
+              <w:t>0.8</w:t>
             </w:r>
           </w:p>
         </w:tc>
@@ -263,7 +263,7 @@
               <w:rPr>
                 <w:sz w:val="20"/>
               </w:rPr>
-              <w:t>22 September 2026</w:t>
+              <w:t>24 September 2026</w:t>
             </w:r>
           </w:p>
         </w:tc>
@@ -976,6 +976,56 @@
                 <w:sz w:val="19"/>
               </w:rPr>
               <w:t>“L-bracket” terminology corrected throughout to “U-bolt mounting plate” (Sections 2.1, 2.3.c, 2.6.g), matching the actual CAD drawing (a flat 250×250 mm plate secured by 2× U-bolts — not an angled/L-shaped bracket).</w:t>
+            </w:r>
+          </w:p>
+        </w:tc>
+      </w:tr>
+      <w:tr>
+        <w:tc>
+          <w:tcPr>
+            <w:tcW w:w="1296" w:type="dxa"/>
+          </w:tcPr>
+          <w:p>
+            <w:pPr>
+              <w:spacing w:after="40"/>
+            </w:pPr>
+            <w:r>
+              <w:rPr>
+                <w:sz w:val="19"/>
+              </w:rPr>
+              <w:t>0.8</w:t>
+            </w:r>
+          </w:p>
+        </w:tc>
+        <w:tc>
+          <w:tcPr>
+            <w:tcW w:w="1872" w:type="dxa"/>
+          </w:tcPr>
+          <w:p>
+            <w:pPr>
+              <w:spacing w:after="40"/>
+            </w:pPr>
+            <w:r>
+              <w:rPr>
+                <w:sz w:val="19"/>
+              </w:rPr>
+              <w:t>24 September 2026</w:t>
+            </w:r>
+          </w:p>
+        </w:tc>
+        <w:tc>
+          <w:tcPr>
+            <w:tcW w:w="6192" w:type="dxa"/>
+          </w:tcPr>
+          <w:p>
+            <w:pPr>
+              <w:spacing w:after="40"/>
+            </w:pPr>
+            <w:r>
+              <w:rPr>
+                <w:sz w:val="19"/>
+              </w:rPr>
+              <w:t>Total weight, operating temperature, and operating humidity (Sections 2.3.c, 2.5) updated to 2.378 kg, −20°C to +60°C, and 5–95% RH respectively, per current project specification data.</w:t>
             </w:r>
           </w:p>
         </w:tc>
@@ -1019,7 +1069,7 @@
       <w:r>
         <w:fldChar w:fldCharType="separate"/>
       </w:r>
-      <w:hyperlink w:anchor="_Toc240982713" w:history="1">
+      <w:hyperlink w:anchor="_Toc241185764" w:history="1">
         <w:r>
           <w:rPr>
             <w:rStyle w:val="Hyperlink"/>
@@ -1046,7 +1096,7 @@
             <w:noProof/>
             <w:webHidden/>
           </w:rPr>
-          <w:instrText xml:space="preserve"> PAGEREF _Toc240982713 \h </w:instrText>
+          <w:instrText xml:space="preserve"> PAGEREF _Toc241185764 \h </w:instrText>
         </w:r>
         <w:r>
           <w:rPr>
@@ -1087,7 +1137,7 @@
           <w:noProof/>
         </w:rPr>
       </w:pPr>
-      <w:hyperlink w:anchor="_Toc240982714" w:history="1">
+      <w:hyperlink w:anchor="_Toc241185765" w:history="1">
         <w:r>
           <w:rPr>
             <w:rStyle w:val="Hyperlink"/>
@@ -1114,7 +1164,7 @@
             <w:noProof/>
             <w:webHidden/>
           </w:rPr>
-          <w:instrText xml:space="preserve"> PAGEREF _Toc240982714 \h </w:instrText>
+          <w:instrText xml:space="preserve"> PAGEREF _Toc241185765 \h </w:instrText>
         </w:r>
         <w:r>
           <w:rPr>
@@ -1155,7 +1205,7 @@
           <w:noProof/>
         </w:rPr>
       </w:pPr>
-      <w:hyperlink w:anchor="_Toc240982715" w:history="1">
+      <w:hyperlink w:anchor="_Toc241185766" w:history="1">
         <w:r>
           <w:rPr>
             <w:rStyle w:val="Hyperlink"/>
@@ -1182,7 +1232,7 @@
             <w:noProof/>
             <w:webHidden/>
           </w:rPr>
-          <w:instrText xml:space="preserve"> PAGEREF _Toc240982715 \h </w:instrText>
+          <w:instrText xml:space="preserve"> PAGEREF _Toc241185766 \h </w:instrText>
         </w:r>
         <w:r>
           <w:rPr>
@@ -1223,7 +1273,7 @@
           <w:noProof/>
         </w:rPr>
       </w:pPr>
-      <w:hyperlink w:anchor="_Toc240982716" w:history="1">
+      <w:hyperlink w:anchor="_Toc241185767" w:history="1">
         <w:r>
           <w:rPr>
             <w:rStyle w:val="Hyperlink"/>
@@ -1250,7 +1300,7 @@
             <w:noProof/>
             <w:webHidden/>
           </w:rPr>
-          <w:instrText xml:space="preserve"> PAGEREF _Toc240982716 \h </w:instrText>
+          <w:instrText xml:space="preserve"> PAGEREF _Toc241185767 \h </w:instrText>
         </w:r>
         <w:r>
           <w:rPr>
@@ -1291,7 +1341,7 @@
           <w:noProof/>
         </w:rPr>
       </w:pPr>
-      <w:hyperlink w:anchor="_Toc240982717" w:history="1">
+      <w:hyperlink w:anchor="_Toc241185768" w:history="1">
         <w:r>
           <w:rPr>
             <w:rStyle w:val="Hyperlink"/>
@@ -1318,7 +1368,7 @@
             <w:noProof/>
             <w:webHidden/>
           </w:rPr>
-          <w:instrText xml:space="preserve"> PAGEREF _Toc240982717 \h </w:instrText>
+          <w:instrText xml:space="preserve"> PAGEREF _Toc241185768 \h </w:instrText>
         </w:r>
         <w:r>
           <w:rPr>
@@ -1359,7 +1409,7 @@
           <w:noProof/>
         </w:rPr>
       </w:pPr>
-      <w:hyperlink w:anchor="_Toc240982718" w:history="1">
+      <w:hyperlink w:anchor="_Toc241185769" w:history="1">
         <w:r>
           <w:rPr>
             <w:rStyle w:val="Hyperlink"/>
@@ -1386,7 +1436,7 @@
             <w:noProof/>
             <w:webHidden/>
           </w:rPr>
-          <w:instrText xml:space="preserve"> PAGEREF _Toc240982718 \h </w:instrText>
+          <w:instrText xml:space="preserve"> PAGEREF _Toc241185769 \h </w:instrText>
         </w:r>
         <w:r>
           <w:rPr>
@@ -1427,7 +1477,7 @@
           <w:noProof/>
         </w:rPr>
       </w:pPr>
-      <w:hyperlink w:anchor="_Toc240982719" w:history="1">
+      <w:hyperlink w:anchor="_Toc241185770" w:history="1">
         <w:r>
           <w:rPr>
             <w:rStyle w:val="Hyperlink"/>
@@ -1454,7 +1504,7 @@
             <w:noProof/>
             <w:webHidden/>
           </w:rPr>
-          <w:instrText xml:space="preserve"> PAGEREF _Toc240982719 \h </w:instrText>
+          <w:instrText xml:space="preserve"> PAGEREF _Toc241185770 \h </w:instrText>
         </w:r>
         <w:r>
           <w:rPr>
@@ -1495,7 +1545,7 @@
           <w:noProof/>
         </w:rPr>
       </w:pPr>
-      <w:hyperlink w:anchor="_Toc240982720" w:history="1">
+      <w:hyperlink w:anchor="_Toc241185771" w:history="1">
         <w:r>
           <w:rPr>
             <w:rStyle w:val="Hyperlink"/>
@@ -1522,7 +1572,7 @@
             <w:noProof/>
             <w:webHidden/>
           </w:rPr>
-          <w:instrText xml:space="preserve"> PAGEREF _Toc240982720 \h </w:instrText>
+          <w:instrText xml:space="preserve"> PAGEREF _Toc241185771 \h </w:instrText>
         </w:r>
         <w:r>
           <w:rPr>
@@ -1563,7 +1613,7 @@
           <w:noProof/>
         </w:rPr>
       </w:pPr>
-      <w:hyperlink w:anchor="_Toc240982721" w:history="1">
+      <w:hyperlink w:anchor="_Toc241185772" w:history="1">
         <w:r>
           <w:rPr>
             <w:rStyle w:val="Hyperlink"/>
@@ -1590,7 +1640,7 @@
             <w:noProof/>
             <w:webHidden/>
           </w:rPr>
-          <w:instrText xml:space="preserve"> PAGEREF _Toc240982721 \h </w:instrText>
+          <w:instrText xml:space="preserve"> PAGEREF _Toc241185772 \h </w:instrText>
         </w:r>
         <w:r>
           <w:rPr>
@@ -1631,7 +1681,7 @@
           <w:noProof/>
         </w:rPr>
       </w:pPr>
-      <w:hyperlink w:anchor="_Toc240982722" w:history="1">
+      <w:hyperlink w:anchor="_Toc241185773" w:history="1">
         <w:r>
           <w:rPr>
             <w:rStyle w:val="Hyperlink"/>
@@ -1658,7 +1708,7 @@
             <w:noProof/>
             <w:webHidden/>
           </w:rPr>
-          <w:instrText xml:space="preserve"> PAGEREF _Toc240982722 \h </w:instrText>
+          <w:instrText xml:space="preserve"> PAGEREF _Toc241185773 \h </w:instrText>
         </w:r>
         <w:r>
           <w:rPr>
@@ -1699,7 +1749,7 @@
           <w:noProof/>
         </w:rPr>
       </w:pPr>
-      <w:hyperlink w:anchor="_Toc240982723" w:history="1">
+      <w:hyperlink w:anchor="_Toc241185774" w:history="1">
         <w:r>
           <w:rPr>
             <w:rStyle w:val="Hyperlink"/>
@@ -1726,7 +1776,7 @@
             <w:noProof/>
             <w:webHidden/>
           </w:rPr>
-          <w:instrText xml:space="preserve"> PAGEREF _Toc240982723 \h </w:instrText>
+          <w:instrText xml:space="preserve"> PAGEREF _Toc241185774 \h </w:instrText>
         </w:r>
         <w:r>
           <w:rPr>
@@ -1767,7 +1817,7 @@
           <w:noProof/>
         </w:rPr>
       </w:pPr>
-      <w:hyperlink w:anchor="_Toc240982724" w:history="1">
+      <w:hyperlink w:anchor="_Toc241185775" w:history="1">
         <w:r>
           <w:rPr>
             <w:rStyle w:val="Hyperlink"/>
@@ -1794,7 +1844,7 @@
             <w:noProof/>
             <w:webHidden/>
           </w:rPr>
-          <w:instrText xml:space="preserve"> PAGEREF _Toc240982724 \h </w:instrText>
+          <w:instrText xml:space="preserve"> PAGEREF _Toc241185775 \h </w:instrText>
         </w:r>
         <w:r>
           <w:rPr>
@@ -1835,7 +1885,7 @@
           <w:noProof/>
         </w:rPr>
       </w:pPr>
-      <w:hyperlink w:anchor="_Toc240982725" w:history="1">
+      <w:hyperlink w:anchor="_Toc241185776" w:history="1">
         <w:r>
           <w:rPr>
             <w:rStyle w:val="Hyperlink"/>
@@ -1862,7 +1912,7 @@
             <w:noProof/>
             <w:webHidden/>
           </w:rPr>
-          <w:instrText xml:space="preserve"> PAGEREF _Toc240982725 \h </w:instrText>
+          <w:instrText xml:space="preserve"> PAGEREF _Toc241185776 \h </w:instrText>
         </w:r>
         <w:r>
           <w:rPr>
@@ -1903,7 +1953,7 @@
           <w:noProof/>
         </w:rPr>
       </w:pPr>
-      <w:hyperlink w:anchor="_Toc240982726" w:history="1">
+      <w:hyperlink w:anchor="_Toc241185777" w:history="1">
         <w:r>
           <w:rPr>
             <w:rStyle w:val="Hyperlink"/>
@@ -1930,7 +1980,7 @@
             <w:noProof/>
             <w:webHidden/>
           </w:rPr>
-          <w:instrText xml:space="preserve"> PAGEREF _Toc240982726 \h </w:instrText>
+          <w:instrText xml:space="preserve"> PAGEREF _Toc241185777 \h </w:instrText>
         </w:r>
         <w:r>
           <w:rPr>
@@ -1971,7 +2021,7 @@
           <w:noProof/>
         </w:rPr>
       </w:pPr>
-      <w:hyperlink w:anchor="_Toc240982727" w:history="1">
+      <w:hyperlink w:anchor="_Toc241185778" w:history="1">
         <w:r>
           <w:rPr>
             <w:rStyle w:val="Hyperlink"/>
@@ -1998,7 +2048,7 @@
             <w:noProof/>
             <w:webHidden/>
           </w:rPr>
-          <w:instrText xml:space="preserve"> PAGEREF _Toc240982727 \h </w:instrText>
+          <w:instrText xml:space="preserve"> PAGEREF _Toc241185778 \h </w:instrText>
         </w:r>
         <w:r>
           <w:rPr>
@@ -2039,7 +2089,7 @@
           <w:noProof/>
         </w:rPr>
       </w:pPr>
-      <w:hyperlink w:anchor="_Toc240982728" w:history="1">
+      <w:hyperlink w:anchor="_Toc241185779" w:history="1">
         <w:r>
           <w:rPr>
             <w:rStyle w:val="Hyperlink"/>
@@ -2066,7 +2116,7 @@
             <w:noProof/>
             <w:webHidden/>
           </w:rPr>
-          <w:instrText xml:space="preserve"> PAGEREF _Toc240982728 \h </w:instrText>
+          <w:instrText xml:space="preserve"> PAGEREF _Toc241185779 \h </w:instrText>
         </w:r>
         <w:r>
           <w:rPr>
@@ -2107,7 +2157,7 @@
           <w:noProof/>
         </w:rPr>
       </w:pPr>
-      <w:hyperlink w:anchor="_Toc240982729" w:history="1">
+      <w:hyperlink w:anchor="_Toc241185780" w:history="1">
         <w:r>
           <w:rPr>
             <w:rStyle w:val="Hyperlink"/>
@@ -2134,7 +2184,7 @@
             <w:noProof/>
             <w:webHidden/>
           </w:rPr>
-          <w:instrText xml:space="preserve"> PAGEREF _Toc240982729 \h </w:instrText>
+          <w:instrText xml:space="preserve"> PAGEREF _Toc241185780 \h </w:instrText>
         </w:r>
         <w:r>
           <w:rPr>
@@ -2154,7 +2204,7 @@
             <w:noProof/>
             <w:webHidden/>
           </w:rPr>
-          <w:t>19</w:t>
+          <w:t>18</w:t>
         </w:r>
         <w:r>
           <w:rPr>
@@ -2175,7 +2225,7 @@
           <w:noProof/>
         </w:rPr>
       </w:pPr>
-      <w:hyperlink w:anchor="_Toc240982730" w:history="1">
+      <w:hyperlink w:anchor="_Toc241185781" w:history="1">
         <w:r>
           <w:rPr>
             <w:rStyle w:val="Hyperlink"/>
@@ -2202,7 +2252,7 @@
             <w:noProof/>
             <w:webHidden/>
           </w:rPr>
-          <w:instrText xml:space="preserve"> PAGEREF _Toc240982730 \h </w:instrText>
+          <w:instrText xml:space="preserve"> PAGEREF _Toc241185781 \h </w:instrText>
         </w:r>
         <w:r>
           <w:rPr>
@@ -2243,7 +2293,7 @@
           <w:noProof/>
         </w:rPr>
       </w:pPr>
-      <w:hyperlink w:anchor="_Toc240982731" w:history="1">
+      <w:hyperlink w:anchor="_Toc241185782" w:history="1">
         <w:r>
           <w:rPr>
             <w:rStyle w:val="Hyperlink"/>
@@ -2270,7 +2320,7 @@
             <w:noProof/>
             <w:webHidden/>
           </w:rPr>
-          <w:instrText xml:space="preserve"> PAGEREF _Toc240982731 \h </w:instrText>
+          <w:instrText xml:space="preserve"> PAGEREF _Toc241185782 \h </w:instrText>
         </w:r>
         <w:r>
           <w:rPr>
@@ -2311,7 +2361,7 @@
           <w:noProof/>
         </w:rPr>
       </w:pPr>
-      <w:hyperlink w:anchor="_Toc240982732" w:history="1">
+      <w:hyperlink w:anchor="_Toc241185783" w:history="1">
         <w:r>
           <w:rPr>
             <w:rStyle w:val="Hyperlink"/>
@@ -2338,7 +2388,7 @@
             <w:noProof/>
             <w:webHidden/>
           </w:rPr>
-          <w:instrText xml:space="preserve"> PAGEREF _Toc240982732 \h </w:instrText>
+          <w:instrText xml:space="preserve"> PAGEREF _Toc241185783 \h </w:instrText>
         </w:r>
         <w:r>
           <w:rPr>
@@ -2379,7 +2429,7 @@
           <w:noProof/>
         </w:rPr>
       </w:pPr>
-      <w:hyperlink w:anchor="_Toc240982733" w:history="1">
+      <w:hyperlink w:anchor="_Toc241185784" w:history="1">
         <w:r>
           <w:rPr>
             <w:rStyle w:val="Hyperlink"/>
@@ -2406,7 +2456,7 @@
             <w:noProof/>
             <w:webHidden/>
           </w:rPr>
-          <w:instrText xml:space="preserve"> PAGEREF _Toc240982733 \h </w:instrText>
+          <w:instrText xml:space="preserve"> PAGEREF _Toc241185784 \h </w:instrText>
         </w:r>
         <w:r>
           <w:rPr>
@@ -2447,7 +2497,7 @@
           <w:noProof/>
         </w:rPr>
       </w:pPr>
-      <w:hyperlink w:anchor="_Toc240982734" w:history="1">
+      <w:hyperlink w:anchor="_Toc241185785" w:history="1">
         <w:r>
           <w:rPr>
             <w:rStyle w:val="Hyperlink"/>
@@ -2474,7 +2524,7 @@
             <w:noProof/>
             <w:webHidden/>
           </w:rPr>
-          <w:instrText xml:space="preserve"> PAGEREF _Toc240982734 \h </w:instrText>
+          <w:instrText xml:space="preserve"> PAGEREF _Toc241185785 \h </w:instrText>
         </w:r>
         <w:r>
           <w:rPr>
@@ -2515,7 +2565,7 @@
           <w:noProof/>
         </w:rPr>
       </w:pPr>
-      <w:hyperlink w:anchor="_Toc240982735" w:history="1">
+      <w:hyperlink w:anchor="_Toc241185786" w:history="1">
         <w:r>
           <w:rPr>
             <w:rStyle w:val="Hyperlink"/>
@@ -2542,7 +2592,7 @@
             <w:noProof/>
             <w:webHidden/>
           </w:rPr>
-          <w:instrText xml:space="preserve"> PAGEREF _Toc240982735 \h </w:instrText>
+          <w:instrText xml:space="preserve"> PAGEREF _Toc241185786 \h </w:instrText>
         </w:r>
         <w:r>
           <w:rPr>
@@ -2583,7 +2633,7 @@
           <w:noProof/>
         </w:rPr>
       </w:pPr>
-      <w:hyperlink w:anchor="_Toc240982736" w:history="1">
+      <w:hyperlink w:anchor="_Toc241185787" w:history="1">
         <w:r>
           <w:rPr>
             <w:rStyle w:val="Hyperlink"/>
@@ -2610,7 +2660,7 @@
             <w:noProof/>
             <w:webHidden/>
           </w:rPr>
-          <w:instrText xml:space="preserve"> PAGEREF _Toc240982736 \h </w:instrText>
+          <w:instrText xml:space="preserve"> PAGEREF _Toc241185787 \h </w:instrText>
         </w:r>
         <w:r>
           <w:rPr>
@@ -2651,7 +2701,7 @@
           <w:noProof/>
         </w:rPr>
       </w:pPr>
-      <w:hyperlink w:anchor="_Toc240982737" w:history="1">
+      <w:hyperlink w:anchor="_Toc241185788" w:history="1">
         <w:r>
           <w:rPr>
             <w:rStyle w:val="Hyperlink"/>
@@ -2678,7 +2728,7 @@
             <w:noProof/>
             <w:webHidden/>
           </w:rPr>
-          <w:instrText xml:space="preserve"> PAGEREF _Toc240982737 \h </w:instrText>
+          <w:instrText xml:space="preserve"> PAGEREF _Toc241185788 \h </w:instrText>
         </w:r>
         <w:r>
           <w:rPr>
@@ -2719,7 +2769,7 @@
           <w:noProof/>
         </w:rPr>
       </w:pPr>
-      <w:hyperlink w:anchor="_Toc240982738" w:history="1">
+      <w:hyperlink w:anchor="_Toc241185789" w:history="1">
         <w:r>
           <w:rPr>
             <w:rStyle w:val="Hyperlink"/>
@@ -2746,7 +2796,7 @@
             <w:noProof/>
             <w:webHidden/>
           </w:rPr>
-          <w:instrText xml:space="preserve"> PAGEREF _Toc240982738 \h </w:instrText>
+          <w:instrText xml:space="preserve"> PAGEREF _Toc241185789 \h </w:instrText>
         </w:r>
         <w:r>
           <w:rPr>
@@ -2787,7 +2837,7 @@
           <w:noProof/>
         </w:rPr>
       </w:pPr>
-      <w:hyperlink w:anchor="_Toc240982739" w:history="1">
+      <w:hyperlink w:anchor="_Toc241185790" w:history="1">
         <w:r>
           <w:rPr>
             <w:rStyle w:val="Hyperlink"/>
@@ -2814,7 +2864,7 @@
             <w:noProof/>
             <w:webHidden/>
           </w:rPr>
-          <w:instrText xml:space="preserve"> PAGEREF _Toc240982739 \h </w:instrText>
+          <w:instrText xml:space="preserve"> PAGEREF _Toc241185790 \h </w:instrText>
         </w:r>
         <w:r>
           <w:rPr>
@@ -2855,7 +2905,7 @@
           <w:noProof/>
         </w:rPr>
       </w:pPr>
-      <w:hyperlink w:anchor="_Toc240982740" w:history="1">
+      <w:hyperlink w:anchor="_Toc241185791" w:history="1">
         <w:r>
           <w:rPr>
             <w:rStyle w:val="Hyperlink"/>
@@ -2882,7 +2932,7 @@
             <w:noProof/>
             <w:webHidden/>
           </w:rPr>
-          <w:instrText xml:space="preserve"> PAGEREF _Toc240982740 \h </w:instrText>
+          <w:instrText xml:space="preserve"> PAGEREF _Toc241185791 \h </w:instrText>
         </w:r>
         <w:r>
           <w:rPr>
@@ -2923,7 +2973,7 @@
           <w:noProof/>
         </w:rPr>
       </w:pPr>
-      <w:hyperlink w:anchor="_Toc240982741" w:history="1">
+      <w:hyperlink w:anchor="_Toc241185792" w:history="1">
         <w:r>
           <w:rPr>
             <w:rStyle w:val="Hyperlink"/>
@@ -2950,7 +3000,7 @@
             <w:noProof/>
             <w:webHidden/>
           </w:rPr>
-          <w:instrText xml:space="preserve"> PAGEREF _Toc240982741 \h </w:instrText>
+          <w:instrText xml:space="preserve"> PAGEREF _Toc241185792 \h </w:instrText>
         </w:r>
         <w:r>
           <w:rPr>
@@ -2991,7 +3041,7 @@
           <w:noProof/>
         </w:rPr>
       </w:pPr>
-      <w:hyperlink w:anchor="_Toc240982742" w:history="1">
+      <w:hyperlink w:anchor="_Toc241185793" w:history="1">
         <w:r>
           <w:rPr>
             <w:rStyle w:val="Hyperlink"/>
@@ -3018,7 +3068,7 @@
             <w:noProof/>
             <w:webHidden/>
           </w:rPr>
-          <w:instrText xml:space="preserve"> PAGEREF _Toc240982742 \h </w:instrText>
+          <w:instrText xml:space="preserve"> PAGEREF _Toc241185793 \h </w:instrText>
         </w:r>
         <w:r>
           <w:rPr>
@@ -3064,7 +3114,7 @@
       <w:pPr>
         <w:pStyle w:val="Heading1"/>
       </w:pPr>
-      <w:bookmarkStart w:id="0" w:name="_Toc240982713"/>
+      <w:bookmarkStart w:id="0" w:name="_Toc241185764"/>
       <w:r>
         <w:lastRenderedPageBreak/>
         <w:t>About This Document</w:t>
@@ -3167,7 +3217,7 @@
       <w:pPr>
         <w:pStyle w:val="Heading1"/>
       </w:pPr>
-      <w:bookmarkStart w:id="1" w:name="_Toc240982714"/>
+      <w:bookmarkStart w:id="1" w:name="_Toc241185765"/>
       <w:r>
         <w:t>1. Basic Information (Application and Organization)</w:t>
       </w:r>
@@ -3314,7 +3364,7 @@
       <w:pPr>
         <w:pStyle w:val="Heading2"/>
       </w:pPr>
-      <w:bookmarkStart w:id="2" w:name="_Toc240982715"/>
+      <w:bookmarkStart w:id="2" w:name="_Toc241185766"/>
       <w:r>
         <w:t>1.0 · Status Summary — Section 1</w:t>
       </w:r>
@@ -3691,7 +3741,7 @@
       <w:pPr>
         <w:pStyle w:val="Heading2"/>
       </w:pPr>
-      <w:bookmarkStart w:id="3" w:name="_Toc240982716"/>
+      <w:bookmarkStart w:id="3" w:name="_Toc241185767"/>
       <w:r>
         <w:t>1.1 · Application Form</w:t>
       </w:r>
@@ -4743,7 +4793,7 @@
       <w:pPr>
         <w:pStyle w:val="Heading2"/>
       </w:pPr>
-      <w:bookmarkStart w:id="4" w:name="_Toc240982717"/>
+      <w:bookmarkStart w:id="4" w:name="_Toc241185768"/>
       <w:r>
         <w:t>1.2 · Business License / Company Registration Certificate</w:t>
       </w:r>
@@ -5292,7 +5342,7 @@
       <w:pPr>
         <w:pStyle w:val="Heading2"/>
       </w:pPr>
-      <w:bookmarkStart w:id="5" w:name="_Toc240982718"/>
+      <w:bookmarkStart w:id="5" w:name="_Toc241185769"/>
       <w:r>
         <w:t>1.3 · Organizational Chart and Contact Information</w:t>
       </w:r>
@@ -5841,7 +5891,7 @@
       <w:pPr>
         <w:pStyle w:val="Heading2"/>
       </w:pPr>
-      <w:bookmarkStart w:id="6" w:name="_Toc240982719"/>
+      <w:bookmarkStart w:id="6" w:name="_Toc241185770"/>
       <w:r>
         <w:t>1.4 · Manufacturing Plant Address and Introduction of Production Facilities</w:t>
       </w:r>
@@ -6353,7 +6403,7 @@
       <w:pPr>
         <w:pStyle w:val="Heading2"/>
       </w:pPr>
-      <w:bookmarkStart w:id="7" w:name="_Toc240982720"/>
+      <w:bookmarkStart w:id="7" w:name="_Toc241185771"/>
       <w:r>
         <w:t>1.5 · ISO 9001 Certificate, Quality Manual, and Procedure Index</w:t>
       </w:r>
@@ -6776,7 +6826,7 @@
       <w:pPr>
         <w:pStyle w:val="Heading1"/>
       </w:pPr>
-      <w:bookmarkStart w:id="8" w:name="_Toc240982721"/>
+      <w:bookmarkStart w:id="8" w:name="_Toc241185772"/>
       <w:r>
         <w:t>2. Technical Documentation</w:t>
       </w:r>
@@ -6791,7 +6841,7 @@
       <w:pPr>
         <w:pStyle w:val="Heading2"/>
       </w:pPr>
-      <w:bookmarkStart w:id="9" w:name="_Toc240982722"/>
+      <w:bookmarkStart w:id="9" w:name="_Toc241185773"/>
       <w:r>
         <w:t>2.1 · Detailed Product Description</w:t>
       </w:r>
@@ -6824,7 +6874,7 @@
       <w:pPr>
         <w:pStyle w:val="Heading2"/>
       </w:pPr>
-      <w:bookmarkStart w:id="10" w:name="_Toc240982723"/>
+      <w:bookmarkStart w:id="10" w:name="_Toc241185774"/>
       <w:r>
         <w:t>2.2 · Product Name, Model, and Specification List</w:t>
       </w:r>
@@ -7268,7 +7318,7 @@
       <w:pPr>
         <w:pStyle w:val="Heading2"/>
       </w:pPr>
-      <w:bookmarkStart w:id="11" w:name="_Toc240982724"/>
+      <w:bookmarkStart w:id="11" w:name="_Toc241185775"/>
       <w:r>
         <w:t>2.3 · Functional Description and Technical Parameters (Electrical, Mechanical, etc.)</w:t>
       </w:r>
@@ -7286,7 +7336,7 @@
       <w:pPr>
         <w:pStyle w:val="Heading3"/>
       </w:pPr>
-      <w:bookmarkStart w:id="12" w:name="_Toc240982725"/>
+      <w:bookmarkStart w:id="12" w:name="_Toc241185776"/>
       <w:r>
         <w:t>2.3.a · Electrical Parameters — Node Sensor (GLD)</w:t>
       </w:r>
@@ -7910,7 +7960,7 @@
       <w:pPr>
         <w:pStyle w:val="Heading3"/>
       </w:pPr>
-      <w:bookmarkStart w:id="13" w:name="_Toc240982726"/>
+      <w:bookmarkStart w:id="13" w:name="_Toc241185777"/>
       <w:r>
         <w:t>2.3.b · Sensor and Communication Parameters — Node Sensor (GLD)</w:t>
       </w:r>
@@ -8972,7 +9022,7 @@
       <w:pPr>
         <w:pStyle w:val="Heading3"/>
       </w:pPr>
-      <w:bookmarkStart w:id="14" w:name="_Toc240982727"/>
+      <w:bookmarkStart w:id="14" w:name="_Toc241185778"/>
       <w:r>
         <w:t>2.3.c · Mechanical Parameters — Node Sensor (GLD)</w:t>
       </w:r>
@@ -9274,7 +9324,7 @@
               <w:rPr>
                 <w:sz w:val="19"/>
               </w:rPr>
-              <w:t>2.3 kg</w:t>
+              <w:t>2.378 kg</w:t>
             </w:r>
           </w:p>
         </w:tc>
@@ -9308,7 +9358,7 @@
               <w:rPr>
                 <w:sz w:val="19"/>
               </w:rPr>
-              <w:t>Project-confirmed value; not yet documented against a calibrated weighing record.</w:t>
+              <w:t>Total weight of PCB, casing, and sensors combined; project-confirmed value, not yet documented against a calibrated weighing record.</w:t>
             </w:r>
           </w:p>
         </w:tc>
@@ -9639,7 +9689,7 @@
               <w:rPr>
                 <w:sz w:val="19"/>
               </w:rPr>
-              <w:t>40°C to +85°C (ambient)</w:t>
+              <w:t>20°C to +60°C (ambient)</w:t>
             </w:r>
           </w:p>
         </w:tc>
@@ -9673,7 +9723,7 @@
               <w:rPr>
                 <w:sz w:val="19"/>
               </w:rPr>
-              <w:t>Project-confirmed value, extended-industrial electronics range — a key input for temperature class (T1–T6) determination in Section 2.5. Not yet documented against a calibrated test record.</w:t>
+              <w:t>Project-confirmed value — a key input for temperature class (T1–T6) determination in Section 2.5. Not yet documented against a calibrated test record.</w:t>
             </w:r>
           </w:p>
         </w:tc>
@@ -9712,7 +9762,7 @@
               <w:rPr>
                 <w:sz w:val="19"/>
               </w:rPr>
-              <w:t>10–90% RH, non-condensing</w:t>
+              <w:t>5–95% RH, non-condensing</w:t>
             </w:r>
           </w:p>
         </w:tc>
@@ -9746,7 +9796,7 @@
               <w:rPr>
                 <w:sz w:val="19"/>
               </w:rPr>
-              <w:t>A standard industrial-electronics humidity rating, matched to the range specified by a comparable certified diffusion-type gas detector (New Cosmos KD-12/KD-12R) rather than an independent GLD-specific measurement or test.</w:t>
+              <w:t>Project-confirmed value. Not yet documented against a calibrated test record.</w:t>
             </w:r>
           </w:p>
         </w:tc>
@@ -9764,7 +9814,6 @@
           <w:color w:val="4A4A4A"/>
           <w:sz w:val="18"/>
         </w:rPr>
-        <w:lastRenderedPageBreak/>
         <w:t>Source: internal technical specification documentation, Sections 1.1–1.3 (Node Sensor), cross-referenced with the official product technical datasheet (Revision 4.0) and component certification verification (ESP32-S3-WROOM-1U, E22-900MM22S).</w:t>
       </w:r>
     </w:p>
@@ -9801,7 +9850,15 @@
                 <w:color w:val="4A4A4A"/>
                 <w:sz w:val="20"/>
               </w:rPr>
-              <w:t>Rows marked “Pending confirmation” above do not reflect a documentation oversight — this is an honest status indicator. These fields are intentionally left blank because no official data yet exists (not yet measured, tested, or decided). They must not be filled with estimates in future revisions without a clear supporting data source.</w:t>
+              <w:t xml:space="preserve">Rows marked “Pending confirmation” above do not reflect a documentation oversight — this is an honest status indicator. These fields are intentionally left blank because no official data yet exists (not yet measured, tested, or </w:t>
+            </w:r>
+            <w:r>
+              <w:rPr>
+                <w:color w:val="4A4A4A"/>
+                <w:sz w:val="20"/>
+              </w:rPr>
+              <w:lastRenderedPageBreak/>
+              <w:t>decided). They must not be filled with estimates in future revisions without a clear supporting data source.</w:t>
             </w:r>
           </w:p>
         </w:tc>
@@ -9816,7 +9873,7 @@
       <w:pPr>
         <w:pStyle w:val="Heading2"/>
       </w:pPr>
-      <w:bookmarkStart w:id="15" w:name="_Toc240982728"/>
+      <w:bookmarkStart w:id="15" w:name="_Toc241185779"/>
       <w:r>
         <w:t>2.4 · Product Photographs — Overall and Key Components</w:t>
       </w:r>
@@ -9855,7 +9912,7 @@
                 <w:noProof/>
               </w:rPr>
               <w:drawing>
-                <wp:inline distT="0" distB="0" distL="0" distR="0" wp14:anchorId="186B4BC1" wp14:editId="6745E7F4">
+                <wp:inline distT="0" distB="0" distL="0" distR="0" wp14:anchorId="7B280349" wp14:editId="4913058C">
                   <wp:extent cx="1379912" cy="2286000"/>
                   <wp:effectExtent l="0" t="0" r="0" b="0"/>
                   <wp:docPr id="1" name="Picture 1"/>
@@ -9932,7 +9989,7 @@
                 <w:noProof/>
               </w:rPr>
               <w:drawing>
-                <wp:inline distT="0" distB="0" distL="0" distR="0" wp14:anchorId="7FE0685C" wp14:editId="5F1080C4">
+                <wp:inline distT="0" distB="0" distL="0" distR="0" wp14:anchorId="79C8B9C7" wp14:editId="248BF30B">
                   <wp:extent cx="1714500" cy="2286000"/>
                   <wp:effectExtent l="0" t="0" r="0" b="0"/>
                   <wp:docPr id="2" name="Picture 2"/>
@@ -10014,7 +10071,7 @@
                 <w:noProof/>
               </w:rPr>
               <w:drawing>
-                <wp:inline distT="0" distB="0" distL="0" distR="0" wp14:anchorId="1728B60C" wp14:editId="0FDCB1D8">
+                <wp:inline distT="0" distB="0" distL="0" distR="0" wp14:anchorId="27F7A844" wp14:editId="62FF062D">
                   <wp:extent cx="1026621" cy="2286000"/>
                   <wp:effectExtent l="0" t="0" r="0" b="0"/>
                   <wp:docPr id="3" name="Picture 3"/>
@@ -10073,15 +10130,7 @@
                 <w:color w:val="4A4A4A"/>
                 <w:sz w:val="17"/>
               </w:rPr>
-              <w:t xml:space="preserve">The main enclosure with the sensor mesh cover installed, shown in a flat front view illustrating the enclosure shape and its four </w:t>
-            </w:r>
-            <w:r>
-              <w:rPr>
-                <w:color w:val="4A4A4A"/>
-                <w:sz w:val="17"/>
-              </w:rPr>
-              <w:lastRenderedPageBreak/>
-              <w:t>mounting bolt holes.</w:t>
+              <w:t>The main enclosure with the sensor mesh cover installed, shown in a flat front view illustrating the enclosure shape and its four mounting bolt holes.</w:t>
             </w:r>
           </w:p>
         </w:tc>
@@ -10098,9 +10147,8 @@
               <w:rPr>
                 <w:noProof/>
               </w:rPr>
-              <w:lastRenderedPageBreak/>
               <w:drawing>
-                <wp:inline distT="0" distB="0" distL="0" distR="0" wp14:anchorId="209F69E3" wp14:editId="1EADE8B5">
+                <wp:inline distT="0" distB="0" distL="0" distR="0" wp14:anchorId="6C9CE581" wp14:editId="5A1D7B0D">
                   <wp:extent cx="1026621" cy="2286000"/>
                   <wp:effectExtent l="0" t="0" r="0" b="0"/>
                   <wp:docPr id="4" name="Picture 4"/>
@@ -10159,15 +10207,7 @@
                 <w:color w:val="4A4A4A"/>
                 <w:sz w:val="17"/>
               </w:rPr>
-              <w:t xml:space="preserve">The main PCB installed inside the enclosure prior to gas sensor module installation. The ESP32-S3-WROOM-1U microcontroller, </w:t>
-            </w:r>
-            <w:r>
-              <w:rPr>
-                <w:color w:val="4A4A4A"/>
-                <w:sz w:val="17"/>
-              </w:rPr>
-              <w:lastRenderedPageBreak/>
-              <w:t>LoRa radio module, and power circuitry are visible.</w:t>
+              <w:t>The main PCB installed inside the enclosure prior to gas sensor module installation. The ESP32-S3-WROOM-1U microcontroller, LoRa radio module, and power circuitry are visible.</w:t>
             </w:r>
           </w:p>
         </w:tc>
@@ -10191,7 +10231,7 @@
               </w:rPr>
               <w:lastRenderedPageBreak/>
               <w:drawing>
-                <wp:inline distT="0" distB="0" distL="0" distR="0" wp14:anchorId="10C526EC" wp14:editId="7672E3ED">
+                <wp:inline distT="0" distB="0" distL="0" distR="0" wp14:anchorId="38067EDC" wp14:editId="6C3D8F4B">
                   <wp:extent cx="1026621" cy="2286000"/>
                   <wp:effectExtent l="0" t="0" r="0" b="0"/>
                   <wp:docPr id="5" name="Picture 5"/>
@@ -10268,7 +10308,7 @@
                 <w:noProof/>
               </w:rPr>
               <w:drawing>
-                <wp:inline distT="0" distB="0" distL="0" distR="0" wp14:anchorId="309F0425" wp14:editId="5F6EBB75">
+                <wp:inline distT="0" distB="0" distL="0" distR="0" wp14:anchorId="10AF1421" wp14:editId="27A3EE69">
                   <wp:extent cx="1026621" cy="2286000"/>
                   <wp:effectExtent l="0" t="0" r="0" b="0"/>
                   <wp:docPr id="6" name="Picture 6"/>
@@ -10350,7 +10390,7 @@
                 <w:noProof/>
               </w:rPr>
               <w:drawing>
-                <wp:inline distT="0" distB="0" distL="0" distR="0" wp14:anchorId="361A644D" wp14:editId="2D86ADEC">
+                <wp:inline distT="0" distB="0" distL="0" distR="0" wp14:anchorId="56FE035E" wp14:editId="69D40317">
                   <wp:extent cx="1026621" cy="2286000"/>
                   <wp:effectExtent l="0" t="0" r="0" b="0"/>
                   <wp:docPr id="7" name="Picture 7"/>
@@ -10474,19 +10514,19 @@
       <w:pPr>
         <w:pStyle w:val="Heading2"/>
       </w:pPr>
-      <w:bookmarkStart w:id="16" w:name="_Toc240982729"/>
+      <w:bookmarkStart w:id="16" w:name="_Toc241185780"/>
       <w:r>
-        <w:lastRenderedPageBreak/>
         <w:t>2.5 · Description of Intended Use and Installation Environment (Gas Group, Temperature Class, Area Classification)</w:t>
       </w:r>
       <w:bookmarkEnd w:id="16"/>
     </w:p>
     <w:p>
       <w:r>
-        <w:t>The GLD is intended for continuous, fixed-point monitoring of flammable and toxic gas leaks in oil &amp; gas refinery hazardous areas — process units, tank farms, pipe racks, and loading/unloading areas. The specific Ex classification parameters below reflect the project engineering team's current recommendation, developed from the intended deployment envelope and the gases the device is designed to detect; none of these parameters has yet been confirmed with the certification body (ExCB) or a notified body, an</w:t>
+        <w:t xml:space="preserve">The GLD is intended for continuous, fixed-point monitoring of flammable and toxic gas leaks in oil &amp; gas refinery hazardous areas — process units, tank farms, pipe racks, and loading/unloading areas. The specific Ex </w:t>
       </w:r>
       <w:r>
-        <w:t>d none should be treated as final.</w:t>
+        <w:lastRenderedPageBreak/>
+        <w:t>classification parameters below reflect the project engineering team's current recommendation, developed from the intended deployment envelope and the gases the device is designed to detect; none of these parameters has yet been confirmed with the certification body (ExCB) or a notified body, and none should be treated as final.</w:t>
       </w:r>
     </w:p>
     <w:tbl>
@@ -10771,7 +10811,7 @@
               <w:rPr>
                 <w:sz w:val="19"/>
               </w:rPr>
-              <w:t>40°C to +85°C</w:t>
+              <w:t>20°C to +60°C</w:t>
             </w:r>
           </w:p>
         </w:tc>
@@ -10805,7 +10845,7 @@
               <w:rPr>
                 <w:sz w:val="19"/>
               </w:rPr>
-              <w:t>Project-confirmed value, extended-industrial electronics range. Distinct from the MQ-sensor hot-spot surface temperature above, which remains the top-priority open item for the T4 recommendation.</w:t>
+              <w:t>Project-confirmed value, consistent with the Mechanical Parameters table (Section 2.3.c). Distinct from the MQ-sensor hot-spot surface temperature above, which remains the top-priority open item for the T4 recommendation.</w:t>
             </w:r>
           </w:p>
         </w:tc>
@@ -10937,7 +10977,7 @@
       <w:pPr>
         <w:pStyle w:val="Heading2"/>
       </w:pPr>
-      <w:bookmarkStart w:id="17" w:name="_Toc240982730"/>
+      <w:bookmarkStart w:id="17" w:name="_Toc241185781"/>
       <w:r>
         <w:t>2.6 · Design and Manufacturing Information</w:t>
       </w:r>
@@ -10952,7 +10992,7 @@
       <w:pPr>
         <w:pStyle w:val="Heading3"/>
       </w:pPr>
-      <w:bookmarkStart w:id="18" w:name="_Toc240982731"/>
+      <w:bookmarkStart w:id="18" w:name="_Toc241185782"/>
       <w:r>
         <w:lastRenderedPageBreak/>
         <w:t>2.6.a · Complete Drawings (Assembly, Component, Electrical Schematic, PCB Layout, Enclosure Structure, Junction Box, Terminal, Grounding)</w:t>
@@ -10973,7 +11013,7 @@
           <w:noProof/>
         </w:rPr>
         <w:drawing>
-          <wp:inline distT="0" distB="0" distL="0" distR="0" wp14:anchorId="22CB094F" wp14:editId="6230D59E">
+          <wp:inline distT="0" distB="0" distL="0" distR="0" wp14:anchorId="05877050" wp14:editId="37EC5034">
             <wp:extent cx="5120640" cy="3413760"/>
             <wp:effectExtent l="0" t="0" r="0" b="0"/>
             <wp:docPr id="8" name="Picture 8"/>
@@ -11046,7 +11086,7 @@
         </w:rPr>
         <w:lastRenderedPageBreak/>
         <w:drawing>
-          <wp:inline distT="0" distB="0" distL="0" distR="0" wp14:anchorId="067FF7E7" wp14:editId="765602CD">
+          <wp:inline distT="0" distB="0" distL="0" distR="0" wp14:anchorId="7FCDBBFE" wp14:editId="12B20F10">
             <wp:extent cx="5120640" cy="3413760"/>
             <wp:effectExtent l="0" t="0" r="0" b="0"/>
             <wp:docPr id="9" name="Picture 9"/>
@@ -11118,7 +11158,7 @@
           <w:noProof/>
         </w:rPr>
         <w:drawing>
-          <wp:inline distT="0" distB="0" distL="0" distR="0" wp14:anchorId="5CB660EA" wp14:editId="5BB0E751">
+          <wp:inline distT="0" distB="0" distL="0" distR="0" wp14:anchorId="53F8A22B" wp14:editId="04721ECC">
             <wp:extent cx="5120640" cy="3413760"/>
             <wp:effectExtent l="0" t="0" r="0" b="0"/>
             <wp:docPr id="10" name="Picture 10"/>
@@ -11191,7 +11231,7 @@
         </w:rPr>
         <w:lastRenderedPageBreak/>
         <w:drawing>
-          <wp:inline distT="0" distB="0" distL="0" distR="0" wp14:anchorId="2CA7075D" wp14:editId="1ED234B5">
+          <wp:inline distT="0" distB="0" distL="0" distR="0" wp14:anchorId="29141D0D" wp14:editId="03AB4442">
             <wp:extent cx="5120640" cy="3413760"/>
             <wp:effectExtent l="0" t="0" r="0" b="0"/>
             <wp:docPr id="11" name="Picture 11"/>
@@ -11263,7 +11303,7 @@
           <w:noProof/>
         </w:rPr>
         <w:drawing>
-          <wp:inline distT="0" distB="0" distL="0" distR="0" wp14:anchorId="013CC6E5" wp14:editId="13A6E914">
+          <wp:inline distT="0" distB="0" distL="0" distR="0" wp14:anchorId="5C6644DB" wp14:editId="5A6C7E31">
             <wp:extent cx="5120640" cy="3413760"/>
             <wp:effectExtent l="0" t="0" r="0" b="0"/>
             <wp:docPr id="12" name="Picture 12"/>
@@ -11336,7 +11376,7 @@
         </w:rPr>
         <w:lastRenderedPageBreak/>
         <w:drawing>
-          <wp:inline distT="0" distB="0" distL="0" distR="0" wp14:anchorId="05486C5A" wp14:editId="46716DA2">
+          <wp:inline distT="0" distB="0" distL="0" distR="0" wp14:anchorId="0F320894" wp14:editId="0D7FC307">
             <wp:extent cx="5120640" cy="3413760"/>
             <wp:effectExtent l="0" t="0" r="0" b="0"/>
             <wp:docPr id="13" name="Picture 13"/>
@@ -11408,7 +11448,7 @@
           <w:noProof/>
         </w:rPr>
         <w:drawing>
-          <wp:inline distT="0" distB="0" distL="0" distR="0" wp14:anchorId="0887B323" wp14:editId="58F00840">
+          <wp:inline distT="0" distB="0" distL="0" distR="0" wp14:anchorId="79698BED" wp14:editId="6129FFA0">
             <wp:extent cx="5120640" cy="3413760"/>
             <wp:effectExtent l="0" t="0" r="0" b="0"/>
             <wp:docPr id="14" name="Picture 14"/>
@@ -11481,7 +11521,7 @@
         </w:rPr>
         <w:lastRenderedPageBreak/>
         <w:drawing>
-          <wp:inline distT="0" distB="0" distL="0" distR="0" wp14:anchorId="0B79647B" wp14:editId="4B10855F">
+          <wp:inline distT="0" distB="0" distL="0" distR="0" wp14:anchorId="23409922" wp14:editId="003F786F">
             <wp:extent cx="5120640" cy="3413760"/>
             <wp:effectExtent l="0" t="0" r="0" b="0"/>
             <wp:docPr id="15" name="Picture 15"/>
@@ -11553,7 +11593,7 @@
           <w:noProof/>
         </w:rPr>
         <w:drawing>
-          <wp:inline distT="0" distB="0" distL="0" distR="0" wp14:anchorId="53D95A50" wp14:editId="546A8FDE">
+          <wp:inline distT="0" distB="0" distL="0" distR="0" wp14:anchorId="1DFBEDF4" wp14:editId="64E462E3">
             <wp:extent cx="5120640" cy="3413760"/>
             <wp:effectExtent l="0" t="0" r="0" b="0"/>
             <wp:docPr id="16" name="Picture 16"/>
@@ -11626,7 +11666,7 @@
         </w:rPr>
         <w:lastRenderedPageBreak/>
         <w:drawing>
-          <wp:inline distT="0" distB="0" distL="0" distR="0" wp14:anchorId="171E2B91" wp14:editId="7B7A0D13">
+          <wp:inline distT="0" distB="0" distL="0" distR="0" wp14:anchorId="28B27E00" wp14:editId="6298902D">
             <wp:extent cx="2468880" cy="2479268"/>
             <wp:effectExtent l="0" t="0" r="0" b="0"/>
             <wp:docPr id="17" name="Picture 17"/>
@@ -11669,7 +11709,7 @@
           <w:noProof/>
         </w:rPr>
         <w:drawing>
-          <wp:inline distT="0" distB="0" distL="0" distR="0" wp14:anchorId="145482F9" wp14:editId="093141AF">
+          <wp:inline distT="0" distB="0" distL="0" distR="0" wp14:anchorId="11E007CF" wp14:editId="5A985488">
             <wp:extent cx="2468880" cy="1804956"/>
             <wp:effectExtent l="0" t="0" r="0" b="0"/>
             <wp:docPr id="18" name="Picture 18"/>
@@ -11746,7 +11786,7 @@
           <w:noProof/>
         </w:rPr>
         <w:drawing>
-          <wp:inline distT="0" distB="0" distL="0" distR="0" wp14:anchorId="41B18508" wp14:editId="52494F0F">
+          <wp:inline distT="0" distB="0" distL="0" distR="0" wp14:anchorId="20EFD86C" wp14:editId="2C4E7A1B">
             <wp:extent cx="5669280" cy="3847707"/>
             <wp:effectExtent l="0" t="0" r="0" b="0"/>
             <wp:docPr id="19" name="Picture 19"/>
@@ -12297,7 +12337,7 @@
       <w:pPr>
         <w:pStyle w:val="Heading3"/>
       </w:pPr>
-      <w:bookmarkStart w:id="19" w:name="_Toc240982732"/>
+      <w:bookmarkStart w:id="19" w:name="_Toc241185783"/>
       <w:r>
         <w:t>2.6.b · Bill of Materials (BOM) for Explosion-Safety-Relevant Components</w:t>
       </w:r>
@@ -23278,7 +23318,7 @@
       <w:pPr>
         <w:pStyle w:val="Heading3"/>
       </w:pPr>
-      <w:bookmarkStart w:id="20" w:name="_Toc240982733"/>
+      <w:bookmarkStart w:id="20" w:name="_Toc241185784"/>
       <w:r>
         <w:t>2.6.c · Material Specification Sheets / Datasheets (Non-Metallic Materials)</w:t>
       </w:r>
@@ -23344,7 +23384,7 @@
       <w:pPr>
         <w:pStyle w:val="Heading3"/>
       </w:pPr>
-      <w:bookmarkStart w:id="21" w:name="_Toc240982734"/>
+      <w:bookmarkStart w:id="21" w:name="_Toc241185785"/>
       <w:r>
         <w:t>2.6.d · Manufacturing Process Description</w:t>
       </w:r>
@@ -23403,7 +23443,7 @@
       <w:pPr>
         <w:pStyle w:val="Heading3"/>
       </w:pPr>
-      <w:bookmarkStart w:id="22" w:name="_Toc240982735"/>
+      <w:bookmarkStart w:id="22" w:name="_Toc241185786"/>
       <w:r>
         <w:lastRenderedPageBreak/>
         <w:t>2.6.e · Explosion-Protection Calculations and Explanations (if applicable)</w:t>
@@ -23463,7 +23503,7 @@
       <w:pPr>
         <w:pStyle w:val="Heading3"/>
       </w:pPr>
-      <w:bookmarkStart w:id="23" w:name="_Toc240982736"/>
+      <w:bookmarkStart w:id="23" w:name="_Toc241185787"/>
       <w:r>
         <w:t>2.6.f · Temperature Group Calculation (Hottest-Point Temperature Estimation)</w:t>
       </w:r>
@@ -23525,7 +23565,7 @@
       <w:pPr>
         <w:pStyle w:val="Heading3"/>
       </w:pPr>
-      <w:bookmarkStart w:id="24" w:name="_Toc240982737"/>
+      <w:bookmarkStart w:id="24" w:name="_Toc241185788"/>
       <w:r>
         <w:t>2.6.g · Usage and Installation Instructions (Draft)</w:t>
       </w:r>
@@ -24254,7 +24294,7 @@
       <w:pPr>
         <w:pStyle w:val="Heading3"/>
       </w:pPr>
-      <w:bookmarkStart w:id="25" w:name="_Toc240982738"/>
+      <w:bookmarkStart w:id="25" w:name="_Toc241185789"/>
       <w:r>
         <w:t>2.6.h · Nameplate Information</w:t>
       </w:r>
@@ -24314,7 +24354,7 @@
       <w:pPr>
         <w:pStyle w:val="Heading3"/>
       </w:pPr>
-      <w:bookmarkStart w:id="26" w:name="_Toc240982739"/>
+      <w:bookmarkStart w:id="26" w:name="_Toc241185790"/>
       <w:r>
         <w:t>2.6.i · Ex Component Certificates</w:t>
       </w:r>
@@ -24373,7 +24413,7 @@
       <w:pPr>
         <w:pStyle w:val="Heading1"/>
       </w:pPr>
-      <w:bookmarkStart w:id="27" w:name="_Toc240982740"/>
+      <w:bookmarkStart w:id="27" w:name="_Toc241185791"/>
       <w:r>
         <w:t>3. Sample Information</w:t>
       </w:r>
@@ -24388,7 +24428,7 @@
       <w:pPr>
         <w:pStyle w:val="Heading2"/>
       </w:pPr>
-      <w:bookmarkStart w:id="28" w:name="_Toc240982741"/>
+      <w:bookmarkStart w:id="28" w:name="_Toc241185792"/>
       <w:r>
         <w:t>3.1 · Model, Serial Number, and Status</w:t>
       </w:r>
@@ -24447,7 +24487,7 @@
       <w:pPr>
         <w:pStyle w:val="Heading2"/>
       </w:pPr>
-      <w:bookmarkStart w:id="29" w:name="_Toc240982742"/>
+      <w:bookmarkStart w:id="29" w:name="_Toc241185793"/>
       <w:r>
         <w:t>3.2 · Test Fixtures and Auxiliary Equipment</w:t>
       </w:r>
@@ -25246,7 +25286,7 @@
         <w:color w:val="4A4A4A"/>
         <w:sz w:val="16"/>
       </w:rPr>
-      <w:t>LGU/GLD/IECEX-TDF/2026-001  ·  Rev. 0.7</w:t>
+      <w:t>LGU/GLD/IECEX-TDF/2026-001  ·  Rev. 0.8</w:t>
     </w:r>
     <w:r>
       <w:tab/>
@@ -25516,31 +25556,31 @@
       </w:rPr>
     </w:lvl>
   </w:abstractNum>
-  <w:num w:numId="1" w16cid:durableId="311755450">
+  <w:num w:numId="1" w16cid:durableId="386998739">
     <w:abstractNumId w:val="8"/>
   </w:num>
-  <w:num w:numId="2" w16cid:durableId="1954903021">
+  <w:num w:numId="2" w16cid:durableId="89202868">
     <w:abstractNumId w:val="6"/>
   </w:num>
-  <w:num w:numId="3" w16cid:durableId="1483352862">
+  <w:num w:numId="3" w16cid:durableId="1373070846">
     <w:abstractNumId w:val="5"/>
   </w:num>
-  <w:num w:numId="4" w16cid:durableId="1452673597">
+  <w:num w:numId="4" w16cid:durableId="678502688">
     <w:abstractNumId w:val="4"/>
   </w:num>
-  <w:num w:numId="5" w16cid:durableId="956448171">
+  <w:num w:numId="5" w16cid:durableId="224419442">
     <w:abstractNumId w:val="7"/>
   </w:num>
-  <w:num w:numId="6" w16cid:durableId="1132096354">
+  <w:num w:numId="6" w16cid:durableId="763264620">
     <w:abstractNumId w:val="3"/>
   </w:num>
-  <w:num w:numId="7" w16cid:durableId="337852088">
+  <w:num w:numId="7" w16cid:durableId="986401113">
     <w:abstractNumId w:val="2"/>
   </w:num>
-  <w:num w:numId="8" w16cid:durableId="1654482463">
+  <w:num w:numId="8" w16cid:durableId="1200238980">
     <w:abstractNumId w:val="1"/>
   </w:num>
-  <w:num w:numId="9" w16cid:durableId="945649697">
+  <w:num w:numId="9" w16cid:durableId="858280279">
     <w:abstractNumId w:val="0"/>
   </w:num>
 </w:numbering>
@@ -36972,7 +37012,7 @@
     <w:autoRedefine/>
     <w:uiPriority w:val="39"/>
     <w:unhideWhenUsed/>
-    <w:rsid w:val="00F87A60"/>
+    <w:rsid w:val="0037796D"/>
     <w:pPr>
       <w:spacing w:after="100"/>
     </w:pPr>
@@ -36984,7 +37024,7 @@
     <w:autoRedefine/>
     <w:uiPriority w:val="39"/>
     <w:unhideWhenUsed/>
-    <w:rsid w:val="00F87A60"/>
+    <w:rsid w:val="0037796D"/>
     <w:pPr>
       <w:spacing w:after="100"/>
       <w:ind w:left="210"/>
@@ -36997,7 +37037,7 @@
     <w:autoRedefine/>
     <w:uiPriority w:val="39"/>
     <w:unhideWhenUsed/>
-    <w:rsid w:val="00F87A60"/>
+    <w:rsid w:val="0037796D"/>
     <w:pPr>
       <w:spacing w:after="100"/>
       <w:ind w:left="420"/>
@@ -37008,7 +37048,7 @@
     <w:basedOn w:val="DefaultParagraphFont"/>
     <w:uiPriority w:val="99"/>
     <w:unhideWhenUsed/>
-    <w:rsid w:val="00F87A60"/>
+    <w:rsid w:val="0037796D"/>
     <w:rPr>
       <w:color w:val="0000FF" w:themeColor="hyperlink"/>
       <w:u w:val="single"/>

--- a/Paket Sertifikasi ATEX & Manual/Dokumen_Teknis_Sertifikasi_GLD_IECEx_ATEX.docx
+++ b/Paket Sertifikasi ATEX & Manual/Dokumen_Teknis_Sertifikasi_GLD_IECEx_ATEX.docx
@@ -226,7 +226,7 @@
               <w:rPr>
                 <w:sz w:val="20"/>
               </w:rPr>
-              <w:t>0.8</w:t>
+              <w:t>0.9</w:t>
             </w:r>
           </w:p>
         </w:tc>
@@ -263,7 +263,7 @@
               <w:rPr>
                 <w:sz w:val="20"/>
               </w:rPr>
-              <w:t>24 September 2026</w:t>
+              <w:t>25 September 2026</w:t>
             </w:r>
           </w:p>
         </w:tc>
@@ -1026,6 +1026,56 @@
                 <w:sz w:val="19"/>
               </w:rPr>
               <w:t>Total weight, operating temperature, and operating humidity (Sections 2.3.c, 2.5) updated to 2.378 kg, −20°C to +60°C, and 5–95% RH respectively, per current project specification data.</w:t>
+            </w:r>
+          </w:p>
+        </w:tc>
+      </w:tr>
+      <w:tr>
+        <w:tc>
+          <w:tcPr>
+            <w:tcW w:w="1296" w:type="dxa"/>
+          </w:tcPr>
+          <w:p>
+            <w:pPr>
+              <w:spacing w:after="40"/>
+            </w:pPr>
+            <w:r>
+              <w:rPr>
+                <w:sz w:val="19"/>
+              </w:rPr>
+              <w:t>0.9</w:t>
+            </w:r>
+          </w:p>
+        </w:tc>
+        <w:tc>
+          <w:tcPr>
+            <w:tcW w:w="1872" w:type="dxa"/>
+          </w:tcPr>
+          <w:p>
+            <w:pPr>
+              <w:spacing w:after="40"/>
+            </w:pPr>
+            <w:r>
+              <w:rPr>
+                <w:sz w:val="19"/>
+              </w:rPr>
+              <w:t>25 September 2026</w:t>
+            </w:r>
+          </w:p>
+        </w:tc>
+        <w:tc>
+          <w:tcPr>
+            <w:tcW w:w="6192" w:type="dxa"/>
+          </w:tcPr>
+          <w:p>
+            <w:pPr>
+              <w:spacing w:after="40"/>
+            </w:pPr>
+            <w:r>
+              <w:rPr>
+                <w:sz w:val="19"/>
+              </w:rPr>
+              <w:t>Section 2.6.c (material specification sheets, non-metallic materials) expanded with the specific IEC 60079-0 requirements (CTI class, glow-wire/flame-retardancy, Tg vs. the confirmed operating range, UV/weathering resistance) and a list of the non-metallic components in GLD's own design that this item will need to cover (sensor mesh/flame-arrestor cover, cover-to-body sealing gasket, cable-gland seal, antenna feedthrough insulator); status remains Not yet available pending the casing partner's data.</w:t>
             </w:r>
           </w:p>
         </w:tc>
@@ -1069,7 +1119,7 @@
       <w:r>
         <w:fldChar w:fldCharType="separate"/>
       </w:r>
-      <w:hyperlink w:anchor="_Toc241185764" w:history="1">
+      <w:hyperlink w:anchor="_Toc241217577" w:history="1">
         <w:r>
           <w:rPr>
             <w:rStyle w:val="Hyperlink"/>
@@ -1096,7 +1146,7 @@
             <w:noProof/>
             <w:webHidden/>
           </w:rPr>
-          <w:instrText xml:space="preserve"> PAGEREF _Toc241185764 \h </w:instrText>
+          <w:instrText xml:space="preserve"> PAGEREF _Toc241217577 \h </w:instrText>
         </w:r>
         <w:r>
           <w:rPr>
@@ -1137,7 +1187,7 @@
           <w:noProof/>
         </w:rPr>
       </w:pPr>
-      <w:hyperlink w:anchor="_Toc241185765" w:history="1">
+      <w:hyperlink w:anchor="_Toc241217578" w:history="1">
         <w:r>
           <w:rPr>
             <w:rStyle w:val="Hyperlink"/>
@@ -1164,7 +1214,7 @@
             <w:noProof/>
             <w:webHidden/>
           </w:rPr>
-          <w:instrText xml:space="preserve"> PAGEREF _Toc241185765 \h </w:instrText>
+          <w:instrText xml:space="preserve"> PAGEREF _Toc241217578 \h </w:instrText>
         </w:r>
         <w:r>
           <w:rPr>
@@ -1205,7 +1255,7 @@
           <w:noProof/>
         </w:rPr>
       </w:pPr>
-      <w:hyperlink w:anchor="_Toc241185766" w:history="1">
+      <w:hyperlink w:anchor="_Toc241217579" w:history="1">
         <w:r>
           <w:rPr>
             <w:rStyle w:val="Hyperlink"/>
@@ -1232,7 +1282,7 @@
             <w:noProof/>
             <w:webHidden/>
           </w:rPr>
-          <w:instrText xml:space="preserve"> PAGEREF _Toc241185766 \h </w:instrText>
+          <w:instrText xml:space="preserve"> PAGEREF _Toc241217579 \h </w:instrText>
         </w:r>
         <w:r>
           <w:rPr>
@@ -1273,7 +1323,7 @@
           <w:noProof/>
         </w:rPr>
       </w:pPr>
-      <w:hyperlink w:anchor="_Toc241185767" w:history="1">
+      <w:hyperlink w:anchor="_Toc241217580" w:history="1">
         <w:r>
           <w:rPr>
             <w:rStyle w:val="Hyperlink"/>
@@ -1300,7 +1350,7 @@
             <w:noProof/>
             <w:webHidden/>
           </w:rPr>
-          <w:instrText xml:space="preserve"> PAGEREF _Toc241185767 \h </w:instrText>
+          <w:instrText xml:space="preserve"> PAGEREF _Toc241217580 \h </w:instrText>
         </w:r>
         <w:r>
           <w:rPr>
@@ -1341,7 +1391,7 @@
           <w:noProof/>
         </w:rPr>
       </w:pPr>
-      <w:hyperlink w:anchor="_Toc241185768" w:history="1">
+      <w:hyperlink w:anchor="_Toc241217581" w:history="1">
         <w:r>
           <w:rPr>
             <w:rStyle w:val="Hyperlink"/>
@@ -1368,7 +1418,7 @@
             <w:noProof/>
             <w:webHidden/>
           </w:rPr>
-          <w:instrText xml:space="preserve"> PAGEREF _Toc241185768 \h </w:instrText>
+          <w:instrText xml:space="preserve"> PAGEREF _Toc241217581 \h </w:instrText>
         </w:r>
         <w:r>
           <w:rPr>
@@ -1409,7 +1459,7 @@
           <w:noProof/>
         </w:rPr>
       </w:pPr>
-      <w:hyperlink w:anchor="_Toc241185769" w:history="1">
+      <w:hyperlink w:anchor="_Toc241217582" w:history="1">
         <w:r>
           <w:rPr>
             <w:rStyle w:val="Hyperlink"/>
@@ -1436,7 +1486,7 @@
             <w:noProof/>
             <w:webHidden/>
           </w:rPr>
-          <w:instrText xml:space="preserve"> PAGEREF _Toc241185769 \h </w:instrText>
+          <w:instrText xml:space="preserve"> PAGEREF _Toc241217582 \h </w:instrText>
         </w:r>
         <w:r>
           <w:rPr>
@@ -1477,7 +1527,7 @@
           <w:noProof/>
         </w:rPr>
       </w:pPr>
-      <w:hyperlink w:anchor="_Toc241185770" w:history="1">
+      <w:hyperlink w:anchor="_Toc241217583" w:history="1">
         <w:r>
           <w:rPr>
             <w:rStyle w:val="Hyperlink"/>
@@ -1504,7 +1554,7 @@
             <w:noProof/>
             <w:webHidden/>
           </w:rPr>
-          <w:instrText xml:space="preserve"> PAGEREF _Toc241185770 \h </w:instrText>
+          <w:instrText xml:space="preserve"> PAGEREF _Toc241217583 \h </w:instrText>
         </w:r>
         <w:r>
           <w:rPr>
@@ -1545,7 +1595,7 @@
           <w:noProof/>
         </w:rPr>
       </w:pPr>
-      <w:hyperlink w:anchor="_Toc241185771" w:history="1">
+      <w:hyperlink w:anchor="_Toc241217584" w:history="1">
         <w:r>
           <w:rPr>
             <w:rStyle w:val="Hyperlink"/>
@@ -1572,7 +1622,7 @@
             <w:noProof/>
             <w:webHidden/>
           </w:rPr>
-          <w:instrText xml:space="preserve"> PAGEREF _Toc241185771 \h </w:instrText>
+          <w:instrText xml:space="preserve"> PAGEREF _Toc241217584 \h </w:instrText>
         </w:r>
         <w:r>
           <w:rPr>
@@ -1613,7 +1663,7 @@
           <w:noProof/>
         </w:rPr>
       </w:pPr>
-      <w:hyperlink w:anchor="_Toc241185772" w:history="1">
+      <w:hyperlink w:anchor="_Toc241217585" w:history="1">
         <w:r>
           <w:rPr>
             <w:rStyle w:val="Hyperlink"/>
@@ -1640,7 +1690,7 @@
             <w:noProof/>
             <w:webHidden/>
           </w:rPr>
-          <w:instrText xml:space="preserve"> PAGEREF _Toc241185772 \h </w:instrText>
+          <w:instrText xml:space="preserve"> PAGEREF _Toc241217585 \h </w:instrText>
         </w:r>
         <w:r>
           <w:rPr>
@@ -1681,7 +1731,7 @@
           <w:noProof/>
         </w:rPr>
       </w:pPr>
-      <w:hyperlink w:anchor="_Toc241185773" w:history="1">
+      <w:hyperlink w:anchor="_Toc241217586" w:history="1">
         <w:r>
           <w:rPr>
             <w:rStyle w:val="Hyperlink"/>
@@ -1708,7 +1758,7 @@
             <w:noProof/>
             <w:webHidden/>
           </w:rPr>
-          <w:instrText xml:space="preserve"> PAGEREF _Toc241185773 \h </w:instrText>
+          <w:instrText xml:space="preserve"> PAGEREF _Toc241217586 \h </w:instrText>
         </w:r>
         <w:r>
           <w:rPr>
@@ -1749,7 +1799,7 @@
           <w:noProof/>
         </w:rPr>
       </w:pPr>
-      <w:hyperlink w:anchor="_Toc241185774" w:history="1">
+      <w:hyperlink w:anchor="_Toc241217587" w:history="1">
         <w:r>
           <w:rPr>
             <w:rStyle w:val="Hyperlink"/>
@@ -1776,7 +1826,7 @@
             <w:noProof/>
             <w:webHidden/>
           </w:rPr>
-          <w:instrText xml:space="preserve"> PAGEREF _Toc241185774 \h </w:instrText>
+          <w:instrText xml:space="preserve"> PAGEREF _Toc241217587 \h </w:instrText>
         </w:r>
         <w:r>
           <w:rPr>
@@ -1817,7 +1867,7 @@
           <w:noProof/>
         </w:rPr>
       </w:pPr>
-      <w:hyperlink w:anchor="_Toc241185775" w:history="1">
+      <w:hyperlink w:anchor="_Toc241217588" w:history="1">
         <w:r>
           <w:rPr>
             <w:rStyle w:val="Hyperlink"/>
@@ -1844,7 +1894,7 @@
             <w:noProof/>
             <w:webHidden/>
           </w:rPr>
-          <w:instrText xml:space="preserve"> PAGEREF _Toc241185775 \h </w:instrText>
+          <w:instrText xml:space="preserve"> PAGEREF _Toc241217588 \h </w:instrText>
         </w:r>
         <w:r>
           <w:rPr>
@@ -1885,7 +1935,7 @@
           <w:noProof/>
         </w:rPr>
       </w:pPr>
-      <w:hyperlink w:anchor="_Toc241185776" w:history="1">
+      <w:hyperlink w:anchor="_Toc241217589" w:history="1">
         <w:r>
           <w:rPr>
             <w:rStyle w:val="Hyperlink"/>
@@ -1912,7 +1962,7 @@
             <w:noProof/>
             <w:webHidden/>
           </w:rPr>
-          <w:instrText xml:space="preserve"> PAGEREF _Toc241185776 \h </w:instrText>
+          <w:instrText xml:space="preserve"> PAGEREF _Toc241217589 \h </w:instrText>
         </w:r>
         <w:r>
           <w:rPr>
@@ -1953,7 +2003,7 @@
           <w:noProof/>
         </w:rPr>
       </w:pPr>
-      <w:hyperlink w:anchor="_Toc241185777" w:history="1">
+      <w:hyperlink w:anchor="_Toc241217590" w:history="1">
         <w:r>
           <w:rPr>
             <w:rStyle w:val="Hyperlink"/>
@@ -1980,7 +2030,7 @@
             <w:noProof/>
             <w:webHidden/>
           </w:rPr>
-          <w:instrText xml:space="preserve"> PAGEREF _Toc241185777 \h </w:instrText>
+          <w:instrText xml:space="preserve"> PAGEREF _Toc241217590 \h </w:instrText>
         </w:r>
         <w:r>
           <w:rPr>
@@ -2021,7 +2071,7 @@
           <w:noProof/>
         </w:rPr>
       </w:pPr>
-      <w:hyperlink w:anchor="_Toc241185778" w:history="1">
+      <w:hyperlink w:anchor="_Toc241217591" w:history="1">
         <w:r>
           <w:rPr>
             <w:rStyle w:val="Hyperlink"/>
@@ -2048,7 +2098,7 @@
             <w:noProof/>
             <w:webHidden/>
           </w:rPr>
-          <w:instrText xml:space="preserve"> PAGEREF _Toc241185778 \h </w:instrText>
+          <w:instrText xml:space="preserve"> PAGEREF _Toc241217591 \h </w:instrText>
         </w:r>
         <w:r>
           <w:rPr>
@@ -2089,7 +2139,7 @@
           <w:noProof/>
         </w:rPr>
       </w:pPr>
-      <w:hyperlink w:anchor="_Toc241185779" w:history="1">
+      <w:hyperlink w:anchor="_Toc241217592" w:history="1">
         <w:r>
           <w:rPr>
             <w:rStyle w:val="Hyperlink"/>
@@ -2116,7 +2166,7 @@
             <w:noProof/>
             <w:webHidden/>
           </w:rPr>
-          <w:instrText xml:space="preserve"> PAGEREF _Toc241185779 \h </w:instrText>
+          <w:instrText xml:space="preserve"> PAGEREF _Toc241217592 \h </w:instrText>
         </w:r>
         <w:r>
           <w:rPr>
@@ -2157,7 +2207,7 @@
           <w:noProof/>
         </w:rPr>
       </w:pPr>
-      <w:hyperlink w:anchor="_Toc241185780" w:history="1">
+      <w:hyperlink w:anchor="_Toc241217593" w:history="1">
         <w:r>
           <w:rPr>
             <w:rStyle w:val="Hyperlink"/>
@@ -2184,7 +2234,7 @@
             <w:noProof/>
             <w:webHidden/>
           </w:rPr>
-          <w:instrText xml:space="preserve"> PAGEREF _Toc241185780 \h </w:instrText>
+          <w:instrText xml:space="preserve"> PAGEREF _Toc241217593 \h </w:instrText>
         </w:r>
         <w:r>
           <w:rPr>
@@ -2225,7 +2275,7 @@
           <w:noProof/>
         </w:rPr>
       </w:pPr>
-      <w:hyperlink w:anchor="_Toc241185781" w:history="1">
+      <w:hyperlink w:anchor="_Toc241217594" w:history="1">
         <w:r>
           <w:rPr>
             <w:rStyle w:val="Hyperlink"/>
@@ -2252,7 +2302,7 @@
             <w:noProof/>
             <w:webHidden/>
           </w:rPr>
-          <w:instrText xml:space="preserve"> PAGEREF _Toc241185781 \h </w:instrText>
+          <w:instrText xml:space="preserve"> PAGEREF _Toc241217594 \h </w:instrText>
         </w:r>
         <w:r>
           <w:rPr>
@@ -2293,7 +2343,7 @@
           <w:noProof/>
         </w:rPr>
       </w:pPr>
-      <w:hyperlink w:anchor="_Toc241185782" w:history="1">
+      <w:hyperlink w:anchor="_Toc241217595" w:history="1">
         <w:r>
           <w:rPr>
             <w:rStyle w:val="Hyperlink"/>
@@ -2320,7 +2370,7 @@
             <w:noProof/>
             <w:webHidden/>
           </w:rPr>
-          <w:instrText xml:space="preserve"> PAGEREF _Toc241185782 \h </w:instrText>
+          <w:instrText xml:space="preserve"> PAGEREF _Toc241217595 \h </w:instrText>
         </w:r>
         <w:r>
           <w:rPr>
@@ -2361,7 +2411,7 @@
           <w:noProof/>
         </w:rPr>
       </w:pPr>
-      <w:hyperlink w:anchor="_Toc241185783" w:history="1">
+      <w:hyperlink w:anchor="_Toc241217596" w:history="1">
         <w:r>
           <w:rPr>
             <w:rStyle w:val="Hyperlink"/>
@@ -2388,7 +2438,7 @@
             <w:noProof/>
             <w:webHidden/>
           </w:rPr>
-          <w:instrText xml:space="preserve"> PAGEREF _Toc241185783 \h </w:instrText>
+          <w:instrText xml:space="preserve"> PAGEREF _Toc241217596 \h </w:instrText>
         </w:r>
         <w:r>
           <w:rPr>
@@ -2429,7 +2479,7 @@
           <w:noProof/>
         </w:rPr>
       </w:pPr>
-      <w:hyperlink w:anchor="_Toc241185784" w:history="1">
+      <w:hyperlink w:anchor="_Toc241217597" w:history="1">
         <w:r>
           <w:rPr>
             <w:rStyle w:val="Hyperlink"/>
@@ -2456,7 +2506,7 @@
             <w:noProof/>
             <w:webHidden/>
           </w:rPr>
-          <w:instrText xml:space="preserve"> PAGEREF _Toc241185784 \h </w:instrText>
+          <w:instrText xml:space="preserve"> PAGEREF _Toc241217597 \h </w:instrText>
         </w:r>
         <w:r>
           <w:rPr>
@@ -2497,7 +2547,7 @@
           <w:noProof/>
         </w:rPr>
       </w:pPr>
-      <w:hyperlink w:anchor="_Toc241185785" w:history="1">
+      <w:hyperlink w:anchor="_Toc241217598" w:history="1">
         <w:r>
           <w:rPr>
             <w:rStyle w:val="Hyperlink"/>
@@ -2524,75 +2574,7 @@
             <w:noProof/>
             <w:webHidden/>
           </w:rPr>
-          <w:instrText xml:space="preserve"> PAGEREF _Toc241185785 \h </w:instrText>
-        </w:r>
-        <w:r>
-          <w:rPr>
-            <w:noProof/>
-            <w:webHidden/>
-          </w:rPr>
-        </w:r>
-        <w:r>
-          <w:rPr>
-            <w:noProof/>
-            <w:webHidden/>
-          </w:rPr>
-          <w:fldChar w:fldCharType="separate"/>
-        </w:r>
-        <w:r>
-          <w:rPr>
-            <w:noProof/>
-            <w:webHidden/>
-          </w:rPr>
-          <w:t>30</w:t>
-        </w:r>
-        <w:r>
-          <w:rPr>
-            <w:noProof/>
-            <w:webHidden/>
-          </w:rPr>
-          <w:fldChar w:fldCharType="end"/>
-        </w:r>
-      </w:hyperlink>
-    </w:p>
-    <w:p>
-      <w:pPr>
-        <w:pStyle w:val="TOC3"/>
-        <w:tabs>
-          <w:tab w:val="right" w:leader="dot" w:pos="9736"/>
-        </w:tabs>
-        <w:rPr>
-          <w:noProof/>
-        </w:rPr>
-      </w:pPr>
-      <w:hyperlink w:anchor="_Toc241185786" w:history="1">
-        <w:r>
-          <w:rPr>
-            <w:rStyle w:val="Hyperlink"/>
-            <w:noProof/>
-          </w:rPr>
-          <w:t>2.6.e · Explosion-Protection Calculations and Explanations (if applicable)</w:t>
-        </w:r>
-        <w:r>
-          <w:rPr>
-            <w:noProof/>
-            <w:webHidden/>
-          </w:rPr>
-          <w:tab/>
-        </w:r>
-        <w:r>
-          <w:rPr>
-            <w:noProof/>
-            <w:webHidden/>
-          </w:rPr>
-          <w:fldChar w:fldCharType="begin"/>
-        </w:r>
-        <w:r>
-          <w:rPr>
-            <w:noProof/>
-            <w:webHidden/>
-          </w:rPr>
-          <w:instrText xml:space="preserve"> PAGEREF _Toc241185786 \h </w:instrText>
+          <w:instrText xml:space="preserve"> PAGEREF _Toc241217598 \h </w:instrText>
         </w:r>
         <w:r>
           <w:rPr>
@@ -2633,13 +2615,13 @@
           <w:noProof/>
         </w:rPr>
       </w:pPr>
-      <w:hyperlink w:anchor="_Toc241185787" w:history="1">
+      <w:hyperlink w:anchor="_Toc241217599" w:history="1">
         <w:r>
           <w:rPr>
             <w:rStyle w:val="Hyperlink"/>
             <w:noProof/>
           </w:rPr>
-          <w:t>2.6.f · Temperature Group Calculation (Hottest-Point Temperature Estimation)</w:t>
+          <w:t>2.6.e · Explosion-Protection Calculations and Explanations (if applicable)</w:t>
         </w:r>
         <w:r>
           <w:rPr>
@@ -2660,7 +2642,7 @@
             <w:noProof/>
             <w:webHidden/>
           </w:rPr>
-          <w:instrText xml:space="preserve"> PAGEREF _Toc241185787 \h </w:instrText>
+          <w:instrText xml:space="preserve"> PAGEREF _Toc241217599 \h </w:instrText>
         </w:r>
         <w:r>
           <w:rPr>
@@ -2701,13 +2683,13 @@
           <w:noProof/>
         </w:rPr>
       </w:pPr>
-      <w:hyperlink w:anchor="_Toc241185788" w:history="1">
+      <w:hyperlink w:anchor="_Toc241217600" w:history="1">
         <w:r>
           <w:rPr>
             <w:rStyle w:val="Hyperlink"/>
             <w:noProof/>
           </w:rPr>
-          <w:t>2.6.g · Usage and Installation Instructions (Draft)</w:t>
+          <w:t>2.6.f · Temperature Group Calculation (Hottest-Point Temperature Estimation)</w:t>
         </w:r>
         <w:r>
           <w:rPr>
@@ -2728,7 +2710,7 @@
             <w:noProof/>
             <w:webHidden/>
           </w:rPr>
-          <w:instrText xml:space="preserve"> PAGEREF _Toc241185788 \h </w:instrText>
+          <w:instrText xml:space="preserve"> PAGEREF _Toc241217600 \h </w:instrText>
         </w:r>
         <w:r>
           <w:rPr>
@@ -2769,7 +2751,75 @@
           <w:noProof/>
         </w:rPr>
       </w:pPr>
-      <w:hyperlink w:anchor="_Toc241185789" w:history="1">
+      <w:hyperlink w:anchor="_Toc241217601" w:history="1">
+        <w:r>
+          <w:rPr>
+            <w:rStyle w:val="Hyperlink"/>
+            <w:noProof/>
+          </w:rPr>
+          <w:t>2.6.g · Usage and Installation Instructions (Draft)</w:t>
+        </w:r>
+        <w:r>
+          <w:rPr>
+            <w:noProof/>
+            <w:webHidden/>
+          </w:rPr>
+          <w:tab/>
+        </w:r>
+        <w:r>
+          <w:rPr>
+            <w:noProof/>
+            <w:webHidden/>
+          </w:rPr>
+          <w:fldChar w:fldCharType="begin"/>
+        </w:r>
+        <w:r>
+          <w:rPr>
+            <w:noProof/>
+            <w:webHidden/>
+          </w:rPr>
+          <w:instrText xml:space="preserve"> PAGEREF _Toc241217601 \h </w:instrText>
+        </w:r>
+        <w:r>
+          <w:rPr>
+            <w:noProof/>
+            <w:webHidden/>
+          </w:rPr>
+        </w:r>
+        <w:r>
+          <w:rPr>
+            <w:noProof/>
+            <w:webHidden/>
+          </w:rPr>
+          <w:fldChar w:fldCharType="separate"/>
+        </w:r>
+        <w:r>
+          <w:rPr>
+            <w:noProof/>
+            <w:webHidden/>
+          </w:rPr>
+          <w:t>31</w:t>
+        </w:r>
+        <w:r>
+          <w:rPr>
+            <w:noProof/>
+            <w:webHidden/>
+          </w:rPr>
+          <w:fldChar w:fldCharType="end"/>
+        </w:r>
+      </w:hyperlink>
+    </w:p>
+    <w:p>
+      <w:pPr>
+        <w:pStyle w:val="TOC3"/>
+        <w:tabs>
+          <w:tab w:val="right" w:leader="dot" w:pos="9736"/>
+        </w:tabs>
+        <w:rPr>
+          <w:noProof/>
+        </w:rPr>
+      </w:pPr>
+      <w:hyperlink w:anchor="_Toc241217602" w:history="1">
         <w:r>
           <w:rPr>
             <w:rStyle w:val="Hyperlink"/>
@@ -2796,7 +2846,7 @@
             <w:noProof/>
             <w:webHidden/>
           </w:rPr>
-          <w:instrText xml:space="preserve"> PAGEREF _Toc241185789 \h </w:instrText>
+          <w:instrText xml:space="preserve"> PAGEREF _Toc241217602 \h </w:instrText>
         </w:r>
         <w:r>
           <w:rPr>
@@ -2816,7 +2866,7 @@
             <w:noProof/>
             <w:webHidden/>
           </w:rPr>
-          <w:t>32</w:t>
+          <w:t>33</w:t>
         </w:r>
         <w:r>
           <w:rPr>
@@ -2837,7 +2887,7 @@
           <w:noProof/>
         </w:rPr>
       </w:pPr>
-      <w:hyperlink w:anchor="_Toc241185790" w:history="1">
+      <w:hyperlink w:anchor="_Toc241217603" w:history="1">
         <w:r>
           <w:rPr>
             <w:rStyle w:val="Hyperlink"/>
@@ -2864,7 +2914,7 @@
             <w:noProof/>
             <w:webHidden/>
           </w:rPr>
-          <w:instrText xml:space="preserve"> PAGEREF _Toc241185790 \h </w:instrText>
+          <w:instrText xml:space="preserve"> PAGEREF _Toc241217603 \h </w:instrText>
         </w:r>
         <w:r>
           <w:rPr>
@@ -2905,7 +2955,7 @@
           <w:noProof/>
         </w:rPr>
       </w:pPr>
-      <w:hyperlink w:anchor="_Toc241185791" w:history="1">
+      <w:hyperlink w:anchor="_Toc241217604" w:history="1">
         <w:r>
           <w:rPr>
             <w:rStyle w:val="Hyperlink"/>
@@ -2932,7 +2982,7 @@
             <w:noProof/>
             <w:webHidden/>
           </w:rPr>
-          <w:instrText xml:space="preserve"> PAGEREF _Toc241185791 \h </w:instrText>
+          <w:instrText xml:space="preserve"> PAGEREF _Toc241217604 \h </w:instrText>
         </w:r>
         <w:r>
           <w:rPr>
@@ -2973,7 +3023,7 @@
           <w:noProof/>
         </w:rPr>
       </w:pPr>
-      <w:hyperlink w:anchor="_Toc241185792" w:history="1">
+      <w:hyperlink w:anchor="_Toc241217605" w:history="1">
         <w:r>
           <w:rPr>
             <w:rStyle w:val="Hyperlink"/>
@@ -3000,7 +3050,7 @@
             <w:noProof/>
             <w:webHidden/>
           </w:rPr>
-          <w:instrText xml:space="preserve"> PAGEREF _Toc241185792 \h </w:instrText>
+          <w:instrText xml:space="preserve"> PAGEREF _Toc241217605 \h </w:instrText>
         </w:r>
         <w:r>
           <w:rPr>
@@ -3041,7 +3091,7 @@
           <w:noProof/>
         </w:rPr>
       </w:pPr>
-      <w:hyperlink w:anchor="_Toc241185793" w:history="1">
+      <w:hyperlink w:anchor="_Toc241217606" w:history="1">
         <w:r>
           <w:rPr>
             <w:rStyle w:val="Hyperlink"/>
@@ -3068,7 +3118,7 @@
             <w:noProof/>
             <w:webHidden/>
           </w:rPr>
-          <w:instrText xml:space="preserve"> PAGEREF _Toc241185793 \h </w:instrText>
+          <w:instrText xml:space="preserve"> PAGEREF _Toc241217606 \h </w:instrText>
         </w:r>
         <w:r>
           <w:rPr>
@@ -3114,7 +3164,7 @@
       <w:pPr>
         <w:pStyle w:val="Heading1"/>
       </w:pPr>
-      <w:bookmarkStart w:id="0" w:name="_Toc241185764"/>
+      <w:bookmarkStart w:id="0" w:name="_Toc241217577"/>
       <w:r>
         <w:lastRenderedPageBreak/>
         <w:t>About This Document</w:t>
@@ -3217,7 +3267,7 @@
       <w:pPr>
         <w:pStyle w:val="Heading1"/>
       </w:pPr>
-      <w:bookmarkStart w:id="1" w:name="_Toc241185765"/>
+      <w:bookmarkStart w:id="1" w:name="_Toc241217578"/>
       <w:r>
         <w:t>1. Basic Information (Application and Organization)</w:t>
       </w:r>
@@ -3364,7 +3414,7 @@
       <w:pPr>
         <w:pStyle w:val="Heading2"/>
       </w:pPr>
-      <w:bookmarkStart w:id="2" w:name="_Toc241185766"/>
+      <w:bookmarkStart w:id="2" w:name="_Toc241217579"/>
       <w:r>
         <w:t>1.0 · Status Summary — Section 1</w:t>
       </w:r>
@@ -3741,7 +3791,7 @@
       <w:pPr>
         <w:pStyle w:val="Heading2"/>
       </w:pPr>
-      <w:bookmarkStart w:id="3" w:name="_Toc241185767"/>
+      <w:bookmarkStart w:id="3" w:name="_Toc241217580"/>
       <w:r>
         <w:t>1.1 · Application Form</w:t>
       </w:r>
@@ -4793,7 +4843,7 @@
       <w:pPr>
         <w:pStyle w:val="Heading2"/>
       </w:pPr>
-      <w:bookmarkStart w:id="4" w:name="_Toc241185768"/>
+      <w:bookmarkStart w:id="4" w:name="_Toc241217581"/>
       <w:r>
         <w:t>1.2 · Business License / Company Registration Certificate</w:t>
       </w:r>
@@ -5342,7 +5392,7 @@
       <w:pPr>
         <w:pStyle w:val="Heading2"/>
       </w:pPr>
-      <w:bookmarkStart w:id="5" w:name="_Toc241185769"/>
+      <w:bookmarkStart w:id="5" w:name="_Toc241217582"/>
       <w:r>
         <w:t>1.3 · Organizational Chart and Contact Information</w:t>
       </w:r>
@@ -5891,7 +5941,7 @@
       <w:pPr>
         <w:pStyle w:val="Heading2"/>
       </w:pPr>
-      <w:bookmarkStart w:id="6" w:name="_Toc241185770"/>
+      <w:bookmarkStart w:id="6" w:name="_Toc241217583"/>
       <w:r>
         <w:t>1.4 · Manufacturing Plant Address and Introduction of Production Facilities</w:t>
       </w:r>
@@ -6403,7 +6453,7 @@
       <w:pPr>
         <w:pStyle w:val="Heading2"/>
       </w:pPr>
-      <w:bookmarkStart w:id="7" w:name="_Toc241185771"/>
+      <w:bookmarkStart w:id="7" w:name="_Toc241217584"/>
       <w:r>
         <w:t>1.5 · ISO 9001 Certificate, Quality Manual, and Procedure Index</w:t>
       </w:r>
@@ -6826,7 +6876,7 @@
       <w:pPr>
         <w:pStyle w:val="Heading1"/>
       </w:pPr>
-      <w:bookmarkStart w:id="8" w:name="_Toc241185772"/>
+      <w:bookmarkStart w:id="8" w:name="_Toc241217585"/>
       <w:r>
         <w:t>2. Technical Documentation</w:t>
       </w:r>
@@ -6841,7 +6891,7 @@
       <w:pPr>
         <w:pStyle w:val="Heading2"/>
       </w:pPr>
-      <w:bookmarkStart w:id="9" w:name="_Toc241185773"/>
+      <w:bookmarkStart w:id="9" w:name="_Toc241217586"/>
       <w:r>
         <w:t>2.1 · Detailed Product Description</w:t>
       </w:r>
@@ -6874,7 +6924,7 @@
       <w:pPr>
         <w:pStyle w:val="Heading2"/>
       </w:pPr>
-      <w:bookmarkStart w:id="10" w:name="_Toc241185774"/>
+      <w:bookmarkStart w:id="10" w:name="_Toc241217587"/>
       <w:r>
         <w:t>2.2 · Product Name, Model, and Specification List</w:t>
       </w:r>
@@ -7318,7 +7368,7 @@
       <w:pPr>
         <w:pStyle w:val="Heading2"/>
       </w:pPr>
-      <w:bookmarkStart w:id="11" w:name="_Toc241185775"/>
+      <w:bookmarkStart w:id="11" w:name="_Toc241217588"/>
       <w:r>
         <w:t>2.3 · Functional Description and Technical Parameters (Electrical, Mechanical, etc.)</w:t>
       </w:r>
@@ -7336,7 +7386,7 @@
       <w:pPr>
         <w:pStyle w:val="Heading3"/>
       </w:pPr>
-      <w:bookmarkStart w:id="12" w:name="_Toc241185776"/>
+      <w:bookmarkStart w:id="12" w:name="_Toc241217589"/>
       <w:r>
         <w:t>2.3.a · Electrical Parameters — Node Sensor (GLD)</w:t>
       </w:r>
@@ -7960,7 +8010,7 @@
       <w:pPr>
         <w:pStyle w:val="Heading3"/>
       </w:pPr>
-      <w:bookmarkStart w:id="13" w:name="_Toc241185777"/>
+      <w:bookmarkStart w:id="13" w:name="_Toc241217590"/>
       <w:r>
         <w:t>2.3.b · Sensor and Communication Parameters — Node Sensor (GLD)</w:t>
       </w:r>
@@ -9022,7 +9072,7 @@
       <w:pPr>
         <w:pStyle w:val="Heading3"/>
       </w:pPr>
-      <w:bookmarkStart w:id="14" w:name="_Toc241185778"/>
+      <w:bookmarkStart w:id="14" w:name="_Toc241217591"/>
       <w:r>
         <w:t>2.3.c · Mechanical Parameters — Node Sensor (GLD)</w:t>
       </w:r>
@@ -9873,7 +9923,7 @@
       <w:pPr>
         <w:pStyle w:val="Heading2"/>
       </w:pPr>
-      <w:bookmarkStart w:id="15" w:name="_Toc241185779"/>
+      <w:bookmarkStart w:id="15" w:name="_Toc241217592"/>
       <w:r>
         <w:t>2.4 · Product Photographs — Overall and Key Components</w:t>
       </w:r>
@@ -9912,7 +9962,7 @@
                 <w:noProof/>
               </w:rPr>
               <w:drawing>
-                <wp:inline distT="0" distB="0" distL="0" distR="0" wp14:anchorId="7B280349" wp14:editId="4913058C">
+                <wp:inline distT="0" distB="0" distL="0" distR="0" wp14:anchorId="7997AD4A" wp14:editId="4ADFF6AE">
                   <wp:extent cx="1379912" cy="2286000"/>
                   <wp:effectExtent l="0" t="0" r="0" b="0"/>
                   <wp:docPr id="1" name="Picture 1"/>
@@ -9989,7 +10039,7 @@
                 <w:noProof/>
               </w:rPr>
               <w:drawing>
-                <wp:inline distT="0" distB="0" distL="0" distR="0" wp14:anchorId="79C8B9C7" wp14:editId="248BF30B">
+                <wp:inline distT="0" distB="0" distL="0" distR="0" wp14:anchorId="0D07425D" wp14:editId="6A899265">
                   <wp:extent cx="1714500" cy="2286000"/>
                   <wp:effectExtent l="0" t="0" r="0" b="0"/>
                   <wp:docPr id="2" name="Picture 2"/>
@@ -10071,7 +10121,7 @@
                 <w:noProof/>
               </w:rPr>
               <w:drawing>
-                <wp:inline distT="0" distB="0" distL="0" distR="0" wp14:anchorId="27F7A844" wp14:editId="62FF062D">
+                <wp:inline distT="0" distB="0" distL="0" distR="0" wp14:anchorId="3AC217C4" wp14:editId="43168355">
                   <wp:extent cx="1026621" cy="2286000"/>
                   <wp:effectExtent l="0" t="0" r="0" b="0"/>
                   <wp:docPr id="3" name="Picture 3"/>
@@ -10148,7 +10198,7 @@
                 <w:noProof/>
               </w:rPr>
               <w:drawing>
-                <wp:inline distT="0" distB="0" distL="0" distR="0" wp14:anchorId="6C9CE581" wp14:editId="5A1D7B0D">
+                <wp:inline distT="0" distB="0" distL="0" distR="0" wp14:anchorId="51B93882" wp14:editId="49B9AAE4">
                   <wp:extent cx="1026621" cy="2286000"/>
                   <wp:effectExtent l="0" t="0" r="0" b="0"/>
                   <wp:docPr id="4" name="Picture 4"/>
@@ -10231,7 +10281,7 @@
               </w:rPr>
               <w:lastRenderedPageBreak/>
               <w:drawing>
-                <wp:inline distT="0" distB="0" distL="0" distR="0" wp14:anchorId="38067EDC" wp14:editId="6C3D8F4B">
+                <wp:inline distT="0" distB="0" distL="0" distR="0" wp14:anchorId="72DDDA98" wp14:editId="4417FD64">
                   <wp:extent cx="1026621" cy="2286000"/>
                   <wp:effectExtent l="0" t="0" r="0" b="0"/>
                   <wp:docPr id="5" name="Picture 5"/>
@@ -10308,7 +10358,7 @@
                 <w:noProof/>
               </w:rPr>
               <w:drawing>
-                <wp:inline distT="0" distB="0" distL="0" distR="0" wp14:anchorId="10AF1421" wp14:editId="27A3EE69">
+                <wp:inline distT="0" distB="0" distL="0" distR="0" wp14:anchorId="6760CF0D" wp14:editId="07F40AE1">
                   <wp:extent cx="1026621" cy="2286000"/>
                   <wp:effectExtent l="0" t="0" r="0" b="0"/>
                   <wp:docPr id="6" name="Picture 6"/>
@@ -10390,7 +10440,7 @@
                 <w:noProof/>
               </w:rPr>
               <w:drawing>
-                <wp:inline distT="0" distB="0" distL="0" distR="0" wp14:anchorId="56FE035E" wp14:editId="69D40317">
+                <wp:inline distT="0" distB="0" distL="0" distR="0" wp14:anchorId="38521575" wp14:editId="400DFA6D">
                   <wp:extent cx="1026621" cy="2286000"/>
                   <wp:effectExtent l="0" t="0" r="0" b="0"/>
                   <wp:docPr id="7" name="Picture 7"/>
@@ -10514,7 +10564,7 @@
       <w:pPr>
         <w:pStyle w:val="Heading2"/>
       </w:pPr>
-      <w:bookmarkStart w:id="16" w:name="_Toc241185780"/>
+      <w:bookmarkStart w:id="16" w:name="_Toc241217593"/>
       <w:r>
         <w:t>2.5 · Description of Intended Use and Installation Environment (Gas Group, Temperature Class, Area Classification)</w:t>
       </w:r>
@@ -10977,7 +11027,7 @@
       <w:pPr>
         <w:pStyle w:val="Heading2"/>
       </w:pPr>
-      <w:bookmarkStart w:id="17" w:name="_Toc241185781"/>
+      <w:bookmarkStart w:id="17" w:name="_Toc241217594"/>
       <w:r>
         <w:t>2.6 · Design and Manufacturing Information</w:t>
       </w:r>
@@ -10992,7 +11042,7 @@
       <w:pPr>
         <w:pStyle w:val="Heading3"/>
       </w:pPr>
-      <w:bookmarkStart w:id="18" w:name="_Toc241185782"/>
+      <w:bookmarkStart w:id="18" w:name="_Toc241217595"/>
       <w:r>
         <w:lastRenderedPageBreak/>
         <w:t>2.6.a · Complete Drawings (Assembly, Component, Electrical Schematic, PCB Layout, Enclosure Structure, Junction Box, Terminal, Grounding)</w:t>
@@ -11013,7 +11063,7 @@
           <w:noProof/>
         </w:rPr>
         <w:drawing>
-          <wp:inline distT="0" distB="0" distL="0" distR="0" wp14:anchorId="05877050" wp14:editId="37EC5034">
+          <wp:inline distT="0" distB="0" distL="0" distR="0" wp14:anchorId="734D0807" wp14:editId="6D39EBFA">
             <wp:extent cx="5120640" cy="3413760"/>
             <wp:effectExtent l="0" t="0" r="0" b="0"/>
             <wp:docPr id="8" name="Picture 8"/>
@@ -11086,7 +11136,7 @@
         </w:rPr>
         <w:lastRenderedPageBreak/>
         <w:drawing>
-          <wp:inline distT="0" distB="0" distL="0" distR="0" wp14:anchorId="7FCDBBFE" wp14:editId="12B20F10">
+          <wp:inline distT="0" distB="0" distL="0" distR="0" wp14:anchorId="621EC456" wp14:editId="515F1472">
             <wp:extent cx="5120640" cy="3413760"/>
             <wp:effectExtent l="0" t="0" r="0" b="0"/>
             <wp:docPr id="9" name="Picture 9"/>
@@ -11158,7 +11208,7 @@
           <w:noProof/>
         </w:rPr>
         <w:drawing>
-          <wp:inline distT="0" distB="0" distL="0" distR="0" wp14:anchorId="53F8A22B" wp14:editId="04721ECC">
+          <wp:inline distT="0" distB="0" distL="0" distR="0" wp14:anchorId="47A04742" wp14:editId="6ADA93C1">
             <wp:extent cx="5120640" cy="3413760"/>
             <wp:effectExtent l="0" t="0" r="0" b="0"/>
             <wp:docPr id="10" name="Picture 10"/>
@@ -11231,7 +11281,7 @@
         </w:rPr>
         <w:lastRenderedPageBreak/>
         <w:drawing>
-          <wp:inline distT="0" distB="0" distL="0" distR="0" wp14:anchorId="29141D0D" wp14:editId="03AB4442">
+          <wp:inline distT="0" distB="0" distL="0" distR="0" wp14:anchorId="5E6338B7" wp14:editId="1F83AA03">
             <wp:extent cx="5120640" cy="3413760"/>
             <wp:effectExtent l="0" t="0" r="0" b="0"/>
             <wp:docPr id="11" name="Picture 11"/>
@@ -11303,7 +11353,7 @@
           <w:noProof/>
         </w:rPr>
         <w:drawing>
-          <wp:inline distT="0" distB="0" distL="0" distR="0" wp14:anchorId="5C6644DB" wp14:editId="5A6C7E31">
+          <wp:inline distT="0" distB="0" distL="0" distR="0" wp14:anchorId="191DED4A" wp14:editId="2C24EC34">
             <wp:extent cx="5120640" cy="3413760"/>
             <wp:effectExtent l="0" t="0" r="0" b="0"/>
             <wp:docPr id="12" name="Picture 12"/>
@@ -11376,7 +11426,7 @@
         </w:rPr>
         <w:lastRenderedPageBreak/>
         <w:drawing>
-          <wp:inline distT="0" distB="0" distL="0" distR="0" wp14:anchorId="0F320894" wp14:editId="0D7FC307">
+          <wp:inline distT="0" distB="0" distL="0" distR="0" wp14:anchorId="1F8642D6" wp14:editId="7CBECB34">
             <wp:extent cx="5120640" cy="3413760"/>
             <wp:effectExtent l="0" t="0" r="0" b="0"/>
             <wp:docPr id="13" name="Picture 13"/>
@@ -11448,7 +11498,7 @@
           <w:noProof/>
         </w:rPr>
         <w:drawing>
-          <wp:inline distT="0" distB="0" distL="0" distR="0" wp14:anchorId="79698BED" wp14:editId="6129FFA0">
+          <wp:inline distT="0" distB="0" distL="0" distR="0" wp14:anchorId="3E868453" wp14:editId="498F3680">
             <wp:extent cx="5120640" cy="3413760"/>
             <wp:effectExtent l="0" t="0" r="0" b="0"/>
             <wp:docPr id="14" name="Picture 14"/>
@@ -11521,7 +11571,7 @@
         </w:rPr>
         <w:lastRenderedPageBreak/>
         <w:drawing>
-          <wp:inline distT="0" distB="0" distL="0" distR="0" wp14:anchorId="23409922" wp14:editId="003F786F">
+          <wp:inline distT="0" distB="0" distL="0" distR="0" wp14:anchorId="162A97E1" wp14:editId="7B11623C">
             <wp:extent cx="5120640" cy="3413760"/>
             <wp:effectExtent l="0" t="0" r="0" b="0"/>
             <wp:docPr id="15" name="Picture 15"/>
@@ -11593,7 +11643,7 @@
           <w:noProof/>
         </w:rPr>
         <w:drawing>
-          <wp:inline distT="0" distB="0" distL="0" distR="0" wp14:anchorId="1DFBEDF4" wp14:editId="64E462E3">
+          <wp:inline distT="0" distB="0" distL="0" distR="0" wp14:anchorId="64F28D48" wp14:editId="4822FC2A">
             <wp:extent cx="5120640" cy="3413760"/>
             <wp:effectExtent l="0" t="0" r="0" b="0"/>
             <wp:docPr id="16" name="Picture 16"/>
@@ -11666,7 +11716,7 @@
         </w:rPr>
         <w:lastRenderedPageBreak/>
         <w:drawing>
-          <wp:inline distT="0" distB="0" distL="0" distR="0" wp14:anchorId="28B27E00" wp14:editId="6298902D">
+          <wp:inline distT="0" distB="0" distL="0" distR="0" wp14:anchorId="0130BE83" wp14:editId="4609669B">
             <wp:extent cx="2468880" cy="2479268"/>
             <wp:effectExtent l="0" t="0" r="0" b="0"/>
             <wp:docPr id="17" name="Picture 17"/>
@@ -11709,7 +11759,7 @@
           <w:noProof/>
         </w:rPr>
         <w:drawing>
-          <wp:inline distT="0" distB="0" distL="0" distR="0" wp14:anchorId="11E007CF" wp14:editId="5A985488">
+          <wp:inline distT="0" distB="0" distL="0" distR="0" wp14:anchorId="71B218EE" wp14:editId="587358D9">
             <wp:extent cx="2468880" cy="1804956"/>
             <wp:effectExtent l="0" t="0" r="0" b="0"/>
             <wp:docPr id="18" name="Picture 18"/>
@@ -11786,7 +11836,7 @@
           <w:noProof/>
         </w:rPr>
         <w:drawing>
-          <wp:inline distT="0" distB="0" distL="0" distR="0" wp14:anchorId="20EFD86C" wp14:editId="2C4E7A1B">
+          <wp:inline distT="0" distB="0" distL="0" distR="0" wp14:anchorId="5C24565F" wp14:editId="791256AC">
             <wp:extent cx="5669280" cy="3847707"/>
             <wp:effectExtent l="0" t="0" r="0" b="0"/>
             <wp:docPr id="19" name="Picture 19"/>
@@ -12337,7 +12387,7 @@
       <w:pPr>
         <w:pStyle w:val="Heading3"/>
       </w:pPr>
-      <w:bookmarkStart w:id="19" w:name="_Toc241185783"/>
+      <w:bookmarkStart w:id="19" w:name="_Toc241217596"/>
       <w:r>
         <w:t>2.6.b · Bill of Materials (BOM) for Explosion-Safety-Relevant Components</w:t>
       </w:r>
@@ -23318,7 +23368,7 @@
       <w:pPr>
         <w:pStyle w:val="Heading3"/>
       </w:pPr>
-      <w:bookmarkStart w:id="20" w:name="_Toc241185784"/>
+      <w:bookmarkStart w:id="20" w:name="_Toc241217597"/>
       <w:r>
         <w:t>2.6.c · Material Specification Sheets / Datasheets (Non-Metallic Materials)</w:t>
       </w:r>
@@ -23327,6 +23377,22 @@
     <w:p>
       <w:r>
         <w:t>Datasheets or supplier conformity declarations for non-metallic materials (enclosure components, seals, insulators, potting compounds) — covering heat/cold resistance, anti-aging, anti-static, flame retardancy, CTI value, and chemical resistance — have not yet been collected.</w:t>
+      </w:r>
+    </w:p>
+    <w:p>
+      <w:r>
+        <w:t>Per IEC 60079-0:2017, once GLD's specific non-metallic components are identified the applicable requirements are: a Comparative Tracking Index (CTI) class per Table 5/6 appropriate to the equipment's creepage/clearance design; a glow-wire or needle-flame flame-retardancy result per §26.4–26.5; a glass-transition temperature (Tg) safely outside the confirmed −20°C to +60°C ambient operating range (Section 2.3.c); and UV/weathering-resistance data for any component exposed outdoors. These thresholds are cited</w:t>
+      </w:r>
+      <w:r>
+        <w:t xml:space="preserve"> from the standard itself and have not yet been matched against actual component datasheets.</w:t>
+      </w:r>
+    </w:p>
+    <w:p>
+      <w:r>
+        <w:t>Non-metallic components identified in the design so far that this item will need to cover: the protective mesh/flame-arrestor cover over the gas-sensing element (Section 2.6.a — material not yet confirmed; may prove to be metallic, which would place it outside this specific checklist item); the cover-to-body sealing gasket/O-ring providing the IP66 rating (Section 2.3.c — material/grade not yet specified); the integral seal of the candidate M20×1.5 cable gland (Section 2.3.c); and the antenna/SMA feedthroug</w:t>
+      </w:r>
+      <w:r>
+        <w:t>h insulator (material not yet specified).</w:t>
       </w:r>
     </w:p>
     <w:tbl>
@@ -23362,14 +23428,14 @@
                 <w:color w:val="4A4A4A"/>
                 <w:sz w:val="20"/>
               </w:rPr>
-              <w:t xml:space="preserve">Status: Not yet available. Dependent on the enclosure design and material selection, which sits with the external casing development partner (PT Galaksi Megatama Indonesia, Section 1.4) rather than the authors. Partial candidate data: the BP18-1Z reference drawing (Section 2.6.a) specifies a powder-coating surface treatment with two electrostatic-safety parameters directly relevant to this checklist item — maximum surface charge transfer &lt;10 nC and maximum surface capacitance &lt;5 pF (coating thickness ≤ 0.2 </w:t>
+              <w:t>Status: Not yet available. Dependent on the enclosure design and material selection, which sits with the external casing development partner (PT Galaksi Megatama Indonesia, Section 1.4) rather than the authors; this data has been formally requested from that partner. Partial candidate data: the BP18-1Z reference drawing (Section 2.6.a) specifies a powder-coating surface treatment with two electrostatic-safety parameters directly relevant to this checklist item — maximum surface charge transfer &lt;10 nC and ma</w:t>
             </w:r>
             <w:r>
               <w:rPr>
                 <w:color w:val="4A4A4A"/>
                 <w:sz w:val="20"/>
               </w:rPr>
-              <w:t>mm). These are the type of parameter IEC 60079-0 requires for coated/non-metallic surfaces on Ex equipment, but they describe a supplier's candidate component, not a confirmed datasheet for GLD's own enclosure finish.</w:t>
+              <w:t>ximum surface capacitance &lt;5 pF (coating thickness ≤ 0.2 mm). These are the type of parameter IEC 60079-0 requires for coated/non-metallic surfaces on Ex equipment, but they describe a supplier's candidate component, not a confirmed datasheet for GLD's own enclosure finish.</w:t>
             </w:r>
           </w:p>
         </w:tc>
@@ -23384,8 +23450,9 @@
       <w:pPr>
         <w:pStyle w:val="Heading3"/>
       </w:pPr>
-      <w:bookmarkStart w:id="21" w:name="_Toc241185785"/>
+      <w:bookmarkStart w:id="21" w:name="_Toc241217598"/>
       <w:r>
+        <w:lastRenderedPageBreak/>
         <w:t>2.6.d · Manufacturing Process Description</w:t>
       </w:r>
       <w:bookmarkEnd w:id="21"/>
@@ -23443,9 +23510,8 @@
       <w:pPr>
         <w:pStyle w:val="Heading3"/>
       </w:pPr>
-      <w:bookmarkStart w:id="22" w:name="_Toc241185786"/>
+      <w:bookmarkStart w:id="22" w:name="_Toc241217599"/>
       <w:r>
-        <w:lastRenderedPageBreak/>
         <w:t>2.6.e · Explosion-Protection Calculations and Explanations (if applicable)</w:t>
       </w:r>
       <w:bookmarkEnd w:id="22"/>
@@ -23503,7 +23569,7 @@
       <w:pPr>
         <w:pStyle w:val="Heading3"/>
       </w:pPr>
-      <w:bookmarkStart w:id="23" w:name="_Toc241185787"/>
+      <w:bookmarkStart w:id="23" w:name="_Toc241217600"/>
       <w:r>
         <w:t>2.6.f · Temperature Group Calculation (Hottest-Point Temperature Estimation)</w:t>
       </w:r>
@@ -23565,7 +23631,7 @@
       <w:pPr>
         <w:pStyle w:val="Heading3"/>
       </w:pPr>
-      <w:bookmarkStart w:id="24" w:name="_Toc241185788"/>
+      <w:bookmarkStart w:id="24" w:name="_Toc241217601"/>
       <w:r>
         <w:t>2.6.g · Usage and Installation Instructions (Draft)</w:t>
       </w:r>
@@ -23857,6 +23923,7 @@
                 <w:color w:val="4A4A4A"/>
                 <w:sz w:val="20"/>
               </w:rPr>
+              <w:lastRenderedPageBreak/>
               <w:t>Status: Draft text available (source: internal working draft, Rev. 18 Sep 2026). This is a draft for review, not a finalized, Ex-approved installation and operation manual. It has not been checked against a selected type of protection (Ex d/e/i, Section 2.6.e), a confirmed temperature class (Section 2.6.f), or finalized cable-entry/enclosure hardware. It also feeds the standalone Instruction_Manual_GLD deliverable.</w:t>
             </w:r>
           </w:p>
@@ -23913,7 +23980,6 @@
         <w:rPr>
           <w:sz w:val="20"/>
         </w:rPr>
-        <w:lastRenderedPageBreak/>
         <w:t>Use only the approved production power arrangement: 24 VDC.</w:t>
       </w:r>
     </w:p>
@@ -24192,6 +24258,7 @@
                 <w:b/>
                 <w:sz w:val="19"/>
               </w:rPr>
+              <w:lastRenderedPageBreak/>
               <w:t>Dataset</w:t>
             </w:r>
           </w:p>
@@ -24294,7 +24361,7 @@
       <w:pPr>
         <w:pStyle w:val="Heading3"/>
       </w:pPr>
-      <w:bookmarkStart w:id="25" w:name="_Toc241185789"/>
+      <w:bookmarkStart w:id="25" w:name="_Toc241217602"/>
       <w:r>
         <w:t>2.6.h · Nameplate Information</w:t>
       </w:r>
@@ -24338,7 +24405,6 @@
                 <w:color w:val="4A4A4A"/>
                 <w:sz w:val="20"/>
               </w:rPr>
-              <w:lastRenderedPageBreak/>
               <w:t>Status: Not yet available.</w:t>
             </w:r>
           </w:p>
@@ -24354,7 +24420,7 @@
       <w:pPr>
         <w:pStyle w:val="Heading3"/>
       </w:pPr>
-      <w:bookmarkStart w:id="26" w:name="_Toc241185790"/>
+      <w:bookmarkStart w:id="26" w:name="_Toc241217603"/>
       <w:r>
         <w:t>2.6.i · Ex Component Certificates</w:t>
       </w:r>
@@ -24413,7 +24479,7 @@
       <w:pPr>
         <w:pStyle w:val="Heading1"/>
       </w:pPr>
-      <w:bookmarkStart w:id="27" w:name="_Toc241185791"/>
+      <w:bookmarkStart w:id="27" w:name="_Toc241217604"/>
       <w:r>
         <w:t>3. Sample Information</w:t>
       </w:r>
@@ -24428,7 +24494,7 @@
       <w:pPr>
         <w:pStyle w:val="Heading2"/>
       </w:pPr>
-      <w:bookmarkStart w:id="28" w:name="_Toc241185792"/>
+      <w:bookmarkStart w:id="28" w:name="_Toc241217605"/>
       <w:r>
         <w:t>3.1 · Model, Serial Number, and Status</w:t>
       </w:r>
@@ -24487,7 +24553,7 @@
       <w:pPr>
         <w:pStyle w:val="Heading2"/>
       </w:pPr>
-      <w:bookmarkStart w:id="29" w:name="_Toc241185793"/>
+      <w:bookmarkStart w:id="29" w:name="_Toc241217606"/>
       <w:r>
         <w:t>3.2 · Test Fixtures and Auxiliary Equipment</w:t>
       </w:r>
@@ -24572,6 +24638,7 @@
                 <w:b/>
                 <w:sz w:val="19"/>
               </w:rPr>
+              <w:lastRenderedPageBreak/>
               <w:t>Firmware / serial</w:t>
             </w:r>
           </w:p>
@@ -25286,7 +25353,7 @@
         <w:color w:val="4A4A4A"/>
         <w:sz w:val="16"/>
       </w:rPr>
-      <w:t>LGU/GLD/IECEX-TDF/2026-001  ·  Rev. 0.8</w:t>
+      <w:t>LGU/GLD/IECEX-TDF/2026-001  ·  Rev. 0.9</w:t>
     </w:r>
     <w:r>
       <w:tab/>
@@ -25556,31 +25623,31 @@
       </w:rPr>
     </w:lvl>
   </w:abstractNum>
-  <w:num w:numId="1" w16cid:durableId="386998739">
+  <w:num w:numId="1" w16cid:durableId="276571518">
     <w:abstractNumId w:val="8"/>
   </w:num>
-  <w:num w:numId="2" w16cid:durableId="89202868">
+  <w:num w:numId="2" w16cid:durableId="1123767490">
     <w:abstractNumId w:val="6"/>
   </w:num>
-  <w:num w:numId="3" w16cid:durableId="1373070846">
+  <w:num w:numId="3" w16cid:durableId="1287001733">
     <w:abstractNumId w:val="5"/>
   </w:num>
-  <w:num w:numId="4" w16cid:durableId="678502688">
+  <w:num w:numId="4" w16cid:durableId="1951617579">
     <w:abstractNumId w:val="4"/>
   </w:num>
-  <w:num w:numId="5" w16cid:durableId="224419442">
+  <w:num w:numId="5" w16cid:durableId="1678380437">
     <w:abstractNumId w:val="7"/>
   </w:num>
-  <w:num w:numId="6" w16cid:durableId="763264620">
+  <w:num w:numId="6" w16cid:durableId="1354304879">
     <w:abstractNumId w:val="3"/>
   </w:num>
-  <w:num w:numId="7" w16cid:durableId="986401113">
+  <w:num w:numId="7" w16cid:durableId="1779829076">
     <w:abstractNumId w:val="2"/>
   </w:num>
-  <w:num w:numId="8" w16cid:durableId="1200238980">
+  <w:num w:numId="8" w16cid:durableId="65081521">
     <w:abstractNumId w:val="1"/>
   </w:num>
-  <w:num w:numId="9" w16cid:durableId="858280279">
+  <w:num w:numId="9" w16cid:durableId="1760980807">
     <w:abstractNumId w:val="0"/>
   </w:num>
 </w:numbering>
@@ -37012,7 +37079,7 @@
     <w:autoRedefine/>
     <w:uiPriority w:val="39"/>
     <w:unhideWhenUsed/>
-    <w:rsid w:val="0037796D"/>
+    <w:rsid w:val="00A76A2B"/>
     <w:pPr>
       <w:spacing w:after="100"/>
     </w:pPr>
@@ -37024,7 +37091,7 @@
     <w:autoRedefine/>
     <w:uiPriority w:val="39"/>
     <w:unhideWhenUsed/>
-    <w:rsid w:val="0037796D"/>
+    <w:rsid w:val="00A76A2B"/>
     <w:pPr>
       <w:spacing w:after="100"/>
       <w:ind w:left="210"/>
@@ -37037,7 +37104,7 @@
     <w:autoRedefine/>
     <w:uiPriority w:val="39"/>
     <w:unhideWhenUsed/>
-    <w:rsid w:val="0037796D"/>
+    <w:rsid w:val="00A76A2B"/>
     <w:pPr>
       <w:spacing w:after="100"/>
       <w:ind w:left="420"/>
@@ -37048,7 +37115,7 @@
     <w:basedOn w:val="DefaultParagraphFont"/>
     <w:uiPriority w:val="99"/>
     <w:unhideWhenUsed/>
-    <w:rsid w:val="0037796D"/>
+    <w:rsid w:val="00A76A2B"/>
     <w:rPr>
       <w:color w:val="0000FF" w:themeColor="hyperlink"/>
       <w:u w:val="single"/>

--- a/Paket Sertifikasi ATEX & Manual/Dokumen_Teknis_Sertifikasi_GLD_IECEx_ATEX.docx
+++ b/Paket Sertifikasi ATEX & Manual/Dokumen_Teknis_Sertifikasi_GLD_IECEx_ATEX.docx
@@ -226,7 +226,7 @@
               <w:rPr>
                 <w:sz w:val="20"/>
               </w:rPr>
-              <w:t>0.9</w:t>
+              <w:t>1.0</w:t>
             </w:r>
           </w:p>
         </w:tc>
@@ -1076,6 +1076,56 @@
                 <w:sz w:val="19"/>
               </w:rPr>
               <w:t>Section 2.6.c (material specification sheets, non-metallic materials) expanded with the specific IEC 60079-0 requirements (CTI class, glow-wire/flame-retardancy, Tg vs. the confirmed operating range, UV/weathering resistance) and a list of the non-metallic components in GLD's own design that this item will need to cover (sensor mesh/flame-arrestor cover, cover-to-body sealing gasket, cable-gland seal, antenna feedthrough insulator); status remains Not yet available pending the casing partner's data.</w:t>
+            </w:r>
+          </w:p>
+        </w:tc>
+      </w:tr>
+      <w:tr>
+        <w:tc>
+          <w:tcPr>
+            <w:tcW w:w="1296" w:type="dxa"/>
+          </w:tcPr>
+          <w:p>
+            <w:pPr>
+              <w:spacing w:after="40"/>
+            </w:pPr>
+            <w:r>
+              <w:rPr>
+                <w:sz w:val="19"/>
+              </w:rPr>
+              <w:t>1.0</w:t>
+            </w:r>
+          </w:p>
+        </w:tc>
+        <w:tc>
+          <w:tcPr>
+            <w:tcW w:w="1872" w:type="dxa"/>
+          </w:tcPr>
+          <w:p>
+            <w:pPr>
+              <w:spacing w:after="40"/>
+            </w:pPr>
+            <w:r>
+              <w:rPr>
+                <w:sz w:val="19"/>
+              </w:rPr>
+              <w:t>25 September 2026</w:t>
+            </w:r>
+          </w:p>
+        </w:tc>
+        <w:tc>
+          <w:tcPr>
+            <w:tcW w:w="6192" w:type="dxa"/>
+          </w:tcPr>
+          <w:p>
+            <w:pPr>
+              <w:spacing w:after="40"/>
+            </w:pPr>
+            <w:r>
+              <w:rPr>
+                <w:sz w:val="19"/>
+              </w:rPr>
+              <w:t>Section 2.6.c updated with materials confirmed from a newer casing-partner assembly drawing: the protective mesh cover is stainless steel (metallic, outside the scope of this non-metallic-materials item) and the cover-to-body seal is a rubber gasket (compound/grade still not specified).</w:t>
             </w:r>
           </w:p>
         </w:tc>
@@ -1119,7 +1169,7 @@
       <w:r>
         <w:fldChar w:fldCharType="separate"/>
       </w:r>
-      <w:hyperlink w:anchor="_Toc241217577" w:history="1">
+      <w:hyperlink w:anchor="_Toc241219133" w:history="1">
         <w:r>
           <w:rPr>
             <w:rStyle w:val="Hyperlink"/>
@@ -1146,7 +1196,7 @@
             <w:noProof/>
             <w:webHidden/>
           </w:rPr>
-          <w:instrText xml:space="preserve"> PAGEREF _Toc241217577 \h </w:instrText>
+          <w:instrText xml:space="preserve"> PAGEREF _Toc241219133 \h </w:instrText>
         </w:r>
         <w:r>
           <w:rPr>
@@ -1187,7 +1237,7 @@
           <w:noProof/>
         </w:rPr>
       </w:pPr>
-      <w:hyperlink w:anchor="_Toc241217578" w:history="1">
+      <w:hyperlink w:anchor="_Toc241219134" w:history="1">
         <w:r>
           <w:rPr>
             <w:rStyle w:val="Hyperlink"/>
@@ -1214,7 +1264,7 @@
             <w:noProof/>
             <w:webHidden/>
           </w:rPr>
-          <w:instrText xml:space="preserve"> PAGEREF _Toc241217578 \h </w:instrText>
+          <w:instrText xml:space="preserve"> PAGEREF _Toc241219134 \h </w:instrText>
         </w:r>
         <w:r>
           <w:rPr>
@@ -1255,7 +1305,7 @@
           <w:noProof/>
         </w:rPr>
       </w:pPr>
-      <w:hyperlink w:anchor="_Toc241217579" w:history="1">
+      <w:hyperlink w:anchor="_Toc241219135" w:history="1">
         <w:r>
           <w:rPr>
             <w:rStyle w:val="Hyperlink"/>
@@ -1282,7 +1332,7 @@
             <w:noProof/>
             <w:webHidden/>
           </w:rPr>
-          <w:instrText xml:space="preserve"> PAGEREF _Toc241217579 \h </w:instrText>
+          <w:instrText xml:space="preserve"> PAGEREF _Toc241219135 \h </w:instrText>
         </w:r>
         <w:r>
           <w:rPr>
@@ -1323,7 +1373,7 @@
           <w:noProof/>
         </w:rPr>
       </w:pPr>
-      <w:hyperlink w:anchor="_Toc241217580" w:history="1">
+      <w:hyperlink w:anchor="_Toc241219136" w:history="1">
         <w:r>
           <w:rPr>
             <w:rStyle w:val="Hyperlink"/>
@@ -1350,7 +1400,7 @@
             <w:noProof/>
             <w:webHidden/>
           </w:rPr>
-          <w:instrText xml:space="preserve"> PAGEREF _Toc241217580 \h </w:instrText>
+          <w:instrText xml:space="preserve"> PAGEREF _Toc241219136 \h </w:instrText>
         </w:r>
         <w:r>
           <w:rPr>
@@ -1391,7 +1441,7 @@
           <w:noProof/>
         </w:rPr>
       </w:pPr>
-      <w:hyperlink w:anchor="_Toc241217581" w:history="1">
+      <w:hyperlink w:anchor="_Toc241219137" w:history="1">
         <w:r>
           <w:rPr>
             <w:rStyle w:val="Hyperlink"/>
@@ -1418,7 +1468,7 @@
             <w:noProof/>
             <w:webHidden/>
           </w:rPr>
-          <w:instrText xml:space="preserve"> PAGEREF _Toc241217581 \h </w:instrText>
+          <w:instrText xml:space="preserve"> PAGEREF _Toc241219137 \h </w:instrText>
         </w:r>
         <w:r>
           <w:rPr>
@@ -1459,7 +1509,7 @@
           <w:noProof/>
         </w:rPr>
       </w:pPr>
-      <w:hyperlink w:anchor="_Toc241217582" w:history="1">
+      <w:hyperlink w:anchor="_Toc241219138" w:history="1">
         <w:r>
           <w:rPr>
             <w:rStyle w:val="Hyperlink"/>
@@ -1486,7 +1536,7 @@
             <w:noProof/>
             <w:webHidden/>
           </w:rPr>
-          <w:instrText xml:space="preserve"> PAGEREF _Toc241217582 \h </w:instrText>
+          <w:instrText xml:space="preserve"> PAGEREF _Toc241219138 \h </w:instrText>
         </w:r>
         <w:r>
           <w:rPr>
@@ -1527,7 +1577,7 @@
           <w:noProof/>
         </w:rPr>
       </w:pPr>
-      <w:hyperlink w:anchor="_Toc241217583" w:history="1">
+      <w:hyperlink w:anchor="_Toc241219139" w:history="1">
         <w:r>
           <w:rPr>
             <w:rStyle w:val="Hyperlink"/>
@@ -1554,7 +1604,7 @@
             <w:noProof/>
             <w:webHidden/>
           </w:rPr>
-          <w:instrText xml:space="preserve"> PAGEREF _Toc241217583 \h </w:instrText>
+          <w:instrText xml:space="preserve"> PAGEREF _Toc241219139 \h </w:instrText>
         </w:r>
         <w:r>
           <w:rPr>
@@ -1595,7 +1645,7 @@
           <w:noProof/>
         </w:rPr>
       </w:pPr>
-      <w:hyperlink w:anchor="_Toc241217584" w:history="1">
+      <w:hyperlink w:anchor="_Toc241219140" w:history="1">
         <w:r>
           <w:rPr>
             <w:rStyle w:val="Hyperlink"/>
@@ -1622,7 +1672,7 @@
             <w:noProof/>
             <w:webHidden/>
           </w:rPr>
-          <w:instrText xml:space="preserve"> PAGEREF _Toc241217584 \h </w:instrText>
+          <w:instrText xml:space="preserve"> PAGEREF _Toc241219140 \h </w:instrText>
         </w:r>
         <w:r>
           <w:rPr>
@@ -1663,7 +1713,7 @@
           <w:noProof/>
         </w:rPr>
       </w:pPr>
-      <w:hyperlink w:anchor="_Toc241217585" w:history="1">
+      <w:hyperlink w:anchor="_Toc241219141" w:history="1">
         <w:r>
           <w:rPr>
             <w:rStyle w:val="Hyperlink"/>
@@ -1690,7 +1740,7 @@
             <w:noProof/>
             <w:webHidden/>
           </w:rPr>
-          <w:instrText xml:space="preserve"> PAGEREF _Toc241217585 \h </w:instrText>
+          <w:instrText xml:space="preserve"> PAGEREF _Toc241219141 \h </w:instrText>
         </w:r>
         <w:r>
           <w:rPr>
@@ -1731,7 +1781,7 @@
           <w:noProof/>
         </w:rPr>
       </w:pPr>
-      <w:hyperlink w:anchor="_Toc241217586" w:history="1">
+      <w:hyperlink w:anchor="_Toc241219142" w:history="1">
         <w:r>
           <w:rPr>
             <w:rStyle w:val="Hyperlink"/>
@@ -1758,7 +1808,7 @@
             <w:noProof/>
             <w:webHidden/>
           </w:rPr>
-          <w:instrText xml:space="preserve"> PAGEREF _Toc241217586 \h </w:instrText>
+          <w:instrText xml:space="preserve"> PAGEREF _Toc241219142 \h </w:instrText>
         </w:r>
         <w:r>
           <w:rPr>
@@ -1799,7 +1849,7 @@
           <w:noProof/>
         </w:rPr>
       </w:pPr>
-      <w:hyperlink w:anchor="_Toc241217587" w:history="1">
+      <w:hyperlink w:anchor="_Toc241219143" w:history="1">
         <w:r>
           <w:rPr>
             <w:rStyle w:val="Hyperlink"/>
@@ -1826,7 +1876,7 @@
             <w:noProof/>
             <w:webHidden/>
           </w:rPr>
-          <w:instrText xml:space="preserve"> PAGEREF _Toc241217587 \h </w:instrText>
+          <w:instrText xml:space="preserve"> PAGEREF _Toc241219143 \h </w:instrText>
         </w:r>
         <w:r>
           <w:rPr>
@@ -1867,7 +1917,7 @@
           <w:noProof/>
         </w:rPr>
       </w:pPr>
-      <w:hyperlink w:anchor="_Toc241217588" w:history="1">
+      <w:hyperlink w:anchor="_Toc241219144" w:history="1">
         <w:r>
           <w:rPr>
             <w:rStyle w:val="Hyperlink"/>
@@ -1894,7 +1944,7 @@
             <w:noProof/>
             <w:webHidden/>
           </w:rPr>
-          <w:instrText xml:space="preserve"> PAGEREF _Toc241217588 \h </w:instrText>
+          <w:instrText xml:space="preserve"> PAGEREF _Toc241219144 \h </w:instrText>
         </w:r>
         <w:r>
           <w:rPr>
@@ -1935,7 +1985,7 @@
           <w:noProof/>
         </w:rPr>
       </w:pPr>
-      <w:hyperlink w:anchor="_Toc241217589" w:history="1">
+      <w:hyperlink w:anchor="_Toc241219145" w:history="1">
         <w:r>
           <w:rPr>
             <w:rStyle w:val="Hyperlink"/>
@@ -1962,7 +2012,7 @@
             <w:noProof/>
             <w:webHidden/>
           </w:rPr>
-          <w:instrText xml:space="preserve"> PAGEREF _Toc241217589 \h </w:instrText>
+          <w:instrText xml:space="preserve"> PAGEREF _Toc241219145 \h </w:instrText>
         </w:r>
         <w:r>
           <w:rPr>
@@ -2003,7 +2053,7 @@
           <w:noProof/>
         </w:rPr>
       </w:pPr>
-      <w:hyperlink w:anchor="_Toc241217590" w:history="1">
+      <w:hyperlink w:anchor="_Toc241219146" w:history="1">
         <w:r>
           <w:rPr>
             <w:rStyle w:val="Hyperlink"/>
@@ -2030,7 +2080,7 @@
             <w:noProof/>
             <w:webHidden/>
           </w:rPr>
-          <w:instrText xml:space="preserve"> PAGEREF _Toc241217590 \h </w:instrText>
+          <w:instrText xml:space="preserve"> PAGEREF _Toc241219146 \h </w:instrText>
         </w:r>
         <w:r>
           <w:rPr>
@@ -2071,7 +2121,7 @@
           <w:noProof/>
         </w:rPr>
       </w:pPr>
-      <w:hyperlink w:anchor="_Toc241217591" w:history="1">
+      <w:hyperlink w:anchor="_Toc241219147" w:history="1">
         <w:r>
           <w:rPr>
             <w:rStyle w:val="Hyperlink"/>
@@ -2098,7 +2148,7 @@
             <w:noProof/>
             <w:webHidden/>
           </w:rPr>
-          <w:instrText xml:space="preserve"> PAGEREF _Toc241217591 \h </w:instrText>
+          <w:instrText xml:space="preserve"> PAGEREF _Toc241219147 \h </w:instrText>
         </w:r>
         <w:r>
           <w:rPr>
@@ -2139,7 +2189,7 @@
           <w:noProof/>
         </w:rPr>
       </w:pPr>
-      <w:hyperlink w:anchor="_Toc241217592" w:history="1">
+      <w:hyperlink w:anchor="_Toc241219148" w:history="1">
         <w:r>
           <w:rPr>
             <w:rStyle w:val="Hyperlink"/>
@@ -2166,7 +2216,7 @@
             <w:noProof/>
             <w:webHidden/>
           </w:rPr>
-          <w:instrText xml:space="preserve"> PAGEREF _Toc241217592 \h </w:instrText>
+          <w:instrText xml:space="preserve"> PAGEREF _Toc241219148 \h </w:instrText>
         </w:r>
         <w:r>
           <w:rPr>
@@ -2207,7 +2257,7 @@
           <w:noProof/>
         </w:rPr>
       </w:pPr>
-      <w:hyperlink w:anchor="_Toc241217593" w:history="1">
+      <w:hyperlink w:anchor="_Toc241219149" w:history="1">
         <w:r>
           <w:rPr>
             <w:rStyle w:val="Hyperlink"/>
@@ -2234,7 +2284,7 @@
             <w:noProof/>
             <w:webHidden/>
           </w:rPr>
-          <w:instrText xml:space="preserve"> PAGEREF _Toc241217593 \h </w:instrText>
+          <w:instrText xml:space="preserve"> PAGEREF _Toc241219149 \h </w:instrText>
         </w:r>
         <w:r>
           <w:rPr>
@@ -2275,7 +2325,7 @@
           <w:noProof/>
         </w:rPr>
       </w:pPr>
-      <w:hyperlink w:anchor="_Toc241217594" w:history="1">
+      <w:hyperlink w:anchor="_Toc241219150" w:history="1">
         <w:r>
           <w:rPr>
             <w:rStyle w:val="Hyperlink"/>
@@ -2302,7 +2352,7 @@
             <w:noProof/>
             <w:webHidden/>
           </w:rPr>
-          <w:instrText xml:space="preserve"> PAGEREF _Toc241217594 \h </w:instrText>
+          <w:instrText xml:space="preserve"> PAGEREF _Toc241219150 \h </w:instrText>
         </w:r>
         <w:r>
           <w:rPr>
@@ -2343,7 +2393,7 @@
           <w:noProof/>
         </w:rPr>
       </w:pPr>
-      <w:hyperlink w:anchor="_Toc241217595" w:history="1">
+      <w:hyperlink w:anchor="_Toc241219151" w:history="1">
         <w:r>
           <w:rPr>
             <w:rStyle w:val="Hyperlink"/>
@@ -2370,7 +2420,7 @@
             <w:noProof/>
             <w:webHidden/>
           </w:rPr>
-          <w:instrText xml:space="preserve"> PAGEREF _Toc241217595 \h </w:instrText>
+          <w:instrText xml:space="preserve"> PAGEREF _Toc241219151 \h </w:instrText>
         </w:r>
         <w:r>
           <w:rPr>
@@ -2411,7 +2461,7 @@
           <w:noProof/>
         </w:rPr>
       </w:pPr>
-      <w:hyperlink w:anchor="_Toc241217596" w:history="1">
+      <w:hyperlink w:anchor="_Toc241219152" w:history="1">
         <w:r>
           <w:rPr>
             <w:rStyle w:val="Hyperlink"/>
@@ -2438,7 +2488,7 @@
             <w:noProof/>
             <w:webHidden/>
           </w:rPr>
-          <w:instrText xml:space="preserve"> PAGEREF _Toc241217596 \h </w:instrText>
+          <w:instrText xml:space="preserve"> PAGEREF _Toc241219152 \h </w:instrText>
         </w:r>
         <w:r>
           <w:rPr>
@@ -2479,7 +2529,7 @@
           <w:noProof/>
         </w:rPr>
       </w:pPr>
-      <w:hyperlink w:anchor="_Toc241217597" w:history="1">
+      <w:hyperlink w:anchor="_Toc241219153" w:history="1">
         <w:r>
           <w:rPr>
             <w:rStyle w:val="Hyperlink"/>
@@ -2506,7 +2556,7 @@
             <w:noProof/>
             <w:webHidden/>
           </w:rPr>
-          <w:instrText xml:space="preserve"> PAGEREF _Toc241217597 \h </w:instrText>
+          <w:instrText xml:space="preserve"> PAGEREF _Toc241219153 \h </w:instrText>
         </w:r>
         <w:r>
           <w:rPr>
@@ -2547,7 +2597,7 @@
           <w:noProof/>
         </w:rPr>
       </w:pPr>
-      <w:hyperlink w:anchor="_Toc241217598" w:history="1">
+      <w:hyperlink w:anchor="_Toc241219154" w:history="1">
         <w:r>
           <w:rPr>
             <w:rStyle w:val="Hyperlink"/>
@@ -2574,7 +2624,7 @@
             <w:noProof/>
             <w:webHidden/>
           </w:rPr>
-          <w:instrText xml:space="preserve"> PAGEREF _Toc241217598 \h </w:instrText>
+          <w:instrText xml:space="preserve"> PAGEREF _Toc241219154 \h </w:instrText>
         </w:r>
         <w:r>
           <w:rPr>
@@ -2615,7 +2665,7 @@
           <w:noProof/>
         </w:rPr>
       </w:pPr>
-      <w:hyperlink w:anchor="_Toc241217599" w:history="1">
+      <w:hyperlink w:anchor="_Toc241219155" w:history="1">
         <w:r>
           <w:rPr>
             <w:rStyle w:val="Hyperlink"/>
@@ -2642,7 +2692,7 @@
             <w:noProof/>
             <w:webHidden/>
           </w:rPr>
-          <w:instrText xml:space="preserve"> PAGEREF _Toc241217599 \h </w:instrText>
+          <w:instrText xml:space="preserve"> PAGEREF _Toc241219155 \h </w:instrText>
         </w:r>
         <w:r>
           <w:rPr>
@@ -2683,7 +2733,7 @@
           <w:noProof/>
         </w:rPr>
       </w:pPr>
-      <w:hyperlink w:anchor="_Toc241217600" w:history="1">
+      <w:hyperlink w:anchor="_Toc241219156" w:history="1">
         <w:r>
           <w:rPr>
             <w:rStyle w:val="Hyperlink"/>
@@ -2710,7 +2760,7 @@
             <w:noProof/>
             <w:webHidden/>
           </w:rPr>
-          <w:instrText xml:space="preserve"> PAGEREF _Toc241217600 \h </w:instrText>
+          <w:instrText xml:space="preserve"> PAGEREF _Toc241219156 \h </w:instrText>
         </w:r>
         <w:r>
           <w:rPr>
@@ -2751,7 +2801,7 @@
           <w:noProof/>
         </w:rPr>
       </w:pPr>
-      <w:hyperlink w:anchor="_Toc241217601" w:history="1">
+      <w:hyperlink w:anchor="_Toc241219157" w:history="1">
         <w:r>
           <w:rPr>
             <w:rStyle w:val="Hyperlink"/>
@@ -2778,7 +2828,7 @@
             <w:noProof/>
             <w:webHidden/>
           </w:rPr>
-          <w:instrText xml:space="preserve"> PAGEREF _Toc241217601 \h </w:instrText>
+          <w:instrText xml:space="preserve"> PAGEREF _Toc241219157 \h </w:instrText>
         </w:r>
         <w:r>
           <w:rPr>
@@ -2819,7 +2869,7 @@
           <w:noProof/>
         </w:rPr>
       </w:pPr>
-      <w:hyperlink w:anchor="_Toc241217602" w:history="1">
+      <w:hyperlink w:anchor="_Toc241219158" w:history="1">
         <w:r>
           <w:rPr>
             <w:rStyle w:val="Hyperlink"/>
@@ -2846,7 +2896,7 @@
             <w:noProof/>
             <w:webHidden/>
           </w:rPr>
-          <w:instrText xml:space="preserve"> PAGEREF _Toc241217602 \h </w:instrText>
+          <w:instrText xml:space="preserve"> PAGEREF _Toc241219158 \h </w:instrText>
         </w:r>
         <w:r>
           <w:rPr>
@@ -2887,7 +2937,7 @@
           <w:noProof/>
         </w:rPr>
       </w:pPr>
-      <w:hyperlink w:anchor="_Toc241217603" w:history="1">
+      <w:hyperlink w:anchor="_Toc241219159" w:history="1">
         <w:r>
           <w:rPr>
             <w:rStyle w:val="Hyperlink"/>
@@ -2914,7 +2964,7 @@
             <w:noProof/>
             <w:webHidden/>
           </w:rPr>
-          <w:instrText xml:space="preserve"> PAGEREF _Toc241217603 \h </w:instrText>
+          <w:instrText xml:space="preserve"> PAGEREF _Toc241219159 \h </w:instrText>
         </w:r>
         <w:r>
           <w:rPr>
@@ -2955,7 +3005,7 @@
           <w:noProof/>
         </w:rPr>
       </w:pPr>
-      <w:hyperlink w:anchor="_Toc241217604" w:history="1">
+      <w:hyperlink w:anchor="_Toc241219160" w:history="1">
         <w:r>
           <w:rPr>
             <w:rStyle w:val="Hyperlink"/>
@@ -2982,7 +3032,7 @@
             <w:noProof/>
             <w:webHidden/>
           </w:rPr>
-          <w:instrText xml:space="preserve"> PAGEREF _Toc241217604 \h </w:instrText>
+          <w:instrText xml:space="preserve"> PAGEREF _Toc241219160 \h </w:instrText>
         </w:r>
         <w:r>
           <w:rPr>
@@ -3023,7 +3073,7 @@
           <w:noProof/>
         </w:rPr>
       </w:pPr>
-      <w:hyperlink w:anchor="_Toc241217605" w:history="1">
+      <w:hyperlink w:anchor="_Toc241219161" w:history="1">
         <w:r>
           <w:rPr>
             <w:rStyle w:val="Hyperlink"/>
@@ -3050,7 +3100,7 @@
             <w:noProof/>
             <w:webHidden/>
           </w:rPr>
-          <w:instrText xml:space="preserve"> PAGEREF _Toc241217605 \h </w:instrText>
+          <w:instrText xml:space="preserve"> PAGEREF _Toc241219161 \h </w:instrText>
         </w:r>
         <w:r>
           <w:rPr>
@@ -3091,7 +3141,7 @@
           <w:noProof/>
         </w:rPr>
       </w:pPr>
-      <w:hyperlink w:anchor="_Toc241217606" w:history="1">
+      <w:hyperlink w:anchor="_Toc241219162" w:history="1">
         <w:r>
           <w:rPr>
             <w:rStyle w:val="Hyperlink"/>
@@ -3118,7 +3168,7 @@
             <w:noProof/>
             <w:webHidden/>
           </w:rPr>
-          <w:instrText xml:space="preserve"> PAGEREF _Toc241217606 \h </w:instrText>
+          <w:instrText xml:space="preserve"> PAGEREF _Toc241219162 \h </w:instrText>
         </w:r>
         <w:r>
           <w:rPr>
@@ -3164,7 +3214,7 @@
       <w:pPr>
         <w:pStyle w:val="Heading1"/>
       </w:pPr>
-      <w:bookmarkStart w:id="0" w:name="_Toc241217577"/>
+      <w:bookmarkStart w:id="0" w:name="_Toc241219133"/>
       <w:r>
         <w:lastRenderedPageBreak/>
         <w:t>About This Document</w:t>
@@ -3267,7 +3317,7 @@
       <w:pPr>
         <w:pStyle w:val="Heading1"/>
       </w:pPr>
-      <w:bookmarkStart w:id="1" w:name="_Toc241217578"/>
+      <w:bookmarkStart w:id="1" w:name="_Toc241219134"/>
       <w:r>
         <w:t>1. Basic Information (Application and Organization)</w:t>
       </w:r>
@@ -3414,7 +3464,7 @@
       <w:pPr>
         <w:pStyle w:val="Heading2"/>
       </w:pPr>
-      <w:bookmarkStart w:id="2" w:name="_Toc241217579"/>
+      <w:bookmarkStart w:id="2" w:name="_Toc241219135"/>
       <w:r>
         <w:t>1.0 · Status Summary — Section 1</w:t>
       </w:r>
@@ -3791,7 +3841,7 @@
       <w:pPr>
         <w:pStyle w:val="Heading2"/>
       </w:pPr>
-      <w:bookmarkStart w:id="3" w:name="_Toc241217580"/>
+      <w:bookmarkStart w:id="3" w:name="_Toc241219136"/>
       <w:r>
         <w:t>1.1 · Application Form</w:t>
       </w:r>
@@ -4843,7 +4893,7 @@
       <w:pPr>
         <w:pStyle w:val="Heading2"/>
       </w:pPr>
-      <w:bookmarkStart w:id="4" w:name="_Toc241217581"/>
+      <w:bookmarkStart w:id="4" w:name="_Toc241219137"/>
       <w:r>
         <w:t>1.2 · Business License / Company Registration Certificate</w:t>
       </w:r>
@@ -5392,7 +5442,7 @@
       <w:pPr>
         <w:pStyle w:val="Heading2"/>
       </w:pPr>
-      <w:bookmarkStart w:id="5" w:name="_Toc241217582"/>
+      <w:bookmarkStart w:id="5" w:name="_Toc241219138"/>
       <w:r>
         <w:t>1.3 · Organizational Chart and Contact Information</w:t>
       </w:r>
@@ -5941,7 +5991,7 @@
       <w:pPr>
         <w:pStyle w:val="Heading2"/>
       </w:pPr>
-      <w:bookmarkStart w:id="6" w:name="_Toc241217583"/>
+      <w:bookmarkStart w:id="6" w:name="_Toc241219139"/>
       <w:r>
         <w:t>1.4 · Manufacturing Plant Address and Introduction of Production Facilities</w:t>
       </w:r>
@@ -6453,7 +6503,7 @@
       <w:pPr>
         <w:pStyle w:val="Heading2"/>
       </w:pPr>
-      <w:bookmarkStart w:id="7" w:name="_Toc241217584"/>
+      <w:bookmarkStart w:id="7" w:name="_Toc241219140"/>
       <w:r>
         <w:t>1.5 · ISO 9001 Certificate, Quality Manual, and Procedure Index</w:t>
       </w:r>
@@ -6876,7 +6926,7 @@
       <w:pPr>
         <w:pStyle w:val="Heading1"/>
       </w:pPr>
-      <w:bookmarkStart w:id="8" w:name="_Toc241217585"/>
+      <w:bookmarkStart w:id="8" w:name="_Toc241219141"/>
       <w:r>
         <w:t>2. Technical Documentation</w:t>
       </w:r>
@@ -6891,7 +6941,7 @@
       <w:pPr>
         <w:pStyle w:val="Heading2"/>
       </w:pPr>
-      <w:bookmarkStart w:id="9" w:name="_Toc241217586"/>
+      <w:bookmarkStart w:id="9" w:name="_Toc241219142"/>
       <w:r>
         <w:t>2.1 · Detailed Product Description</w:t>
       </w:r>
@@ -6924,7 +6974,7 @@
       <w:pPr>
         <w:pStyle w:val="Heading2"/>
       </w:pPr>
-      <w:bookmarkStart w:id="10" w:name="_Toc241217587"/>
+      <w:bookmarkStart w:id="10" w:name="_Toc241219143"/>
       <w:r>
         <w:t>2.2 · Product Name, Model, and Specification List</w:t>
       </w:r>
@@ -7368,7 +7418,7 @@
       <w:pPr>
         <w:pStyle w:val="Heading2"/>
       </w:pPr>
-      <w:bookmarkStart w:id="11" w:name="_Toc241217588"/>
+      <w:bookmarkStart w:id="11" w:name="_Toc241219144"/>
       <w:r>
         <w:t>2.3 · Functional Description and Technical Parameters (Electrical, Mechanical, etc.)</w:t>
       </w:r>
@@ -7386,7 +7436,7 @@
       <w:pPr>
         <w:pStyle w:val="Heading3"/>
       </w:pPr>
-      <w:bookmarkStart w:id="12" w:name="_Toc241217589"/>
+      <w:bookmarkStart w:id="12" w:name="_Toc241219145"/>
       <w:r>
         <w:t>2.3.a · Electrical Parameters — Node Sensor (GLD)</w:t>
       </w:r>
@@ -8010,7 +8060,7 @@
       <w:pPr>
         <w:pStyle w:val="Heading3"/>
       </w:pPr>
-      <w:bookmarkStart w:id="13" w:name="_Toc241217590"/>
+      <w:bookmarkStart w:id="13" w:name="_Toc241219146"/>
       <w:r>
         <w:t>2.3.b · Sensor and Communication Parameters — Node Sensor (GLD)</w:t>
       </w:r>
@@ -9072,7 +9122,7 @@
       <w:pPr>
         <w:pStyle w:val="Heading3"/>
       </w:pPr>
-      <w:bookmarkStart w:id="14" w:name="_Toc241217591"/>
+      <w:bookmarkStart w:id="14" w:name="_Toc241219147"/>
       <w:r>
         <w:t>2.3.c · Mechanical Parameters — Node Sensor (GLD)</w:t>
       </w:r>
@@ -9923,7 +9973,7 @@
       <w:pPr>
         <w:pStyle w:val="Heading2"/>
       </w:pPr>
-      <w:bookmarkStart w:id="15" w:name="_Toc241217592"/>
+      <w:bookmarkStart w:id="15" w:name="_Toc241219148"/>
       <w:r>
         <w:t>2.4 · Product Photographs — Overall and Key Components</w:t>
       </w:r>
@@ -9962,7 +10012,7 @@
                 <w:noProof/>
               </w:rPr>
               <w:drawing>
-                <wp:inline distT="0" distB="0" distL="0" distR="0" wp14:anchorId="7997AD4A" wp14:editId="4ADFF6AE">
+                <wp:inline distT="0" distB="0" distL="0" distR="0" wp14:anchorId="7C9B1345" wp14:editId="643F3773">
                   <wp:extent cx="1379912" cy="2286000"/>
                   <wp:effectExtent l="0" t="0" r="0" b="0"/>
                   <wp:docPr id="1" name="Picture 1"/>
@@ -10039,7 +10089,7 @@
                 <w:noProof/>
               </w:rPr>
               <w:drawing>
-                <wp:inline distT="0" distB="0" distL="0" distR="0" wp14:anchorId="0D07425D" wp14:editId="6A899265">
+                <wp:inline distT="0" distB="0" distL="0" distR="0" wp14:anchorId="683F1A81" wp14:editId="57E8BE00">
                   <wp:extent cx="1714500" cy="2286000"/>
                   <wp:effectExtent l="0" t="0" r="0" b="0"/>
                   <wp:docPr id="2" name="Picture 2"/>
@@ -10121,7 +10171,7 @@
                 <w:noProof/>
               </w:rPr>
               <w:drawing>
-                <wp:inline distT="0" distB="0" distL="0" distR="0" wp14:anchorId="3AC217C4" wp14:editId="43168355">
+                <wp:inline distT="0" distB="0" distL="0" distR="0" wp14:anchorId="16CDD880" wp14:editId="71F75973">
                   <wp:extent cx="1026621" cy="2286000"/>
                   <wp:effectExtent l="0" t="0" r="0" b="0"/>
                   <wp:docPr id="3" name="Picture 3"/>
@@ -10198,7 +10248,7 @@
                 <w:noProof/>
               </w:rPr>
               <w:drawing>
-                <wp:inline distT="0" distB="0" distL="0" distR="0" wp14:anchorId="51B93882" wp14:editId="49B9AAE4">
+                <wp:inline distT="0" distB="0" distL="0" distR="0" wp14:anchorId="392F7E66" wp14:editId="6E10DF00">
                   <wp:extent cx="1026621" cy="2286000"/>
                   <wp:effectExtent l="0" t="0" r="0" b="0"/>
                   <wp:docPr id="4" name="Picture 4"/>
@@ -10281,7 +10331,7 @@
               </w:rPr>
               <w:lastRenderedPageBreak/>
               <w:drawing>
-                <wp:inline distT="0" distB="0" distL="0" distR="0" wp14:anchorId="72DDDA98" wp14:editId="4417FD64">
+                <wp:inline distT="0" distB="0" distL="0" distR="0" wp14:anchorId="1847FBF0" wp14:editId="1C98E042">
                   <wp:extent cx="1026621" cy="2286000"/>
                   <wp:effectExtent l="0" t="0" r="0" b="0"/>
                   <wp:docPr id="5" name="Picture 5"/>
@@ -10358,7 +10408,7 @@
                 <w:noProof/>
               </w:rPr>
               <w:drawing>
-                <wp:inline distT="0" distB="0" distL="0" distR="0" wp14:anchorId="6760CF0D" wp14:editId="07F40AE1">
+                <wp:inline distT="0" distB="0" distL="0" distR="0" wp14:anchorId="2FE0150D" wp14:editId="42945BBB">
                   <wp:extent cx="1026621" cy="2286000"/>
                   <wp:effectExtent l="0" t="0" r="0" b="0"/>
                   <wp:docPr id="6" name="Picture 6"/>
@@ -10440,7 +10490,7 @@
                 <w:noProof/>
               </w:rPr>
               <w:drawing>
-                <wp:inline distT="0" distB="0" distL="0" distR="0" wp14:anchorId="38521575" wp14:editId="400DFA6D">
+                <wp:inline distT="0" distB="0" distL="0" distR="0" wp14:anchorId="508FDDC3" wp14:editId="3A3B70F6">
                   <wp:extent cx="1026621" cy="2286000"/>
                   <wp:effectExtent l="0" t="0" r="0" b="0"/>
                   <wp:docPr id="7" name="Picture 7"/>
@@ -10564,7 +10614,7 @@
       <w:pPr>
         <w:pStyle w:val="Heading2"/>
       </w:pPr>
-      <w:bookmarkStart w:id="16" w:name="_Toc241217593"/>
+      <w:bookmarkStart w:id="16" w:name="_Toc241219149"/>
       <w:r>
         <w:t>2.5 · Description of Intended Use and Installation Environment (Gas Group, Temperature Class, Area Classification)</w:t>
       </w:r>
@@ -11027,7 +11077,7 @@
       <w:pPr>
         <w:pStyle w:val="Heading2"/>
       </w:pPr>
-      <w:bookmarkStart w:id="17" w:name="_Toc241217594"/>
+      <w:bookmarkStart w:id="17" w:name="_Toc241219150"/>
       <w:r>
         <w:t>2.6 · Design and Manufacturing Information</w:t>
       </w:r>
@@ -11042,7 +11092,7 @@
       <w:pPr>
         <w:pStyle w:val="Heading3"/>
       </w:pPr>
-      <w:bookmarkStart w:id="18" w:name="_Toc241217595"/>
+      <w:bookmarkStart w:id="18" w:name="_Toc241219151"/>
       <w:r>
         <w:lastRenderedPageBreak/>
         <w:t>2.6.a · Complete Drawings (Assembly, Component, Electrical Schematic, PCB Layout, Enclosure Structure, Junction Box, Terminal, Grounding)</w:t>
@@ -11063,7 +11113,7 @@
           <w:noProof/>
         </w:rPr>
         <w:drawing>
-          <wp:inline distT="0" distB="0" distL="0" distR="0" wp14:anchorId="734D0807" wp14:editId="6D39EBFA">
+          <wp:inline distT="0" distB="0" distL="0" distR="0" wp14:anchorId="15694F28" wp14:editId="040E7771">
             <wp:extent cx="5120640" cy="3413760"/>
             <wp:effectExtent l="0" t="0" r="0" b="0"/>
             <wp:docPr id="8" name="Picture 8"/>
@@ -11136,7 +11186,7 @@
         </w:rPr>
         <w:lastRenderedPageBreak/>
         <w:drawing>
-          <wp:inline distT="0" distB="0" distL="0" distR="0" wp14:anchorId="621EC456" wp14:editId="515F1472">
+          <wp:inline distT="0" distB="0" distL="0" distR="0" wp14:anchorId="3A08EF96" wp14:editId="03DC168D">
             <wp:extent cx="5120640" cy="3413760"/>
             <wp:effectExtent l="0" t="0" r="0" b="0"/>
             <wp:docPr id="9" name="Picture 9"/>
@@ -11208,7 +11258,7 @@
           <w:noProof/>
         </w:rPr>
         <w:drawing>
-          <wp:inline distT="0" distB="0" distL="0" distR="0" wp14:anchorId="47A04742" wp14:editId="6ADA93C1">
+          <wp:inline distT="0" distB="0" distL="0" distR="0" wp14:anchorId="2D59D685" wp14:editId="6A87881A">
             <wp:extent cx="5120640" cy="3413760"/>
             <wp:effectExtent l="0" t="0" r="0" b="0"/>
             <wp:docPr id="10" name="Picture 10"/>
@@ -11281,7 +11331,7 @@
         </w:rPr>
         <w:lastRenderedPageBreak/>
         <w:drawing>
-          <wp:inline distT="0" distB="0" distL="0" distR="0" wp14:anchorId="5E6338B7" wp14:editId="1F83AA03">
+          <wp:inline distT="0" distB="0" distL="0" distR="0" wp14:anchorId="6C7D3AD7" wp14:editId="1B472B71">
             <wp:extent cx="5120640" cy="3413760"/>
             <wp:effectExtent l="0" t="0" r="0" b="0"/>
             <wp:docPr id="11" name="Picture 11"/>
@@ -11353,7 +11403,7 @@
           <w:noProof/>
         </w:rPr>
         <w:drawing>
-          <wp:inline distT="0" distB="0" distL="0" distR="0" wp14:anchorId="191DED4A" wp14:editId="2C24EC34">
+          <wp:inline distT="0" distB="0" distL="0" distR="0" wp14:anchorId="145A3FBB" wp14:editId="654BACD1">
             <wp:extent cx="5120640" cy="3413760"/>
             <wp:effectExtent l="0" t="0" r="0" b="0"/>
             <wp:docPr id="12" name="Picture 12"/>
@@ -11426,7 +11476,7 @@
         </w:rPr>
         <w:lastRenderedPageBreak/>
         <w:drawing>
-          <wp:inline distT="0" distB="0" distL="0" distR="0" wp14:anchorId="1F8642D6" wp14:editId="7CBECB34">
+          <wp:inline distT="0" distB="0" distL="0" distR="0" wp14:anchorId="2331BD7F" wp14:editId="463F765F">
             <wp:extent cx="5120640" cy="3413760"/>
             <wp:effectExtent l="0" t="0" r="0" b="0"/>
             <wp:docPr id="13" name="Picture 13"/>
@@ -11498,7 +11548,7 @@
           <w:noProof/>
         </w:rPr>
         <w:drawing>
-          <wp:inline distT="0" distB="0" distL="0" distR="0" wp14:anchorId="3E868453" wp14:editId="498F3680">
+          <wp:inline distT="0" distB="0" distL="0" distR="0" wp14:anchorId="0BACEE0F" wp14:editId="04357D3C">
             <wp:extent cx="5120640" cy="3413760"/>
             <wp:effectExtent l="0" t="0" r="0" b="0"/>
             <wp:docPr id="14" name="Picture 14"/>
@@ -11571,7 +11621,7 @@
         </w:rPr>
         <w:lastRenderedPageBreak/>
         <w:drawing>
-          <wp:inline distT="0" distB="0" distL="0" distR="0" wp14:anchorId="162A97E1" wp14:editId="7B11623C">
+          <wp:inline distT="0" distB="0" distL="0" distR="0" wp14:anchorId="13121ABA" wp14:editId="38980054">
             <wp:extent cx="5120640" cy="3413760"/>
             <wp:effectExtent l="0" t="0" r="0" b="0"/>
             <wp:docPr id="15" name="Picture 15"/>
@@ -11643,7 +11693,7 @@
           <w:noProof/>
         </w:rPr>
         <w:drawing>
-          <wp:inline distT="0" distB="0" distL="0" distR="0" wp14:anchorId="64F28D48" wp14:editId="4822FC2A">
+          <wp:inline distT="0" distB="0" distL="0" distR="0" wp14:anchorId="3A51572E" wp14:editId="5D8A502F">
             <wp:extent cx="5120640" cy="3413760"/>
             <wp:effectExtent l="0" t="0" r="0" b="0"/>
             <wp:docPr id="16" name="Picture 16"/>
@@ -11716,7 +11766,7 @@
         </w:rPr>
         <w:lastRenderedPageBreak/>
         <w:drawing>
-          <wp:inline distT="0" distB="0" distL="0" distR="0" wp14:anchorId="0130BE83" wp14:editId="4609669B">
+          <wp:inline distT="0" distB="0" distL="0" distR="0" wp14:anchorId="1E32F810" wp14:editId="24634140">
             <wp:extent cx="2468880" cy="2479268"/>
             <wp:effectExtent l="0" t="0" r="0" b="0"/>
             <wp:docPr id="17" name="Picture 17"/>
@@ -11759,7 +11809,7 @@
           <w:noProof/>
         </w:rPr>
         <w:drawing>
-          <wp:inline distT="0" distB="0" distL="0" distR="0" wp14:anchorId="71B218EE" wp14:editId="587358D9">
+          <wp:inline distT="0" distB="0" distL="0" distR="0" wp14:anchorId="0ECAFA03" wp14:editId="1BE5FCB0">
             <wp:extent cx="2468880" cy="1804956"/>
             <wp:effectExtent l="0" t="0" r="0" b="0"/>
             <wp:docPr id="18" name="Picture 18"/>
@@ -11836,7 +11886,7 @@
           <w:noProof/>
         </w:rPr>
         <w:drawing>
-          <wp:inline distT="0" distB="0" distL="0" distR="0" wp14:anchorId="5C24565F" wp14:editId="791256AC">
+          <wp:inline distT="0" distB="0" distL="0" distR="0" wp14:anchorId="611BBD3C" wp14:editId="003783B6">
             <wp:extent cx="5669280" cy="3847707"/>
             <wp:effectExtent l="0" t="0" r="0" b="0"/>
             <wp:docPr id="19" name="Picture 19"/>
@@ -12387,7 +12437,7 @@
       <w:pPr>
         <w:pStyle w:val="Heading3"/>
       </w:pPr>
-      <w:bookmarkStart w:id="19" w:name="_Toc241217596"/>
+      <w:bookmarkStart w:id="19" w:name="_Toc241219152"/>
       <w:r>
         <w:t>2.6.b · Bill of Materials (BOM) for Explosion-Safety-Relevant Components</w:t>
       </w:r>
@@ -23368,7 +23418,7 @@
       <w:pPr>
         <w:pStyle w:val="Heading3"/>
       </w:pPr>
-      <w:bookmarkStart w:id="20" w:name="_Toc241217597"/>
+      <w:bookmarkStart w:id="20" w:name="_Toc241219153"/>
       <w:r>
         <w:t>2.6.c · Material Specification Sheets / Datasheets (Non-Metallic Materials)</w:t>
       </w:r>
@@ -23389,10 +23439,10 @@
     </w:p>
     <w:p>
       <w:r>
-        <w:t>Non-metallic components identified in the design so far that this item will need to cover: the protective mesh/flame-arrestor cover over the gas-sensing element (Section 2.6.a — material not yet confirmed; may prove to be metallic, which would place it outside this specific checklist item); the cover-to-body sealing gasket/O-ring providing the IP66 rating (Section 2.3.c — material/grade not yet specified); the integral seal of the candidate M20×1.5 cable gland (Section 2.3.c); and the antenna/SMA feedthroug</w:t>
+        <w:t>Non-metallic components in the design that this item will need to cover: the cover-to-body sealing gasket providing the IP66 rating (Section 2.3.c — identified as a rubber gasket in the casing partner's assembly drawing, specific compound/grade not yet specified); the integral seal of the candidate M20×1.5 cable gland (Section 2.3.c); and the antenna/SMA feedthrough insulator (material not yet specified). The protective mesh cover over the gas-sensing element is now identified as a stainless-steel wire mesh</w:t>
       </w:r>
       <w:r>
-        <w:t>h insulator (material not yet specified).</w:t>
+        <w:t xml:space="preserve"> in the same assembly drawing — being metallic, it falls outside this specific non-metallic-materials checklist item.</w:t>
       </w:r>
     </w:p>
     <w:tbl>
@@ -23450,9 +23500,8 @@
       <w:pPr>
         <w:pStyle w:val="Heading3"/>
       </w:pPr>
-      <w:bookmarkStart w:id="21" w:name="_Toc241217598"/>
+      <w:bookmarkStart w:id="21" w:name="_Toc241219154"/>
       <w:r>
-        <w:lastRenderedPageBreak/>
         <w:t>2.6.d · Manufacturing Process Description</w:t>
       </w:r>
       <w:bookmarkEnd w:id="21"/>
@@ -23510,7 +23559,7 @@
       <w:pPr>
         <w:pStyle w:val="Heading3"/>
       </w:pPr>
-      <w:bookmarkStart w:id="22" w:name="_Toc241217599"/>
+      <w:bookmarkStart w:id="22" w:name="_Toc241219155"/>
       <w:r>
         <w:t>2.6.e · Explosion-Protection Calculations and Explanations (if applicable)</w:t>
       </w:r>
@@ -23569,7 +23618,7 @@
       <w:pPr>
         <w:pStyle w:val="Heading3"/>
       </w:pPr>
-      <w:bookmarkStart w:id="23" w:name="_Toc241217600"/>
+      <w:bookmarkStart w:id="23" w:name="_Toc241219156"/>
       <w:r>
         <w:t>2.6.f · Temperature Group Calculation (Hottest-Point Temperature Estimation)</w:t>
       </w:r>
@@ -23631,7 +23680,7 @@
       <w:pPr>
         <w:pStyle w:val="Heading3"/>
       </w:pPr>
-      <w:bookmarkStart w:id="24" w:name="_Toc241217601"/>
+      <w:bookmarkStart w:id="24" w:name="_Toc241219157"/>
       <w:r>
         <w:t>2.6.g · Usage and Installation Instructions (Draft)</w:t>
       </w:r>
@@ -23923,7 +23972,6 @@
                 <w:color w:val="4A4A4A"/>
                 <w:sz w:val="20"/>
               </w:rPr>
-              <w:lastRenderedPageBreak/>
               <w:t>Status: Draft text available (source: internal working draft, Rev. 18 Sep 2026). This is a draft for review, not a finalized, Ex-approved installation and operation manual. It has not been checked against a selected type of protection (Ex d/e/i, Section 2.6.e), a confirmed temperature class (Section 2.6.f), or finalized cable-entry/enclosure hardware. It also feeds the standalone Instruction_Manual_GLD deliverable.</w:t>
             </w:r>
           </w:p>
@@ -24203,6 +24251,7 @@
                 <w:b/>
                 <w:sz w:val="19"/>
               </w:rPr>
+              <w:lastRenderedPageBreak/>
               <w:t>Inference</w:t>
             </w:r>
           </w:p>
@@ -24258,7 +24307,6 @@
                 <w:b/>
                 <w:sz w:val="19"/>
               </w:rPr>
-              <w:lastRenderedPageBreak/>
               <w:t>Dataset</w:t>
             </w:r>
           </w:p>
@@ -24361,7 +24409,7 @@
       <w:pPr>
         <w:pStyle w:val="Heading3"/>
       </w:pPr>
-      <w:bookmarkStart w:id="25" w:name="_Toc241217602"/>
+      <w:bookmarkStart w:id="25" w:name="_Toc241219158"/>
       <w:r>
         <w:t>2.6.h · Nameplate Information</w:t>
       </w:r>
@@ -24420,7 +24468,7 @@
       <w:pPr>
         <w:pStyle w:val="Heading3"/>
       </w:pPr>
-      <w:bookmarkStart w:id="26" w:name="_Toc241217603"/>
+      <w:bookmarkStart w:id="26" w:name="_Toc241219159"/>
       <w:r>
         <w:t>2.6.i · Ex Component Certificates</w:t>
       </w:r>
@@ -24479,7 +24527,7 @@
       <w:pPr>
         <w:pStyle w:val="Heading1"/>
       </w:pPr>
-      <w:bookmarkStart w:id="27" w:name="_Toc241217604"/>
+      <w:bookmarkStart w:id="27" w:name="_Toc241219160"/>
       <w:r>
         <w:t>3. Sample Information</w:t>
       </w:r>
@@ -24494,7 +24542,7 @@
       <w:pPr>
         <w:pStyle w:val="Heading2"/>
       </w:pPr>
-      <w:bookmarkStart w:id="28" w:name="_Toc241217605"/>
+      <w:bookmarkStart w:id="28" w:name="_Toc241219161"/>
       <w:r>
         <w:t>3.1 · Model, Serial Number, and Status</w:t>
       </w:r>
@@ -24553,7 +24601,7 @@
       <w:pPr>
         <w:pStyle w:val="Heading2"/>
       </w:pPr>
-      <w:bookmarkStart w:id="29" w:name="_Toc241217606"/>
+      <w:bookmarkStart w:id="29" w:name="_Toc241219162"/>
       <w:r>
         <w:t>3.2 · Test Fixtures and Auxiliary Equipment</w:t>
       </w:r>
@@ -24596,6 +24644,7 @@
                 <w:color w:val="4A4A4A"/>
                 <w:sz w:val="18"/>
               </w:rPr>
+              <w:lastRenderedPageBreak/>
               <w:t>TEST GROUP</w:t>
             </w:r>
           </w:p>
@@ -24638,7 +24687,6 @@
                 <w:b/>
                 <w:sz w:val="19"/>
               </w:rPr>
-              <w:lastRenderedPageBreak/>
               <w:t>Firmware / serial</w:t>
             </w:r>
           </w:p>
@@ -25353,7 +25401,7 @@
         <w:color w:val="4A4A4A"/>
         <w:sz w:val="16"/>
       </w:rPr>
-      <w:t>LGU/GLD/IECEX-TDF/2026-001  ·  Rev. 0.9</w:t>
+      <w:t>LGU/GLD/IECEX-TDF/2026-001  ·  Rev. 1.0</w:t>
     </w:r>
     <w:r>
       <w:tab/>
@@ -25623,31 +25671,31 @@
       </w:rPr>
     </w:lvl>
   </w:abstractNum>
-  <w:num w:numId="1" w16cid:durableId="276571518">
+  <w:num w:numId="1" w16cid:durableId="407191502">
     <w:abstractNumId w:val="8"/>
   </w:num>
-  <w:num w:numId="2" w16cid:durableId="1123767490">
+  <w:num w:numId="2" w16cid:durableId="957956747">
     <w:abstractNumId w:val="6"/>
   </w:num>
-  <w:num w:numId="3" w16cid:durableId="1287001733">
+  <w:num w:numId="3" w16cid:durableId="2119787084">
     <w:abstractNumId w:val="5"/>
   </w:num>
-  <w:num w:numId="4" w16cid:durableId="1951617579">
+  <w:num w:numId="4" w16cid:durableId="798645985">
     <w:abstractNumId w:val="4"/>
   </w:num>
-  <w:num w:numId="5" w16cid:durableId="1678380437">
+  <w:num w:numId="5" w16cid:durableId="260375269">
     <w:abstractNumId w:val="7"/>
   </w:num>
-  <w:num w:numId="6" w16cid:durableId="1354304879">
+  <w:num w:numId="6" w16cid:durableId="861893312">
     <w:abstractNumId w:val="3"/>
   </w:num>
-  <w:num w:numId="7" w16cid:durableId="1779829076">
+  <w:num w:numId="7" w16cid:durableId="1392271816">
     <w:abstractNumId w:val="2"/>
   </w:num>
-  <w:num w:numId="8" w16cid:durableId="65081521">
+  <w:num w:numId="8" w16cid:durableId="1754400700">
     <w:abstractNumId w:val="1"/>
   </w:num>
-  <w:num w:numId="9" w16cid:durableId="1760980807">
+  <w:num w:numId="9" w16cid:durableId="228226323">
     <w:abstractNumId w:val="0"/>
   </w:num>
 </w:numbering>
@@ -37079,7 +37127,7 @@
     <w:autoRedefine/>
     <w:uiPriority w:val="39"/>
     <w:unhideWhenUsed/>
-    <w:rsid w:val="00A76A2B"/>
+    <w:rsid w:val="00EB520E"/>
     <w:pPr>
       <w:spacing w:after="100"/>
     </w:pPr>
@@ -37091,7 +37139,7 @@
     <w:autoRedefine/>
     <w:uiPriority w:val="39"/>
     <w:unhideWhenUsed/>
-    <w:rsid w:val="00A76A2B"/>
+    <w:rsid w:val="00EB520E"/>
     <w:pPr>
       <w:spacing w:after="100"/>
       <w:ind w:left="210"/>
@@ -37104,7 +37152,7 @@
     <w:autoRedefine/>
     <w:uiPriority w:val="39"/>
     <w:unhideWhenUsed/>
-    <w:rsid w:val="00A76A2B"/>
+    <w:rsid w:val="00EB520E"/>
     <w:pPr>
       <w:spacing w:after="100"/>
       <w:ind w:left="420"/>
@@ -37115,7 +37163,7 @@
     <w:basedOn w:val="DefaultParagraphFont"/>
     <w:uiPriority w:val="99"/>
     <w:unhideWhenUsed/>
-    <w:rsid w:val="00A76A2B"/>
+    <w:rsid w:val="00EB520E"/>
     <w:rPr>
       <w:color w:val="0000FF" w:themeColor="hyperlink"/>
       <w:u w:val="single"/>

--- a/Paket Sertifikasi ATEX & Manual/Dokumen_Teknis_Sertifikasi_GLD_IECEx_ATEX.docx
+++ b/Paket Sertifikasi ATEX & Manual/Dokumen_Teknis_Sertifikasi_GLD_IECEx_ATEX.docx
@@ -226,7 +226,7 @@
               <w:rPr>
                 <w:sz w:val="20"/>
               </w:rPr>
-              <w:t>1.0</w:t>
+              <w:t>1.1</w:t>
             </w:r>
           </w:p>
         </w:tc>
@@ -1126,6 +1126,56 @@
                 <w:sz w:val="19"/>
               </w:rPr>
               <w:t>Section 2.6.c updated with materials confirmed from a newer casing-partner assembly drawing: the protective mesh cover is stainless steel (metallic, outside the scope of this non-metallic-materials item) and the cover-to-body seal is a rubber gasket (compound/grade still not specified).</w:t>
+            </w:r>
+          </w:p>
+        </w:tc>
+      </w:tr>
+      <w:tr>
+        <w:tc>
+          <w:tcPr>
+            <w:tcW w:w="1296" w:type="dxa"/>
+          </w:tcPr>
+          <w:p>
+            <w:pPr>
+              <w:spacing w:after="40"/>
+            </w:pPr>
+            <w:r>
+              <w:rPr>
+                <w:sz w:val="19"/>
+              </w:rPr>
+              <w:t>1.1</w:t>
+            </w:r>
+          </w:p>
+        </w:tc>
+        <w:tc>
+          <w:tcPr>
+            <w:tcW w:w="1872" w:type="dxa"/>
+          </w:tcPr>
+          <w:p>
+            <w:pPr>
+              <w:spacing w:after="40"/>
+            </w:pPr>
+            <w:r>
+              <w:rPr>
+                <w:sz w:val="19"/>
+              </w:rPr>
+              <w:t>25 September 2026</w:t>
+            </w:r>
+          </w:p>
+        </w:tc>
+        <w:tc>
+          <w:tcPr>
+            <w:tcW w:w="6192" w:type="dxa"/>
+          </w:tcPr>
+          <w:p>
+            <w:pPr>
+              <w:spacing w:after="40"/>
+            </w:pPr>
+            <w:r>
+              <w:rPr>
+                <w:sz w:val="19"/>
+              </w:rPr>
+              <w:t>Added an explicit equipment-boundary statement to Section 2.3.a: the Node Sensor (GLD) receives only 24 VDC at its terminal and never carries 220 VAC internally; the AC/DC adapter is a separate, site-supplied device outside the certified unit's physical boundary. Section 2.6.c cable-gland seal remark clarified as specified together with the M20×1.5 gland itself from the BP18-1Z reference, per project direction, rather than as a separately sourced item.</w:t>
             </w:r>
           </w:p>
         </w:tc>
@@ -1169,7 +1219,7 @@
       <w:r>
         <w:fldChar w:fldCharType="separate"/>
       </w:r>
-      <w:hyperlink w:anchor="_Toc241219133" w:history="1">
+      <w:hyperlink w:anchor="_Toc241234423" w:history="1">
         <w:r>
           <w:rPr>
             <w:rStyle w:val="Hyperlink"/>
@@ -1196,7 +1246,7 @@
             <w:noProof/>
             <w:webHidden/>
           </w:rPr>
-          <w:instrText xml:space="preserve"> PAGEREF _Toc241219133 \h </w:instrText>
+          <w:instrText xml:space="preserve"> PAGEREF _Toc241234423 \h </w:instrText>
         </w:r>
         <w:r>
           <w:rPr>
@@ -1237,7 +1287,7 @@
           <w:noProof/>
         </w:rPr>
       </w:pPr>
-      <w:hyperlink w:anchor="_Toc241219134" w:history="1">
+      <w:hyperlink w:anchor="_Toc241234424" w:history="1">
         <w:r>
           <w:rPr>
             <w:rStyle w:val="Hyperlink"/>
@@ -1264,7 +1314,7 @@
             <w:noProof/>
             <w:webHidden/>
           </w:rPr>
-          <w:instrText xml:space="preserve"> PAGEREF _Toc241219134 \h </w:instrText>
+          <w:instrText xml:space="preserve"> PAGEREF _Toc241234424 \h </w:instrText>
         </w:r>
         <w:r>
           <w:rPr>
@@ -1305,7 +1355,7 @@
           <w:noProof/>
         </w:rPr>
       </w:pPr>
-      <w:hyperlink w:anchor="_Toc241219135" w:history="1">
+      <w:hyperlink w:anchor="_Toc241234425" w:history="1">
         <w:r>
           <w:rPr>
             <w:rStyle w:val="Hyperlink"/>
@@ -1332,7 +1382,7 @@
             <w:noProof/>
             <w:webHidden/>
           </w:rPr>
-          <w:instrText xml:space="preserve"> PAGEREF _Toc241219135 \h </w:instrText>
+          <w:instrText xml:space="preserve"> PAGEREF _Toc241234425 \h </w:instrText>
         </w:r>
         <w:r>
           <w:rPr>
@@ -1373,7 +1423,7 @@
           <w:noProof/>
         </w:rPr>
       </w:pPr>
-      <w:hyperlink w:anchor="_Toc241219136" w:history="1">
+      <w:hyperlink w:anchor="_Toc241234426" w:history="1">
         <w:r>
           <w:rPr>
             <w:rStyle w:val="Hyperlink"/>
@@ -1400,7 +1450,7 @@
             <w:noProof/>
             <w:webHidden/>
           </w:rPr>
-          <w:instrText xml:space="preserve"> PAGEREF _Toc241219136 \h </w:instrText>
+          <w:instrText xml:space="preserve"> PAGEREF _Toc241234426 \h </w:instrText>
         </w:r>
         <w:r>
           <w:rPr>
@@ -1441,7 +1491,7 @@
           <w:noProof/>
         </w:rPr>
       </w:pPr>
-      <w:hyperlink w:anchor="_Toc241219137" w:history="1">
+      <w:hyperlink w:anchor="_Toc241234427" w:history="1">
         <w:r>
           <w:rPr>
             <w:rStyle w:val="Hyperlink"/>
@@ -1468,7 +1518,7 @@
             <w:noProof/>
             <w:webHidden/>
           </w:rPr>
-          <w:instrText xml:space="preserve"> PAGEREF _Toc241219137 \h </w:instrText>
+          <w:instrText xml:space="preserve"> PAGEREF _Toc241234427 \h </w:instrText>
         </w:r>
         <w:r>
           <w:rPr>
@@ -1509,7 +1559,7 @@
           <w:noProof/>
         </w:rPr>
       </w:pPr>
-      <w:hyperlink w:anchor="_Toc241219138" w:history="1">
+      <w:hyperlink w:anchor="_Toc241234428" w:history="1">
         <w:r>
           <w:rPr>
             <w:rStyle w:val="Hyperlink"/>
@@ -1536,7 +1586,7 @@
             <w:noProof/>
             <w:webHidden/>
           </w:rPr>
-          <w:instrText xml:space="preserve"> PAGEREF _Toc241219138 \h </w:instrText>
+          <w:instrText xml:space="preserve"> PAGEREF _Toc241234428 \h </w:instrText>
         </w:r>
         <w:r>
           <w:rPr>
@@ -1577,7 +1627,7 @@
           <w:noProof/>
         </w:rPr>
       </w:pPr>
-      <w:hyperlink w:anchor="_Toc241219139" w:history="1">
+      <w:hyperlink w:anchor="_Toc241234429" w:history="1">
         <w:r>
           <w:rPr>
             <w:rStyle w:val="Hyperlink"/>
@@ -1604,7 +1654,7 @@
             <w:noProof/>
             <w:webHidden/>
           </w:rPr>
-          <w:instrText xml:space="preserve"> PAGEREF _Toc241219139 \h </w:instrText>
+          <w:instrText xml:space="preserve"> PAGEREF _Toc241234429 \h </w:instrText>
         </w:r>
         <w:r>
           <w:rPr>
@@ -1645,7 +1695,7 @@
           <w:noProof/>
         </w:rPr>
       </w:pPr>
-      <w:hyperlink w:anchor="_Toc241219140" w:history="1">
+      <w:hyperlink w:anchor="_Toc241234430" w:history="1">
         <w:r>
           <w:rPr>
             <w:rStyle w:val="Hyperlink"/>
@@ -1672,7 +1722,7 @@
             <w:noProof/>
             <w:webHidden/>
           </w:rPr>
-          <w:instrText xml:space="preserve"> PAGEREF _Toc241219140 \h </w:instrText>
+          <w:instrText xml:space="preserve"> PAGEREF _Toc241234430 \h </w:instrText>
         </w:r>
         <w:r>
           <w:rPr>
@@ -1713,7 +1763,7 @@
           <w:noProof/>
         </w:rPr>
       </w:pPr>
-      <w:hyperlink w:anchor="_Toc241219141" w:history="1">
+      <w:hyperlink w:anchor="_Toc241234431" w:history="1">
         <w:r>
           <w:rPr>
             <w:rStyle w:val="Hyperlink"/>
@@ -1740,7 +1790,7 @@
             <w:noProof/>
             <w:webHidden/>
           </w:rPr>
-          <w:instrText xml:space="preserve"> PAGEREF _Toc241219141 \h </w:instrText>
+          <w:instrText xml:space="preserve"> PAGEREF _Toc241234431 \h </w:instrText>
         </w:r>
         <w:r>
           <w:rPr>
@@ -1781,7 +1831,7 @@
           <w:noProof/>
         </w:rPr>
       </w:pPr>
-      <w:hyperlink w:anchor="_Toc241219142" w:history="1">
+      <w:hyperlink w:anchor="_Toc241234432" w:history="1">
         <w:r>
           <w:rPr>
             <w:rStyle w:val="Hyperlink"/>
@@ -1808,7 +1858,7 @@
             <w:noProof/>
             <w:webHidden/>
           </w:rPr>
-          <w:instrText xml:space="preserve"> PAGEREF _Toc241219142 \h </w:instrText>
+          <w:instrText xml:space="preserve"> PAGEREF _Toc241234432 \h </w:instrText>
         </w:r>
         <w:r>
           <w:rPr>
@@ -1849,7 +1899,7 @@
           <w:noProof/>
         </w:rPr>
       </w:pPr>
-      <w:hyperlink w:anchor="_Toc241219143" w:history="1">
+      <w:hyperlink w:anchor="_Toc241234433" w:history="1">
         <w:r>
           <w:rPr>
             <w:rStyle w:val="Hyperlink"/>
@@ -1876,7 +1926,7 @@
             <w:noProof/>
             <w:webHidden/>
           </w:rPr>
-          <w:instrText xml:space="preserve"> PAGEREF _Toc241219143 \h </w:instrText>
+          <w:instrText xml:space="preserve"> PAGEREF _Toc241234433 \h </w:instrText>
         </w:r>
         <w:r>
           <w:rPr>
@@ -1917,7 +1967,7 @@
           <w:noProof/>
         </w:rPr>
       </w:pPr>
-      <w:hyperlink w:anchor="_Toc241219144" w:history="1">
+      <w:hyperlink w:anchor="_Toc241234434" w:history="1">
         <w:r>
           <w:rPr>
             <w:rStyle w:val="Hyperlink"/>
@@ -1944,7 +1994,7 @@
             <w:noProof/>
             <w:webHidden/>
           </w:rPr>
-          <w:instrText xml:space="preserve"> PAGEREF _Toc241219144 \h </w:instrText>
+          <w:instrText xml:space="preserve"> PAGEREF _Toc241234434 \h </w:instrText>
         </w:r>
         <w:r>
           <w:rPr>
@@ -1985,7 +2035,7 @@
           <w:noProof/>
         </w:rPr>
       </w:pPr>
-      <w:hyperlink w:anchor="_Toc241219145" w:history="1">
+      <w:hyperlink w:anchor="_Toc241234435" w:history="1">
         <w:r>
           <w:rPr>
             <w:rStyle w:val="Hyperlink"/>
@@ -2012,7 +2062,7 @@
             <w:noProof/>
             <w:webHidden/>
           </w:rPr>
-          <w:instrText xml:space="preserve"> PAGEREF _Toc241219145 \h </w:instrText>
+          <w:instrText xml:space="preserve"> PAGEREF _Toc241234435 \h </w:instrText>
         </w:r>
         <w:r>
           <w:rPr>
@@ -2053,7 +2103,7 @@
           <w:noProof/>
         </w:rPr>
       </w:pPr>
-      <w:hyperlink w:anchor="_Toc241219146" w:history="1">
+      <w:hyperlink w:anchor="_Toc241234436" w:history="1">
         <w:r>
           <w:rPr>
             <w:rStyle w:val="Hyperlink"/>
@@ -2080,7 +2130,7 @@
             <w:noProof/>
             <w:webHidden/>
           </w:rPr>
-          <w:instrText xml:space="preserve"> PAGEREF _Toc241219146 \h </w:instrText>
+          <w:instrText xml:space="preserve"> PAGEREF _Toc241234436 \h </w:instrText>
         </w:r>
         <w:r>
           <w:rPr>
@@ -2121,7 +2171,7 @@
           <w:noProof/>
         </w:rPr>
       </w:pPr>
-      <w:hyperlink w:anchor="_Toc241219147" w:history="1">
+      <w:hyperlink w:anchor="_Toc241234437" w:history="1">
         <w:r>
           <w:rPr>
             <w:rStyle w:val="Hyperlink"/>
@@ -2148,7 +2198,7 @@
             <w:noProof/>
             <w:webHidden/>
           </w:rPr>
-          <w:instrText xml:space="preserve"> PAGEREF _Toc241219147 \h </w:instrText>
+          <w:instrText xml:space="preserve"> PAGEREF _Toc241234437 \h </w:instrText>
         </w:r>
         <w:r>
           <w:rPr>
@@ -2168,7 +2218,7 @@
             <w:noProof/>
             <w:webHidden/>
           </w:rPr>
-          <w:t>14</w:t>
+          <w:t>15</w:t>
         </w:r>
         <w:r>
           <w:rPr>
@@ -2189,7 +2239,7 @@
           <w:noProof/>
         </w:rPr>
       </w:pPr>
-      <w:hyperlink w:anchor="_Toc241219148" w:history="1">
+      <w:hyperlink w:anchor="_Toc241234438" w:history="1">
         <w:r>
           <w:rPr>
             <w:rStyle w:val="Hyperlink"/>
@@ -2216,75 +2266,7 @@
             <w:noProof/>
             <w:webHidden/>
           </w:rPr>
-          <w:instrText xml:space="preserve"> PAGEREF _Toc241219148 \h </w:instrText>
-        </w:r>
-        <w:r>
-          <w:rPr>
-            <w:noProof/>
-            <w:webHidden/>
-          </w:rPr>
-        </w:r>
-        <w:r>
-          <w:rPr>
-            <w:noProof/>
-            <w:webHidden/>
-          </w:rPr>
-          <w:fldChar w:fldCharType="separate"/>
-        </w:r>
-        <w:r>
-          <w:rPr>
-            <w:noProof/>
-            <w:webHidden/>
-          </w:rPr>
-          <w:t>17</w:t>
-        </w:r>
-        <w:r>
-          <w:rPr>
-            <w:noProof/>
-            <w:webHidden/>
-          </w:rPr>
-          <w:fldChar w:fldCharType="end"/>
-        </w:r>
-      </w:hyperlink>
-    </w:p>
-    <w:p>
-      <w:pPr>
-        <w:pStyle w:val="TOC2"/>
-        <w:tabs>
-          <w:tab w:val="right" w:leader="dot" w:pos="9736"/>
-        </w:tabs>
-        <w:rPr>
-          <w:noProof/>
-        </w:rPr>
-      </w:pPr>
-      <w:hyperlink w:anchor="_Toc241219149" w:history="1">
-        <w:r>
-          <w:rPr>
-            <w:rStyle w:val="Hyperlink"/>
-            <w:noProof/>
-          </w:rPr>
-          <w:t>2.5 · Description of Intended Use and Installation Environment (Gas Group, Temperature Class, Area Classification)</w:t>
-        </w:r>
-        <w:r>
-          <w:rPr>
-            <w:noProof/>
-            <w:webHidden/>
-          </w:rPr>
-          <w:tab/>
-        </w:r>
-        <w:r>
-          <w:rPr>
-            <w:noProof/>
-            <w:webHidden/>
-          </w:rPr>
-          <w:fldChar w:fldCharType="begin"/>
-        </w:r>
-        <w:r>
-          <w:rPr>
-            <w:noProof/>
-            <w:webHidden/>
-          </w:rPr>
-          <w:instrText xml:space="preserve"> PAGEREF _Toc241219149 \h </w:instrText>
+          <w:instrText xml:space="preserve"> PAGEREF _Toc241234438 \h </w:instrText>
         </w:r>
         <w:r>
           <w:rPr>
@@ -2325,13 +2307,13 @@
           <w:noProof/>
         </w:rPr>
       </w:pPr>
-      <w:hyperlink w:anchor="_Toc241219150" w:history="1">
+      <w:hyperlink w:anchor="_Toc241234439" w:history="1">
         <w:r>
           <w:rPr>
             <w:rStyle w:val="Hyperlink"/>
             <w:noProof/>
           </w:rPr>
-          <w:t>2.6 · Design and Manufacturing Information</w:t>
+          <w:t>2.5 · Description of Intended Use and Installation Environment (Gas Group, Temperature Class, Area Classification)</w:t>
         </w:r>
         <w:r>
           <w:rPr>
@@ -2352,7 +2334,7 @@
             <w:noProof/>
             <w:webHidden/>
           </w:rPr>
-          <w:instrText xml:space="preserve"> PAGEREF _Toc241219150 \h </w:instrText>
+          <w:instrText xml:space="preserve"> PAGEREF _Toc241234439 \h </w:instrText>
         </w:r>
         <w:r>
           <w:rPr>
@@ -2385,7 +2367,7 @@
     </w:p>
     <w:p>
       <w:pPr>
-        <w:pStyle w:val="TOC3"/>
+        <w:pStyle w:val="TOC2"/>
         <w:tabs>
           <w:tab w:val="right" w:leader="dot" w:pos="9736"/>
         </w:tabs>
@@ -2393,13 +2375,13 @@
           <w:noProof/>
         </w:rPr>
       </w:pPr>
-      <w:hyperlink w:anchor="_Toc241219151" w:history="1">
+      <w:hyperlink w:anchor="_Toc241234440" w:history="1">
         <w:r>
           <w:rPr>
             <w:rStyle w:val="Hyperlink"/>
             <w:noProof/>
           </w:rPr>
-          <w:t>2.6.a · Complete Drawings (Assembly, Component, Electrical Schematic, PCB Layout, Enclosure Structure, Junction Box, Terminal, Grounding)</w:t>
+          <w:t>2.6 · Design and Manufacturing Information</w:t>
         </w:r>
         <w:r>
           <w:rPr>
@@ -2420,7 +2402,7 @@
             <w:noProof/>
             <w:webHidden/>
           </w:rPr>
-          <w:instrText xml:space="preserve"> PAGEREF _Toc241219151 \h </w:instrText>
+          <w:instrText xml:space="preserve"> PAGEREF _Toc241234440 \h </w:instrText>
         </w:r>
         <w:r>
           <w:rPr>
@@ -2461,7 +2443,75 @@
           <w:noProof/>
         </w:rPr>
       </w:pPr>
-      <w:hyperlink w:anchor="_Toc241219152" w:history="1">
+      <w:hyperlink w:anchor="_Toc241234441" w:history="1">
+        <w:r>
+          <w:rPr>
+            <w:rStyle w:val="Hyperlink"/>
+            <w:noProof/>
+          </w:rPr>
+          <w:t>2.6.a · Complete Drawings (Assembly, Component, Electrical Schematic, PCB Layout, Enclosure Structure, Junction Box, Terminal, Grounding)</w:t>
+        </w:r>
+        <w:r>
+          <w:rPr>
+            <w:noProof/>
+            <w:webHidden/>
+          </w:rPr>
+          <w:tab/>
+        </w:r>
+        <w:r>
+          <w:rPr>
+            <w:noProof/>
+            <w:webHidden/>
+          </w:rPr>
+          <w:fldChar w:fldCharType="begin"/>
+        </w:r>
+        <w:r>
+          <w:rPr>
+            <w:noProof/>
+            <w:webHidden/>
+          </w:rPr>
+          <w:instrText xml:space="preserve"> PAGEREF _Toc241234441 \h </w:instrText>
+        </w:r>
+        <w:r>
+          <w:rPr>
+            <w:noProof/>
+            <w:webHidden/>
+          </w:rPr>
+        </w:r>
+        <w:r>
+          <w:rPr>
+            <w:noProof/>
+            <w:webHidden/>
+          </w:rPr>
+          <w:fldChar w:fldCharType="separate"/>
+        </w:r>
+        <w:r>
+          <w:rPr>
+            <w:noProof/>
+            <w:webHidden/>
+          </w:rPr>
+          <w:t>21</w:t>
+        </w:r>
+        <w:r>
+          <w:rPr>
+            <w:noProof/>
+            <w:webHidden/>
+          </w:rPr>
+          <w:fldChar w:fldCharType="end"/>
+        </w:r>
+      </w:hyperlink>
+    </w:p>
+    <w:p>
+      <w:pPr>
+        <w:pStyle w:val="TOC3"/>
+        <w:tabs>
+          <w:tab w:val="right" w:leader="dot" w:pos="9736"/>
+        </w:tabs>
+        <w:rPr>
+          <w:noProof/>
+        </w:rPr>
+      </w:pPr>
+      <w:hyperlink w:anchor="_Toc241234442" w:history="1">
         <w:r>
           <w:rPr>
             <w:rStyle w:val="Hyperlink"/>
@@ -2488,7 +2538,7 @@
             <w:noProof/>
             <w:webHidden/>
           </w:rPr>
-          <w:instrText xml:space="preserve"> PAGEREF _Toc241219152 \h </w:instrText>
+          <w:instrText xml:space="preserve"> PAGEREF _Toc241234442 \h </w:instrText>
         </w:r>
         <w:r>
           <w:rPr>
@@ -2508,7 +2558,7 @@
             <w:noProof/>
             <w:webHidden/>
           </w:rPr>
-          <w:t>27</w:t>
+          <w:t>28</w:t>
         </w:r>
         <w:r>
           <w:rPr>
@@ -2529,7 +2579,7 @@
           <w:noProof/>
         </w:rPr>
       </w:pPr>
-      <w:hyperlink w:anchor="_Toc241219153" w:history="1">
+      <w:hyperlink w:anchor="_Toc241234443" w:history="1">
         <w:r>
           <w:rPr>
             <w:rStyle w:val="Hyperlink"/>
@@ -2556,75 +2606,7 @@
             <w:noProof/>
             <w:webHidden/>
           </w:rPr>
-          <w:instrText xml:space="preserve"> PAGEREF _Toc241219153 \h </w:instrText>
-        </w:r>
-        <w:r>
-          <w:rPr>
-            <w:noProof/>
-            <w:webHidden/>
-          </w:rPr>
-        </w:r>
-        <w:r>
-          <w:rPr>
-            <w:noProof/>
-            <w:webHidden/>
-          </w:rPr>
-          <w:fldChar w:fldCharType="separate"/>
-        </w:r>
-        <w:r>
-          <w:rPr>
-            <w:noProof/>
-            <w:webHidden/>
-          </w:rPr>
-          <w:t>30</w:t>
-        </w:r>
-        <w:r>
-          <w:rPr>
-            <w:noProof/>
-            <w:webHidden/>
-          </w:rPr>
-          <w:fldChar w:fldCharType="end"/>
-        </w:r>
-      </w:hyperlink>
-    </w:p>
-    <w:p>
-      <w:pPr>
-        <w:pStyle w:val="TOC3"/>
-        <w:tabs>
-          <w:tab w:val="right" w:leader="dot" w:pos="9736"/>
-        </w:tabs>
-        <w:rPr>
-          <w:noProof/>
-        </w:rPr>
-      </w:pPr>
-      <w:hyperlink w:anchor="_Toc241219154" w:history="1">
-        <w:r>
-          <w:rPr>
-            <w:rStyle w:val="Hyperlink"/>
-            <w:noProof/>
-          </w:rPr>
-          <w:t>2.6.d · Manufacturing Process Description</w:t>
-        </w:r>
-        <w:r>
-          <w:rPr>
-            <w:noProof/>
-            <w:webHidden/>
-          </w:rPr>
-          <w:tab/>
-        </w:r>
-        <w:r>
-          <w:rPr>
-            <w:noProof/>
-            <w:webHidden/>
-          </w:rPr>
-          <w:fldChar w:fldCharType="begin"/>
-        </w:r>
-        <w:r>
-          <w:rPr>
-            <w:noProof/>
-            <w:webHidden/>
-          </w:rPr>
-          <w:instrText xml:space="preserve"> PAGEREF _Toc241219154 \h </w:instrText>
+          <w:instrText xml:space="preserve"> PAGEREF _Toc241234443 \h </w:instrText>
         </w:r>
         <w:r>
           <w:rPr>
@@ -2665,7 +2647,75 @@
           <w:noProof/>
         </w:rPr>
       </w:pPr>
-      <w:hyperlink w:anchor="_Toc241219155" w:history="1">
+      <w:hyperlink w:anchor="_Toc241234444" w:history="1">
+        <w:r>
+          <w:rPr>
+            <w:rStyle w:val="Hyperlink"/>
+            <w:noProof/>
+          </w:rPr>
+          <w:t>2.6.d · Manufacturing Process Description</w:t>
+        </w:r>
+        <w:r>
+          <w:rPr>
+            <w:noProof/>
+            <w:webHidden/>
+          </w:rPr>
+          <w:tab/>
+        </w:r>
+        <w:r>
+          <w:rPr>
+            <w:noProof/>
+            <w:webHidden/>
+          </w:rPr>
+          <w:fldChar w:fldCharType="begin"/>
+        </w:r>
+        <w:r>
+          <w:rPr>
+            <w:noProof/>
+            <w:webHidden/>
+          </w:rPr>
+          <w:instrText xml:space="preserve"> PAGEREF _Toc241234444 \h </w:instrText>
+        </w:r>
+        <w:r>
+          <w:rPr>
+            <w:noProof/>
+            <w:webHidden/>
+          </w:rPr>
+        </w:r>
+        <w:r>
+          <w:rPr>
+            <w:noProof/>
+            <w:webHidden/>
+          </w:rPr>
+          <w:fldChar w:fldCharType="separate"/>
+        </w:r>
+        <w:r>
+          <w:rPr>
+            <w:noProof/>
+            <w:webHidden/>
+          </w:rPr>
+          <w:t>32</w:t>
+        </w:r>
+        <w:r>
+          <w:rPr>
+            <w:noProof/>
+            <w:webHidden/>
+          </w:rPr>
+          <w:fldChar w:fldCharType="end"/>
+        </w:r>
+      </w:hyperlink>
+    </w:p>
+    <w:p>
+      <w:pPr>
+        <w:pStyle w:val="TOC3"/>
+        <w:tabs>
+          <w:tab w:val="right" w:leader="dot" w:pos="9736"/>
+        </w:tabs>
+        <w:rPr>
+          <w:noProof/>
+        </w:rPr>
+      </w:pPr>
+      <w:hyperlink w:anchor="_Toc241234445" w:history="1">
         <w:r>
           <w:rPr>
             <w:rStyle w:val="Hyperlink"/>
@@ -2692,7 +2742,7 @@
             <w:noProof/>
             <w:webHidden/>
           </w:rPr>
-          <w:instrText xml:space="preserve"> PAGEREF _Toc241219155 \h </w:instrText>
+          <w:instrText xml:space="preserve"> PAGEREF _Toc241234445 \h </w:instrText>
         </w:r>
         <w:r>
           <w:rPr>
@@ -2712,7 +2762,7 @@
             <w:noProof/>
             <w:webHidden/>
           </w:rPr>
-          <w:t>31</w:t>
+          <w:t>32</w:t>
         </w:r>
         <w:r>
           <w:rPr>
@@ -2733,7 +2783,7 @@
           <w:noProof/>
         </w:rPr>
       </w:pPr>
-      <w:hyperlink w:anchor="_Toc241219156" w:history="1">
+      <w:hyperlink w:anchor="_Toc241234446" w:history="1">
         <w:r>
           <w:rPr>
             <w:rStyle w:val="Hyperlink"/>
@@ -2760,7 +2810,7 @@
             <w:noProof/>
             <w:webHidden/>
           </w:rPr>
-          <w:instrText xml:space="preserve"> PAGEREF _Toc241219156 \h </w:instrText>
+          <w:instrText xml:space="preserve"> PAGEREF _Toc241234446 \h </w:instrText>
         </w:r>
         <w:r>
           <w:rPr>
@@ -2780,7 +2830,7 @@
             <w:noProof/>
             <w:webHidden/>
           </w:rPr>
-          <w:t>31</w:t>
+          <w:t>32</w:t>
         </w:r>
         <w:r>
           <w:rPr>
@@ -2801,7 +2851,7 @@
           <w:noProof/>
         </w:rPr>
       </w:pPr>
-      <w:hyperlink w:anchor="_Toc241219157" w:history="1">
+      <w:hyperlink w:anchor="_Toc241234447" w:history="1">
         <w:r>
           <w:rPr>
             <w:rStyle w:val="Hyperlink"/>
@@ -2828,7 +2878,7 @@
             <w:noProof/>
             <w:webHidden/>
           </w:rPr>
-          <w:instrText xml:space="preserve"> PAGEREF _Toc241219157 \h </w:instrText>
+          <w:instrText xml:space="preserve"> PAGEREF _Toc241234447 \h </w:instrText>
         </w:r>
         <w:r>
           <w:rPr>
@@ -2848,7 +2898,7 @@
             <w:noProof/>
             <w:webHidden/>
           </w:rPr>
-          <w:t>31</w:t>
+          <w:t>32</w:t>
         </w:r>
         <w:r>
           <w:rPr>
@@ -2869,7 +2919,7 @@
           <w:noProof/>
         </w:rPr>
       </w:pPr>
-      <w:hyperlink w:anchor="_Toc241219158" w:history="1">
+      <w:hyperlink w:anchor="_Toc241234448" w:history="1">
         <w:r>
           <w:rPr>
             <w:rStyle w:val="Hyperlink"/>
@@ -2896,7 +2946,7 @@
             <w:noProof/>
             <w:webHidden/>
           </w:rPr>
-          <w:instrText xml:space="preserve"> PAGEREF _Toc241219158 \h </w:instrText>
+          <w:instrText xml:space="preserve"> PAGEREF _Toc241234448 \h </w:instrText>
         </w:r>
         <w:r>
           <w:rPr>
@@ -2916,7 +2966,7 @@
             <w:noProof/>
             <w:webHidden/>
           </w:rPr>
-          <w:t>33</w:t>
+          <w:t>34</w:t>
         </w:r>
         <w:r>
           <w:rPr>
@@ -2937,7 +2987,7 @@
           <w:noProof/>
         </w:rPr>
       </w:pPr>
-      <w:hyperlink w:anchor="_Toc241219159" w:history="1">
+      <w:hyperlink w:anchor="_Toc241234449" w:history="1">
         <w:r>
           <w:rPr>
             <w:rStyle w:val="Hyperlink"/>
@@ -2964,7 +3014,7 @@
             <w:noProof/>
             <w:webHidden/>
           </w:rPr>
-          <w:instrText xml:space="preserve"> PAGEREF _Toc241219159 \h </w:instrText>
+          <w:instrText xml:space="preserve"> PAGEREF _Toc241234449 \h </w:instrText>
         </w:r>
         <w:r>
           <w:rPr>
@@ -2984,7 +3034,7 @@
             <w:noProof/>
             <w:webHidden/>
           </w:rPr>
-          <w:t>33</w:t>
+          <w:t>34</w:t>
         </w:r>
         <w:r>
           <w:rPr>
@@ -3005,7 +3055,7 @@
           <w:noProof/>
         </w:rPr>
       </w:pPr>
-      <w:hyperlink w:anchor="_Toc241219160" w:history="1">
+      <w:hyperlink w:anchor="_Toc241234450" w:history="1">
         <w:r>
           <w:rPr>
             <w:rStyle w:val="Hyperlink"/>
@@ -3032,7 +3082,7 @@
             <w:noProof/>
             <w:webHidden/>
           </w:rPr>
-          <w:instrText xml:space="preserve"> PAGEREF _Toc241219160 \h </w:instrText>
+          <w:instrText xml:space="preserve"> PAGEREF _Toc241234450 \h </w:instrText>
         </w:r>
         <w:r>
           <w:rPr>
@@ -3052,7 +3102,7 @@
             <w:noProof/>
             <w:webHidden/>
           </w:rPr>
-          <w:t>33</w:t>
+          <w:t>34</w:t>
         </w:r>
         <w:r>
           <w:rPr>
@@ -3073,7 +3123,7 @@
           <w:noProof/>
         </w:rPr>
       </w:pPr>
-      <w:hyperlink w:anchor="_Toc241219161" w:history="1">
+      <w:hyperlink w:anchor="_Toc241234451" w:history="1">
         <w:r>
           <w:rPr>
             <w:rStyle w:val="Hyperlink"/>
@@ -3100,7 +3150,7 @@
             <w:noProof/>
             <w:webHidden/>
           </w:rPr>
-          <w:instrText xml:space="preserve"> PAGEREF _Toc241219161 \h </w:instrText>
+          <w:instrText xml:space="preserve"> PAGEREF _Toc241234451 \h </w:instrText>
         </w:r>
         <w:r>
           <w:rPr>
@@ -3120,7 +3170,7 @@
             <w:noProof/>
             <w:webHidden/>
           </w:rPr>
-          <w:t>33</w:t>
+          <w:t>34</w:t>
         </w:r>
         <w:r>
           <w:rPr>
@@ -3141,7 +3191,7 @@
           <w:noProof/>
         </w:rPr>
       </w:pPr>
-      <w:hyperlink w:anchor="_Toc241219162" w:history="1">
+      <w:hyperlink w:anchor="_Toc241234452" w:history="1">
         <w:r>
           <w:rPr>
             <w:rStyle w:val="Hyperlink"/>
@@ -3168,7 +3218,7 @@
             <w:noProof/>
             <w:webHidden/>
           </w:rPr>
-          <w:instrText xml:space="preserve"> PAGEREF _Toc241219162 \h </w:instrText>
+          <w:instrText xml:space="preserve"> PAGEREF _Toc241234452 \h </w:instrText>
         </w:r>
         <w:r>
           <w:rPr>
@@ -3188,7 +3238,7 @@
             <w:noProof/>
             <w:webHidden/>
           </w:rPr>
-          <w:t>33</w:t>
+          <w:t>35</w:t>
         </w:r>
         <w:r>
           <w:rPr>
@@ -3214,7 +3264,7 @@
       <w:pPr>
         <w:pStyle w:val="Heading1"/>
       </w:pPr>
-      <w:bookmarkStart w:id="0" w:name="_Toc241219133"/>
+      <w:bookmarkStart w:id="0" w:name="_Toc241234423"/>
       <w:r>
         <w:lastRenderedPageBreak/>
         <w:t>About This Document</w:t>
@@ -3317,7 +3367,7 @@
       <w:pPr>
         <w:pStyle w:val="Heading1"/>
       </w:pPr>
-      <w:bookmarkStart w:id="1" w:name="_Toc241219134"/>
+      <w:bookmarkStart w:id="1" w:name="_Toc241234424"/>
       <w:r>
         <w:t>1. Basic Information (Application and Organization)</w:t>
       </w:r>
@@ -3464,7 +3514,7 @@
       <w:pPr>
         <w:pStyle w:val="Heading2"/>
       </w:pPr>
-      <w:bookmarkStart w:id="2" w:name="_Toc241219135"/>
+      <w:bookmarkStart w:id="2" w:name="_Toc241234425"/>
       <w:r>
         <w:t>1.0 · Status Summary — Section 1</w:t>
       </w:r>
@@ -3841,7 +3891,7 @@
       <w:pPr>
         <w:pStyle w:val="Heading2"/>
       </w:pPr>
-      <w:bookmarkStart w:id="3" w:name="_Toc241219136"/>
+      <w:bookmarkStart w:id="3" w:name="_Toc241234426"/>
       <w:r>
         <w:t>1.1 · Application Form</w:t>
       </w:r>
@@ -4893,7 +4943,7 @@
       <w:pPr>
         <w:pStyle w:val="Heading2"/>
       </w:pPr>
-      <w:bookmarkStart w:id="4" w:name="_Toc241219137"/>
+      <w:bookmarkStart w:id="4" w:name="_Toc241234427"/>
       <w:r>
         <w:t>1.2 · Business License / Company Registration Certificate</w:t>
       </w:r>
@@ -5442,7 +5492,7 @@
       <w:pPr>
         <w:pStyle w:val="Heading2"/>
       </w:pPr>
-      <w:bookmarkStart w:id="5" w:name="_Toc241219138"/>
+      <w:bookmarkStart w:id="5" w:name="_Toc241234428"/>
       <w:r>
         <w:t>1.3 · Organizational Chart and Contact Information</w:t>
       </w:r>
@@ -5991,7 +6041,7 @@
       <w:pPr>
         <w:pStyle w:val="Heading2"/>
       </w:pPr>
-      <w:bookmarkStart w:id="6" w:name="_Toc241219139"/>
+      <w:bookmarkStart w:id="6" w:name="_Toc241234429"/>
       <w:r>
         <w:t>1.4 · Manufacturing Plant Address and Introduction of Production Facilities</w:t>
       </w:r>
@@ -6503,7 +6553,7 @@
       <w:pPr>
         <w:pStyle w:val="Heading2"/>
       </w:pPr>
-      <w:bookmarkStart w:id="7" w:name="_Toc241219140"/>
+      <w:bookmarkStart w:id="7" w:name="_Toc241234430"/>
       <w:r>
         <w:t>1.5 · ISO 9001 Certificate, Quality Manual, and Procedure Index</w:t>
       </w:r>
@@ -6926,7 +6976,7 @@
       <w:pPr>
         <w:pStyle w:val="Heading1"/>
       </w:pPr>
-      <w:bookmarkStart w:id="8" w:name="_Toc241219141"/>
+      <w:bookmarkStart w:id="8" w:name="_Toc241234431"/>
       <w:r>
         <w:t>2. Technical Documentation</w:t>
       </w:r>
@@ -6941,7 +6991,7 @@
       <w:pPr>
         <w:pStyle w:val="Heading2"/>
       </w:pPr>
-      <w:bookmarkStart w:id="9" w:name="_Toc241219142"/>
+      <w:bookmarkStart w:id="9" w:name="_Toc241234432"/>
       <w:r>
         <w:t>2.1 · Detailed Product Description</w:t>
       </w:r>
@@ -6974,7 +7024,7 @@
       <w:pPr>
         <w:pStyle w:val="Heading2"/>
       </w:pPr>
-      <w:bookmarkStart w:id="10" w:name="_Toc241219143"/>
+      <w:bookmarkStart w:id="10" w:name="_Toc241234433"/>
       <w:r>
         <w:t>2.2 · Product Name, Model, and Specification List</w:t>
       </w:r>
@@ -7418,7 +7468,7 @@
       <w:pPr>
         <w:pStyle w:val="Heading2"/>
       </w:pPr>
-      <w:bookmarkStart w:id="11" w:name="_Toc241219144"/>
+      <w:bookmarkStart w:id="11" w:name="_Toc241234434"/>
       <w:r>
         <w:t>2.3 · Functional Description and Technical Parameters (Electrical, Mechanical, etc.)</w:t>
       </w:r>
@@ -7436,7 +7486,7 @@
       <w:pPr>
         <w:pStyle w:val="Heading3"/>
       </w:pPr>
-      <w:bookmarkStart w:id="12" w:name="_Toc241219145"/>
+      <w:bookmarkStart w:id="12" w:name="_Toc241234435"/>
       <w:r>
         <w:t>2.3.a · Electrical Parameters — Node Sensor (GLD)</w:t>
       </w:r>
@@ -7842,7 +7892,7 @@
                 <w:b/>
                 <w:sz w:val="19"/>
               </w:rPr>
-              <w:t>Maximum input current</w:t>
+              <w:t>Equipment boundary (mains exposure)</w:t>
             </w:r>
           </w:p>
         </w:tc>
@@ -7858,7 +7908,7 @@
               <w:rPr>
                 <w:sz w:val="19"/>
               </w:rPr>
-              <w:t>≈0.33 A @ 24 VDC</w:t>
+              <w:t>None — 24 VDC only</w:t>
             </w:r>
           </w:p>
         </w:tc>
@@ -7876,7 +7926,7 @@
                 <w:color w:val="149174"/>
                 <w:sz w:val="19"/>
               </w:rPr>
-              <w:t>Calculated</w:t>
+              <w:t>Final</w:t>
             </w:r>
           </w:p>
         </w:tc>
@@ -7892,7 +7942,7 @@
               <w:rPr>
                 <w:sz w:val="19"/>
               </w:rPr>
-              <w:t>Calculated from measured maximum power consumption (7.995 W) divided by 24 VDC.</w:t>
+              <w:t>The Node Sensor (GLD) itself receives only 24 VDC at its terminal and never carries 220 VAC internally. The AC/DC adapter (220 VAC/50 Hz → 24 VDC) is a separate, site-supplied device outside the physical boundary of the certified unit; its own installation location (e.g., relative to the hazardous-area zone) is a site electrical-design matter, not a parameter of this equipment.</w:t>
             </w:r>
           </w:p>
         </w:tc>
@@ -7915,7 +7965,8 @@
                 <w:b/>
                 <w:sz w:val="19"/>
               </w:rPr>
-              <w:t>Maximum power consumption</w:t>
+              <w:lastRenderedPageBreak/>
+              <w:t>Maximum input current</w:t>
             </w:r>
           </w:p>
         </w:tc>
@@ -7931,7 +7982,7 @@
               <w:rPr>
                 <w:sz w:val="19"/>
               </w:rPr>
-              <w:t>7.995 W @ 24 VDC</w:t>
+              <w:t>≈0.33 A @ 24 VDC</w:t>
             </w:r>
           </w:p>
         </w:tc>
@@ -7949,7 +8000,7 @@
                 <w:color w:val="149174"/>
                 <w:sz w:val="19"/>
               </w:rPr>
-              <w:t>Measured — production config.</w:t>
+              <w:t>Calculated</w:t>
             </w:r>
           </w:p>
         </w:tc>
@@ -7965,7 +8016,7 @@
               <w:rPr>
                 <w:sz w:val="19"/>
               </w:rPr>
-              <w:t>Applies to the continuous-power configuration. The battery (R&amp;D) configuration is recorded separately at 5.75 W — a different operating mode, not a data conflict.</w:t>
+              <w:t>Calculated from measured maximum power consumption (7.995 W) divided by 24 VDC.</w:t>
             </w:r>
           </w:p>
         </w:tc>
@@ -7988,7 +8039,79 @@
                 <w:b/>
                 <w:sz w:val="19"/>
               </w:rPr>
-              <w:lastRenderedPageBreak/>
+              <w:t>Maximum power consumption</w:t>
+            </w:r>
+          </w:p>
+        </w:tc>
+        <w:tc>
+          <w:tcPr>
+            <w:tcW w:w="2160" w:type="dxa"/>
+          </w:tcPr>
+          <w:p>
+            <w:pPr>
+              <w:spacing w:after="40"/>
+            </w:pPr>
+            <w:r>
+              <w:rPr>
+                <w:sz w:val="19"/>
+              </w:rPr>
+              <w:t>7.995 W @ 24 VDC</w:t>
+            </w:r>
+          </w:p>
+        </w:tc>
+        <w:tc>
+          <w:tcPr>
+            <w:tcW w:w="1584" w:type="dxa"/>
+          </w:tcPr>
+          <w:p>
+            <w:pPr>
+              <w:spacing w:after="40"/>
+            </w:pPr>
+            <w:r>
+              <w:rPr>
+                <w:b/>
+                <w:color w:val="149174"/>
+                <w:sz w:val="19"/>
+              </w:rPr>
+              <w:t>Measured — production config.</w:t>
+            </w:r>
+          </w:p>
+        </w:tc>
+        <w:tc>
+          <w:tcPr>
+            <w:tcW w:w="3312" w:type="dxa"/>
+          </w:tcPr>
+          <w:p>
+            <w:pPr>
+              <w:spacing w:after="40"/>
+            </w:pPr>
+            <w:r>
+              <w:rPr>
+                <w:sz w:val="19"/>
+              </w:rPr>
+              <w:t>Applies to the continuous-power configuration. The battery (R&amp;D) configuration is recorded separately at 5.75 W — a different operating mode, not a data conflict.</w:t>
+            </w:r>
+          </w:p>
+        </w:tc>
+      </w:tr>
+      <w:tr>
+        <w:trPr>
+          <w:cantSplit/>
+          <w:jc w:val="center"/>
+        </w:trPr>
+        <w:tc>
+          <w:tcPr>
+            <w:tcW w:w="2304" w:type="dxa"/>
+          </w:tcPr>
+          <w:p>
+            <w:pPr>
+              <w:spacing w:after="40"/>
+            </w:pPr>
+            <w:r>
+              <w:rPr>
+                <w:b/>
+                <w:sz w:val="19"/>
+              </w:rPr>
               <w:t>Electrical protection (fuse, reverse polarity, overvoltage, overcurrent)</w:t>
             </w:r>
           </w:p>
@@ -8060,7 +8183,7 @@
       <w:pPr>
         <w:pStyle w:val="Heading3"/>
       </w:pPr>
-      <w:bookmarkStart w:id="13" w:name="_Toc241219146"/>
+      <w:bookmarkStart w:id="13" w:name="_Toc241234436"/>
       <w:r>
         <w:t>2.3.b · Sensor and Communication Parameters — Node Sensor (GLD)</w:t>
       </w:r>
@@ -8326,6 +8449,7 @@
                 <w:b/>
                 <w:sz w:val="19"/>
               </w:rPr>
+              <w:lastRenderedPageBreak/>
               <w:t>Environmental sensor (temperature/humidity)</w:t>
             </w:r>
           </w:p>
@@ -8472,7 +8596,6 @@
                 <w:b/>
                 <w:sz w:val="19"/>
               </w:rPr>
-              <w:lastRenderedPageBreak/>
               <w:t>Processing unit</w:t>
             </w:r>
           </w:p>
@@ -9122,8 +9245,9 @@
       <w:pPr>
         <w:pStyle w:val="Heading3"/>
       </w:pPr>
-      <w:bookmarkStart w:id="14" w:name="_Toc241219147"/>
+      <w:bookmarkStart w:id="14" w:name="_Toc241234437"/>
       <w:r>
+        <w:lastRenderedPageBreak/>
         <w:t>2.3.c · Mechanical Parameters — Node Sensor (GLD)</w:t>
       </w:r>
       <w:bookmarkEnd w:id="14"/>
@@ -9973,7 +10097,7 @@
       <w:pPr>
         <w:pStyle w:val="Heading2"/>
       </w:pPr>
-      <w:bookmarkStart w:id="15" w:name="_Toc241219148"/>
+      <w:bookmarkStart w:id="15" w:name="_Toc241234438"/>
       <w:r>
         <w:t>2.4 · Product Photographs — Overall and Key Components</w:t>
       </w:r>
@@ -10012,7 +10136,7 @@
                 <w:noProof/>
               </w:rPr>
               <w:drawing>
-                <wp:inline distT="0" distB="0" distL="0" distR="0" wp14:anchorId="7C9B1345" wp14:editId="643F3773">
+                <wp:inline distT="0" distB="0" distL="0" distR="0" wp14:anchorId="749E721A" wp14:editId="7D8C5890">
                   <wp:extent cx="1379912" cy="2286000"/>
                   <wp:effectExtent l="0" t="0" r="0" b="0"/>
                   <wp:docPr id="1" name="Picture 1"/>
@@ -10089,7 +10213,7 @@
                 <w:noProof/>
               </w:rPr>
               <w:drawing>
-                <wp:inline distT="0" distB="0" distL="0" distR="0" wp14:anchorId="683F1A81" wp14:editId="57E8BE00">
+                <wp:inline distT="0" distB="0" distL="0" distR="0" wp14:anchorId="0C2E75BD" wp14:editId="6D679D03">
                   <wp:extent cx="1714500" cy="2286000"/>
                   <wp:effectExtent l="0" t="0" r="0" b="0"/>
                   <wp:docPr id="2" name="Picture 2"/>
@@ -10171,7 +10295,7 @@
                 <w:noProof/>
               </w:rPr>
               <w:drawing>
-                <wp:inline distT="0" distB="0" distL="0" distR="0" wp14:anchorId="16CDD880" wp14:editId="71F75973">
+                <wp:inline distT="0" distB="0" distL="0" distR="0" wp14:anchorId="3AFF75A0" wp14:editId="75504693">
                   <wp:extent cx="1026621" cy="2286000"/>
                   <wp:effectExtent l="0" t="0" r="0" b="0"/>
                   <wp:docPr id="3" name="Picture 3"/>
@@ -10248,7 +10372,7 @@
                 <w:noProof/>
               </w:rPr>
               <w:drawing>
-                <wp:inline distT="0" distB="0" distL="0" distR="0" wp14:anchorId="392F7E66" wp14:editId="6E10DF00">
+                <wp:inline distT="0" distB="0" distL="0" distR="0" wp14:anchorId="23B0723C" wp14:editId="431B32F3">
                   <wp:extent cx="1026621" cy="2286000"/>
                   <wp:effectExtent l="0" t="0" r="0" b="0"/>
                   <wp:docPr id="4" name="Picture 4"/>
@@ -10331,7 +10455,7 @@
               </w:rPr>
               <w:lastRenderedPageBreak/>
               <w:drawing>
-                <wp:inline distT="0" distB="0" distL="0" distR="0" wp14:anchorId="1847FBF0" wp14:editId="1C98E042">
+                <wp:inline distT="0" distB="0" distL="0" distR="0" wp14:anchorId="057E753D" wp14:editId="5F645A48">
                   <wp:extent cx="1026621" cy="2286000"/>
                   <wp:effectExtent l="0" t="0" r="0" b="0"/>
                   <wp:docPr id="5" name="Picture 5"/>
@@ -10408,7 +10532,7 @@
                 <w:noProof/>
               </w:rPr>
               <w:drawing>
-                <wp:inline distT="0" distB="0" distL="0" distR="0" wp14:anchorId="2FE0150D" wp14:editId="42945BBB">
+                <wp:inline distT="0" distB="0" distL="0" distR="0" wp14:anchorId="27E8740B" wp14:editId="1BB89574">
                   <wp:extent cx="1026621" cy="2286000"/>
                   <wp:effectExtent l="0" t="0" r="0" b="0"/>
                   <wp:docPr id="6" name="Picture 6"/>
@@ -10490,7 +10614,7 @@
                 <w:noProof/>
               </w:rPr>
               <w:drawing>
-                <wp:inline distT="0" distB="0" distL="0" distR="0" wp14:anchorId="508FDDC3" wp14:editId="3A3B70F6">
+                <wp:inline distT="0" distB="0" distL="0" distR="0" wp14:anchorId="134A333F" wp14:editId="209CC2E4">
                   <wp:extent cx="1026621" cy="2286000"/>
                   <wp:effectExtent l="0" t="0" r="0" b="0"/>
                   <wp:docPr id="7" name="Picture 7"/>
@@ -10614,7 +10738,7 @@
       <w:pPr>
         <w:pStyle w:val="Heading2"/>
       </w:pPr>
-      <w:bookmarkStart w:id="16" w:name="_Toc241219149"/>
+      <w:bookmarkStart w:id="16" w:name="_Toc241234439"/>
       <w:r>
         <w:t>2.5 · Description of Intended Use and Installation Environment (Gas Group, Temperature Class, Area Classification)</w:t>
       </w:r>
@@ -11077,7 +11201,7 @@
       <w:pPr>
         <w:pStyle w:val="Heading2"/>
       </w:pPr>
-      <w:bookmarkStart w:id="17" w:name="_Toc241219150"/>
+      <w:bookmarkStart w:id="17" w:name="_Toc241234440"/>
       <w:r>
         <w:t>2.6 · Design and Manufacturing Information</w:t>
       </w:r>
@@ -11092,7 +11216,7 @@
       <w:pPr>
         <w:pStyle w:val="Heading3"/>
       </w:pPr>
-      <w:bookmarkStart w:id="18" w:name="_Toc241219151"/>
+      <w:bookmarkStart w:id="18" w:name="_Toc241234441"/>
       <w:r>
         <w:lastRenderedPageBreak/>
         <w:t>2.6.a · Complete Drawings (Assembly, Component, Electrical Schematic, PCB Layout, Enclosure Structure, Junction Box, Terminal, Grounding)</w:t>
@@ -11113,7 +11237,7 @@
           <w:noProof/>
         </w:rPr>
         <w:drawing>
-          <wp:inline distT="0" distB="0" distL="0" distR="0" wp14:anchorId="15694F28" wp14:editId="040E7771">
+          <wp:inline distT="0" distB="0" distL="0" distR="0" wp14:anchorId="38ED77D9" wp14:editId="091BA391">
             <wp:extent cx="5120640" cy="3413760"/>
             <wp:effectExtent l="0" t="0" r="0" b="0"/>
             <wp:docPr id="8" name="Picture 8"/>
@@ -11186,7 +11310,7 @@
         </w:rPr>
         <w:lastRenderedPageBreak/>
         <w:drawing>
-          <wp:inline distT="0" distB="0" distL="0" distR="0" wp14:anchorId="3A08EF96" wp14:editId="03DC168D">
+          <wp:inline distT="0" distB="0" distL="0" distR="0" wp14:anchorId="045E9C17" wp14:editId="3C96CA7D">
             <wp:extent cx="5120640" cy="3413760"/>
             <wp:effectExtent l="0" t="0" r="0" b="0"/>
             <wp:docPr id="9" name="Picture 9"/>
@@ -11258,7 +11382,7 @@
           <w:noProof/>
         </w:rPr>
         <w:drawing>
-          <wp:inline distT="0" distB="0" distL="0" distR="0" wp14:anchorId="2D59D685" wp14:editId="6A87881A">
+          <wp:inline distT="0" distB="0" distL="0" distR="0" wp14:anchorId="7FE2F6B9" wp14:editId="412004D4">
             <wp:extent cx="5120640" cy="3413760"/>
             <wp:effectExtent l="0" t="0" r="0" b="0"/>
             <wp:docPr id="10" name="Picture 10"/>
@@ -11331,7 +11455,7 @@
         </w:rPr>
         <w:lastRenderedPageBreak/>
         <w:drawing>
-          <wp:inline distT="0" distB="0" distL="0" distR="0" wp14:anchorId="6C7D3AD7" wp14:editId="1B472B71">
+          <wp:inline distT="0" distB="0" distL="0" distR="0" wp14:anchorId="046608F8" wp14:editId="5972BE4D">
             <wp:extent cx="5120640" cy="3413760"/>
             <wp:effectExtent l="0" t="0" r="0" b="0"/>
             <wp:docPr id="11" name="Picture 11"/>
@@ -11403,7 +11527,7 @@
           <w:noProof/>
         </w:rPr>
         <w:drawing>
-          <wp:inline distT="0" distB="0" distL="0" distR="0" wp14:anchorId="145A3FBB" wp14:editId="654BACD1">
+          <wp:inline distT="0" distB="0" distL="0" distR="0" wp14:anchorId="21FB7042" wp14:editId="460E571D">
             <wp:extent cx="5120640" cy="3413760"/>
             <wp:effectExtent l="0" t="0" r="0" b="0"/>
             <wp:docPr id="12" name="Picture 12"/>
@@ -11476,7 +11600,7 @@
         </w:rPr>
         <w:lastRenderedPageBreak/>
         <w:drawing>
-          <wp:inline distT="0" distB="0" distL="0" distR="0" wp14:anchorId="2331BD7F" wp14:editId="463F765F">
+          <wp:inline distT="0" distB="0" distL="0" distR="0" wp14:anchorId="2F30C3C9" wp14:editId="7CD3BE19">
             <wp:extent cx="5120640" cy="3413760"/>
             <wp:effectExtent l="0" t="0" r="0" b="0"/>
             <wp:docPr id="13" name="Picture 13"/>
@@ -11548,7 +11672,7 @@
           <w:noProof/>
         </w:rPr>
         <w:drawing>
-          <wp:inline distT="0" distB="0" distL="0" distR="0" wp14:anchorId="0BACEE0F" wp14:editId="04357D3C">
+          <wp:inline distT="0" distB="0" distL="0" distR="0" wp14:anchorId="6230BB3E" wp14:editId="028C249A">
             <wp:extent cx="5120640" cy="3413760"/>
             <wp:effectExtent l="0" t="0" r="0" b="0"/>
             <wp:docPr id="14" name="Picture 14"/>
@@ -11621,7 +11745,7 @@
         </w:rPr>
         <w:lastRenderedPageBreak/>
         <w:drawing>
-          <wp:inline distT="0" distB="0" distL="0" distR="0" wp14:anchorId="13121ABA" wp14:editId="38980054">
+          <wp:inline distT="0" distB="0" distL="0" distR="0" wp14:anchorId="5564CAB6" wp14:editId="16C18CC0">
             <wp:extent cx="5120640" cy="3413760"/>
             <wp:effectExtent l="0" t="0" r="0" b="0"/>
             <wp:docPr id="15" name="Picture 15"/>
@@ -11693,7 +11817,7 @@
           <w:noProof/>
         </w:rPr>
         <w:drawing>
-          <wp:inline distT="0" distB="0" distL="0" distR="0" wp14:anchorId="3A51572E" wp14:editId="5D8A502F">
+          <wp:inline distT="0" distB="0" distL="0" distR="0" wp14:anchorId="1A416A0F" wp14:editId="5A8E7FCA">
             <wp:extent cx="5120640" cy="3413760"/>
             <wp:effectExtent l="0" t="0" r="0" b="0"/>
             <wp:docPr id="16" name="Picture 16"/>
@@ -11766,7 +11890,7 @@
         </w:rPr>
         <w:lastRenderedPageBreak/>
         <w:drawing>
-          <wp:inline distT="0" distB="0" distL="0" distR="0" wp14:anchorId="1E32F810" wp14:editId="24634140">
+          <wp:inline distT="0" distB="0" distL="0" distR="0" wp14:anchorId="27C94705" wp14:editId="6FB64E19">
             <wp:extent cx="2468880" cy="2479268"/>
             <wp:effectExtent l="0" t="0" r="0" b="0"/>
             <wp:docPr id="17" name="Picture 17"/>
@@ -11809,7 +11933,7 @@
           <w:noProof/>
         </w:rPr>
         <w:drawing>
-          <wp:inline distT="0" distB="0" distL="0" distR="0" wp14:anchorId="0ECAFA03" wp14:editId="1BE5FCB0">
+          <wp:inline distT="0" distB="0" distL="0" distR="0" wp14:anchorId="3FDF19A1" wp14:editId="6CE71BC3">
             <wp:extent cx="2468880" cy="1804956"/>
             <wp:effectExtent l="0" t="0" r="0" b="0"/>
             <wp:docPr id="18" name="Picture 18"/>
@@ -11886,7 +12010,7 @@
           <w:noProof/>
         </w:rPr>
         <w:drawing>
-          <wp:inline distT="0" distB="0" distL="0" distR="0" wp14:anchorId="611BBD3C" wp14:editId="003783B6">
+          <wp:inline distT="0" distB="0" distL="0" distR="0" wp14:anchorId="792105B7" wp14:editId="02E543AE">
             <wp:extent cx="5669280" cy="3847707"/>
             <wp:effectExtent l="0" t="0" r="0" b="0"/>
             <wp:docPr id="19" name="Picture 19"/>
@@ -12437,7 +12561,7 @@
       <w:pPr>
         <w:pStyle w:val="Heading3"/>
       </w:pPr>
-      <w:bookmarkStart w:id="19" w:name="_Toc241219152"/>
+      <w:bookmarkStart w:id="19" w:name="_Toc241234442"/>
       <w:r>
         <w:t>2.6.b · Bill of Materials (BOM) for Explosion-Safety-Relevant Components</w:t>
       </w:r>
@@ -23418,7 +23542,7 @@
       <w:pPr>
         <w:pStyle w:val="Heading3"/>
       </w:pPr>
-      <w:bookmarkStart w:id="20" w:name="_Toc241219153"/>
+      <w:bookmarkStart w:id="20" w:name="_Toc241234443"/>
       <w:r>
         <w:t>2.6.c · Material Specification Sheets / Datasheets (Non-Metallic Materials)</w:t>
       </w:r>
@@ -23439,10 +23563,10 @@
     </w:p>
     <w:p>
       <w:r>
-        <w:t>Non-metallic components in the design that this item will need to cover: the cover-to-body sealing gasket providing the IP66 rating (Section 2.3.c — identified as a rubber gasket in the casing partner's assembly drawing, specific compound/grade not yet specified); the integral seal of the candidate M20×1.5 cable gland (Section 2.3.c); and the antenna/SMA feedthrough insulator (material not yet specified). The protective mesh cover over the gas-sensing element is now identified as a stainless-steel wire mesh</w:t>
+        <w:t>Non-metallic components in the design that this item will need to cover: the cover-to-body sealing gasket providing the IP66 rating (Section 2.3.c — identified as a rubber gasket in the casing partner's assembly drawing, specific compound/grade not yet specified); the integral seal of the candidate M20×1.5 cable gland — per project direction, specified together with the gland itself from the BP18-1Z reference (Section 2.3.c), rather than as a separately sourced component; and the antenna/SMA feedthrough ins</w:t>
       </w:r>
       <w:r>
-        <w:t xml:space="preserve"> in the same assembly drawing — being metallic, it falls outside this specific non-metallic-materials checklist item.</w:t>
+        <w:t>ulator (material not yet specified). The protective mesh cover over the gas-sensing element is now identified as a stainless-steel wire mesh in the same assembly drawing — being metallic, it falls outside this specific non-metallic-materials checklist item.</w:t>
       </w:r>
     </w:p>
     <w:tbl>
@@ -23485,7 +23609,15 @@
                 <w:color w:val="4A4A4A"/>
                 <w:sz w:val="20"/>
               </w:rPr>
-              <w:t>ximum surface capacitance &lt;5 pF (coating thickness ≤ 0.2 mm). These are the type of parameter IEC 60079-0 requires for coated/non-metallic surfaces on Ex equipment, but they describe a supplier's candidate component, not a confirmed datasheet for GLD's own enclosure finish.</w:t>
+              <w:t xml:space="preserve">ximum surface capacitance &lt;5 pF (coating thickness ≤ 0.2 mm). These are the type of parameter IEC 60079-0 requires for coated/non-metallic surfaces on Ex equipment, but they describe a supplier's candidate component, not a confirmed datasheet for GLD's own enclosure </w:t>
+            </w:r>
+            <w:r>
+              <w:rPr>
+                <w:color w:val="4A4A4A"/>
+                <w:sz w:val="20"/>
+              </w:rPr>
+              <w:lastRenderedPageBreak/>
+              <w:t>finish.</w:t>
             </w:r>
           </w:p>
         </w:tc>
@@ -23500,7 +23632,7 @@
       <w:pPr>
         <w:pStyle w:val="Heading3"/>
       </w:pPr>
-      <w:bookmarkStart w:id="21" w:name="_Toc241219154"/>
+      <w:bookmarkStart w:id="21" w:name="_Toc241234444"/>
       <w:r>
         <w:t>2.6.d · Manufacturing Process Description</w:t>
       </w:r>
@@ -23559,7 +23691,7 @@
       <w:pPr>
         <w:pStyle w:val="Heading3"/>
       </w:pPr>
-      <w:bookmarkStart w:id="22" w:name="_Toc241219155"/>
+      <w:bookmarkStart w:id="22" w:name="_Toc241234445"/>
       <w:r>
         <w:t>2.6.e · Explosion-Protection Calculations and Explanations (if applicable)</w:t>
       </w:r>
@@ -23618,7 +23750,7 @@
       <w:pPr>
         <w:pStyle w:val="Heading3"/>
       </w:pPr>
-      <w:bookmarkStart w:id="23" w:name="_Toc241219156"/>
+      <w:bookmarkStart w:id="23" w:name="_Toc241234446"/>
       <w:r>
         <w:t>2.6.f · Temperature Group Calculation (Hottest-Point Temperature Estimation)</w:t>
       </w:r>
@@ -23680,7 +23812,7 @@
       <w:pPr>
         <w:pStyle w:val="Heading3"/>
       </w:pPr>
-      <w:bookmarkStart w:id="24" w:name="_Toc241219157"/>
+      <w:bookmarkStart w:id="24" w:name="_Toc241234447"/>
       <w:r>
         <w:t>2.6.g · Usage and Installation Instructions (Draft)</w:t>
       </w:r>
@@ -23894,6 +24026,7 @@
                 <w:b/>
                 <w:sz w:val="19"/>
               </w:rPr>
+              <w:lastRenderedPageBreak/>
               <w:t>c) Operating instructions and maintenance requirements</w:t>
             </w:r>
           </w:p>
@@ -24140,13 +24273,14 @@
         <w:rPr>
           <w:sz w:val="20"/>
         </w:rPr>
-        <w:t>Before each operating period, check power, enclosure condition, diagnostic status, communication status, and the absence of active faults. Treat an alarm as a real process-safety event until the site response procedure establishes otherwise. If the detector reports a fault or loses required communication, notify the responsible operator and place the affected detection point in the site impairment process. Do not change firmware, model files, alarm thresholds, or calibration parameters from the field withou</w:t>
+        <w:t xml:space="preserve">Before each operating period, check power, enclosure condition, diagnostic status, communication status, and the absence of active faults. Treat an alarm as a real process-safety event until the site response procedure establishes otherwise. If the detector reports a fault or loses required communication, notify the responsible operator and place </w:t>
       </w:r>
       <w:r>
         <w:rPr>
           <w:sz w:val="20"/>
         </w:rPr>
-        <w:t>t controlled approval and a documented rollback path.</w:t>
+        <w:lastRenderedPageBreak/>
+        <w:t>the affected detection point in the site impairment process. Do not change firmware, model files, alarm thresholds, or calibration parameters from the field without controlled approval and a documented rollback path.</w:t>
       </w:r>
     </w:p>
     <w:p>
@@ -24251,7 +24385,6 @@
                 <w:b/>
                 <w:sz w:val="19"/>
               </w:rPr>
-              <w:lastRenderedPageBreak/>
               <w:t>Inference</w:t>
             </w:r>
           </w:p>
@@ -24409,7 +24542,7 @@
       <w:pPr>
         <w:pStyle w:val="Heading3"/>
       </w:pPr>
-      <w:bookmarkStart w:id="25" w:name="_Toc241219158"/>
+      <w:bookmarkStart w:id="25" w:name="_Toc241234448"/>
       <w:r>
         <w:t>2.6.h · Nameplate Information</w:t>
       </w:r>
@@ -24468,7 +24601,7 @@
       <w:pPr>
         <w:pStyle w:val="Heading3"/>
       </w:pPr>
-      <w:bookmarkStart w:id="26" w:name="_Toc241219159"/>
+      <w:bookmarkStart w:id="26" w:name="_Toc241234449"/>
       <w:r>
         <w:t>2.6.i · Ex Component Certificates</w:t>
       </w:r>
@@ -24527,7 +24660,7 @@
       <w:pPr>
         <w:pStyle w:val="Heading1"/>
       </w:pPr>
-      <w:bookmarkStart w:id="27" w:name="_Toc241219160"/>
+      <w:bookmarkStart w:id="27" w:name="_Toc241234450"/>
       <w:r>
         <w:t>3. Sample Information</w:t>
       </w:r>
@@ -24542,7 +24675,7 @@
       <w:pPr>
         <w:pStyle w:val="Heading2"/>
       </w:pPr>
-      <w:bookmarkStart w:id="28" w:name="_Toc241219161"/>
+      <w:bookmarkStart w:id="28" w:name="_Toc241234451"/>
       <w:r>
         <w:t>3.1 · Model, Serial Number, and Status</w:t>
       </w:r>
@@ -24601,8 +24734,9 @@
       <w:pPr>
         <w:pStyle w:val="Heading2"/>
       </w:pPr>
-      <w:bookmarkStart w:id="29" w:name="_Toc241219162"/>
+      <w:bookmarkStart w:id="29" w:name="_Toc241234452"/>
       <w:r>
+        <w:lastRenderedPageBreak/>
         <w:t>3.2 · Test Fixtures and Auxiliary Equipment</w:t>
       </w:r>
       <w:bookmarkEnd w:id="29"/>
@@ -24644,7 +24778,6 @@
                 <w:color w:val="4A4A4A"/>
                 <w:sz w:val="18"/>
               </w:rPr>
-              <w:lastRenderedPageBreak/>
               <w:t>TEST GROUP</w:t>
             </w:r>
           </w:p>
@@ -25342,7 +25475,7 @@
           <w:color w:val="8A8A8A"/>
           <w:sz w:val="17"/>
         </w:rPr>
-        <w:t>This is a working document, prepared in stages, drafted in direct reference to the IECEx/ATEX Certification Information Requirements (original English/Mandarin version issued by the certification body). Data sources: the official product technical datasheet (Institute of Technology Bandung, Revision 4.0), internal technical specification documentation, EMC parameter measurement data, and product photography. Fields marked “Pending confirmation” are not yet final and must not be relied upon for procurement o</w:t>
+        <w:t xml:space="preserve">This is a working document, prepared in stages, drafted in direct reference to the IECEx/ATEX Certification Information Requirements (original English/Mandarin version issued by the certification body). Data sources: the official product technical datasheet (Institute of Technology Bandung, Revision 4.0), internal technical specification documentation, EMC parameter measurement data, and product photography. Fields </w:t>
       </w:r>
       <w:r>
         <w:rPr>
@@ -25350,7 +25483,8 @@
           <w:color w:val="8A8A8A"/>
           <w:sz w:val="17"/>
         </w:rPr>
-        <w:t>r certification purposes without further verification.</w:t>
+        <w:lastRenderedPageBreak/>
+        <w:t>marked “Pending confirmation” are not yet final and must not be relied upon for procurement or certification purposes without further verification.</w:t>
       </w:r>
     </w:p>
     <w:sectPr>
@@ -25401,7 +25535,7 @@
         <w:color w:val="4A4A4A"/>
         <w:sz w:val="16"/>
       </w:rPr>
-      <w:t>LGU/GLD/IECEX-TDF/2026-001  ·  Rev. 1.0</w:t>
+      <w:t>LGU/GLD/IECEX-TDF/2026-001  ·  Rev. 1.1</w:t>
     </w:r>
     <w:r>
       <w:tab/>
@@ -25671,31 +25805,31 @@
       </w:rPr>
     </w:lvl>
   </w:abstractNum>
-  <w:num w:numId="1" w16cid:durableId="407191502">
+  <w:num w:numId="1" w16cid:durableId="64692981">
     <w:abstractNumId w:val="8"/>
   </w:num>
-  <w:num w:numId="2" w16cid:durableId="957956747">
+  <w:num w:numId="2" w16cid:durableId="1170220534">
     <w:abstractNumId w:val="6"/>
   </w:num>
-  <w:num w:numId="3" w16cid:durableId="2119787084">
+  <w:num w:numId="3" w16cid:durableId="1495948652">
     <w:abstractNumId w:val="5"/>
   </w:num>
-  <w:num w:numId="4" w16cid:durableId="798645985">
+  <w:num w:numId="4" w16cid:durableId="808521303">
     <w:abstractNumId w:val="4"/>
   </w:num>
-  <w:num w:numId="5" w16cid:durableId="260375269">
+  <w:num w:numId="5" w16cid:durableId="78719289">
     <w:abstractNumId w:val="7"/>
   </w:num>
-  <w:num w:numId="6" w16cid:durableId="861893312">
+  <w:num w:numId="6" w16cid:durableId="1726097512">
     <w:abstractNumId w:val="3"/>
   </w:num>
-  <w:num w:numId="7" w16cid:durableId="1392271816">
+  <w:num w:numId="7" w16cid:durableId="1190609150">
     <w:abstractNumId w:val="2"/>
   </w:num>
-  <w:num w:numId="8" w16cid:durableId="1754400700">
+  <w:num w:numId="8" w16cid:durableId="298613041">
     <w:abstractNumId w:val="1"/>
   </w:num>
-  <w:num w:numId="9" w16cid:durableId="228226323">
+  <w:num w:numId="9" w16cid:durableId="915095189">
     <w:abstractNumId w:val="0"/>
   </w:num>
 </w:numbering>
@@ -37127,7 +37261,7 @@
     <w:autoRedefine/>
     <w:uiPriority w:val="39"/>
     <w:unhideWhenUsed/>
-    <w:rsid w:val="00EB520E"/>
+    <w:rsid w:val="00626FB9"/>
     <w:pPr>
       <w:spacing w:after="100"/>
     </w:pPr>
@@ -37139,7 +37273,7 @@
     <w:autoRedefine/>
     <w:uiPriority w:val="39"/>
     <w:unhideWhenUsed/>
-    <w:rsid w:val="00EB520E"/>
+    <w:rsid w:val="00626FB9"/>
     <w:pPr>
       <w:spacing w:after="100"/>
       <w:ind w:left="210"/>
@@ -37152,7 +37286,7 @@
     <w:autoRedefine/>
     <w:uiPriority w:val="39"/>
     <w:unhideWhenUsed/>
-    <w:rsid w:val="00EB520E"/>
+    <w:rsid w:val="00626FB9"/>
     <w:pPr>
       <w:spacing w:after="100"/>
       <w:ind w:left="420"/>
@@ -37163,7 +37297,7 @@
     <w:basedOn w:val="DefaultParagraphFont"/>
     <w:uiPriority w:val="99"/>
     <w:unhideWhenUsed/>
-    <w:rsid w:val="00EB520E"/>
+    <w:rsid w:val="00626FB9"/>
     <w:rPr>
       <w:color w:val="0000FF" w:themeColor="hyperlink"/>
       <w:u w:val="single"/>

--- a/Paket Sertifikasi ATEX & Manual/Dokumen_Teknis_Sertifikasi_GLD_IECEx_ATEX.docx
+++ b/Paket Sertifikasi ATEX & Manual/Dokumen_Teknis_Sertifikasi_GLD_IECEx_ATEX.docx
@@ -226,7 +226,7 @@
               <w:rPr>
                 <w:sz w:val="20"/>
               </w:rPr>
-              <w:t>1.1</w:t>
+              <w:t>1.2</w:t>
             </w:r>
           </w:p>
         </w:tc>
@@ -263,7 +263,7 @@
               <w:rPr>
                 <w:sz w:val="20"/>
               </w:rPr>
-              <w:t>25 September 2026</w:t>
+              <w:t>28 September 2026</w:t>
             </w:r>
           </w:p>
         </w:tc>
@@ -1176,6 +1176,62 @@
                 <w:sz w:val="19"/>
               </w:rPr>
               <w:t>Added an explicit equipment-boundary statement to Section 2.3.a: the Node Sensor (GLD) receives only 24 VDC at its terminal and never carries 220 VAC internally; the AC/DC adapter is a separate, site-supplied device outside the certified unit's physical boundary. Section 2.6.c cable-gland seal remark clarified as specified together with the M20×1.5 gland itself from the BP18-1Z reference, per project direction, rather than as a separately sourced item.</w:t>
+            </w:r>
+          </w:p>
+        </w:tc>
+      </w:tr>
+      <w:tr>
+        <w:tc>
+          <w:tcPr>
+            <w:tcW w:w="1296" w:type="dxa"/>
+          </w:tcPr>
+          <w:p>
+            <w:pPr>
+              <w:spacing w:after="40"/>
+            </w:pPr>
+            <w:r>
+              <w:rPr>
+                <w:sz w:val="19"/>
+              </w:rPr>
+              <w:t>1.2</w:t>
+            </w:r>
+          </w:p>
+        </w:tc>
+        <w:tc>
+          <w:tcPr>
+            <w:tcW w:w="1872" w:type="dxa"/>
+          </w:tcPr>
+          <w:p>
+            <w:pPr>
+              <w:spacing w:after="40"/>
+            </w:pPr>
+            <w:r>
+              <w:rPr>
+                <w:sz w:val="19"/>
+              </w:rPr>
+              <w:t>28 September 2026</w:t>
+            </w:r>
+          </w:p>
+        </w:tc>
+        <w:tc>
+          <w:tcPr>
+            <w:tcW w:w="6192" w:type="dxa"/>
+          </w:tcPr>
+          <w:p>
+            <w:pPr>
+              <w:spacing w:after="40"/>
+            </w:pPr>
+            <w:r>
+              <w:rPr>
+                <w:sz w:val="19"/>
+              </w:rPr>
+              <w:t>Type of protection narrowed to a single team recommendation, Ex d (flameproof enclosure), in Sections 1.1 and 2.5 — selected over Ex e and Ex i based on the existing ADC12 die-cast enclosure with a stainless-steel mesh flame path (matching the three certified reference products reviewed) and the MQ-sensor heaters' continuous, unregulated power draw being difficult to reconcile with intrinsically safe energy limits for Group IIC. Section 2.6.e updated accordingly. Still an internal recommendation, not an ExC</w:t>
+            </w:r>
+            <w:r>
+              <w:rPr>
+                <w:sz w:val="19"/>
+              </w:rPr>
+              <w:t>B decision.</w:t>
             </w:r>
           </w:p>
         </w:tc>
@@ -1219,7 +1275,7 @@
       <w:r>
         <w:fldChar w:fldCharType="separate"/>
       </w:r>
-      <w:hyperlink w:anchor="_Toc241234423" w:history="1">
+      <w:hyperlink w:anchor="_Toc241498838" w:history="1">
         <w:r>
           <w:rPr>
             <w:rStyle w:val="Hyperlink"/>
@@ -1246,7 +1302,7 @@
             <w:noProof/>
             <w:webHidden/>
           </w:rPr>
-          <w:instrText xml:space="preserve"> PAGEREF _Toc241234423 \h </w:instrText>
+          <w:instrText xml:space="preserve"> PAGEREF _Toc241498838 \h </w:instrText>
         </w:r>
         <w:r>
           <w:rPr>
@@ -1287,7 +1343,7 @@
           <w:noProof/>
         </w:rPr>
       </w:pPr>
-      <w:hyperlink w:anchor="_Toc241234424" w:history="1">
+      <w:hyperlink w:anchor="_Toc241498839" w:history="1">
         <w:r>
           <w:rPr>
             <w:rStyle w:val="Hyperlink"/>
@@ -1314,7 +1370,7 @@
             <w:noProof/>
             <w:webHidden/>
           </w:rPr>
-          <w:instrText xml:space="preserve"> PAGEREF _Toc241234424 \h </w:instrText>
+          <w:instrText xml:space="preserve"> PAGEREF _Toc241498839 \h </w:instrText>
         </w:r>
         <w:r>
           <w:rPr>
@@ -1355,7 +1411,7 @@
           <w:noProof/>
         </w:rPr>
       </w:pPr>
-      <w:hyperlink w:anchor="_Toc241234425" w:history="1">
+      <w:hyperlink w:anchor="_Toc241498840" w:history="1">
         <w:r>
           <w:rPr>
             <w:rStyle w:val="Hyperlink"/>
@@ -1382,7 +1438,7 @@
             <w:noProof/>
             <w:webHidden/>
           </w:rPr>
-          <w:instrText xml:space="preserve"> PAGEREF _Toc241234425 \h </w:instrText>
+          <w:instrText xml:space="preserve"> PAGEREF _Toc241498840 \h </w:instrText>
         </w:r>
         <w:r>
           <w:rPr>
@@ -1423,7 +1479,7 @@
           <w:noProof/>
         </w:rPr>
       </w:pPr>
-      <w:hyperlink w:anchor="_Toc241234426" w:history="1">
+      <w:hyperlink w:anchor="_Toc241498841" w:history="1">
         <w:r>
           <w:rPr>
             <w:rStyle w:val="Hyperlink"/>
@@ -1450,7 +1506,7 @@
             <w:noProof/>
             <w:webHidden/>
           </w:rPr>
-          <w:instrText xml:space="preserve"> PAGEREF _Toc241234426 \h </w:instrText>
+          <w:instrText xml:space="preserve"> PAGEREF _Toc241498841 \h </w:instrText>
         </w:r>
         <w:r>
           <w:rPr>
@@ -1491,7 +1547,7 @@
           <w:noProof/>
         </w:rPr>
       </w:pPr>
-      <w:hyperlink w:anchor="_Toc241234427" w:history="1">
+      <w:hyperlink w:anchor="_Toc241498842" w:history="1">
         <w:r>
           <w:rPr>
             <w:rStyle w:val="Hyperlink"/>
@@ -1518,7 +1574,7 @@
             <w:noProof/>
             <w:webHidden/>
           </w:rPr>
-          <w:instrText xml:space="preserve"> PAGEREF _Toc241234427 \h </w:instrText>
+          <w:instrText xml:space="preserve"> PAGEREF _Toc241498842 \h </w:instrText>
         </w:r>
         <w:r>
           <w:rPr>
@@ -1559,7 +1615,7 @@
           <w:noProof/>
         </w:rPr>
       </w:pPr>
-      <w:hyperlink w:anchor="_Toc241234428" w:history="1">
+      <w:hyperlink w:anchor="_Toc241498843" w:history="1">
         <w:r>
           <w:rPr>
             <w:rStyle w:val="Hyperlink"/>
@@ -1586,7 +1642,7 @@
             <w:noProof/>
             <w:webHidden/>
           </w:rPr>
-          <w:instrText xml:space="preserve"> PAGEREF _Toc241234428 \h </w:instrText>
+          <w:instrText xml:space="preserve"> PAGEREF _Toc241498843 \h </w:instrText>
         </w:r>
         <w:r>
           <w:rPr>
@@ -1627,7 +1683,7 @@
           <w:noProof/>
         </w:rPr>
       </w:pPr>
-      <w:hyperlink w:anchor="_Toc241234429" w:history="1">
+      <w:hyperlink w:anchor="_Toc241498844" w:history="1">
         <w:r>
           <w:rPr>
             <w:rStyle w:val="Hyperlink"/>
@@ -1654,7 +1710,7 @@
             <w:noProof/>
             <w:webHidden/>
           </w:rPr>
-          <w:instrText xml:space="preserve"> PAGEREF _Toc241234429 \h </w:instrText>
+          <w:instrText xml:space="preserve"> PAGEREF _Toc241498844 \h </w:instrText>
         </w:r>
         <w:r>
           <w:rPr>
@@ -1695,7 +1751,7 @@
           <w:noProof/>
         </w:rPr>
       </w:pPr>
-      <w:hyperlink w:anchor="_Toc241234430" w:history="1">
+      <w:hyperlink w:anchor="_Toc241498845" w:history="1">
         <w:r>
           <w:rPr>
             <w:rStyle w:val="Hyperlink"/>
@@ -1722,7 +1778,7 @@
             <w:noProof/>
             <w:webHidden/>
           </w:rPr>
-          <w:instrText xml:space="preserve"> PAGEREF _Toc241234430 \h </w:instrText>
+          <w:instrText xml:space="preserve"> PAGEREF _Toc241498845 \h </w:instrText>
         </w:r>
         <w:r>
           <w:rPr>
@@ -1763,7 +1819,7 @@
           <w:noProof/>
         </w:rPr>
       </w:pPr>
-      <w:hyperlink w:anchor="_Toc241234431" w:history="1">
+      <w:hyperlink w:anchor="_Toc241498846" w:history="1">
         <w:r>
           <w:rPr>
             <w:rStyle w:val="Hyperlink"/>
@@ -1790,7 +1846,7 @@
             <w:noProof/>
             <w:webHidden/>
           </w:rPr>
-          <w:instrText xml:space="preserve"> PAGEREF _Toc241234431 \h </w:instrText>
+          <w:instrText xml:space="preserve"> PAGEREF _Toc241498846 \h </w:instrText>
         </w:r>
         <w:r>
           <w:rPr>
@@ -1831,7 +1887,7 @@
           <w:noProof/>
         </w:rPr>
       </w:pPr>
-      <w:hyperlink w:anchor="_Toc241234432" w:history="1">
+      <w:hyperlink w:anchor="_Toc241498847" w:history="1">
         <w:r>
           <w:rPr>
             <w:rStyle w:val="Hyperlink"/>
@@ -1858,7 +1914,7 @@
             <w:noProof/>
             <w:webHidden/>
           </w:rPr>
-          <w:instrText xml:space="preserve"> PAGEREF _Toc241234432 \h </w:instrText>
+          <w:instrText xml:space="preserve"> PAGEREF _Toc241498847 \h </w:instrText>
         </w:r>
         <w:r>
           <w:rPr>
@@ -1899,7 +1955,7 @@
           <w:noProof/>
         </w:rPr>
       </w:pPr>
-      <w:hyperlink w:anchor="_Toc241234433" w:history="1">
+      <w:hyperlink w:anchor="_Toc241498848" w:history="1">
         <w:r>
           <w:rPr>
             <w:rStyle w:val="Hyperlink"/>
@@ -1926,7 +1982,7 @@
             <w:noProof/>
             <w:webHidden/>
           </w:rPr>
-          <w:instrText xml:space="preserve"> PAGEREF _Toc241234433 \h </w:instrText>
+          <w:instrText xml:space="preserve"> PAGEREF _Toc241498848 \h </w:instrText>
         </w:r>
         <w:r>
           <w:rPr>
@@ -1967,7 +2023,7 @@
           <w:noProof/>
         </w:rPr>
       </w:pPr>
-      <w:hyperlink w:anchor="_Toc241234434" w:history="1">
+      <w:hyperlink w:anchor="_Toc241498849" w:history="1">
         <w:r>
           <w:rPr>
             <w:rStyle w:val="Hyperlink"/>
@@ -1994,7 +2050,7 @@
             <w:noProof/>
             <w:webHidden/>
           </w:rPr>
-          <w:instrText xml:space="preserve"> PAGEREF _Toc241234434 \h </w:instrText>
+          <w:instrText xml:space="preserve"> PAGEREF _Toc241498849 \h </w:instrText>
         </w:r>
         <w:r>
           <w:rPr>
@@ -2035,7 +2091,7 @@
           <w:noProof/>
         </w:rPr>
       </w:pPr>
-      <w:hyperlink w:anchor="_Toc241234435" w:history="1">
+      <w:hyperlink w:anchor="_Toc241498850" w:history="1">
         <w:r>
           <w:rPr>
             <w:rStyle w:val="Hyperlink"/>
@@ -2062,7 +2118,7 @@
             <w:noProof/>
             <w:webHidden/>
           </w:rPr>
-          <w:instrText xml:space="preserve"> PAGEREF _Toc241234435 \h </w:instrText>
+          <w:instrText xml:space="preserve"> PAGEREF _Toc241498850 \h </w:instrText>
         </w:r>
         <w:r>
           <w:rPr>
@@ -2103,7 +2159,7 @@
           <w:noProof/>
         </w:rPr>
       </w:pPr>
-      <w:hyperlink w:anchor="_Toc241234436" w:history="1">
+      <w:hyperlink w:anchor="_Toc241498851" w:history="1">
         <w:r>
           <w:rPr>
             <w:rStyle w:val="Hyperlink"/>
@@ -2130,7 +2186,7 @@
             <w:noProof/>
             <w:webHidden/>
           </w:rPr>
-          <w:instrText xml:space="preserve"> PAGEREF _Toc241234436 \h </w:instrText>
+          <w:instrText xml:space="preserve"> PAGEREF _Toc241498851 \h </w:instrText>
         </w:r>
         <w:r>
           <w:rPr>
@@ -2171,7 +2227,7 @@
           <w:noProof/>
         </w:rPr>
       </w:pPr>
-      <w:hyperlink w:anchor="_Toc241234437" w:history="1">
+      <w:hyperlink w:anchor="_Toc241498852" w:history="1">
         <w:r>
           <w:rPr>
             <w:rStyle w:val="Hyperlink"/>
@@ -2198,7 +2254,7 @@
             <w:noProof/>
             <w:webHidden/>
           </w:rPr>
-          <w:instrText xml:space="preserve"> PAGEREF _Toc241234437 \h </w:instrText>
+          <w:instrText xml:space="preserve"> PAGEREF _Toc241498852 \h </w:instrText>
         </w:r>
         <w:r>
           <w:rPr>
@@ -2239,7 +2295,7 @@
           <w:noProof/>
         </w:rPr>
       </w:pPr>
-      <w:hyperlink w:anchor="_Toc241234438" w:history="1">
+      <w:hyperlink w:anchor="_Toc241498853" w:history="1">
         <w:r>
           <w:rPr>
             <w:rStyle w:val="Hyperlink"/>
@@ -2266,7 +2322,7 @@
             <w:noProof/>
             <w:webHidden/>
           </w:rPr>
-          <w:instrText xml:space="preserve"> PAGEREF _Toc241234438 \h </w:instrText>
+          <w:instrText xml:space="preserve"> PAGEREF _Toc241498853 \h </w:instrText>
         </w:r>
         <w:r>
           <w:rPr>
@@ -2307,7 +2363,7 @@
           <w:noProof/>
         </w:rPr>
       </w:pPr>
-      <w:hyperlink w:anchor="_Toc241234439" w:history="1">
+      <w:hyperlink w:anchor="_Toc241498854" w:history="1">
         <w:r>
           <w:rPr>
             <w:rStyle w:val="Hyperlink"/>
@@ -2334,7 +2390,7 @@
             <w:noProof/>
             <w:webHidden/>
           </w:rPr>
-          <w:instrText xml:space="preserve"> PAGEREF _Toc241234439 \h </w:instrText>
+          <w:instrText xml:space="preserve"> PAGEREF _Toc241498854 \h </w:instrText>
         </w:r>
         <w:r>
           <w:rPr>
@@ -2375,7 +2431,7 @@
           <w:noProof/>
         </w:rPr>
       </w:pPr>
-      <w:hyperlink w:anchor="_Toc241234440" w:history="1">
+      <w:hyperlink w:anchor="_Toc241498855" w:history="1">
         <w:r>
           <w:rPr>
             <w:rStyle w:val="Hyperlink"/>
@@ -2402,75 +2458,7 @@
             <w:noProof/>
             <w:webHidden/>
           </w:rPr>
-          <w:instrText xml:space="preserve"> PAGEREF _Toc241234440 \h </w:instrText>
-        </w:r>
-        <w:r>
-          <w:rPr>
-            <w:noProof/>
-            <w:webHidden/>
-          </w:rPr>
-        </w:r>
-        <w:r>
-          <w:rPr>
-            <w:noProof/>
-            <w:webHidden/>
-          </w:rPr>
-          <w:fldChar w:fldCharType="separate"/>
-        </w:r>
-        <w:r>
-          <w:rPr>
-            <w:noProof/>
-            <w:webHidden/>
-          </w:rPr>
-          <w:t>20</w:t>
-        </w:r>
-        <w:r>
-          <w:rPr>
-            <w:noProof/>
-            <w:webHidden/>
-          </w:rPr>
-          <w:fldChar w:fldCharType="end"/>
-        </w:r>
-      </w:hyperlink>
-    </w:p>
-    <w:p>
-      <w:pPr>
-        <w:pStyle w:val="TOC3"/>
-        <w:tabs>
-          <w:tab w:val="right" w:leader="dot" w:pos="9736"/>
-        </w:tabs>
-        <w:rPr>
-          <w:noProof/>
-        </w:rPr>
-      </w:pPr>
-      <w:hyperlink w:anchor="_Toc241234441" w:history="1">
-        <w:r>
-          <w:rPr>
-            <w:rStyle w:val="Hyperlink"/>
-            <w:noProof/>
-          </w:rPr>
-          <w:t>2.6.a · Complete Drawings (Assembly, Component, Electrical Schematic, PCB Layout, Enclosure Structure, Junction Box, Terminal, Grounding)</w:t>
-        </w:r>
-        <w:r>
-          <w:rPr>
-            <w:noProof/>
-            <w:webHidden/>
-          </w:rPr>
-          <w:tab/>
-        </w:r>
-        <w:r>
-          <w:rPr>
-            <w:noProof/>
-            <w:webHidden/>
-          </w:rPr>
-          <w:fldChar w:fldCharType="begin"/>
-        </w:r>
-        <w:r>
-          <w:rPr>
-            <w:noProof/>
-            <w:webHidden/>
-          </w:rPr>
-          <w:instrText xml:space="preserve"> PAGEREF _Toc241234441 \h </w:instrText>
+          <w:instrText xml:space="preserve"> PAGEREF _Toc241498855 \h </w:instrText>
         </w:r>
         <w:r>
           <w:rPr>
@@ -2511,7 +2499,75 @@
           <w:noProof/>
         </w:rPr>
       </w:pPr>
-      <w:hyperlink w:anchor="_Toc241234442" w:history="1">
+      <w:hyperlink w:anchor="_Toc241498856" w:history="1">
+        <w:r>
+          <w:rPr>
+            <w:rStyle w:val="Hyperlink"/>
+            <w:noProof/>
+          </w:rPr>
+          <w:t>2.6.a · Complete Drawings (Assembly, Component, Electrical Schematic, PCB Layout, Enclosure Structure, Junction Box, Terminal, Grounding)</w:t>
+        </w:r>
+        <w:r>
+          <w:rPr>
+            <w:noProof/>
+            <w:webHidden/>
+          </w:rPr>
+          <w:tab/>
+        </w:r>
+        <w:r>
+          <w:rPr>
+            <w:noProof/>
+            <w:webHidden/>
+          </w:rPr>
+          <w:fldChar w:fldCharType="begin"/>
+        </w:r>
+        <w:r>
+          <w:rPr>
+            <w:noProof/>
+            <w:webHidden/>
+          </w:rPr>
+          <w:instrText xml:space="preserve"> PAGEREF _Toc241498856 \h </w:instrText>
+        </w:r>
+        <w:r>
+          <w:rPr>
+            <w:noProof/>
+            <w:webHidden/>
+          </w:rPr>
+        </w:r>
+        <w:r>
+          <w:rPr>
+            <w:noProof/>
+            <w:webHidden/>
+          </w:rPr>
+          <w:fldChar w:fldCharType="separate"/>
+        </w:r>
+        <w:r>
+          <w:rPr>
+            <w:noProof/>
+            <w:webHidden/>
+          </w:rPr>
+          <w:t>21</w:t>
+        </w:r>
+        <w:r>
+          <w:rPr>
+            <w:noProof/>
+            <w:webHidden/>
+          </w:rPr>
+          <w:fldChar w:fldCharType="end"/>
+        </w:r>
+      </w:hyperlink>
+    </w:p>
+    <w:p>
+      <w:pPr>
+        <w:pStyle w:val="TOC3"/>
+        <w:tabs>
+          <w:tab w:val="right" w:leader="dot" w:pos="9736"/>
+        </w:tabs>
+        <w:rPr>
+          <w:noProof/>
+        </w:rPr>
+      </w:pPr>
+      <w:hyperlink w:anchor="_Toc241498857" w:history="1">
         <w:r>
           <w:rPr>
             <w:rStyle w:val="Hyperlink"/>
@@ -2538,7 +2594,7 @@
             <w:noProof/>
             <w:webHidden/>
           </w:rPr>
-          <w:instrText xml:space="preserve"> PAGEREF _Toc241234442 \h </w:instrText>
+          <w:instrText xml:space="preserve"> PAGEREF _Toc241498857 \h </w:instrText>
         </w:r>
         <w:r>
           <w:rPr>
@@ -2579,7 +2635,7 @@
           <w:noProof/>
         </w:rPr>
       </w:pPr>
-      <w:hyperlink w:anchor="_Toc241234443" w:history="1">
+      <w:hyperlink w:anchor="_Toc241498858" w:history="1">
         <w:r>
           <w:rPr>
             <w:rStyle w:val="Hyperlink"/>
@@ -2606,75 +2662,7 @@
             <w:noProof/>
             <w:webHidden/>
           </w:rPr>
-          <w:instrText xml:space="preserve"> PAGEREF _Toc241234443 \h </w:instrText>
-        </w:r>
-        <w:r>
-          <w:rPr>
-            <w:noProof/>
-            <w:webHidden/>
-          </w:rPr>
-        </w:r>
-        <w:r>
-          <w:rPr>
-            <w:noProof/>
-            <w:webHidden/>
-          </w:rPr>
-          <w:fldChar w:fldCharType="separate"/>
-        </w:r>
-        <w:r>
-          <w:rPr>
-            <w:noProof/>
-            <w:webHidden/>
-          </w:rPr>
-          <w:t>31</w:t>
-        </w:r>
-        <w:r>
-          <w:rPr>
-            <w:noProof/>
-            <w:webHidden/>
-          </w:rPr>
-          <w:fldChar w:fldCharType="end"/>
-        </w:r>
-      </w:hyperlink>
-    </w:p>
-    <w:p>
-      <w:pPr>
-        <w:pStyle w:val="TOC3"/>
-        <w:tabs>
-          <w:tab w:val="right" w:leader="dot" w:pos="9736"/>
-        </w:tabs>
-        <w:rPr>
-          <w:noProof/>
-        </w:rPr>
-      </w:pPr>
-      <w:hyperlink w:anchor="_Toc241234444" w:history="1">
-        <w:r>
-          <w:rPr>
-            <w:rStyle w:val="Hyperlink"/>
-            <w:noProof/>
-          </w:rPr>
-          <w:t>2.6.d · Manufacturing Process Description</w:t>
-        </w:r>
-        <w:r>
-          <w:rPr>
-            <w:noProof/>
-            <w:webHidden/>
-          </w:rPr>
-          <w:tab/>
-        </w:r>
-        <w:r>
-          <w:rPr>
-            <w:noProof/>
-            <w:webHidden/>
-          </w:rPr>
-          <w:fldChar w:fldCharType="begin"/>
-        </w:r>
-        <w:r>
-          <w:rPr>
-            <w:noProof/>
-            <w:webHidden/>
-          </w:rPr>
-          <w:instrText xml:space="preserve"> PAGEREF _Toc241234444 \h </w:instrText>
+          <w:instrText xml:space="preserve"> PAGEREF _Toc241498858 \h </w:instrText>
         </w:r>
         <w:r>
           <w:rPr>
@@ -2715,13 +2703,13 @@
           <w:noProof/>
         </w:rPr>
       </w:pPr>
-      <w:hyperlink w:anchor="_Toc241234445" w:history="1">
+      <w:hyperlink w:anchor="_Toc241498859" w:history="1">
         <w:r>
           <w:rPr>
             <w:rStyle w:val="Hyperlink"/>
             <w:noProof/>
           </w:rPr>
-          <w:t>2.6.e · Explosion-Protection Calculations and Explanations (if applicable)</w:t>
+          <w:t>2.6.d · Manufacturing Process Description</w:t>
         </w:r>
         <w:r>
           <w:rPr>
@@ -2742,7 +2730,7 @@
             <w:noProof/>
             <w:webHidden/>
           </w:rPr>
-          <w:instrText xml:space="preserve"> PAGEREF _Toc241234445 \h </w:instrText>
+          <w:instrText xml:space="preserve"> PAGEREF _Toc241498859 \h </w:instrText>
         </w:r>
         <w:r>
           <w:rPr>
@@ -2783,13 +2771,13 @@
           <w:noProof/>
         </w:rPr>
       </w:pPr>
-      <w:hyperlink w:anchor="_Toc241234446" w:history="1">
+      <w:hyperlink w:anchor="_Toc241498860" w:history="1">
         <w:r>
           <w:rPr>
             <w:rStyle w:val="Hyperlink"/>
             <w:noProof/>
           </w:rPr>
-          <w:t>2.6.f · Temperature Group Calculation (Hottest-Point Temperature Estimation)</w:t>
+          <w:t>2.6.e · Explosion-Protection Calculations and Explanations (if applicable)</w:t>
         </w:r>
         <w:r>
           <w:rPr>
@@ -2810,7 +2798,7 @@
             <w:noProof/>
             <w:webHidden/>
           </w:rPr>
-          <w:instrText xml:space="preserve"> PAGEREF _Toc241234446 \h </w:instrText>
+          <w:instrText xml:space="preserve"> PAGEREF _Toc241498860 \h </w:instrText>
         </w:r>
         <w:r>
           <w:rPr>
@@ -2851,7 +2839,75 @@
           <w:noProof/>
         </w:rPr>
       </w:pPr>
-      <w:hyperlink w:anchor="_Toc241234447" w:history="1">
+      <w:hyperlink w:anchor="_Toc241498861" w:history="1">
+        <w:r>
+          <w:rPr>
+            <w:rStyle w:val="Hyperlink"/>
+            <w:noProof/>
+          </w:rPr>
+          <w:t>2.6.f · Temperature Group Calculation (Hottest-Point Temperature Estimation)</w:t>
+        </w:r>
+        <w:r>
+          <w:rPr>
+            <w:noProof/>
+            <w:webHidden/>
+          </w:rPr>
+          <w:tab/>
+        </w:r>
+        <w:r>
+          <w:rPr>
+            <w:noProof/>
+            <w:webHidden/>
+          </w:rPr>
+          <w:fldChar w:fldCharType="begin"/>
+        </w:r>
+        <w:r>
+          <w:rPr>
+            <w:noProof/>
+            <w:webHidden/>
+          </w:rPr>
+          <w:instrText xml:space="preserve"> PAGEREF _Toc241498861 \h </w:instrText>
+        </w:r>
+        <w:r>
+          <w:rPr>
+            <w:noProof/>
+            <w:webHidden/>
+          </w:rPr>
+        </w:r>
+        <w:r>
+          <w:rPr>
+            <w:noProof/>
+            <w:webHidden/>
+          </w:rPr>
+          <w:fldChar w:fldCharType="separate"/>
+        </w:r>
+        <w:r>
+          <w:rPr>
+            <w:noProof/>
+            <w:webHidden/>
+          </w:rPr>
+          <w:t>33</w:t>
+        </w:r>
+        <w:r>
+          <w:rPr>
+            <w:noProof/>
+            <w:webHidden/>
+          </w:rPr>
+          <w:fldChar w:fldCharType="end"/>
+        </w:r>
+      </w:hyperlink>
+    </w:p>
+    <w:p>
+      <w:pPr>
+        <w:pStyle w:val="TOC3"/>
+        <w:tabs>
+          <w:tab w:val="right" w:leader="dot" w:pos="9736"/>
+        </w:tabs>
+        <w:rPr>
+          <w:noProof/>
+        </w:rPr>
+      </w:pPr>
+      <w:hyperlink w:anchor="_Toc241498862" w:history="1">
         <w:r>
           <w:rPr>
             <w:rStyle w:val="Hyperlink"/>
@@ -2878,7 +2934,7 @@
             <w:noProof/>
             <w:webHidden/>
           </w:rPr>
-          <w:instrText xml:space="preserve"> PAGEREF _Toc241234447 \h </w:instrText>
+          <w:instrText xml:space="preserve"> PAGEREF _Toc241498862 \h </w:instrText>
         </w:r>
         <w:r>
           <w:rPr>
@@ -2898,7 +2954,7 @@
             <w:noProof/>
             <w:webHidden/>
           </w:rPr>
-          <w:t>32</w:t>
+          <w:t>33</w:t>
         </w:r>
         <w:r>
           <w:rPr>
@@ -2919,7 +2975,7 @@
           <w:noProof/>
         </w:rPr>
       </w:pPr>
-      <w:hyperlink w:anchor="_Toc241234448" w:history="1">
+      <w:hyperlink w:anchor="_Toc241498863" w:history="1">
         <w:r>
           <w:rPr>
             <w:rStyle w:val="Hyperlink"/>
@@ -2946,7 +3002,7 @@
             <w:noProof/>
             <w:webHidden/>
           </w:rPr>
-          <w:instrText xml:space="preserve"> PAGEREF _Toc241234448 \h </w:instrText>
+          <w:instrText xml:space="preserve"> PAGEREF _Toc241498863 \h </w:instrText>
         </w:r>
         <w:r>
           <w:rPr>
@@ -2987,7 +3043,7 @@
           <w:noProof/>
         </w:rPr>
       </w:pPr>
-      <w:hyperlink w:anchor="_Toc241234449" w:history="1">
+      <w:hyperlink w:anchor="_Toc241498864" w:history="1">
         <w:r>
           <w:rPr>
             <w:rStyle w:val="Hyperlink"/>
@@ -3014,7 +3070,7 @@
             <w:noProof/>
             <w:webHidden/>
           </w:rPr>
-          <w:instrText xml:space="preserve"> PAGEREF _Toc241234449 \h </w:instrText>
+          <w:instrText xml:space="preserve"> PAGEREF _Toc241498864 \h </w:instrText>
         </w:r>
         <w:r>
           <w:rPr>
@@ -3034,7 +3090,7 @@
             <w:noProof/>
             <w:webHidden/>
           </w:rPr>
-          <w:t>34</w:t>
+          <w:t>35</w:t>
         </w:r>
         <w:r>
           <w:rPr>
@@ -3055,7 +3111,7 @@
           <w:noProof/>
         </w:rPr>
       </w:pPr>
-      <w:hyperlink w:anchor="_Toc241234450" w:history="1">
+      <w:hyperlink w:anchor="_Toc241498865" w:history="1">
         <w:r>
           <w:rPr>
             <w:rStyle w:val="Hyperlink"/>
@@ -3082,7 +3138,7 @@
             <w:noProof/>
             <w:webHidden/>
           </w:rPr>
-          <w:instrText xml:space="preserve"> PAGEREF _Toc241234450 \h </w:instrText>
+          <w:instrText xml:space="preserve"> PAGEREF _Toc241498865 \h </w:instrText>
         </w:r>
         <w:r>
           <w:rPr>
@@ -3102,7 +3158,7 @@
             <w:noProof/>
             <w:webHidden/>
           </w:rPr>
-          <w:t>34</w:t>
+          <w:t>35</w:t>
         </w:r>
         <w:r>
           <w:rPr>
@@ -3123,7 +3179,7 @@
           <w:noProof/>
         </w:rPr>
       </w:pPr>
-      <w:hyperlink w:anchor="_Toc241234451" w:history="1">
+      <w:hyperlink w:anchor="_Toc241498866" w:history="1">
         <w:r>
           <w:rPr>
             <w:rStyle w:val="Hyperlink"/>
@@ -3150,7 +3206,7 @@
             <w:noProof/>
             <w:webHidden/>
           </w:rPr>
-          <w:instrText xml:space="preserve"> PAGEREF _Toc241234451 \h </w:instrText>
+          <w:instrText xml:space="preserve"> PAGEREF _Toc241498866 \h </w:instrText>
         </w:r>
         <w:r>
           <w:rPr>
@@ -3170,7 +3226,7 @@
             <w:noProof/>
             <w:webHidden/>
           </w:rPr>
-          <w:t>34</w:t>
+          <w:t>35</w:t>
         </w:r>
         <w:r>
           <w:rPr>
@@ -3191,7 +3247,7 @@
           <w:noProof/>
         </w:rPr>
       </w:pPr>
-      <w:hyperlink w:anchor="_Toc241234452" w:history="1">
+      <w:hyperlink w:anchor="_Toc241498867" w:history="1">
         <w:r>
           <w:rPr>
             <w:rStyle w:val="Hyperlink"/>
@@ -3218,7 +3274,7 @@
             <w:noProof/>
             <w:webHidden/>
           </w:rPr>
-          <w:instrText xml:space="preserve"> PAGEREF _Toc241234452 \h </w:instrText>
+          <w:instrText xml:space="preserve"> PAGEREF _Toc241498867 \h </w:instrText>
         </w:r>
         <w:r>
           <w:rPr>
@@ -3264,7 +3320,7 @@
       <w:pPr>
         <w:pStyle w:val="Heading1"/>
       </w:pPr>
-      <w:bookmarkStart w:id="0" w:name="_Toc241234423"/>
+      <w:bookmarkStart w:id="0" w:name="_Toc241498838"/>
       <w:r>
         <w:lastRenderedPageBreak/>
         <w:t>About This Document</w:t>
@@ -3367,7 +3423,7 @@
       <w:pPr>
         <w:pStyle w:val="Heading1"/>
       </w:pPr>
-      <w:bookmarkStart w:id="1" w:name="_Toc241234424"/>
+      <w:bookmarkStart w:id="1" w:name="_Toc241498839"/>
       <w:r>
         <w:t>1. Basic Information (Application and Organization)</w:t>
       </w:r>
@@ -3514,7 +3570,7 @@
       <w:pPr>
         <w:pStyle w:val="Heading2"/>
       </w:pPr>
-      <w:bookmarkStart w:id="2" w:name="_Toc241234425"/>
+      <w:bookmarkStart w:id="2" w:name="_Toc241498840"/>
       <w:r>
         <w:t>1.0 · Status Summary — Section 1</w:t>
       </w:r>
@@ -3891,7 +3947,7 @@
       <w:pPr>
         <w:pStyle w:val="Heading2"/>
       </w:pPr>
-      <w:bookmarkStart w:id="3" w:name="_Toc241234426"/>
+      <w:bookmarkStart w:id="3" w:name="_Toc241498841"/>
       <w:r>
         <w:t>1.1 · Application Form</w:t>
       </w:r>
@@ -4678,7 +4734,7 @@
               <w:rPr>
                 <w:sz w:val="19"/>
               </w:rPr>
-              <w:t>Not yet selected — Ex d, Ex e, and Ex i under evaluation</w:t>
+              <w:t>Ex d — flameproof enclosure</w:t>
             </w:r>
           </w:p>
         </w:tc>
@@ -4693,10 +4749,10 @@
             <w:r>
               <w:rPr>
                 <w:b/>
-                <w:color w:val="B02A37"/>
-                <w:sz w:val="19"/>
-              </w:rPr>
-              <w:t>Open</w:t>
+                <w:color w:val="B56A1E"/>
+                <w:sz w:val="19"/>
+              </w:rPr>
+              <w:t>Internal recommendation, not an ExCB decision</w:t>
             </w:r>
           </w:p>
         </w:tc>
@@ -4712,7 +4768,7 @@
               <w:rPr>
                 <w:sz w:val="19"/>
               </w:rPr>
-              <w:t>Section 2.6.e</w:t>
+              <w:t>Section 2.5</w:t>
             </w:r>
           </w:p>
         </w:tc>
@@ -4751,7 +4807,7 @@
               <w:rPr>
                 <w:sz w:val="19"/>
               </w:rPr>
-              <w:t>IEC 60079-0, together with the standard corresponding to the type of protection once selected</w:t>
+              <w:t>IEC 60079-0, together with IEC 60079-1 (flameproof enclosures “d”)</w:t>
             </w:r>
           </w:p>
         </w:tc>
@@ -4943,7 +4999,7 @@
       <w:pPr>
         <w:pStyle w:val="Heading2"/>
       </w:pPr>
-      <w:bookmarkStart w:id="4" w:name="_Toc241234427"/>
+      <w:bookmarkStart w:id="4" w:name="_Toc241498842"/>
       <w:r>
         <w:t>1.2 · Business License / Company Registration Certificate</w:t>
       </w:r>
@@ -5492,7 +5548,7 @@
       <w:pPr>
         <w:pStyle w:val="Heading2"/>
       </w:pPr>
-      <w:bookmarkStart w:id="5" w:name="_Toc241234428"/>
+      <w:bookmarkStart w:id="5" w:name="_Toc241498843"/>
       <w:r>
         <w:t>1.3 · Organizational Chart and Contact Information</w:t>
       </w:r>
@@ -6041,7 +6097,7 @@
       <w:pPr>
         <w:pStyle w:val="Heading2"/>
       </w:pPr>
-      <w:bookmarkStart w:id="6" w:name="_Toc241234429"/>
+      <w:bookmarkStart w:id="6" w:name="_Toc241498844"/>
       <w:r>
         <w:t>1.4 · Manufacturing Plant Address and Introduction of Production Facilities</w:t>
       </w:r>
@@ -6553,7 +6609,7 @@
       <w:pPr>
         <w:pStyle w:val="Heading2"/>
       </w:pPr>
-      <w:bookmarkStart w:id="7" w:name="_Toc241234430"/>
+      <w:bookmarkStart w:id="7" w:name="_Toc241498845"/>
       <w:r>
         <w:t>1.5 · ISO 9001 Certificate, Quality Manual, and Procedure Index</w:t>
       </w:r>
@@ -6976,7 +7032,7 @@
       <w:pPr>
         <w:pStyle w:val="Heading1"/>
       </w:pPr>
-      <w:bookmarkStart w:id="8" w:name="_Toc241234431"/>
+      <w:bookmarkStart w:id="8" w:name="_Toc241498846"/>
       <w:r>
         <w:t>2. Technical Documentation</w:t>
       </w:r>
@@ -6991,7 +7047,7 @@
       <w:pPr>
         <w:pStyle w:val="Heading2"/>
       </w:pPr>
-      <w:bookmarkStart w:id="9" w:name="_Toc241234432"/>
+      <w:bookmarkStart w:id="9" w:name="_Toc241498847"/>
       <w:r>
         <w:t>2.1 · Detailed Product Description</w:t>
       </w:r>
@@ -7024,7 +7080,7 @@
       <w:pPr>
         <w:pStyle w:val="Heading2"/>
       </w:pPr>
-      <w:bookmarkStart w:id="10" w:name="_Toc241234433"/>
+      <w:bookmarkStart w:id="10" w:name="_Toc241498848"/>
       <w:r>
         <w:t>2.2 · Product Name, Model, and Specification List</w:t>
       </w:r>
@@ -7468,7 +7524,7 @@
       <w:pPr>
         <w:pStyle w:val="Heading2"/>
       </w:pPr>
-      <w:bookmarkStart w:id="11" w:name="_Toc241234434"/>
+      <w:bookmarkStart w:id="11" w:name="_Toc241498849"/>
       <w:r>
         <w:t>2.3 · Functional Description and Technical Parameters (Electrical, Mechanical, etc.)</w:t>
       </w:r>
@@ -7486,7 +7542,7 @@
       <w:pPr>
         <w:pStyle w:val="Heading3"/>
       </w:pPr>
-      <w:bookmarkStart w:id="12" w:name="_Toc241234435"/>
+      <w:bookmarkStart w:id="12" w:name="_Toc241498850"/>
       <w:r>
         <w:t>2.3.a · Electrical Parameters — Node Sensor (GLD)</w:t>
       </w:r>
@@ -8183,7 +8239,7 @@
       <w:pPr>
         <w:pStyle w:val="Heading3"/>
       </w:pPr>
-      <w:bookmarkStart w:id="13" w:name="_Toc241234436"/>
+      <w:bookmarkStart w:id="13" w:name="_Toc241498851"/>
       <w:r>
         <w:t>2.3.b · Sensor and Communication Parameters — Node Sensor (GLD)</w:t>
       </w:r>
@@ -9245,7 +9301,7 @@
       <w:pPr>
         <w:pStyle w:val="Heading3"/>
       </w:pPr>
-      <w:bookmarkStart w:id="14" w:name="_Toc241234437"/>
+      <w:bookmarkStart w:id="14" w:name="_Toc241498852"/>
       <w:r>
         <w:lastRenderedPageBreak/>
         <w:t>2.3.c · Mechanical Parameters — Node Sensor (GLD)</w:t>
@@ -10097,7 +10153,7 @@
       <w:pPr>
         <w:pStyle w:val="Heading2"/>
       </w:pPr>
-      <w:bookmarkStart w:id="15" w:name="_Toc241234438"/>
+      <w:bookmarkStart w:id="15" w:name="_Toc241498853"/>
       <w:r>
         <w:t>2.4 · Product Photographs — Overall and Key Components</w:t>
       </w:r>
@@ -10136,7 +10192,7 @@
                 <w:noProof/>
               </w:rPr>
               <w:drawing>
-                <wp:inline distT="0" distB="0" distL="0" distR="0" wp14:anchorId="749E721A" wp14:editId="7D8C5890">
+                <wp:inline distT="0" distB="0" distL="0" distR="0" wp14:anchorId="34E9DE72" wp14:editId="0B077C61">
                   <wp:extent cx="1379912" cy="2286000"/>
                   <wp:effectExtent l="0" t="0" r="0" b="0"/>
                   <wp:docPr id="1" name="Picture 1"/>
@@ -10213,7 +10269,7 @@
                 <w:noProof/>
               </w:rPr>
               <w:drawing>
-                <wp:inline distT="0" distB="0" distL="0" distR="0" wp14:anchorId="0C2E75BD" wp14:editId="6D679D03">
+                <wp:inline distT="0" distB="0" distL="0" distR="0" wp14:anchorId="393B5B39" wp14:editId="35276636">
                   <wp:extent cx="1714500" cy="2286000"/>
                   <wp:effectExtent l="0" t="0" r="0" b="0"/>
                   <wp:docPr id="2" name="Picture 2"/>
@@ -10295,7 +10351,7 @@
                 <w:noProof/>
               </w:rPr>
               <w:drawing>
-                <wp:inline distT="0" distB="0" distL="0" distR="0" wp14:anchorId="3AFF75A0" wp14:editId="75504693">
+                <wp:inline distT="0" distB="0" distL="0" distR="0" wp14:anchorId="4388EA8D" wp14:editId="769B0141">
                   <wp:extent cx="1026621" cy="2286000"/>
                   <wp:effectExtent l="0" t="0" r="0" b="0"/>
                   <wp:docPr id="3" name="Picture 3"/>
@@ -10372,7 +10428,7 @@
                 <w:noProof/>
               </w:rPr>
               <w:drawing>
-                <wp:inline distT="0" distB="0" distL="0" distR="0" wp14:anchorId="23B0723C" wp14:editId="431B32F3">
+                <wp:inline distT="0" distB="0" distL="0" distR="0" wp14:anchorId="338C193E" wp14:editId="20B13877">
                   <wp:extent cx="1026621" cy="2286000"/>
                   <wp:effectExtent l="0" t="0" r="0" b="0"/>
                   <wp:docPr id="4" name="Picture 4"/>
@@ -10455,7 +10511,7 @@
               </w:rPr>
               <w:lastRenderedPageBreak/>
               <w:drawing>
-                <wp:inline distT="0" distB="0" distL="0" distR="0" wp14:anchorId="057E753D" wp14:editId="5F645A48">
+                <wp:inline distT="0" distB="0" distL="0" distR="0" wp14:anchorId="49CFF802" wp14:editId="4A6A4935">
                   <wp:extent cx="1026621" cy="2286000"/>
                   <wp:effectExtent l="0" t="0" r="0" b="0"/>
                   <wp:docPr id="5" name="Picture 5"/>
@@ -10532,7 +10588,7 @@
                 <w:noProof/>
               </w:rPr>
               <w:drawing>
-                <wp:inline distT="0" distB="0" distL="0" distR="0" wp14:anchorId="27E8740B" wp14:editId="1BB89574">
+                <wp:inline distT="0" distB="0" distL="0" distR="0" wp14:anchorId="6A873FFB" wp14:editId="61AE7632">
                   <wp:extent cx="1026621" cy="2286000"/>
                   <wp:effectExtent l="0" t="0" r="0" b="0"/>
                   <wp:docPr id="6" name="Picture 6"/>
@@ -10614,7 +10670,7 @@
                 <w:noProof/>
               </w:rPr>
               <w:drawing>
-                <wp:inline distT="0" distB="0" distL="0" distR="0" wp14:anchorId="134A333F" wp14:editId="209CC2E4">
+                <wp:inline distT="0" distB="0" distL="0" distR="0" wp14:anchorId="7CF93939" wp14:editId="0015307A">
                   <wp:extent cx="1026621" cy="2286000"/>
                   <wp:effectExtent l="0" t="0" r="0" b="0"/>
                   <wp:docPr id="7" name="Picture 7"/>
@@ -10738,7 +10794,7 @@
       <w:pPr>
         <w:pStyle w:val="Heading2"/>
       </w:pPr>
-      <w:bookmarkStart w:id="16" w:name="_Toc241234439"/>
+      <w:bookmarkStart w:id="16" w:name="_Toc241498854"/>
       <w:r>
         <w:t>2.5 · Description of Intended Use and Installation Environment (Gas Group, Temperature Class, Area Classification)</w:t>
       </w:r>
@@ -11147,6 +11203,86 @@
           </w:p>
         </w:tc>
       </w:tr>
+      <w:tr>
+        <w:trPr>
+          <w:cantSplit/>
+          <w:jc w:val="center"/>
+        </w:trPr>
+        <w:tc>
+          <w:tcPr>
+            <w:tcW w:w="1872" w:type="dxa"/>
+          </w:tcPr>
+          <w:p>
+            <w:pPr>
+              <w:spacing w:after="40"/>
+            </w:pPr>
+            <w:r>
+              <w:rPr>
+                <w:b/>
+                <w:sz w:val="19"/>
+              </w:rPr>
+              <w:lastRenderedPageBreak/>
+              <w:t>Type of protection</w:t>
+            </w:r>
+          </w:p>
+        </w:tc>
+        <w:tc>
+          <w:tcPr>
+            <w:tcW w:w="1584" w:type="dxa"/>
+          </w:tcPr>
+          <w:p>
+            <w:pPr>
+              <w:spacing w:after="40"/>
+            </w:pPr>
+            <w:r>
+              <w:rPr>
+                <w:sz w:val="19"/>
+              </w:rPr>
+              <w:t>Ex d — flameproof enclosure</w:t>
+            </w:r>
+          </w:p>
+        </w:tc>
+        <w:tc>
+          <w:tcPr>
+            <w:tcW w:w="2736" w:type="dxa"/>
+          </w:tcPr>
+          <w:p>
+            <w:pPr>
+              <w:spacing w:after="40"/>
+            </w:pPr>
+            <w:r>
+              <w:rPr>
+                <w:b/>
+                <w:color w:val="B56A1E"/>
+                <w:sz w:val="19"/>
+              </w:rPr>
+              <w:t>Team recommendation — pending ExCB confirmation</w:t>
+            </w:r>
+          </w:p>
+        </w:tc>
+        <w:tc>
+          <w:tcPr>
+            <w:tcW w:w="3456" w:type="dxa"/>
+          </w:tcPr>
+          <w:p>
+            <w:pPr>
+              <w:spacing w:after="40"/>
+            </w:pPr>
+            <w:r>
+              <w:rPr>
+                <w:sz w:val="19"/>
+              </w:rPr>
+              <w:t xml:space="preserve">Selected over Ex e and Ex i based on the existing enclosure design: a die-cast aluminum (ADC12) housing with a stainless-steel wire mesh over the sensing element functions as a flame path/flame arrestor, the same pattern used by the three comparable certified gas detectors reviewed as references (all Ex d). Ex i was set aside because the MQ-series sensor heaters draw continuous power (≈0.75 W each) directly from an unregulated 24 VDC supply rather than through certified current-limiting barriers, difficult </w:t>
+            </w:r>
+            <w:r>
+              <w:rPr>
+                <w:sz w:val="19"/>
+              </w:rPr>
+              <w:t>to reconcile with intrinsically-safe energy limits for Group IIC. Ex e was not pursued because it is not intended for enclosures with normally-energized, potentially arcing parts such as the sensor heaters.</w:t>
+            </w:r>
+          </w:p>
+        </w:tc>
+      </w:tr>
     </w:tbl>
     <w:p>
       <w:pPr>
@@ -11186,7 +11322,7 @@
                 <w:color w:val="4A4A4A"/>
                 <w:sz w:val="20"/>
               </w:rPr>
-              <w:t>These are engineering recommendations, not a certification decision. An independent readiness assessment of the same checklist item, prepared separately from the underlying firmware/hardware repository, reached the same conclusion — gas group, temperature class, ambient range, and zone are not yet formally established. Final classification requires explicit agreement with the ExCB.</w:t>
+              <w:t>These are engineering recommendations, not a certification decision. An independent readiness assessment of the same checklist item, prepared separately from the underlying firmware/hardware repository, reached the same conclusion — gas group, temperature class, ambient range, zone, and type of protection are not yet formally established. Final classification requires explicit agreement with the ExCB.</w:t>
             </w:r>
           </w:p>
         </w:tc>
@@ -11201,7 +11337,7 @@
       <w:pPr>
         <w:pStyle w:val="Heading2"/>
       </w:pPr>
-      <w:bookmarkStart w:id="17" w:name="_Toc241234440"/>
+      <w:bookmarkStart w:id="17" w:name="_Toc241498855"/>
       <w:r>
         <w:t>2.6 · Design and Manufacturing Information</w:t>
       </w:r>
@@ -11216,9 +11352,8 @@
       <w:pPr>
         <w:pStyle w:val="Heading3"/>
       </w:pPr>
-      <w:bookmarkStart w:id="18" w:name="_Toc241234441"/>
+      <w:bookmarkStart w:id="18" w:name="_Toc241498856"/>
       <w:r>
-        <w:lastRenderedPageBreak/>
         <w:t>2.6.a · Complete Drawings (Assembly, Component, Electrical Schematic, PCB Layout, Enclosure Structure, Junction Box, Terminal, Grounding)</w:t>
       </w:r>
       <w:bookmarkEnd w:id="18"/>
@@ -11236,8 +11371,9 @@
         <w:rPr>
           <w:noProof/>
         </w:rPr>
+        <w:lastRenderedPageBreak/>
         <w:drawing>
-          <wp:inline distT="0" distB="0" distL="0" distR="0" wp14:anchorId="38ED77D9" wp14:editId="091BA391">
+          <wp:inline distT="0" distB="0" distL="0" distR="0" wp14:anchorId="47F17A08" wp14:editId="15E36A37">
             <wp:extent cx="5120640" cy="3413760"/>
             <wp:effectExtent l="0" t="0" r="0" b="0"/>
             <wp:docPr id="8" name="Picture 8"/>
@@ -11308,9 +11444,8 @@
         <w:rPr>
           <w:noProof/>
         </w:rPr>
-        <w:lastRenderedPageBreak/>
         <w:drawing>
-          <wp:inline distT="0" distB="0" distL="0" distR="0" wp14:anchorId="045E9C17" wp14:editId="3C96CA7D">
+          <wp:inline distT="0" distB="0" distL="0" distR="0" wp14:anchorId="506E70E8" wp14:editId="37EE6593">
             <wp:extent cx="5120640" cy="3413760"/>
             <wp:effectExtent l="0" t="0" r="0" b="0"/>
             <wp:docPr id="9" name="Picture 9"/>
@@ -11381,8 +11516,9 @@
         <w:rPr>
           <w:noProof/>
         </w:rPr>
+        <w:lastRenderedPageBreak/>
         <w:drawing>
-          <wp:inline distT="0" distB="0" distL="0" distR="0" wp14:anchorId="7FE2F6B9" wp14:editId="412004D4">
+          <wp:inline distT="0" distB="0" distL="0" distR="0" wp14:anchorId="4FBB8474" wp14:editId="67D53DFD">
             <wp:extent cx="5120640" cy="3413760"/>
             <wp:effectExtent l="0" t="0" r="0" b="0"/>
             <wp:docPr id="10" name="Picture 10"/>
@@ -11453,9 +11589,8 @@
         <w:rPr>
           <w:noProof/>
         </w:rPr>
-        <w:lastRenderedPageBreak/>
         <w:drawing>
-          <wp:inline distT="0" distB="0" distL="0" distR="0" wp14:anchorId="046608F8" wp14:editId="5972BE4D">
+          <wp:inline distT="0" distB="0" distL="0" distR="0" wp14:anchorId="7AB809AB" wp14:editId="0157E182">
             <wp:extent cx="5120640" cy="3413760"/>
             <wp:effectExtent l="0" t="0" r="0" b="0"/>
             <wp:docPr id="11" name="Picture 11"/>
@@ -11526,8 +11661,9 @@
         <w:rPr>
           <w:noProof/>
         </w:rPr>
+        <w:lastRenderedPageBreak/>
         <w:drawing>
-          <wp:inline distT="0" distB="0" distL="0" distR="0" wp14:anchorId="21FB7042" wp14:editId="460E571D">
+          <wp:inline distT="0" distB="0" distL="0" distR="0" wp14:anchorId="2372D96C" wp14:editId="080BC99F">
             <wp:extent cx="5120640" cy="3413760"/>
             <wp:effectExtent l="0" t="0" r="0" b="0"/>
             <wp:docPr id="12" name="Picture 12"/>
@@ -11598,9 +11734,8 @@
         <w:rPr>
           <w:noProof/>
         </w:rPr>
-        <w:lastRenderedPageBreak/>
         <w:drawing>
-          <wp:inline distT="0" distB="0" distL="0" distR="0" wp14:anchorId="2F30C3C9" wp14:editId="7CD3BE19">
+          <wp:inline distT="0" distB="0" distL="0" distR="0" wp14:anchorId="47429F62" wp14:editId="61E940CA">
             <wp:extent cx="5120640" cy="3413760"/>
             <wp:effectExtent l="0" t="0" r="0" b="0"/>
             <wp:docPr id="13" name="Picture 13"/>
@@ -11671,8 +11806,9 @@
         <w:rPr>
           <w:noProof/>
         </w:rPr>
+        <w:lastRenderedPageBreak/>
         <w:drawing>
-          <wp:inline distT="0" distB="0" distL="0" distR="0" wp14:anchorId="6230BB3E" wp14:editId="028C249A">
+          <wp:inline distT="0" distB="0" distL="0" distR="0" wp14:anchorId="4C6760CB" wp14:editId="34F93CAA">
             <wp:extent cx="5120640" cy="3413760"/>
             <wp:effectExtent l="0" t="0" r="0" b="0"/>
             <wp:docPr id="14" name="Picture 14"/>
@@ -11743,9 +11879,8 @@
         <w:rPr>
           <w:noProof/>
         </w:rPr>
-        <w:lastRenderedPageBreak/>
         <w:drawing>
-          <wp:inline distT="0" distB="0" distL="0" distR="0" wp14:anchorId="5564CAB6" wp14:editId="16C18CC0">
+          <wp:inline distT="0" distB="0" distL="0" distR="0" wp14:anchorId="58991555" wp14:editId="03D433FA">
             <wp:extent cx="5120640" cy="3413760"/>
             <wp:effectExtent l="0" t="0" r="0" b="0"/>
             <wp:docPr id="15" name="Picture 15"/>
@@ -11816,8 +11951,9 @@
         <w:rPr>
           <w:noProof/>
         </w:rPr>
+        <w:lastRenderedPageBreak/>
         <w:drawing>
-          <wp:inline distT="0" distB="0" distL="0" distR="0" wp14:anchorId="1A416A0F" wp14:editId="5A8E7FCA">
+          <wp:inline distT="0" distB="0" distL="0" distR="0" wp14:anchorId="7EDAA5FA" wp14:editId="251E75D0">
             <wp:extent cx="5120640" cy="3413760"/>
             <wp:effectExtent l="0" t="0" r="0" b="0"/>
             <wp:docPr id="16" name="Picture 16"/>
@@ -11888,9 +12024,8 @@
         <w:rPr>
           <w:noProof/>
         </w:rPr>
-        <w:lastRenderedPageBreak/>
         <w:drawing>
-          <wp:inline distT="0" distB="0" distL="0" distR="0" wp14:anchorId="27C94705" wp14:editId="6FB64E19">
+          <wp:inline distT="0" distB="0" distL="0" distR="0" wp14:anchorId="1C9A6822" wp14:editId="6A99A356">
             <wp:extent cx="2468880" cy="2479268"/>
             <wp:effectExtent l="0" t="0" r="0" b="0"/>
             <wp:docPr id="17" name="Picture 17"/>
@@ -11933,7 +12068,7 @@
           <w:noProof/>
         </w:rPr>
         <w:drawing>
-          <wp:inline distT="0" distB="0" distL="0" distR="0" wp14:anchorId="3FDF19A1" wp14:editId="6CE71BC3">
+          <wp:inline distT="0" distB="0" distL="0" distR="0" wp14:anchorId="231C02EB" wp14:editId="04A8C1B3">
             <wp:extent cx="2468880" cy="1804956"/>
             <wp:effectExtent l="0" t="0" r="0" b="0"/>
             <wp:docPr id="18" name="Picture 18"/>
@@ -12009,8 +12144,9 @@
         <w:rPr>
           <w:noProof/>
         </w:rPr>
+        <w:lastRenderedPageBreak/>
         <w:drawing>
-          <wp:inline distT="0" distB="0" distL="0" distR="0" wp14:anchorId="792105B7" wp14:editId="02E543AE">
+          <wp:inline distT="0" distB="0" distL="0" distR="0" wp14:anchorId="591B98B6" wp14:editId="12BE7029">
             <wp:extent cx="5669280" cy="3847707"/>
             <wp:effectExtent l="0" t="0" r="0" b="0"/>
             <wp:docPr id="19" name="Picture 19"/>
@@ -12070,15 +12206,7 @@
           <w:color w:val="4A4A4A"/>
           <w:sz w:val="17"/>
         </w:rPr>
-        <w:t xml:space="preserve">Orthographic and isometric views with real dimensions (enclosure neck Ø75 mm, overall probe height 191.51 mm, mounting plate 250×250 </w:t>
-      </w:r>
-      <w:r>
-        <w:rPr>
-          <w:color w:val="4A4A4A"/>
-          <w:sz w:val="17"/>
-        </w:rPr>
-        <w:lastRenderedPageBreak/>
-        <w:t>mm with toleranced hole pattern), a U-bolt parameter table (2″/DN50, M10 thread), and a title block (drafted 31 Aug 2026). Source: dimensioned CAD drawing derived from a STEP solid model of the enclosure and bracket assembly.</w:t>
+        <w:t>Orthographic and isometric views with real dimensions (enclosure neck Ø75 mm, overall probe height 191.51 mm, mounting plate 250×250 mm with toleranced hole pattern), a U-bolt parameter table (2″/DN50, M10 thread), and a title block (drafted 31 Aug 2026). Source: dimensioned CAD drawing derived from a STEP solid model of the enclosure and bracket assembly.</w:t>
       </w:r>
     </w:p>
     <w:tbl>
@@ -12397,6 +12525,7 @@
                 <w:b/>
                 <w:sz w:val="19"/>
               </w:rPr>
+              <w:lastRenderedPageBreak/>
               <w:t>Enclosure structure drawing (gap, length, volume)</w:t>
             </w:r>
           </w:p>
@@ -12538,15 +12667,7 @@
                 <w:color w:val="4A4A4A"/>
                 <w:sz w:val="20"/>
               </w:rPr>
-              <w:t xml:space="preserve">Real dimensioned CAD drawings now exist for the enclosure's external envelope and mounting hardware, and native </w:t>
-            </w:r>
-            <w:r>
-              <w:rPr>
-                <w:color w:val="4A4A4A"/>
-                <w:sz w:val="20"/>
-              </w:rPr>
-              <w:lastRenderedPageBreak/>
-              <w:t>PCB layout/schematic source files exist for the electronics. What is still missing for a certifiable drawing package: internal component/assembly drawings, junction box and grounding-connection drawings, and — specific to explosion protection — flame-path gap/length/volume dimensioning, which requires a confirmed protection concept before it can be drawn.</w:t>
+              <w:t>Real dimensioned CAD drawings now exist for the enclosure's external envelope and mounting hardware, and native PCB layout/schematic source files exist for the electronics. What is still missing for a certifiable drawing package: internal component/assembly drawings, junction box and grounding-connection drawings, and — specific to explosion protection — flame-path gap/length/volume dimensioning, which requires a confirmed protection concept before it can be drawn.</w:t>
             </w:r>
           </w:p>
         </w:tc>
@@ -12561,7 +12682,7 @@
       <w:pPr>
         <w:pStyle w:val="Heading3"/>
       </w:pPr>
-      <w:bookmarkStart w:id="19" w:name="_Toc241234442"/>
+      <w:bookmarkStart w:id="19" w:name="_Toc241498857"/>
       <w:r>
         <w:t>2.6.b · Bill of Materials (BOM) for Explosion-Safety-Relevant Components</w:t>
       </w:r>
@@ -12577,7 +12698,11 @@
         <w:t>It does not, however, satisfy this checklist item as written. The checklist asks specifically for the explosion-safety-relevant BOM — enclosure, gaskets, terminals, cable entry devices, switches, light sources, battery, potting compound, and plastic parts, each with material grade and Ex/UL/CCC certification status. None of those mechanical/safety items appear in an electronic CAD BOM: the enclosure is present only as a placeholder mechanical symbol (designator U50, no manufacturer or dimensional data attac</w:t>
       </w:r>
       <w:r>
-        <w:t>hed), and the gas sensor itself (MQ2, designator I1) has no manufacturer or supplier part number recorded — it is sourced outside the LCSC/JLCPCB supply chain and its Ex status is unverified. Comparative research on Ex-rated enclosure products from other manufacturers exists internally as a reference for target specifications only — it describes third-party products, not this product's actual components, and is not included here.</w:t>
+        <w:t xml:space="preserve">hed), and the gas sensor itself (MQ2, designator I1) has no manufacturer or supplier part number recorded — it is sourced outside the </w:t>
+      </w:r>
+      <w:r>
+        <w:lastRenderedPageBreak/>
+        <w:t>LCSC/JLCPCB supply chain and its Ex status is unverified. Comparative research on Ex-rated enclosure products from other manufacturers exists internally as a reference for target specifications only — it describes third-party products, not this product's actual components, and is not included here.</w:t>
       </w:r>
     </w:p>
     <w:tbl>
@@ -14388,7 +14513,6 @@
                 <w:b/>
                 <w:sz w:val="15"/>
               </w:rPr>
-              <w:lastRenderedPageBreak/>
               <w:t>D12</w:t>
             </w:r>
           </w:p>
@@ -16552,6 +16676,7 @@
                 <w:b/>
                 <w:sz w:val="15"/>
               </w:rPr>
+              <w:lastRenderedPageBreak/>
               <w:t>SW1</w:t>
             </w:r>
           </w:p>
@@ -18612,7 +18737,6 @@
                 <w:b/>
                 <w:sz w:val="15"/>
               </w:rPr>
-              <w:lastRenderedPageBreak/>
               <w:t>U2,U3</w:t>
             </w:r>
           </w:p>
@@ -20467,6 +20591,7 @@
                 <w:b/>
                 <w:sz w:val="15"/>
               </w:rPr>
+              <w:lastRenderedPageBreak/>
               <w:t>C39,C40,C62,C63,C64,C67,C68,C5</w:t>
             </w:r>
           </w:p>
@@ -22777,7 +22902,6 @@
                 <w:b/>
                 <w:sz w:val="15"/>
               </w:rPr>
-              <w:lastRenderedPageBreak/>
               <w:t>R2,R3</w:t>
             </w:r>
           </w:p>
@@ -23542,8 +23666,9 @@
       <w:pPr>
         <w:pStyle w:val="Heading3"/>
       </w:pPr>
-      <w:bookmarkStart w:id="20" w:name="_Toc241234443"/>
+      <w:bookmarkStart w:id="20" w:name="_Toc241498858"/>
       <w:r>
+        <w:lastRenderedPageBreak/>
         <w:t>2.6.c · Material Specification Sheets / Datasheets (Non-Metallic Materials)</w:t>
       </w:r>
       <w:bookmarkEnd w:id="20"/>
@@ -23609,15 +23734,7 @@
                 <w:color w:val="4A4A4A"/>
                 <w:sz w:val="20"/>
               </w:rPr>
-              <w:t xml:space="preserve">ximum surface capacitance &lt;5 pF (coating thickness ≤ 0.2 mm). These are the type of parameter IEC 60079-0 requires for coated/non-metallic surfaces on Ex equipment, but they describe a supplier's candidate component, not a confirmed datasheet for GLD's own enclosure </w:t>
-            </w:r>
-            <w:r>
-              <w:rPr>
-                <w:color w:val="4A4A4A"/>
-                <w:sz w:val="20"/>
-              </w:rPr>
-              <w:lastRenderedPageBreak/>
-              <w:t>finish.</w:t>
+              <w:t>ximum surface capacitance &lt;5 pF (coating thickness ≤ 0.2 mm). These are the type of parameter IEC 60079-0 requires for coated/non-metallic surfaces on Ex equipment, but they describe a supplier's candidate component, not a confirmed datasheet for GLD's own enclosure finish.</w:t>
             </w:r>
           </w:p>
         </w:tc>
@@ -23632,7 +23749,7 @@
       <w:pPr>
         <w:pStyle w:val="Heading3"/>
       </w:pPr>
-      <w:bookmarkStart w:id="21" w:name="_Toc241234444"/>
+      <w:bookmarkStart w:id="21" w:name="_Toc241498859"/>
       <w:r>
         <w:t>2.6.d · Manufacturing Process Description</w:t>
       </w:r>
@@ -23691,7 +23808,7 @@
       <w:pPr>
         <w:pStyle w:val="Heading3"/>
       </w:pPr>
-      <w:bookmarkStart w:id="22" w:name="_Toc241234445"/>
+      <w:bookmarkStart w:id="22" w:name="_Toc241498860"/>
       <w:r>
         <w:t>2.6.e · Explosion-Protection Calculations and Explanations (if applicable)</w:t>
       </w:r>
@@ -23699,7 +23816,7 @@
     </w:p>
     <w:p>
       <w:r>
-        <w:t>Calculations depend on the explosion-protection concept selected (e.g., Ex d, Ex e, Ex i), which has not yet been confirmed with the ExCB, and on final enclosure geometry from the casing development partner. No calculations have been performed.</w:t>
+        <w:t>Flame-path (joint gap, length) and free-internal-volume calculations specific to Ex d (Section 2.5, team recommendation) have not yet been performed, pending final enclosure geometry from the casing development partner and a confirmed protection concept with the ExCB.</w:t>
       </w:r>
     </w:p>
     <w:tbl>
@@ -23735,7 +23852,8 @@
                 <w:color w:val="4A4A4A"/>
                 <w:sz w:val="20"/>
               </w:rPr>
-              <w:t>Status: Not yet available — pending protection-concept confirmation and final enclosure design.</w:t>
+              <w:lastRenderedPageBreak/>
+              <w:t>Status: Not yet available — pending ExCB confirmation of the Ex d protection concept and final enclosure design.</w:t>
             </w:r>
           </w:p>
         </w:tc>
@@ -23750,7 +23868,7 @@
       <w:pPr>
         <w:pStyle w:val="Heading3"/>
       </w:pPr>
-      <w:bookmarkStart w:id="23" w:name="_Toc241234446"/>
+      <w:bookmarkStart w:id="23" w:name="_Toc241498861"/>
       <w:r>
         <w:t>2.6.f · Temperature Group Calculation (Hottest-Point Temperature Estimation)</w:t>
       </w:r>
@@ -23812,7 +23930,7 @@
       <w:pPr>
         <w:pStyle w:val="Heading3"/>
       </w:pPr>
-      <w:bookmarkStart w:id="24" w:name="_Toc241234447"/>
+      <w:bookmarkStart w:id="24" w:name="_Toc241498862"/>
       <w:r>
         <w:t>2.6.g · Usage and Installation Instructions (Draft)</w:t>
       </w:r>
@@ -24026,7 +24144,6 @@
                 <w:b/>
                 <w:sz w:val="19"/>
               </w:rPr>
-              <w:lastRenderedPageBreak/>
               <w:t>c) Operating instructions and maintenance requirements</w:t>
             </w:r>
           </w:p>
@@ -24197,6 +24314,7 @@
         <w:rPr>
           <w:sz w:val="20"/>
         </w:rPr>
+        <w:lastRenderedPageBreak/>
         <w:t>Do not drill, weld, enlarge cable entries, bypass protective devices, or modify the enclosure without written engineering and Ex approval.</w:t>
       </w:r>
     </w:p>
@@ -24273,14 +24391,13 @@
         <w:rPr>
           <w:sz w:val="20"/>
         </w:rPr>
-        <w:t xml:space="preserve">Before each operating period, check power, enclosure condition, diagnostic status, communication status, and the absence of active faults. Treat an alarm as a real process-safety event until the site response procedure establishes otherwise. If the detector reports a fault or loses required communication, notify the responsible operator and place </w:t>
+        <w:t>Before each operating period, check power, enclosure condition, diagnostic status, communication status, and the absence of active faults. Treat an alarm as a real process-safety event until the site response procedure establishes otherwise. If the detector reports a fault or loses required communication, notify the responsible operator and place the affected detection point in the site impairment process. Do not change firmware, model files, alarm thresholds, or calibration parameters from the field withou</w:t>
       </w:r>
       <w:r>
         <w:rPr>
           <w:sz w:val="20"/>
         </w:rPr>
-        <w:lastRenderedPageBreak/>
-        <w:t>the affected detection point in the site impairment process. Do not change firmware, model files, alarm thresholds, or calibration parameters from the field without controlled approval and a documented rollback path.</w:t>
+        <w:t>t controlled approval and a documented rollback path.</w:t>
       </w:r>
     </w:p>
     <w:p>
@@ -24542,7 +24659,7 @@
       <w:pPr>
         <w:pStyle w:val="Heading3"/>
       </w:pPr>
-      <w:bookmarkStart w:id="25" w:name="_Toc241234448"/>
+      <w:bookmarkStart w:id="25" w:name="_Toc241498863"/>
       <w:r>
         <w:t>2.6.h · Nameplate Information</w:t>
       </w:r>
@@ -24601,8 +24718,9 @@
       <w:pPr>
         <w:pStyle w:val="Heading3"/>
       </w:pPr>
-      <w:bookmarkStart w:id="26" w:name="_Toc241234449"/>
+      <w:bookmarkStart w:id="26" w:name="_Toc241498864"/>
       <w:r>
+        <w:lastRenderedPageBreak/>
         <w:t>2.6.i · Ex Component Certificates</w:t>
       </w:r>
       <w:bookmarkEnd w:id="26"/>
@@ -24660,7 +24778,7 @@
       <w:pPr>
         <w:pStyle w:val="Heading1"/>
       </w:pPr>
-      <w:bookmarkStart w:id="27" w:name="_Toc241234450"/>
+      <w:bookmarkStart w:id="27" w:name="_Toc241498865"/>
       <w:r>
         <w:t>3. Sample Information</w:t>
       </w:r>
@@ -24675,7 +24793,7 @@
       <w:pPr>
         <w:pStyle w:val="Heading2"/>
       </w:pPr>
-      <w:bookmarkStart w:id="28" w:name="_Toc241234451"/>
+      <w:bookmarkStart w:id="28" w:name="_Toc241498866"/>
       <w:r>
         <w:t>3.1 · Model, Serial Number, and Status</w:t>
       </w:r>
@@ -24734,9 +24852,8 @@
       <w:pPr>
         <w:pStyle w:val="Heading2"/>
       </w:pPr>
-      <w:bookmarkStart w:id="29" w:name="_Toc241234452"/>
+      <w:bookmarkStart w:id="29" w:name="_Toc241498867"/>
       <w:r>
-        <w:lastRenderedPageBreak/>
         <w:t>3.2 · Test Fixtures and Auxiliary Equipment</w:t>
       </w:r>
       <w:bookmarkEnd w:id="29"/>
@@ -25088,6 +25205,7 @@
     </w:p>
     <w:p>
       <w:r>
+        <w:lastRenderedPageBreak/>
         <w:t>A second, commissioning-oriented equipment list is drafted separately (source: internal working draft, Rev. 18 Sep 2026), organized by physical test apparatus rather than by test group:</w:t>
       </w:r>
     </w:p>
@@ -25475,7 +25593,7 @@
           <w:color w:val="8A8A8A"/>
           <w:sz w:val="17"/>
         </w:rPr>
-        <w:t xml:space="preserve">This is a working document, prepared in stages, drafted in direct reference to the IECEx/ATEX Certification Information Requirements (original English/Mandarin version issued by the certification body). Data sources: the official product technical datasheet (Institute of Technology Bandung, Revision 4.0), internal technical specification documentation, EMC parameter measurement data, and product photography. Fields </w:t>
+        <w:t>This is a working document, prepared in stages, drafted in direct reference to the IECEx/ATEX Certification Information Requirements (original English/Mandarin version issued by the certification body). Data sources: the official product technical datasheet (Institute of Technology Bandung, Revision 4.0), internal technical specification documentation, EMC parameter measurement data, and product photography. Fields marked “Pending confirmation” are not yet final and must not be relied upon for procurement o</w:t>
       </w:r>
       <w:r>
         <w:rPr>
@@ -25483,8 +25601,7 @@
           <w:color w:val="8A8A8A"/>
           <w:sz w:val="17"/>
         </w:rPr>
-        <w:lastRenderedPageBreak/>
-        <w:t>marked “Pending confirmation” are not yet final and must not be relied upon for procurement or certification purposes without further verification.</w:t>
+        <w:t>r certification purposes without further verification.</w:t>
       </w:r>
     </w:p>
     <w:sectPr>
@@ -25535,7 +25652,7 @@
         <w:color w:val="4A4A4A"/>
         <w:sz w:val="16"/>
       </w:rPr>
-      <w:t>LGU/GLD/IECEX-TDF/2026-001  ·  Rev. 1.1</w:t>
+      <w:t>LGU/GLD/IECEX-TDF/2026-001  ·  Rev. 1.2</w:t>
     </w:r>
     <w:r>
       <w:tab/>
@@ -25805,31 +25922,31 @@
       </w:rPr>
     </w:lvl>
   </w:abstractNum>
-  <w:num w:numId="1" w16cid:durableId="64692981">
+  <w:num w:numId="1" w16cid:durableId="99229768">
     <w:abstractNumId w:val="8"/>
   </w:num>
-  <w:num w:numId="2" w16cid:durableId="1170220534">
+  <w:num w:numId="2" w16cid:durableId="776750280">
     <w:abstractNumId w:val="6"/>
   </w:num>
-  <w:num w:numId="3" w16cid:durableId="1495948652">
+  <w:num w:numId="3" w16cid:durableId="1699694369">
     <w:abstractNumId w:val="5"/>
   </w:num>
-  <w:num w:numId="4" w16cid:durableId="808521303">
+  <w:num w:numId="4" w16cid:durableId="1777217164">
     <w:abstractNumId w:val="4"/>
   </w:num>
-  <w:num w:numId="5" w16cid:durableId="78719289">
+  <w:num w:numId="5" w16cid:durableId="196085041">
     <w:abstractNumId w:val="7"/>
   </w:num>
-  <w:num w:numId="6" w16cid:durableId="1726097512">
+  <w:num w:numId="6" w16cid:durableId="971791003">
     <w:abstractNumId w:val="3"/>
   </w:num>
-  <w:num w:numId="7" w16cid:durableId="1190609150">
+  <w:num w:numId="7" w16cid:durableId="2095321327">
     <w:abstractNumId w:val="2"/>
   </w:num>
-  <w:num w:numId="8" w16cid:durableId="298613041">
+  <w:num w:numId="8" w16cid:durableId="775104586">
     <w:abstractNumId w:val="1"/>
   </w:num>
-  <w:num w:numId="9" w16cid:durableId="915095189">
+  <w:num w:numId="9" w16cid:durableId="333652965">
     <w:abstractNumId w:val="0"/>
   </w:num>
 </w:numbering>
@@ -37261,7 +37378,7 @@
     <w:autoRedefine/>
     <w:uiPriority w:val="39"/>
     <w:unhideWhenUsed/>
-    <w:rsid w:val="00626FB9"/>
+    <w:rsid w:val="00F53640"/>
     <w:pPr>
       <w:spacing w:after="100"/>
     </w:pPr>
@@ -37273,7 +37390,7 @@
     <w:autoRedefine/>
     <w:uiPriority w:val="39"/>
     <w:unhideWhenUsed/>
-    <w:rsid w:val="00626FB9"/>
+    <w:rsid w:val="00F53640"/>
     <w:pPr>
       <w:spacing w:after="100"/>
       <w:ind w:left="210"/>
@@ -37286,7 +37403,7 @@
     <w:autoRedefine/>
     <w:uiPriority w:val="39"/>
     <w:unhideWhenUsed/>
-    <w:rsid w:val="00626FB9"/>
+    <w:rsid w:val="00F53640"/>
     <w:pPr>
       <w:spacing w:after="100"/>
       <w:ind w:left="420"/>
@@ -37297,7 +37414,7 @@
     <w:basedOn w:val="DefaultParagraphFont"/>
     <w:uiPriority w:val="99"/>
     <w:unhideWhenUsed/>
-    <w:rsid w:val="00626FB9"/>
+    <w:rsid w:val="00F53640"/>
     <w:rPr>
       <w:color w:val="0000FF" w:themeColor="hyperlink"/>
       <w:u w:val="single"/>

--- a/Paket Sertifikasi ATEX & Manual/Dokumen_Teknis_Sertifikasi_GLD_IECEx_ATEX.docx
+++ b/Paket Sertifikasi ATEX & Manual/Dokumen_Teknis_Sertifikasi_GLD_IECEx_ATEX.docx
@@ -26,7 +26,7 @@
                 <w:color w:val="FFFFFF"/>
                 <w:sz w:val="28"/>
               </w:rPr>
-              <w:t>PT LAPI GANESHA UTAMA</w:t>
+              <w:t>PT GALAKSI MEGATAMA INDONESIA</w:t>
             </w:r>
           </w:p>
           <w:p>
@@ -38,7 +38,7 @@
                 <w:color w:val="C7D2E0"/>
                 <w:sz w:val="19"/>
               </w:rPr>
-              <w:t>In technical partnership with the Institute of Technology Bandung</w:t>
+              <w:t>Manufacturer of record</w:t>
             </w:r>
           </w:p>
         </w:tc>
@@ -189,7 +189,7 @@
               <w:rPr>
                 <w:sz w:val="20"/>
               </w:rPr>
-              <w:t>LGU/GLD/IECEX-TDF/2026-001</w:t>
+              <w:t>GMI/GLD/IECEX-TDF/2026-001</w:t>
             </w:r>
           </w:p>
         </w:tc>
@@ -226,7 +226,7 @@
               <w:rPr>
                 <w:sz w:val="20"/>
               </w:rPr>
-              <w:t>1.2</w:t>
+              <w:t>1.3</w:t>
             </w:r>
           </w:p>
         </w:tc>
@@ -395,7 +395,7 @@
                 <w:color w:val="4A4A4A"/>
                 <w:sz w:val="19"/>
               </w:rPr>
-              <w:t>Manufacturer</w:t>
+              <w:t>Applicant / Manufacturer</w:t>
             </w:r>
           </w:p>
         </w:tc>
@@ -412,80 +412,6 @@
                 <w:sz w:val="20"/>
               </w:rPr>
               <w:t>PT Galaksi Megatama Indonesia</w:t>
-            </w:r>
-          </w:p>
-        </w:tc>
-      </w:tr>
-      <w:tr>
-        <w:tc>
-          <w:tcPr>
-            <w:tcW w:w="2880" w:type="dxa"/>
-            <w:shd w:val="clear" w:color="auto" w:fill="EFEFEF"/>
-          </w:tcPr>
-          <w:p>
-            <w:pPr>
-              <w:spacing w:after="40"/>
-            </w:pPr>
-            <w:r>
-              <w:rPr>
-                <w:b/>
-                <w:color w:val="4A4A4A"/>
-                <w:sz w:val="19"/>
-              </w:rPr>
-              <w:t>Design &amp; development authority</w:t>
-            </w:r>
-          </w:p>
-        </w:tc>
-        <w:tc>
-          <w:tcPr>
-            <w:tcW w:w="6480" w:type="dxa"/>
-          </w:tcPr>
-          <w:p>
-            <w:pPr>
-              <w:spacing w:after="40"/>
-            </w:pPr>
-            <w:r>
-              <w:rPr>
-                <w:sz w:val="20"/>
-              </w:rPr>
-              <w:t>PT LAPI Ganesha Utama</w:t>
-            </w:r>
-          </w:p>
-        </w:tc>
-      </w:tr>
-      <w:tr>
-        <w:tc>
-          <w:tcPr>
-            <w:tcW w:w="2880" w:type="dxa"/>
-            <w:shd w:val="clear" w:color="auto" w:fill="EFEFEF"/>
-          </w:tcPr>
-          <w:p>
-            <w:pPr>
-              <w:spacing w:after="40"/>
-            </w:pPr>
-            <w:r>
-              <w:rPr>
-                <w:b/>
-                <w:color w:val="4A4A4A"/>
-                <w:sz w:val="19"/>
-              </w:rPr>
-              <w:t>Technical partner</w:t>
-            </w:r>
-          </w:p>
-        </w:tc>
-        <w:tc>
-          <w:tcPr>
-            <w:tcW w:w="6480" w:type="dxa"/>
-          </w:tcPr>
-          <w:p>
-            <w:pPr>
-              <w:spacing w:after="40"/>
-            </w:pPr>
-            <w:r>
-              <w:rPr>
-                <w:sz w:val="20"/>
-              </w:rPr>
-              <w:t>Institute of Technology Bandung</w:t>
             </w:r>
           </w:p>
         </w:tc>
@@ -761,7 +687,7 @@
               <w:rPr>
                 <w:sz w:val="19"/>
               </w:rPr>
-              <w:t>Manufacturer-of-record for Section 1 changed to PT Galaksi Megatama Indonesia (legal documents on file); PT LAPI Ganesha Utama recorded as design and development authority. Section 2.6.g draft content (safety warnings, installation procedures, operating modes, commissioning equipment) added.</w:t>
+              <w:t>Manufacturer-of-record for Section 1 changed to PT Galaksi Megatama Indonesia (legal documents on file). Section 2.6.g draft content (safety warnings, installation procedures, operating modes, commissioning equipment) added.</w:t>
             </w:r>
           </w:p>
         </w:tc>
@@ -811,14 +737,7 @@
               <w:rPr>
                 <w:sz w:val="19"/>
               </w:rPr>
-              <w:t xml:space="preserve">Candidate enclosure component data (ADC12 die-cast alloy, M20×1.5 cable entry, electrostatic-safety parameters) added to Sections 2.3.c, 2.6.a, and </w:t>
-            </w:r>
-            <w:r>
-              <w:rPr>
-                <w:sz w:val="19"/>
-              </w:rPr>
-              <w:lastRenderedPageBreak/>
-              <w:t>2.6.c, sourced from a supplier reference drawing in the casing partner's supply chain.</w:t>
+              <w:t>Candidate enclosure component data (ADC12 die-cast alloy, M20×1.5 cable entry, electrostatic-safety parameters) added to Sections 2.3.c, 2.6.a, and 2.6.c, sourced from a supplier reference drawing in the casing partner's supply chain.</w:t>
             </w:r>
           </w:p>
         </w:tc>
@@ -836,40 +755,46 @@
               <w:rPr>
                 <w:sz w:val="19"/>
               </w:rPr>
+              <w:t>0.5</w:t>
+            </w:r>
+          </w:p>
+        </w:tc>
+        <w:tc>
+          <w:tcPr>
+            <w:tcW w:w="1872" w:type="dxa"/>
+          </w:tcPr>
+          <w:p>
+            <w:pPr>
+              <w:spacing w:after="40"/>
+            </w:pPr>
+            <w:r>
+              <w:rPr>
+                <w:sz w:val="19"/>
+              </w:rPr>
+              <w:t>22 September 2026</w:t>
+            </w:r>
+          </w:p>
+        </w:tc>
+        <w:tc>
+          <w:tcPr>
+            <w:tcW w:w="6192" w:type="dxa"/>
+          </w:tcPr>
+          <w:p>
+            <w:pPr>
+              <w:spacing w:after="40"/>
+            </w:pPr>
+            <w:r>
+              <w:rPr>
+                <w:sz w:val="19"/>
+              </w:rPr>
+              <w:t xml:space="preserve">Enclosure material grade confirmed as ADC12 (Section 2.3.c, status raised to </w:t>
+            </w:r>
+            <w:r>
+              <w:rPr>
+                <w:sz w:val="19"/>
+              </w:rPr>
               <w:lastRenderedPageBreak/>
-              <w:t>0.5</w:t>
-            </w:r>
-          </w:p>
-        </w:tc>
-        <w:tc>
-          <w:tcPr>
-            <w:tcW w:w="1872" w:type="dxa"/>
-          </w:tcPr>
-          <w:p>
-            <w:pPr>
-              <w:spacing w:after="40"/>
-            </w:pPr>
-            <w:r>
-              <w:rPr>
-                <w:sz w:val="19"/>
-              </w:rPr>
-              <w:t>22 September 2026</w:t>
-            </w:r>
-          </w:p>
-        </w:tc>
-        <w:tc>
-          <w:tcPr>
-            <w:tcW w:w="6192" w:type="dxa"/>
-          </w:tcPr>
-          <w:p>
-            <w:pPr>
-              <w:spacing w:after="40"/>
-            </w:pPr>
-            <w:r>
-              <w:rPr>
-                <w:sz w:val="19"/>
-              </w:rPr>
-              <w:t>Enclosure material grade confirmed as ADC12 (Section 2.3.c, status raised to Final with an explicit caveat that this extrapolates from the casing manufacturer's sub-component drawing, not a direct callout on the main enclosure drawing). Cable entry (Section 2.3.c) confirmed as a 2-conductor cable labeled L+/L−, each conductor ≈0.75 mm diameter.</w:t>
+              <w:t>Final with an explicit caveat that this extrapolates from the casing manufacturer's sub-component drawing, not a direct callout on the main enclosure drawing). Cable entry (Section 2.3.c) confirmed as a 2-conductor cable labeled L+/L−, each conductor ≈0.75 mm diameter.</w:t>
             </w:r>
           </w:p>
         </w:tc>
@@ -887,6 +812,7 @@
               <w:rPr>
                 <w:sz w:val="19"/>
               </w:rPr>
+              <w:lastRenderedPageBreak/>
               <w:t>0.6</w:t>
             </w:r>
           </w:p>
@@ -1232,6 +1158,63 @@
                 <w:sz w:val="19"/>
               </w:rPr>
               <w:t>B decision.</w:t>
+            </w:r>
+          </w:p>
+        </w:tc>
+      </w:tr>
+      <w:tr>
+        <w:tc>
+          <w:tcPr>
+            <w:tcW w:w="1296" w:type="dxa"/>
+          </w:tcPr>
+          <w:p>
+            <w:pPr>
+              <w:spacing w:after="40"/>
+            </w:pPr>
+            <w:r>
+              <w:rPr>
+                <w:sz w:val="19"/>
+              </w:rPr>
+              <w:t>1.3</w:t>
+            </w:r>
+          </w:p>
+        </w:tc>
+        <w:tc>
+          <w:tcPr>
+            <w:tcW w:w="1872" w:type="dxa"/>
+          </w:tcPr>
+          <w:p>
+            <w:pPr>
+              <w:spacing w:after="40"/>
+            </w:pPr>
+            <w:r>
+              <w:rPr>
+                <w:sz w:val="19"/>
+              </w:rPr>
+              <w:t>28 September 2026</w:t>
+            </w:r>
+          </w:p>
+        </w:tc>
+        <w:tc>
+          <w:tcPr>
+            <w:tcW w:w="6192" w:type="dxa"/>
+          </w:tcPr>
+          <w:p>
+            <w:pPr>
+              <w:spacing w:after="40"/>
+            </w:pPr>
+            <w:r>
+              <w:rPr>
+                <w:sz w:val="19"/>
+              </w:rPr>
+              <w:t xml:space="preserve">Applicant/Manufacturer identity simplified to a single entity, PT Galaksi Megatama Indonesia, throughout the document (document number prefix changed to GMI/...). Removed all references to PT LAPI Ganesha Utama as “design and development authority” and to the Institute of Technology </w:t>
+            </w:r>
+            <w:r>
+              <w:rPr>
+                <w:sz w:val="19"/>
+              </w:rPr>
+              <w:lastRenderedPageBreak/>
+              <w:t>Bandung as “technical partner” (Sections 1.1, 1.3, 2.2, letterhead, Document Control) per updated applicant-identity decision; narrative passages describing electronics design/engineering work were made generic rather than deleted, to avoid implying the Manufacturer performed work it did not.</w:t>
             </w:r>
           </w:p>
         </w:tc>
@@ -1239,6 +1222,7 @@
     </w:tbl>
     <w:p>
       <w:r>
+        <w:lastRenderedPageBreak/>
         <w:br w:type="page"/>
       </w:r>
     </w:p>
@@ -1275,7 +1259,7 @@
       <w:r>
         <w:fldChar w:fldCharType="separate"/>
       </w:r>
-      <w:hyperlink w:anchor="_Toc241498838" w:history="1">
+      <w:hyperlink w:anchor="_Toc241510258" w:history="1">
         <w:r>
           <w:rPr>
             <w:rStyle w:val="Hyperlink"/>
@@ -1302,7 +1286,7 @@
             <w:noProof/>
             <w:webHidden/>
           </w:rPr>
-          <w:instrText xml:space="preserve"> PAGEREF _Toc241498838 \h </w:instrText>
+          <w:instrText xml:space="preserve"> PAGEREF _Toc241510258 \h </w:instrText>
         </w:r>
         <w:r>
           <w:rPr>
@@ -1322,7 +1306,7 @@
             <w:noProof/>
             <w:webHidden/>
           </w:rPr>
-          <w:t>5</w:t>
+          <w:t>6</w:t>
         </w:r>
         <w:r>
           <w:rPr>
@@ -1343,7 +1327,7 @@
           <w:noProof/>
         </w:rPr>
       </w:pPr>
-      <w:hyperlink w:anchor="_Toc241498839" w:history="1">
+      <w:hyperlink w:anchor="_Toc241510259" w:history="1">
         <w:r>
           <w:rPr>
             <w:rStyle w:val="Hyperlink"/>
@@ -1370,75 +1354,7 @@
             <w:noProof/>
             <w:webHidden/>
           </w:rPr>
-          <w:instrText xml:space="preserve"> PAGEREF _Toc241498839 \h </w:instrText>
-        </w:r>
-        <w:r>
-          <w:rPr>
-            <w:noProof/>
-            <w:webHidden/>
-          </w:rPr>
-        </w:r>
-        <w:r>
-          <w:rPr>
-            <w:noProof/>
-            <w:webHidden/>
-          </w:rPr>
-          <w:fldChar w:fldCharType="separate"/>
-        </w:r>
-        <w:r>
-          <w:rPr>
-            <w:noProof/>
-            <w:webHidden/>
-          </w:rPr>
-          <w:t>5</w:t>
-        </w:r>
-        <w:r>
-          <w:rPr>
-            <w:noProof/>
-            <w:webHidden/>
-          </w:rPr>
-          <w:fldChar w:fldCharType="end"/>
-        </w:r>
-      </w:hyperlink>
-    </w:p>
-    <w:p>
-      <w:pPr>
-        <w:pStyle w:val="TOC2"/>
-        <w:tabs>
-          <w:tab w:val="right" w:leader="dot" w:pos="9736"/>
-        </w:tabs>
-        <w:rPr>
-          <w:noProof/>
-        </w:rPr>
-      </w:pPr>
-      <w:hyperlink w:anchor="_Toc241498840" w:history="1">
-        <w:r>
-          <w:rPr>
-            <w:rStyle w:val="Hyperlink"/>
-            <w:noProof/>
-          </w:rPr>
-          <w:t>1.0 · Status Summary — Section 1</w:t>
-        </w:r>
-        <w:r>
-          <w:rPr>
-            <w:noProof/>
-            <w:webHidden/>
-          </w:rPr>
-          <w:tab/>
-        </w:r>
-        <w:r>
-          <w:rPr>
-            <w:noProof/>
-            <w:webHidden/>
-          </w:rPr>
-          <w:fldChar w:fldCharType="begin"/>
-        </w:r>
-        <w:r>
-          <w:rPr>
-            <w:noProof/>
-            <w:webHidden/>
-          </w:rPr>
-          <w:instrText xml:space="preserve"> PAGEREF _Toc241498840 \h </w:instrText>
+          <w:instrText xml:space="preserve"> PAGEREF _Toc241510259 \h </w:instrText>
         </w:r>
         <w:r>
           <w:rPr>
@@ -1479,13 +1395,13 @@
           <w:noProof/>
         </w:rPr>
       </w:pPr>
-      <w:hyperlink w:anchor="_Toc241498841" w:history="1">
+      <w:hyperlink w:anchor="_Toc241510260" w:history="1">
         <w:r>
           <w:rPr>
             <w:rStyle w:val="Hyperlink"/>
             <w:noProof/>
           </w:rPr>
-          <w:t>1.1 · Application Form</w:t>
+          <w:t>1.0 · Status Summary — Section 1</w:t>
         </w:r>
         <w:r>
           <w:rPr>
@@ -1506,75 +1422,7 @@
             <w:noProof/>
             <w:webHidden/>
           </w:rPr>
-          <w:instrText xml:space="preserve"> PAGEREF _Toc241498841 \h </w:instrText>
-        </w:r>
-        <w:r>
-          <w:rPr>
-            <w:noProof/>
-            <w:webHidden/>
-          </w:rPr>
-        </w:r>
-        <w:r>
-          <w:rPr>
-            <w:noProof/>
-            <w:webHidden/>
-          </w:rPr>
-          <w:fldChar w:fldCharType="separate"/>
-        </w:r>
-        <w:r>
-          <w:rPr>
-            <w:noProof/>
-            <w:webHidden/>
-          </w:rPr>
-          <w:t>6</w:t>
-        </w:r>
-        <w:r>
-          <w:rPr>
-            <w:noProof/>
-            <w:webHidden/>
-          </w:rPr>
-          <w:fldChar w:fldCharType="end"/>
-        </w:r>
-      </w:hyperlink>
-    </w:p>
-    <w:p>
-      <w:pPr>
-        <w:pStyle w:val="TOC2"/>
-        <w:tabs>
-          <w:tab w:val="right" w:leader="dot" w:pos="9736"/>
-        </w:tabs>
-        <w:rPr>
-          <w:noProof/>
-        </w:rPr>
-      </w:pPr>
-      <w:hyperlink w:anchor="_Toc241498842" w:history="1">
-        <w:r>
-          <w:rPr>
-            <w:rStyle w:val="Hyperlink"/>
-            <w:noProof/>
-          </w:rPr>
-          <w:t>1.2 · Business License / Company Registration Certificate</w:t>
-        </w:r>
-        <w:r>
-          <w:rPr>
-            <w:noProof/>
-            <w:webHidden/>
-          </w:rPr>
-          <w:tab/>
-        </w:r>
-        <w:r>
-          <w:rPr>
-            <w:noProof/>
-            <w:webHidden/>
-          </w:rPr>
-          <w:fldChar w:fldCharType="begin"/>
-        </w:r>
-        <w:r>
-          <w:rPr>
-            <w:noProof/>
-            <w:webHidden/>
-          </w:rPr>
-          <w:instrText xml:space="preserve"> PAGEREF _Toc241498842 \h </w:instrText>
+          <w:instrText xml:space="preserve"> PAGEREF _Toc241510260 \h </w:instrText>
         </w:r>
         <w:r>
           <w:rPr>
@@ -1615,13 +1463,13 @@
           <w:noProof/>
         </w:rPr>
       </w:pPr>
-      <w:hyperlink w:anchor="_Toc241498843" w:history="1">
+      <w:hyperlink w:anchor="_Toc241510261" w:history="1">
         <w:r>
           <w:rPr>
             <w:rStyle w:val="Hyperlink"/>
             <w:noProof/>
           </w:rPr>
-          <w:t>1.3 · Organizational Chart and Contact Information</w:t>
+          <w:t>1.1 · Application Form</w:t>
         </w:r>
         <w:r>
           <w:rPr>
@@ -1642,7 +1490,75 @@
             <w:noProof/>
             <w:webHidden/>
           </w:rPr>
-          <w:instrText xml:space="preserve"> PAGEREF _Toc241498843 \h </w:instrText>
+          <w:instrText xml:space="preserve"> PAGEREF _Toc241510261 \h </w:instrText>
+        </w:r>
+        <w:r>
+          <w:rPr>
+            <w:noProof/>
+            <w:webHidden/>
+          </w:rPr>
+        </w:r>
+        <w:r>
+          <w:rPr>
+            <w:noProof/>
+            <w:webHidden/>
+          </w:rPr>
+          <w:fldChar w:fldCharType="separate"/>
+        </w:r>
+        <w:r>
+          <w:rPr>
+            <w:noProof/>
+            <w:webHidden/>
+          </w:rPr>
+          <w:t>7</w:t>
+        </w:r>
+        <w:r>
+          <w:rPr>
+            <w:noProof/>
+            <w:webHidden/>
+          </w:rPr>
+          <w:fldChar w:fldCharType="end"/>
+        </w:r>
+      </w:hyperlink>
+    </w:p>
+    <w:p>
+      <w:pPr>
+        <w:pStyle w:val="TOC2"/>
+        <w:tabs>
+          <w:tab w:val="right" w:leader="dot" w:pos="9736"/>
+        </w:tabs>
+        <w:rPr>
+          <w:noProof/>
+        </w:rPr>
+      </w:pPr>
+      <w:hyperlink w:anchor="_Toc241510262" w:history="1">
+        <w:r>
+          <w:rPr>
+            <w:rStyle w:val="Hyperlink"/>
+            <w:noProof/>
+          </w:rPr>
+          <w:t>1.2 · Business License / Company Registration Certificate</w:t>
+        </w:r>
+        <w:r>
+          <w:rPr>
+            <w:noProof/>
+            <w:webHidden/>
+          </w:rPr>
+          <w:tab/>
+        </w:r>
+        <w:r>
+          <w:rPr>
+            <w:noProof/>
+            <w:webHidden/>
+          </w:rPr>
+          <w:fldChar w:fldCharType="begin"/>
+        </w:r>
+        <w:r>
+          <w:rPr>
+            <w:noProof/>
+            <w:webHidden/>
+          </w:rPr>
+          <w:instrText xml:space="preserve"> PAGEREF _Toc241510262 \h </w:instrText>
         </w:r>
         <w:r>
           <w:rPr>
@@ -1683,13 +1599,13 @@
           <w:noProof/>
         </w:rPr>
       </w:pPr>
-      <w:hyperlink w:anchor="_Toc241498844" w:history="1">
+      <w:hyperlink w:anchor="_Toc241510263" w:history="1">
         <w:r>
           <w:rPr>
             <w:rStyle w:val="Hyperlink"/>
             <w:noProof/>
           </w:rPr>
-          <w:t>1.4 · Manufacturing Plant Address and Introduction of Production Facilities</w:t>
+          <w:t>1.3 · Organizational Chart and Contact Information</w:t>
         </w:r>
         <w:r>
           <w:rPr>
@@ -1710,7 +1626,7 @@
             <w:noProof/>
             <w:webHidden/>
           </w:rPr>
-          <w:instrText xml:space="preserve"> PAGEREF _Toc241498844 \h </w:instrText>
+          <w:instrText xml:space="preserve"> PAGEREF _Toc241510263 \h </w:instrText>
         </w:r>
         <w:r>
           <w:rPr>
@@ -1751,13 +1667,13 @@
           <w:noProof/>
         </w:rPr>
       </w:pPr>
-      <w:hyperlink w:anchor="_Toc241498845" w:history="1">
+      <w:hyperlink w:anchor="_Toc241510264" w:history="1">
         <w:r>
           <w:rPr>
             <w:rStyle w:val="Hyperlink"/>
             <w:noProof/>
           </w:rPr>
-          <w:t>1.5 · ISO 9001 Certificate, Quality Manual, and Procedure Index</w:t>
+          <w:t>1.4 · Manufacturing Plant Address and Introduction of Production Facilities</w:t>
         </w:r>
         <w:r>
           <w:rPr>
@@ -1778,7 +1694,7 @@
             <w:noProof/>
             <w:webHidden/>
           </w:rPr>
-          <w:instrText xml:space="preserve"> PAGEREF _Toc241498845 \h </w:instrText>
+          <w:instrText xml:space="preserve"> PAGEREF _Toc241510264 \h </w:instrText>
         </w:r>
         <w:r>
           <w:rPr>
@@ -1811,6 +1727,74 @@
     </w:p>
     <w:p>
       <w:pPr>
+        <w:pStyle w:val="TOC2"/>
+        <w:tabs>
+          <w:tab w:val="right" w:leader="dot" w:pos="9736"/>
+        </w:tabs>
+        <w:rPr>
+          <w:noProof/>
+        </w:rPr>
+      </w:pPr>
+      <w:hyperlink w:anchor="_Toc241510265" w:history="1">
+        <w:r>
+          <w:rPr>
+            <w:rStyle w:val="Hyperlink"/>
+            <w:noProof/>
+          </w:rPr>
+          <w:t>1.5 · ISO 9001 Certificate, Quality Manual, and Procedure Index</w:t>
+        </w:r>
+        <w:r>
+          <w:rPr>
+            <w:noProof/>
+            <w:webHidden/>
+          </w:rPr>
+          <w:tab/>
+        </w:r>
+        <w:r>
+          <w:rPr>
+            <w:noProof/>
+            <w:webHidden/>
+          </w:rPr>
+          <w:fldChar w:fldCharType="begin"/>
+        </w:r>
+        <w:r>
+          <w:rPr>
+            <w:noProof/>
+            <w:webHidden/>
+          </w:rPr>
+          <w:instrText xml:space="preserve"> PAGEREF _Toc241510265 \h </w:instrText>
+        </w:r>
+        <w:r>
+          <w:rPr>
+            <w:noProof/>
+            <w:webHidden/>
+          </w:rPr>
+        </w:r>
+        <w:r>
+          <w:rPr>
+            <w:noProof/>
+            <w:webHidden/>
+          </w:rPr>
+          <w:fldChar w:fldCharType="separate"/>
+        </w:r>
+        <w:r>
+          <w:rPr>
+            <w:noProof/>
+            <w:webHidden/>
+          </w:rPr>
+          <w:t>11</w:t>
+        </w:r>
+        <w:r>
+          <w:rPr>
+            <w:noProof/>
+            <w:webHidden/>
+          </w:rPr>
+          <w:fldChar w:fldCharType="end"/>
+        </w:r>
+      </w:hyperlink>
+    </w:p>
+    <w:p>
+      <w:pPr>
         <w:pStyle w:val="TOC1"/>
         <w:tabs>
           <w:tab w:val="right" w:leader="dot" w:pos="9736"/>
@@ -1819,7 +1803,7 @@
           <w:noProof/>
         </w:rPr>
       </w:pPr>
-      <w:hyperlink w:anchor="_Toc241498846" w:history="1">
+      <w:hyperlink w:anchor="_Toc241510266" w:history="1">
         <w:r>
           <w:rPr>
             <w:rStyle w:val="Hyperlink"/>
@@ -1846,7 +1830,7 @@
             <w:noProof/>
             <w:webHidden/>
           </w:rPr>
-          <w:instrText xml:space="preserve"> PAGEREF _Toc241498846 \h </w:instrText>
+          <w:instrText xml:space="preserve"> PAGEREF _Toc241510266 \h </w:instrText>
         </w:r>
         <w:r>
           <w:rPr>
@@ -1887,7 +1871,7 @@
           <w:noProof/>
         </w:rPr>
       </w:pPr>
-      <w:hyperlink w:anchor="_Toc241498847" w:history="1">
+      <w:hyperlink w:anchor="_Toc241510267" w:history="1">
         <w:r>
           <w:rPr>
             <w:rStyle w:val="Hyperlink"/>
@@ -1914,7 +1898,7 @@
             <w:noProof/>
             <w:webHidden/>
           </w:rPr>
-          <w:instrText xml:space="preserve"> PAGEREF _Toc241498847 \h </w:instrText>
+          <w:instrText xml:space="preserve"> PAGEREF _Toc241510267 \h </w:instrText>
         </w:r>
         <w:r>
           <w:rPr>
@@ -1955,7 +1939,7 @@
           <w:noProof/>
         </w:rPr>
       </w:pPr>
-      <w:hyperlink w:anchor="_Toc241498848" w:history="1">
+      <w:hyperlink w:anchor="_Toc241510268" w:history="1">
         <w:r>
           <w:rPr>
             <w:rStyle w:val="Hyperlink"/>
@@ -1982,7 +1966,7 @@
             <w:noProof/>
             <w:webHidden/>
           </w:rPr>
-          <w:instrText xml:space="preserve"> PAGEREF _Toc241498848 \h </w:instrText>
+          <w:instrText xml:space="preserve"> PAGEREF _Toc241510268 \h </w:instrText>
         </w:r>
         <w:r>
           <w:rPr>
@@ -2002,7 +1986,7 @@
             <w:noProof/>
             <w:webHidden/>
           </w:rPr>
-          <w:t>11</w:t>
+          <w:t>12</w:t>
         </w:r>
         <w:r>
           <w:rPr>
@@ -2023,7 +2007,7 @@
           <w:noProof/>
         </w:rPr>
       </w:pPr>
-      <w:hyperlink w:anchor="_Toc241498849" w:history="1">
+      <w:hyperlink w:anchor="_Toc241510269" w:history="1">
         <w:r>
           <w:rPr>
             <w:rStyle w:val="Hyperlink"/>
@@ -2050,7 +2034,7 @@
             <w:noProof/>
             <w:webHidden/>
           </w:rPr>
-          <w:instrText xml:space="preserve"> PAGEREF _Toc241498849 \h </w:instrText>
+          <w:instrText xml:space="preserve"> PAGEREF _Toc241510269 \h </w:instrText>
         </w:r>
         <w:r>
           <w:rPr>
@@ -2091,7 +2075,7 @@
           <w:noProof/>
         </w:rPr>
       </w:pPr>
-      <w:hyperlink w:anchor="_Toc241498850" w:history="1">
+      <w:hyperlink w:anchor="_Toc241510270" w:history="1">
         <w:r>
           <w:rPr>
             <w:rStyle w:val="Hyperlink"/>
@@ -2118,75 +2102,7 @@
             <w:noProof/>
             <w:webHidden/>
           </w:rPr>
-          <w:instrText xml:space="preserve"> PAGEREF _Toc241498850 \h </w:instrText>
-        </w:r>
-        <w:r>
-          <w:rPr>
-            <w:noProof/>
-            <w:webHidden/>
-          </w:rPr>
-        </w:r>
-        <w:r>
-          <w:rPr>
-            <w:noProof/>
-            <w:webHidden/>
-          </w:rPr>
-          <w:fldChar w:fldCharType="separate"/>
-        </w:r>
-        <w:r>
-          <w:rPr>
-            <w:noProof/>
-            <w:webHidden/>
-          </w:rPr>
-          <w:t>12</w:t>
-        </w:r>
-        <w:r>
-          <w:rPr>
-            <w:noProof/>
-            <w:webHidden/>
-          </w:rPr>
-          <w:fldChar w:fldCharType="end"/>
-        </w:r>
-      </w:hyperlink>
-    </w:p>
-    <w:p>
-      <w:pPr>
-        <w:pStyle w:val="TOC3"/>
-        <w:tabs>
-          <w:tab w:val="right" w:leader="dot" w:pos="9736"/>
-        </w:tabs>
-        <w:rPr>
-          <w:noProof/>
-        </w:rPr>
-      </w:pPr>
-      <w:hyperlink w:anchor="_Toc241498851" w:history="1">
-        <w:r>
-          <w:rPr>
-            <w:rStyle w:val="Hyperlink"/>
-            <w:noProof/>
-          </w:rPr>
-          <w:t>2.3.b · Sensor and Communication Parameters — Node Sensor (GLD)</w:t>
-        </w:r>
-        <w:r>
-          <w:rPr>
-            <w:noProof/>
-            <w:webHidden/>
-          </w:rPr>
-          <w:tab/>
-        </w:r>
-        <w:r>
-          <w:rPr>
-            <w:noProof/>
-            <w:webHidden/>
-          </w:rPr>
-          <w:fldChar w:fldCharType="begin"/>
-        </w:r>
-        <w:r>
-          <w:rPr>
-            <w:noProof/>
-            <w:webHidden/>
-          </w:rPr>
-          <w:instrText xml:space="preserve"> PAGEREF _Toc241498851 \h </w:instrText>
+          <w:instrText xml:space="preserve"> PAGEREF _Toc241510270 \h </w:instrText>
         </w:r>
         <w:r>
           <w:rPr>
@@ -2227,7 +2143,75 @@
           <w:noProof/>
         </w:rPr>
       </w:pPr>
-      <w:hyperlink w:anchor="_Toc241498852" w:history="1">
+      <w:hyperlink w:anchor="_Toc241510271" w:history="1">
+        <w:r>
+          <w:rPr>
+            <w:rStyle w:val="Hyperlink"/>
+            <w:noProof/>
+          </w:rPr>
+          <w:t>2.3.b · Sensor and Communication Parameters — Node Sensor (GLD)</w:t>
+        </w:r>
+        <w:r>
+          <w:rPr>
+            <w:noProof/>
+            <w:webHidden/>
+          </w:rPr>
+          <w:tab/>
+        </w:r>
+        <w:r>
+          <w:rPr>
+            <w:noProof/>
+            <w:webHidden/>
+          </w:rPr>
+          <w:fldChar w:fldCharType="begin"/>
+        </w:r>
+        <w:r>
+          <w:rPr>
+            <w:noProof/>
+            <w:webHidden/>
+          </w:rPr>
+          <w:instrText xml:space="preserve"> PAGEREF _Toc241510271 \h </w:instrText>
+        </w:r>
+        <w:r>
+          <w:rPr>
+            <w:noProof/>
+            <w:webHidden/>
+          </w:rPr>
+        </w:r>
+        <w:r>
+          <w:rPr>
+            <w:noProof/>
+            <w:webHidden/>
+          </w:rPr>
+          <w:fldChar w:fldCharType="separate"/>
+        </w:r>
+        <w:r>
+          <w:rPr>
+            <w:noProof/>
+            <w:webHidden/>
+          </w:rPr>
+          <w:t>14</w:t>
+        </w:r>
+        <w:r>
+          <w:rPr>
+            <w:noProof/>
+            <w:webHidden/>
+          </w:rPr>
+          <w:fldChar w:fldCharType="end"/>
+        </w:r>
+      </w:hyperlink>
+    </w:p>
+    <w:p>
+      <w:pPr>
+        <w:pStyle w:val="TOC3"/>
+        <w:tabs>
+          <w:tab w:val="right" w:leader="dot" w:pos="9736"/>
+        </w:tabs>
+        <w:rPr>
+          <w:noProof/>
+        </w:rPr>
+      </w:pPr>
+      <w:hyperlink w:anchor="_Toc241510272" w:history="1">
         <w:r>
           <w:rPr>
             <w:rStyle w:val="Hyperlink"/>
@@ -2254,7 +2238,7 @@
             <w:noProof/>
             <w:webHidden/>
           </w:rPr>
-          <w:instrText xml:space="preserve"> PAGEREF _Toc241498852 \h </w:instrText>
+          <w:instrText xml:space="preserve"> PAGEREF _Toc241510272 \h </w:instrText>
         </w:r>
         <w:r>
           <w:rPr>
@@ -2295,7 +2279,7 @@
           <w:noProof/>
         </w:rPr>
       </w:pPr>
-      <w:hyperlink w:anchor="_Toc241498853" w:history="1">
+      <w:hyperlink w:anchor="_Toc241510273" w:history="1">
         <w:r>
           <w:rPr>
             <w:rStyle w:val="Hyperlink"/>
@@ -2322,7 +2306,7 @@
             <w:noProof/>
             <w:webHidden/>
           </w:rPr>
-          <w:instrText xml:space="preserve"> PAGEREF _Toc241498853 \h </w:instrText>
+          <w:instrText xml:space="preserve"> PAGEREF _Toc241510273 \h </w:instrText>
         </w:r>
         <w:r>
           <w:rPr>
@@ -2363,7 +2347,7 @@
           <w:noProof/>
         </w:rPr>
       </w:pPr>
-      <w:hyperlink w:anchor="_Toc241498854" w:history="1">
+      <w:hyperlink w:anchor="_Toc241510274" w:history="1">
         <w:r>
           <w:rPr>
             <w:rStyle w:val="Hyperlink"/>
@@ -2390,7 +2374,7 @@
             <w:noProof/>
             <w:webHidden/>
           </w:rPr>
-          <w:instrText xml:space="preserve"> PAGEREF _Toc241498854 \h </w:instrText>
+          <w:instrText xml:space="preserve"> PAGEREF _Toc241510274 \h </w:instrText>
         </w:r>
         <w:r>
           <w:rPr>
@@ -2431,7 +2415,7 @@
           <w:noProof/>
         </w:rPr>
       </w:pPr>
-      <w:hyperlink w:anchor="_Toc241498855" w:history="1">
+      <w:hyperlink w:anchor="_Toc241510275" w:history="1">
         <w:r>
           <w:rPr>
             <w:rStyle w:val="Hyperlink"/>
@@ -2458,7 +2442,7 @@
             <w:noProof/>
             <w:webHidden/>
           </w:rPr>
-          <w:instrText xml:space="preserve"> PAGEREF _Toc241498855 \h </w:instrText>
+          <w:instrText xml:space="preserve"> PAGEREF _Toc241510275 \h </w:instrText>
         </w:r>
         <w:r>
           <w:rPr>
@@ -2499,7 +2483,7 @@
           <w:noProof/>
         </w:rPr>
       </w:pPr>
-      <w:hyperlink w:anchor="_Toc241498856" w:history="1">
+      <w:hyperlink w:anchor="_Toc241510276" w:history="1">
         <w:r>
           <w:rPr>
             <w:rStyle w:val="Hyperlink"/>
@@ -2526,7 +2510,7 @@
             <w:noProof/>
             <w:webHidden/>
           </w:rPr>
-          <w:instrText xml:space="preserve"> PAGEREF _Toc241498856 \h </w:instrText>
+          <w:instrText xml:space="preserve"> PAGEREF _Toc241510276 \h </w:instrText>
         </w:r>
         <w:r>
           <w:rPr>
@@ -2567,7 +2551,7 @@
           <w:noProof/>
         </w:rPr>
       </w:pPr>
-      <w:hyperlink w:anchor="_Toc241498857" w:history="1">
+      <w:hyperlink w:anchor="_Toc241510277" w:history="1">
         <w:r>
           <w:rPr>
             <w:rStyle w:val="Hyperlink"/>
@@ -2594,7 +2578,7 @@
             <w:noProof/>
             <w:webHidden/>
           </w:rPr>
-          <w:instrText xml:space="preserve"> PAGEREF _Toc241498857 \h </w:instrText>
+          <w:instrText xml:space="preserve"> PAGEREF _Toc241510277 \h </w:instrText>
         </w:r>
         <w:r>
           <w:rPr>
@@ -2635,7 +2619,7 @@
           <w:noProof/>
         </w:rPr>
       </w:pPr>
-      <w:hyperlink w:anchor="_Toc241498858" w:history="1">
+      <w:hyperlink w:anchor="_Toc241510278" w:history="1">
         <w:r>
           <w:rPr>
             <w:rStyle w:val="Hyperlink"/>
@@ -2662,7 +2646,7 @@
             <w:noProof/>
             <w:webHidden/>
           </w:rPr>
-          <w:instrText xml:space="preserve"> PAGEREF _Toc241498858 \h </w:instrText>
+          <w:instrText xml:space="preserve"> PAGEREF _Toc241510278 \h </w:instrText>
         </w:r>
         <w:r>
           <w:rPr>
@@ -2703,7 +2687,7 @@
           <w:noProof/>
         </w:rPr>
       </w:pPr>
-      <w:hyperlink w:anchor="_Toc241498859" w:history="1">
+      <w:hyperlink w:anchor="_Toc241510279" w:history="1">
         <w:r>
           <w:rPr>
             <w:rStyle w:val="Hyperlink"/>
@@ -2730,7 +2714,7 @@
             <w:noProof/>
             <w:webHidden/>
           </w:rPr>
-          <w:instrText xml:space="preserve"> PAGEREF _Toc241498859 \h </w:instrText>
+          <w:instrText xml:space="preserve"> PAGEREF _Toc241510279 \h </w:instrText>
         </w:r>
         <w:r>
           <w:rPr>
@@ -2771,7 +2755,7 @@
           <w:noProof/>
         </w:rPr>
       </w:pPr>
-      <w:hyperlink w:anchor="_Toc241498860" w:history="1">
+      <w:hyperlink w:anchor="_Toc241510280" w:history="1">
         <w:r>
           <w:rPr>
             <w:rStyle w:val="Hyperlink"/>
@@ -2798,7 +2782,7 @@
             <w:noProof/>
             <w:webHidden/>
           </w:rPr>
-          <w:instrText xml:space="preserve"> PAGEREF _Toc241498860 \h </w:instrText>
+          <w:instrText xml:space="preserve"> PAGEREF _Toc241510280 \h </w:instrText>
         </w:r>
         <w:r>
           <w:rPr>
@@ -2839,7 +2823,7 @@
           <w:noProof/>
         </w:rPr>
       </w:pPr>
-      <w:hyperlink w:anchor="_Toc241498861" w:history="1">
+      <w:hyperlink w:anchor="_Toc241510281" w:history="1">
         <w:r>
           <w:rPr>
             <w:rStyle w:val="Hyperlink"/>
@@ -2866,7 +2850,7 @@
             <w:noProof/>
             <w:webHidden/>
           </w:rPr>
-          <w:instrText xml:space="preserve"> PAGEREF _Toc241498861 \h </w:instrText>
+          <w:instrText xml:space="preserve"> PAGEREF _Toc241510281 \h </w:instrText>
         </w:r>
         <w:r>
           <w:rPr>
@@ -2907,7 +2891,7 @@
           <w:noProof/>
         </w:rPr>
       </w:pPr>
-      <w:hyperlink w:anchor="_Toc241498862" w:history="1">
+      <w:hyperlink w:anchor="_Toc241510282" w:history="1">
         <w:r>
           <w:rPr>
             <w:rStyle w:val="Hyperlink"/>
@@ -2934,7 +2918,7 @@
             <w:noProof/>
             <w:webHidden/>
           </w:rPr>
-          <w:instrText xml:space="preserve"> PAGEREF _Toc241498862 \h </w:instrText>
+          <w:instrText xml:space="preserve"> PAGEREF _Toc241510282 \h </w:instrText>
         </w:r>
         <w:r>
           <w:rPr>
@@ -2975,7 +2959,7 @@
           <w:noProof/>
         </w:rPr>
       </w:pPr>
-      <w:hyperlink w:anchor="_Toc241498863" w:history="1">
+      <w:hyperlink w:anchor="_Toc241510283" w:history="1">
         <w:r>
           <w:rPr>
             <w:rStyle w:val="Hyperlink"/>
@@ -3002,7 +2986,7 @@
             <w:noProof/>
             <w:webHidden/>
           </w:rPr>
-          <w:instrText xml:space="preserve"> PAGEREF _Toc241498863 \h </w:instrText>
+          <w:instrText xml:space="preserve"> PAGEREF _Toc241510283 \h </w:instrText>
         </w:r>
         <w:r>
           <w:rPr>
@@ -3043,7 +3027,7 @@
           <w:noProof/>
         </w:rPr>
       </w:pPr>
-      <w:hyperlink w:anchor="_Toc241498864" w:history="1">
+      <w:hyperlink w:anchor="_Toc241510284" w:history="1">
         <w:r>
           <w:rPr>
             <w:rStyle w:val="Hyperlink"/>
@@ -3070,7 +3054,7 @@
             <w:noProof/>
             <w:webHidden/>
           </w:rPr>
-          <w:instrText xml:space="preserve"> PAGEREF _Toc241498864 \h </w:instrText>
+          <w:instrText xml:space="preserve"> PAGEREF _Toc241510284 \h </w:instrText>
         </w:r>
         <w:r>
           <w:rPr>
@@ -3111,7 +3095,7 @@
           <w:noProof/>
         </w:rPr>
       </w:pPr>
-      <w:hyperlink w:anchor="_Toc241498865" w:history="1">
+      <w:hyperlink w:anchor="_Toc241510285" w:history="1">
         <w:r>
           <w:rPr>
             <w:rStyle w:val="Hyperlink"/>
@@ -3138,7 +3122,7 @@
             <w:noProof/>
             <w:webHidden/>
           </w:rPr>
-          <w:instrText xml:space="preserve"> PAGEREF _Toc241498865 \h </w:instrText>
+          <w:instrText xml:space="preserve"> PAGEREF _Toc241510285 \h </w:instrText>
         </w:r>
         <w:r>
           <w:rPr>
@@ -3179,7 +3163,7 @@
           <w:noProof/>
         </w:rPr>
       </w:pPr>
-      <w:hyperlink w:anchor="_Toc241498866" w:history="1">
+      <w:hyperlink w:anchor="_Toc241510286" w:history="1">
         <w:r>
           <w:rPr>
             <w:rStyle w:val="Hyperlink"/>
@@ -3206,7 +3190,7 @@
             <w:noProof/>
             <w:webHidden/>
           </w:rPr>
-          <w:instrText xml:space="preserve"> PAGEREF _Toc241498866 \h </w:instrText>
+          <w:instrText xml:space="preserve"> PAGEREF _Toc241510286 \h </w:instrText>
         </w:r>
         <w:r>
           <w:rPr>
@@ -3247,7 +3231,7 @@
           <w:noProof/>
         </w:rPr>
       </w:pPr>
-      <w:hyperlink w:anchor="_Toc241498867" w:history="1">
+      <w:hyperlink w:anchor="_Toc241510287" w:history="1">
         <w:r>
           <w:rPr>
             <w:rStyle w:val="Hyperlink"/>
@@ -3274,7 +3258,7 @@
             <w:noProof/>
             <w:webHidden/>
           </w:rPr>
-          <w:instrText xml:space="preserve"> PAGEREF _Toc241498867 \h </w:instrText>
+          <w:instrText xml:space="preserve"> PAGEREF _Toc241510287 \h </w:instrText>
         </w:r>
         <w:r>
           <w:rPr>
@@ -3320,7 +3304,7 @@
       <w:pPr>
         <w:pStyle w:val="Heading1"/>
       </w:pPr>
-      <w:bookmarkStart w:id="0" w:name="_Toc241498838"/>
+      <w:bookmarkStart w:id="0" w:name="_Toc241510258"/>
       <w:r>
         <w:lastRenderedPageBreak/>
         <w:t>About This Document</w:t>
@@ -3423,7 +3407,7 @@
       <w:pPr>
         <w:pStyle w:val="Heading1"/>
       </w:pPr>
-      <w:bookmarkStart w:id="1" w:name="_Toc241498839"/>
+      <w:bookmarkStart w:id="1" w:name="_Toc241510259"/>
       <w:r>
         <w:t>1. Basic Information (Application and Organization)</w:t>
       </w:r>
@@ -3511,14 +3495,14 @@
                 <w:color w:val="4A4A4A"/>
                 <w:sz w:val="20"/>
               </w:rPr>
-              <w:t>Manufacturer-of-record for this section: PT Galaksi Megatama Indonesia. This section reports the legal/corporate particulars of PT Galaksi Megatama Indonesia as the Manufacturer named in the ExCB application, since it holds the Indonesian industrial manufacturing business license (NIB) relevant to fabricating the equipment (KBLI 25119/25120/28221/25920 — metal products, pressurized-vessel-class containers, metalworking machinery, and special metal-treatment services). PT LAPI Ganesha Utama (LGU) is the desi</w:t>
+              <w:t>Applicant and Manufacturer of record for this document: PT Galaksi Megatama Indonesia. This section reports the legal/corporate particulars of PT Galaksi Megatama Indonesia, since it holds the Indonesian industrial manufacturing business license (NIB) relevant to fabricating the equipment (KBLI 25119/25120/28221/25920 — metal products, pressurized-vessel-class containers, metalworking machinery, and special metal-treatment services). PT Galaksi Megatama Indonesia is recorded as the sole applicant and manufa</w:t>
             </w:r>
             <w:r>
               <w:rPr>
                 <w:color w:val="4A4A4A"/>
                 <w:sz w:val="20"/>
               </w:rPr>
-              <w:t xml:space="preserve">gn and development authority responsible for the electronics, firmware, and system engineering of the GLD, working with the Institute of Technology Bandung as technical partner; it is recorded as such throughout Sections 2 and 3. This attribution reflects a working decision recorded 22 September 2026 based on PT Galaksi's legal documents (deed of establishment, NIB, </w:t>
+              <w:t xml:space="preserve">cturer throughout this document. This attribution reflects a working decision recorded 28 September 2026 based on PT Galaksi's legal documents (deed of establishment, NIB, NPWP, MOLHR ratification decree, tax registration certificate) supplied to the authors — it has not yet been confirmed directly with the company's officers as the final arrangement for the ExCB submission and </w:t>
             </w:r>
             <w:r>
               <w:rPr>
@@ -3526,14 +3510,7 @@
                 <w:sz w:val="20"/>
               </w:rPr>
               <w:lastRenderedPageBreak/>
-              <w:t>NPWP, MOLHR ratification decree, tax registration certificate) supplied to the authors — it has not yet been confirmed directly with either com</w:t>
-            </w:r>
-            <w:r>
-              <w:rPr>
-                <w:color w:val="4A4A4A"/>
-                <w:sz w:val="20"/>
-              </w:rPr>
-              <w:t>pany's officers as the final arrangement for the ExCB submission and should be verified before formal filing.</w:t>
+              <w:t>should be verified before formal filing.</w:t>
             </w:r>
           </w:p>
         </w:tc>
@@ -3570,7 +3547,7 @@
       <w:pPr>
         <w:pStyle w:val="Heading2"/>
       </w:pPr>
-      <w:bookmarkStart w:id="2" w:name="_Toc241498840"/>
+      <w:bookmarkStart w:id="2" w:name="_Toc241510260"/>
       <w:r>
         <w:t>1.0 · Status Summary — Section 1</w:t>
       </w:r>
@@ -3947,7 +3924,7 @@
       <w:pPr>
         <w:pStyle w:val="Heading2"/>
       </w:pPr>
-      <w:bookmarkStart w:id="3" w:name="_Toc241498841"/>
+      <w:bookmarkStart w:id="3" w:name="_Toc241510261"/>
       <w:r>
         <w:t>1.1 · Application Form</w:t>
       </w:r>
@@ -4145,7 +4122,7 @@
                 <w:b/>
                 <w:sz w:val="19"/>
               </w:rPr>
-              <w:t>Design and development authority</w:t>
+              <w:t>Product name</w:t>
             </w:r>
           </w:p>
         </w:tc>
@@ -4161,7 +4138,7 @@
               <w:rPr>
                 <w:sz w:val="19"/>
               </w:rPr>
-              <w:t>PT LAPI Ganesha Utama (LGU)</w:t>
+              <w:t>Gas Leak Detector (GLD) — Node Sensor</w:t>
             </w:r>
           </w:p>
         </w:tc>
@@ -4191,6 +4168,12 @@
             <w:pPr>
               <w:spacing w:after="40"/>
             </w:pPr>
+            <w:r>
+              <w:rPr>
+                <w:sz w:val="19"/>
+              </w:rPr>
+              <w:t>Section 2.2</w:t>
+            </w:r>
           </w:p>
         </w:tc>
       </w:tr>
@@ -4212,8 +4195,7 @@
                 <w:b/>
                 <w:sz w:val="19"/>
               </w:rPr>
-              <w:lastRenderedPageBreak/>
-              <w:t>Technical development partner</w:t>
+              <w:t>Model / version</w:t>
             </w:r>
           </w:p>
         </w:tc>
@@ -4229,7 +4211,7 @@
               <w:rPr>
                 <w:sz w:val="19"/>
               </w:rPr>
-              <w:t>Institute of Technology Bandung — IoT Laboratory &amp; Physics Laboratory</w:t>
+              <w:t>GLD V2</w:t>
             </w:r>
           </w:p>
         </w:tc>
@@ -4259,6 +4241,12 @@
             <w:pPr>
               <w:spacing w:after="40"/>
             </w:pPr>
+            <w:r>
+              <w:rPr>
+                <w:sz w:val="19"/>
+              </w:rPr>
+              <w:t>Section 2.2</w:t>
+            </w:r>
           </w:p>
         </w:tc>
       </w:tr>
@@ -4280,7 +4268,7 @@
                 <w:b/>
                 <w:sz w:val="19"/>
               </w:rPr>
-              <w:t>Product name</w:t>
+              <w:t>Scope of certification</w:t>
             </w:r>
           </w:p>
         </w:tc>
@@ -4296,7 +4284,7 @@
               <w:rPr>
                 <w:sz w:val="19"/>
               </w:rPr>
-              <w:t>Gas Leak Detector (GLD) — Node Sensor</w:t>
+              <w:t>Node Sensor (GLD) only</w:t>
             </w:r>
           </w:p>
         </w:tc>
@@ -4330,7 +4318,7 @@
               <w:rPr>
                 <w:sz w:val="19"/>
               </w:rPr>
-              <w:t>Section 2.2</w:t>
+              <w:t>Section 2.1</w:t>
             </w:r>
           </w:p>
         </w:tc>
@@ -4353,152 +4341,7 @@
                 <w:b/>
                 <w:sz w:val="19"/>
               </w:rPr>
-              <w:t>Model / version</w:t>
-            </w:r>
-          </w:p>
-        </w:tc>
-        <w:tc>
-          <w:tcPr>
-            <w:tcW w:w="2736" w:type="dxa"/>
-          </w:tcPr>
-          <w:p>
-            <w:pPr>
-              <w:spacing w:after="40"/>
-            </w:pPr>
-            <w:r>
-              <w:rPr>
-                <w:sz w:val="19"/>
-              </w:rPr>
-              <w:t>GLD V2</w:t>
-            </w:r>
-          </w:p>
-        </w:tc>
-        <w:tc>
-          <w:tcPr>
-            <w:tcW w:w="2160" w:type="dxa"/>
-          </w:tcPr>
-          <w:p>
-            <w:pPr>
-              <w:spacing w:after="40"/>
-            </w:pPr>
-            <w:r>
-              <w:rPr>
-                <w:b/>
-                <w:color w:val="149174"/>
-                <w:sz w:val="19"/>
-              </w:rPr>
-              <w:t>Confirmed</w:t>
-            </w:r>
-          </w:p>
-        </w:tc>
-        <w:tc>
-          <w:tcPr>
-            <w:tcW w:w="2304" w:type="dxa"/>
-          </w:tcPr>
-          <w:p>
-            <w:pPr>
-              <w:spacing w:after="40"/>
-            </w:pPr>
-            <w:r>
-              <w:rPr>
-                <w:sz w:val="19"/>
-              </w:rPr>
-              <w:t>Section 2.2</w:t>
-            </w:r>
-          </w:p>
-        </w:tc>
-      </w:tr>
-      <w:tr>
-        <w:trPr>
-          <w:cantSplit/>
-          <w:jc w:val="center"/>
-        </w:trPr>
-        <w:tc>
-          <w:tcPr>
-            <w:tcW w:w="2160" w:type="dxa"/>
-          </w:tcPr>
-          <w:p>
-            <w:pPr>
-              <w:spacing w:after="40"/>
-            </w:pPr>
-            <w:r>
-              <w:rPr>
-                <w:b/>
-                <w:sz w:val="19"/>
-              </w:rPr>
-              <w:t>Scope of certification</w:t>
-            </w:r>
-          </w:p>
-        </w:tc>
-        <w:tc>
-          <w:tcPr>
-            <w:tcW w:w="2736" w:type="dxa"/>
-          </w:tcPr>
-          <w:p>
-            <w:pPr>
-              <w:spacing w:after="40"/>
-            </w:pPr>
-            <w:r>
-              <w:rPr>
-                <w:sz w:val="19"/>
-              </w:rPr>
-              <w:t>Node Sensor (GLD) only</w:t>
-            </w:r>
-          </w:p>
-        </w:tc>
-        <w:tc>
-          <w:tcPr>
-            <w:tcW w:w="2160" w:type="dxa"/>
-          </w:tcPr>
-          <w:p>
-            <w:pPr>
-              <w:spacing w:after="40"/>
-            </w:pPr>
-            <w:r>
-              <w:rPr>
-                <w:b/>
-                <w:color w:val="149174"/>
-                <w:sz w:val="19"/>
-              </w:rPr>
-              <w:t>Confirmed</w:t>
-            </w:r>
-          </w:p>
-        </w:tc>
-        <w:tc>
-          <w:tcPr>
-            <w:tcW w:w="2304" w:type="dxa"/>
-          </w:tcPr>
-          <w:p>
-            <w:pPr>
-              <w:spacing w:after="40"/>
-            </w:pPr>
-            <w:r>
-              <w:rPr>
-                <w:sz w:val="19"/>
-              </w:rPr>
-              <w:t>Section 2.1</w:t>
-            </w:r>
-          </w:p>
-        </w:tc>
-      </w:tr>
-      <w:tr>
-        <w:trPr>
-          <w:cantSplit/>
-          <w:jc w:val="center"/>
-        </w:trPr>
-        <w:tc>
-          <w:tcPr>
-            <w:tcW w:w="2160" w:type="dxa"/>
-          </w:tcPr>
-          <w:p>
-            <w:pPr>
-              <w:spacing w:after="40"/>
-            </w:pPr>
-            <w:r>
-              <w:rPr>
-                <w:b/>
-                <w:sz w:val="19"/>
-              </w:rPr>
+              <w:lastRenderedPageBreak/>
               <w:t>Requested area classification</w:t>
             </w:r>
           </w:p>
@@ -4999,7 +4842,7 @@
       <w:pPr>
         <w:pStyle w:val="Heading2"/>
       </w:pPr>
-      <w:bookmarkStart w:id="4" w:name="_Toc241498842"/>
+      <w:bookmarkStart w:id="4" w:name="_Toc241510262"/>
       <w:r>
         <w:t>1.2 · Business License / Company Registration Certificate</w:t>
       </w:r>
@@ -5270,7 +5113,6 @@
                 <w:b/>
                 <w:sz w:val="19"/>
               </w:rPr>
-              <w:lastRenderedPageBreak/>
               <w:t>Taxpayer identification number</w:t>
             </w:r>
           </w:p>
@@ -5328,6 +5170,7 @@
                 <w:b/>
                 <w:sz w:val="19"/>
               </w:rPr>
+              <w:lastRenderedPageBreak/>
               <w:t>Deed of establishment and latest amendment</w:t>
             </w:r>
           </w:p>
@@ -5548,7 +5391,7 @@
       <w:pPr>
         <w:pStyle w:val="Heading2"/>
       </w:pPr>
-      <w:bookmarkStart w:id="5" w:name="_Toc241498843"/>
+      <w:bookmarkStart w:id="5" w:name="_Toc241510263"/>
       <w:r>
         <w:t>1.3 · Organizational Chart and Contact Information</w:t>
       </w:r>
@@ -5762,7 +5605,6 @@
                 <w:b/>
                 <w:sz w:val="19"/>
               </w:rPr>
-              <w:lastRenderedPageBreak/>
               <w:t>Authorized signatory for the application</w:t>
             </w:r>
           </w:p>
@@ -5877,6 +5719,7 @@
                 <w:b/>
                 <w:sz w:val="19"/>
               </w:rPr>
+              <w:lastRenderedPageBreak/>
               <w:t>Technical contact for the product</w:t>
             </w:r>
           </w:p>
@@ -5969,63 +5812,6 @@
                 <w:sz w:val="19"/>
               </w:rPr>
               <w:t>Counterpart for the quality assessment referred to in 1.5.</w:t>
-            </w:r>
-          </w:p>
-        </w:tc>
-      </w:tr>
-      <w:tr>
-        <w:trPr>
-          <w:cantSplit/>
-          <w:jc w:val="center"/>
-        </w:trPr>
-        <w:tc>
-          <w:tcPr>
-            <w:tcW w:w="3024" w:type="dxa"/>
-          </w:tcPr>
-          <w:p>
-            <w:pPr>
-              <w:spacing w:after="40"/>
-            </w:pPr>
-            <w:r>
-              <w:rPr>
-                <w:b/>
-                <w:sz w:val="19"/>
-              </w:rPr>
-              <w:t>Technical partner contact</w:t>
-            </w:r>
-          </w:p>
-        </w:tc>
-        <w:tc>
-          <w:tcPr>
-            <w:tcW w:w="1872" w:type="dxa"/>
-          </w:tcPr>
-          <w:p>
-            <w:pPr>
-              <w:spacing w:after="40"/>
-            </w:pPr>
-            <w:r>
-              <w:rPr>
-                <w:b/>
-                <w:color w:val="B56A1E"/>
-                <w:sz w:val="19"/>
-              </w:rPr>
-              <w:t>Organization identified; contact to be confirmed</w:t>
-            </w:r>
-          </w:p>
-        </w:tc>
-        <w:tc>
-          <w:tcPr>
-            <w:tcW w:w="4464" w:type="dxa"/>
-          </w:tcPr>
-          <w:p>
-            <w:pPr>
-              <w:spacing w:after="40"/>
-            </w:pPr>
-            <w:r>
-              <w:rPr>
-                <w:sz w:val="19"/>
-              </w:rPr>
-              <w:t>Institute of Technology Bandung — IoT Laboratory / Physics Laboratory.</w:t>
             </w:r>
           </w:p>
         </w:tc>
@@ -6097,7 +5883,7 @@
       <w:pPr>
         <w:pStyle w:val="Heading2"/>
       </w:pPr>
-      <w:bookmarkStart w:id="6" w:name="_Toc241498844"/>
+      <w:bookmarkStart w:id="6" w:name="_Toc241510264"/>
       <w:r>
         <w:t>1.4 · Manufacturing Plant Address and Introduction of Production Facilities</w:t>
       </w:r>
@@ -6265,7 +6051,6 @@
                 <w:b/>
                 <w:sz w:val="19"/>
               </w:rPr>
-              <w:lastRenderedPageBreak/>
               <w:t>Printed circuit board fabrication and assembly</w:t>
             </w:r>
           </w:p>
@@ -6300,7 +6085,7 @@
               <w:rPr>
                 <w:sz w:val="19"/>
               </w:rPr>
-              <w:t>The electronic design is maintained by LGU as a native EasyEDA/JLCPCB project and the component supply chain is referenced to LCSC supplier part numbers throughout the bill of materials (Section 2.6.b). The fabrication and assembly provider, and its address, remain to be confirmed in writing.</w:t>
+              <w:t>The electronic design is maintained as a native EasyEDA/JLCPCB project and the component supply chain is referenced to LCSC supplier part numbers throughout the bill of materials (Section 2.6.b). The fabrication and assembly provider, and its address, remain to be confirmed in writing.</w:t>
             </w:r>
           </w:p>
         </w:tc>
@@ -6437,6 +6222,7 @@
                 <w:b/>
                 <w:sz w:val="19"/>
               </w:rPr>
+              <w:lastRenderedPageBreak/>
               <w:t>Production facility profile</w:t>
             </w:r>
           </w:p>
@@ -6609,7 +6395,7 @@
       <w:pPr>
         <w:pStyle w:val="Heading2"/>
       </w:pPr>
-      <w:bookmarkStart w:id="7" w:name="_Toc241498845"/>
+      <w:bookmarkStart w:id="7" w:name="_Toc241510265"/>
       <w:r>
         <w:t>1.5 · ISO 9001 Certificate, Quality Manual, and Procedure Index</w:t>
       </w:r>
@@ -7009,15 +6795,14 @@
                 <w:color w:val="4A4A4A"/>
                 <w:sz w:val="20"/>
               </w:rPr>
-              <w:t xml:space="preserve">Note on the quality requirement. The checklist marks this item “if applicable” and links it to quality assessment review. Under both schemes a manufacturer is expected to demonstrate a quality system covering Ex production </w:t>
+              <w:t>Note on the quality requirement. The checklist marks this item “if applicable” and links it to quality assessment review. Under both schemes a manufacturer is expected to demonstrate a quality system covering Ex production before certificates are issued — through an IECEx Quality Assessment Report, or through the corresponding production-quality or product-verification arrangement under ATEX — whether or not ISO 9001 certification is held. The route that applies to this application is to be confirmed with t</w:t>
             </w:r>
             <w:r>
               <w:rPr>
                 <w:color w:val="4A4A4A"/>
                 <w:sz w:val="20"/>
               </w:rPr>
-              <w:lastRenderedPageBreak/>
-              <w:t>before certificates are issued — through an IECEx Quality Assessment Report, or through the corresponding production-quality or product-verification arrangement under ATEX — whether or not ISO 9001 certification is held. The route that applies to this application is to be confirmed with the ExCB; ISO 9001 certification, where held, generally shortens that assessment rather than replacing it.</w:t>
+              <w:t>he ExCB; ISO 9001 certification, where held, generally shortens that assessment rather than replacing it.</w:t>
             </w:r>
           </w:p>
         </w:tc>
@@ -7032,7 +6817,7 @@
       <w:pPr>
         <w:pStyle w:val="Heading1"/>
       </w:pPr>
-      <w:bookmarkStart w:id="8" w:name="_Toc241498846"/>
+      <w:bookmarkStart w:id="8" w:name="_Toc241510266"/>
       <w:r>
         <w:t>2. Technical Documentation</w:t>
       </w:r>
@@ -7047,7 +6832,7 @@
       <w:pPr>
         <w:pStyle w:val="Heading2"/>
       </w:pPr>
-      <w:bookmarkStart w:id="9" w:name="_Toc241498847"/>
+      <w:bookmarkStart w:id="9" w:name="_Toc241510267"/>
       <w:r>
         <w:t>2.1 · Detailed Product Description</w:t>
       </w:r>
@@ -7055,7 +6840,11 @@
     </w:p>
     <w:p>
       <w:r>
-        <w:t>The Gas Leak Detector (GLD) is an IoT-based, multi-sensor gas leak detection device designed for the early detection of flammable and process gases in oil &amp; gas refinery environments (process units, tank farms, pipe racks, and storage/loading-unloading areas). This document addresses the GLD unit itself as the subject of the current IECEx/ATEX certification.</w:t>
+        <w:t xml:space="preserve">The Gas Leak Detector (GLD) is an IoT-based, multi-sensor gas leak detection device designed for the early detection of flammable and process gases in oil &amp; gas refinery environments (process units, tank farms, pipe </w:t>
+      </w:r>
+      <w:r>
+        <w:lastRenderedPageBreak/>
+        <w:t>racks, and storage/loading-unloading areas). This document addresses the GLD unit itself as the subject of the current IECEx/ATEX certification.</w:t>
       </w:r>
     </w:p>
     <w:p>
@@ -7080,7 +6869,7 @@
       <w:pPr>
         <w:pStyle w:val="Heading2"/>
       </w:pPr>
-      <w:bookmarkStart w:id="10" w:name="_Toc241498848"/>
+      <w:bookmarkStart w:id="10" w:name="_Toc241510268"/>
       <w:r>
         <w:t>2.2 · Product Name, Model, and Specification List</w:t>
       </w:r>
@@ -7223,7 +7012,7 @@
                 <w:color w:val="4A4A4A"/>
                 <w:sz w:val="19"/>
               </w:rPr>
-              <w:t>Design &amp; development authority</w:t>
+              <w:t>End client / program owner</w:t>
             </w:r>
           </w:p>
         </w:tc>
@@ -7239,7 +7028,7 @@
               <w:rPr>
                 <w:sz w:val="20"/>
               </w:rPr>
-              <w:t>PT LAPI Ganesha Utama (LGU)</w:t>
+              <w:t>PT Pertamina Patra Niaga (initial deployment site: Refinery Unit IV, Cilacap)</w:t>
             </w:r>
           </w:p>
         </w:tc>
@@ -7260,81 +7049,6 @@
                 <w:color w:val="4A4A4A"/>
                 <w:sz w:val="19"/>
               </w:rPr>
-              <w:t>Technical development partner</w:t>
-            </w:r>
-          </w:p>
-        </w:tc>
-        <w:tc>
-          <w:tcPr>
-            <w:tcW w:w="6192" w:type="dxa"/>
-          </w:tcPr>
-          <w:p>
-            <w:pPr>
-              <w:spacing w:after="40"/>
-            </w:pPr>
-            <w:r>
-              <w:rPr>
-                <w:sz w:val="20"/>
-              </w:rPr>
-              <w:t>Institute of Technology Bandung — IoT Laboratory &amp; Physics Laboratory</w:t>
-            </w:r>
-          </w:p>
-        </w:tc>
-      </w:tr>
-      <w:tr>
-        <w:tc>
-          <w:tcPr>
-            <w:tcW w:w="3168" w:type="dxa"/>
-            <w:shd w:val="clear" w:color="auto" w:fill="EFEFEF"/>
-          </w:tcPr>
-          <w:p>
-            <w:pPr>
-              <w:spacing w:after="40"/>
-            </w:pPr>
-            <w:r>
-              <w:rPr>
-                <w:b/>
-                <w:color w:val="4A4A4A"/>
-                <w:sz w:val="19"/>
-              </w:rPr>
-              <w:t>End client / program owner</w:t>
-            </w:r>
-          </w:p>
-        </w:tc>
-        <w:tc>
-          <w:tcPr>
-            <w:tcW w:w="6192" w:type="dxa"/>
-          </w:tcPr>
-          <w:p>
-            <w:pPr>
-              <w:spacing w:after="40"/>
-            </w:pPr>
-            <w:r>
-              <w:rPr>
-                <w:sz w:val="20"/>
-              </w:rPr>
-              <w:t>PT Pertamina Patra Niaga (initial deployment site: Refinery Unit IV, Cilacap)</w:t>
-            </w:r>
-          </w:p>
-        </w:tc>
-      </w:tr>
-      <w:tr>
-        <w:tc>
-          <w:tcPr>
-            <w:tcW w:w="3168" w:type="dxa"/>
-            <w:shd w:val="clear" w:color="auto" w:fill="EFEFEF"/>
-          </w:tcPr>
-          <w:p>
-            <w:pPr>
-              <w:spacing w:after="40"/>
-            </w:pPr>
-            <w:r>
-              <w:rPr>
-                <w:b/>
-                <w:color w:val="4A4A4A"/>
-                <w:sz w:val="19"/>
-              </w:rPr>
-              <w:lastRenderedPageBreak/>
               <w:t>Primary function</w:t>
             </w:r>
           </w:p>
@@ -7517,14 +7231,14 @@
           <w:color w:val="4A4A4A"/>
           <w:sz w:val="18"/>
         </w:rPr>
-        <w:t>Source: official product technical datasheet (Institute of Technology Bandung, Revision 4.0), cross-referenced with internal technical specification documentation and EMC parameter measurement data.</w:t>
+        <w:t>Source: official product technical datasheet (Revision 4.0), cross-referenced with internal technical specification documentation and EMC parameter measurement data.</w:t>
       </w:r>
     </w:p>
     <w:p>
       <w:pPr>
         <w:pStyle w:val="Heading2"/>
       </w:pPr>
-      <w:bookmarkStart w:id="11" w:name="_Toc241498849"/>
+      <w:bookmarkStart w:id="11" w:name="_Toc241510269"/>
       <w:r>
         <w:t>2.3 · Functional Description and Technical Parameters (Electrical, Mechanical, etc.)</w:t>
       </w:r>
@@ -7535,14 +7249,18 @@
         <w:t>Functional workflow (normal operating mode): sense → process → transmit. Each of the eight gas sensors continuously samples ambient conditions → data is normalized and classified by the on-device AI model (ESP32-S3) → the result is transmitted over the LoRa network (star-topology transmission) at a configurable interval (default 10 seconds), or immediately (event-driven) when an alarm condition is detected. Gas alarms are triggered through two parallel channels: a local visual/audible alarm module on the un</w:t>
       </w:r>
       <w:r>
-        <w:t>it itself, and a push notification transmitted over the LoRa network to the dashboard — the alarm-push pathway has been successfully tested on a campus mesh network (field validation at a production refinery installation is still pending).</w:t>
+        <w:t xml:space="preserve">it itself, and a push </w:t>
+      </w:r>
+      <w:r>
+        <w:lastRenderedPageBreak/>
+        <w:t>notification transmitted over the LoRa network to the dashboard — the alarm-push pathway has been successfully tested on a campus mesh network (field validation at a production refinery installation is still pending).</w:t>
       </w:r>
     </w:p>
     <w:p>
       <w:pPr>
         <w:pStyle w:val="Heading3"/>
       </w:pPr>
-      <w:bookmarkStart w:id="12" w:name="_Toc241498850"/>
+      <w:bookmarkStart w:id="12" w:name="_Toc241510270"/>
       <w:r>
         <w:t>2.3.a · Electrical Parameters — Node Sensor (GLD)</w:t>
       </w:r>
@@ -8021,7 +7739,6 @@
                 <w:b/>
                 <w:sz w:val="19"/>
               </w:rPr>
-              <w:lastRenderedPageBreak/>
               <w:t>Maximum input current</w:t>
             </w:r>
           </w:p>
@@ -8168,6 +7885,7 @@
                 <w:b/>
                 <w:sz w:val="19"/>
               </w:rPr>
+              <w:lastRenderedPageBreak/>
               <w:t>Electrical protection (fuse, reverse polarity, overvoltage, overcurrent)</w:t>
             </w:r>
           </w:p>
@@ -8239,7 +7957,7 @@
       <w:pPr>
         <w:pStyle w:val="Heading3"/>
       </w:pPr>
-      <w:bookmarkStart w:id="13" w:name="_Toc241498851"/>
+      <w:bookmarkStart w:id="13" w:name="_Toc241510271"/>
       <w:r>
         <w:t>2.3.b · Sensor and Communication Parameters — Node Sensor (GLD)</w:t>
       </w:r>
@@ -8505,7 +8223,6 @@
                 <w:b/>
                 <w:sz w:val="19"/>
               </w:rPr>
-              <w:lastRenderedPageBreak/>
               <w:t>Environmental sensor (temperature/humidity)</w:t>
             </w:r>
           </w:p>
@@ -8652,6 +8369,7 @@
                 <w:b/>
                 <w:sz w:val="19"/>
               </w:rPr>
+              <w:lastRenderedPageBreak/>
               <w:t>Processing unit</w:t>
             </w:r>
           </w:p>
@@ -9301,9 +9019,8 @@
       <w:pPr>
         <w:pStyle w:val="Heading3"/>
       </w:pPr>
-      <w:bookmarkStart w:id="14" w:name="_Toc241498852"/>
+      <w:bookmarkStart w:id="14" w:name="_Toc241510272"/>
       <w:r>
-        <w:lastRenderedPageBreak/>
         <w:t>2.3.c · Mechanical Parameters — Node Sensor (GLD)</w:t>
       </w:r>
       <w:bookmarkEnd w:id="14"/>
@@ -10153,7 +9870,7 @@
       <w:pPr>
         <w:pStyle w:val="Heading2"/>
       </w:pPr>
-      <w:bookmarkStart w:id="15" w:name="_Toc241498853"/>
+      <w:bookmarkStart w:id="15" w:name="_Toc241510273"/>
       <w:r>
         <w:t>2.4 · Product Photographs — Overall and Key Components</w:t>
       </w:r>
@@ -10192,7 +9909,7 @@
                 <w:noProof/>
               </w:rPr>
               <w:drawing>
-                <wp:inline distT="0" distB="0" distL="0" distR="0" wp14:anchorId="34E9DE72" wp14:editId="0B077C61">
+                <wp:inline distT="0" distB="0" distL="0" distR="0" wp14:anchorId="1678A069" wp14:editId="2CAEABF2">
                   <wp:extent cx="1379912" cy="2286000"/>
                   <wp:effectExtent l="0" t="0" r="0" b="0"/>
                   <wp:docPr id="1" name="Picture 1"/>
@@ -10269,7 +9986,7 @@
                 <w:noProof/>
               </w:rPr>
               <w:drawing>
-                <wp:inline distT="0" distB="0" distL="0" distR="0" wp14:anchorId="393B5B39" wp14:editId="35276636">
+                <wp:inline distT="0" distB="0" distL="0" distR="0" wp14:anchorId="4407278C" wp14:editId="61850E62">
                   <wp:extent cx="1714500" cy="2286000"/>
                   <wp:effectExtent l="0" t="0" r="0" b="0"/>
                   <wp:docPr id="2" name="Picture 2"/>
@@ -10351,7 +10068,7 @@
                 <w:noProof/>
               </w:rPr>
               <w:drawing>
-                <wp:inline distT="0" distB="0" distL="0" distR="0" wp14:anchorId="4388EA8D" wp14:editId="769B0141">
+                <wp:inline distT="0" distB="0" distL="0" distR="0" wp14:anchorId="4885AE5A" wp14:editId="4B7E89FD">
                   <wp:extent cx="1026621" cy="2286000"/>
                   <wp:effectExtent l="0" t="0" r="0" b="0"/>
                   <wp:docPr id="3" name="Picture 3"/>
@@ -10428,7 +10145,7 @@
                 <w:noProof/>
               </w:rPr>
               <w:drawing>
-                <wp:inline distT="0" distB="0" distL="0" distR="0" wp14:anchorId="338C193E" wp14:editId="20B13877">
+                <wp:inline distT="0" distB="0" distL="0" distR="0" wp14:anchorId="508079D6" wp14:editId="6BCEF928">
                   <wp:extent cx="1026621" cy="2286000"/>
                   <wp:effectExtent l="0" t="0" r="0" b="0"/>
                   <wp:docPr id="4" name="Picture 4"/>
@@ -10511,7 +10228,7 @@
               </w:rPr>
               <w:lastRenderedPageBreak/>
               <w:drawing>
-                <wp:inline distT="0" distB="0" distL="0" distR="0" wp14:anchorId="49CFF802" wp14:editId="4A6A4935">
+                <wp:inline distT="0" distB="0" distL="0" distR="0" wp14:anchorId="7E395B61" wp14:editId="79738F25">
                   <wp:extent cx="1026621" cy="2286000"/>
                   <wp:effectExtent l="0" t="0" r="0" b="0"/>
                   <wp:docPr id="5" name="Picture 5"/>
@@ -10588,7 +10305,7 @@
                 <w:noProof/>
               </w:rPr>
               <w:drawing>
-                <wp:inline distT="0" distB="0" distL="0" distR="0" wp14:anchorId="6A873FFB" wp14:editId="61AE7632">
+                <wp:inline distT="0" distB="0" distL="0" distR="0" wp14:anchorId="614788D5" wp14:editId="1059401A">
                   <wp:extent cx="1026621" cy="2286000"/>
                   <wp:effectExtent l="0" t="0" r="0" b="0"/>
                   <wp:docPr id="6" name="Picture 6"/>
@@ -10670,7 +10387,7 @@
                 <w:noProof/>
               </w:rPr>
               <w:drawing>
-                <wp:inline distT="0" distB="0" distL="0" distR="0" wp14:anchorId="7CF93939" wp14:editId="0015307A">
+                <wp:inline distT="0" distB="0" distL="0" distR="0" wp14:anchorId="4AFCEE6D" wp14:editId="6453A24A">
                   <wp:extent cx="1026621" cy="2286000"/>
                   <wp:effectExtent l="0" t="0" r="0" b="0"/>
                   <wp:docPr id="7" name="Picture 7"/>
@@ -10794,7 +10511,7 @@
       <w:pPr>
         <w:pStyle w:val="Heading2"/>
       </w:pPr>
-      <w:bookmarkStart w:id="16" w:name="_Toc241498854"/>
+      <w:bookmarkStart w:id="16" w:name="_Toc241510274"/>
       <w:r>
         <w:t>2.5 · Description of Intended Use and Installation Environment (Gas Group, Temperature Class, Area Classification)</w:t>
       </w:r>
@@ -11337,7 +11054,7 @@
       <w:pPr>
         <w:pStyle w:val="Heading2"/>
       </w:pPr>
-      <w:bookmarkStart w:id="17" w:name="_Toc241498855"/>
+      <w:bookmarkStart w:id="17" w:name="_Toc241510275"/>
       <w:r>
         <w:t>2.6 · Design and Manufacturing Information</w:t>
       </w:r>
@@ -11352,7 +11069,7 @@
       <w:pPr>
         <w:pStyle w:val="Heading3"/>
       </w:pPr>
-      <w:bookmarkStart w:id="18" w:name="_Toc241498856"/>
+      <w:bookmarkStart w:id="18" w:name="_Toc241510276"/>
       <w:r>
         <w:t>2.6.a · Complete Drawings (Assembly, Component, Electrical Schematic, PCB Layout, Enclosure Structure, Junction Box, Terminal, Grounding)</w:t>
       </w:r>
@@ -11373,7 +11090,7 @@
         </w:rPr>
         <w:lastRenderedPageBreak/>
         <w:drawing>
-          <wp:inline distT="0" distB="0" distL="0" distR="0" wp14:anchorId="47F17A08" wp14:editId="15E36A37">
+          <wp:inline distT="0" distB="0" distL="0" distR="0" wp14:anchorId="7785D0CA" wp14:editId="63A7C267">
             <wp:extent cx="5120640" cy="3413760"/>
             <wp:effectExtent l="0" t="0" r="0" b="0"/>
             <wp:docPr id="8" name="Picture 8"/>
@@ -11445,7 +11162,7 @@
           <w:noProof/>
         </w:rPr>
         <w:drawing>
-          <wp:inline distT="0" distB="0" distL="0" distR="0" wp14:anchorId="506E70E8" wp14:editId="37EE6593">
+          <wp:inline distT="0" distB="0" distL="0" distR="0" wp14:anchorId="35D9CE59" wp14:editId="7FCDF981">
             <wp:extent cx="5120640" cy="3413760"/>
             <wp:effectExtent l="0" t="0" r="0" b="0"/>
             <wp:docPr id="9" name="Picture 9"/>
@@ -11518,7 +11235,7 @@
         </w:rPr>
         <w:lastRenderedPageBreak/>
         <w:drawing>
-          <wp:inline distT="0" distB="0" distL="0" distR="0" wp14:anchorId="4FBB8474" wp14:editId="67D53DFD">
+          <wp:inline distT="0" distB="0" distL="0" distR="0" wp14:anchorId="1BE9CD84" wp14:editId="737DF9F9">
             <wp:extent cx="5120640" cy="3413760"/>
             <wp:effectExtent l="0" t="0" r="0" b="0"/>
             <wp:docPr id="10" name="Picture 10"/>
@@ -11590,7 +11307,7 @@
           <w:noProof/>
         </w:rPr>
         <w:drawing>
-          <wp:inline distT="0" distB="0" distL="0" distR="0" wp14:anchorId="7AB809AB" wp14:editId="0157E182">
+          <wp:inline distT="0" distB="0" distL="0" distR="0" wp14:anchorId="42EBA810" wp14:editId="659B4926">
             <wp:extent cx="5120640" cy="3413760"/>
             <wp:effectExtent l="0" t="0" r="0" b="0"/>
             <wp:docPr id="11" name="Picture 11"/>
@@ -11663,7 +11380,7 @@
         </w:rPr>
         <w:lastRenderedPageBreak/>
         <w:drawing>
-          <wp:inline distT="0" distB="0" distL="0" distR="0" wp14:anchorId="2372D96C" wp14:editId="080BC99F">
+          <wp:inline distT="0" distB="0" distL="0" distR="0" wp14:anchorId="115220C2" wp14:editId="16BF5FD0">
             <wp:extent cx="5120640" cy="3413760"/>
             <wp:effectExtent l="0" t="0" r="0" b="0"/>
             <wp:docPr id="12" name="Picture 12"/>
@@ -11735,7 +11452,7 @@
           <w:noProof/>
         </w:rPr>
         <w:drawing>
-          <wp:inline distT="0" distB="0" distL="0" distR="0" wp14:anchorId="47429F62" wp14:editId="61E940CA">
+          <wp:inline distT="0" distB="0" distL="0" distR="0" wp14:anchorId="46CB5DEB" wp14:editId="02DED26C">
             <wp:extent cx="5120640" cy="3413760"/>
             <wp:effectExtent l="0" t="0" r="0" b="0"/>
             <wp:docPr id="13" name="Picture 13"/>
@@ -11808,7 +11525,7 @@
         </w:rPr>
         <w:lastRenderedPageBreak/>
         <w:drawing>
-          <wp:inline distT="0" distB="0" distL="0" distR="0" wp14:anchorId="4C6760CB" wp14:editId="34F93CAA">
+          <wp:inline distT="0" distB="0" distL="0" distR="0" wp14:anchorId="393B28BD" wp14:editId="2D96BAA6">
             <wp:extent cx="5120640" cy="3413760"/>
             <wp:effectExtent l="0" t="0" r="0" b="0"/>
             <wp:docPr id="14" name="Picture 14"/>
@@ -11880,7 +11597,7 @@
           <w:noProof/>
         </w:rPr>
         <w:drawing>
-          <wp:inline distT="0" distB="0" distL="0" distR="0" wp14:anchorId="58991555" wp14:editId="03D433FA">
+          <wp:inline distT="0" distB="0" distL="0" distR="0" wp14:anchorId="0A833093" wp14:editId="65EB28B4">
             <wp:extent cx="5120640" cy="3413760"/>
             <wp:effectExtent l="0" t="0" r="0" b="0"/>
             <wp:docPr id="15" name="Picture 15"/>
@@ -11953,7 +11670,7 @@
         </w:rPr>
         <w:lastRenderedPageBreak/>
         <w:drawing>
-          <wp:inline distT="0" distB="0" distL="0" distR="0" wp14:anchorId="7EDAA5FA" wp14:editId="251E75D0">
+          <wp:inline distT="0" distB="0" distL="0" distR="0" wp14:anchorId="09856F2A" wp14:editId="5F0655B4">
             <wp:extent cx="5120640" cy="3413760"/>
             <wp:effectExtent l="0" t="0" r="0" b="0"/>
             <wp:docPr id="16" name="Picture 16"/>
@@ -12025,7 +11742,7 @@
           <w:noProof/>
         </w:rPr>
         <w:drawing>
-          <wp:inline distT="0" distB="0" distL="0" distR="0" wp14:anchorId="1C9A6822" wp14:editId="6A99A356">
+          <wp:inline distT="0" distB="0" distL="0" distR="0" wp14:anchorId="1112C41E" wp14:editId="17FA71B1">
             <wp:extent cx="2468880" cy="2479268"/>
             <wp:effectExtent l="0" t="0" r="0" b="0"/>
             <wp:docPr id="17" name="Picture 17"/>
@@ -12068,7 +11785,7 @@
           <w:noProof/>
         </w:rPr>
         <w:drawing>
-          <wp:inline distT="0" distB="0" distL="0" distR="0" wp14:anchorId="231C02EB" wp14:editId="04A8C1B3">
+          <wp:inline distT="0" distB="0" distL="0" distR="0" wp14:anchorId="7DE84F04" wp14:editId="542C43BD">
             <wp:extent cx="2468880" cy="1804956"/>
             <wp:effectExtent l="0" t="0" r="0" b="0"/>
             <wp:docPr id="18" name="Picture 18"/>
@@ -12146,7 +11863,7 @@
         </w:rPr>
         <w:lastRenderedPageBreak/>
         <w:drawing>
-          <wp:inline distT="0" distB="0" distL="0" distR="0" wp14:anchorId="591B98B6" wp14:editId="12BE7029">
+          <wp:inline distT="0" distB="0" distL="0" distR="0" wp14:anchorId="412F8A18" wp14:editId="57D18BCA">
             <wp:extent cx="5669280" cy="3847707"/>
             <wp:effectExtent l="0" t="0" r="0" b="0"/>
             <wp:docPr id="19" name="Picture 19"/>
@@ -12682,7 +12399,7 @@
       <w:pPr>
         <w:pStyle w:val="Heading3"/>
       </w:pPr>
-      <w:bookmarkStart w:id="19" w:name="_Toc241498857"/>
+      <w:bookmarkStart w:id="19" w:name="_Toc241510277"/>
       <w:r>
         <w:t>2.6.b · Bill of Materials (BOM) for Explosion-Safety-Relevant Components</w:t>
       </w:r>
@@ -23666,7 +23383,7 @@
       <w:pPr>
         <w:pStyle w:val="Heading3"/>
       </w:pPr>
-      <w:bookmarkStart w:id="20" w:name="_Toc241498858"/>
+      <w:bookmarkStart w:id="20" w:name="_Toc241510278"/>
       <w:r>
         <w:lastRenderedPageBreak/>
         <w:t>2.6.c · Material Specification Sheets / Datasheets (Non-Metallic Materials)</w:t>
@@ -23749,7 +23466,7 @@
       <w:pPr>
         <w:pStyle w:val="Heading3"/>
       </w:pPr>
-      <w:bookmarkStart w:id="21" w:name="_Toc241498859"/>
+      <w:bookmarkStart w:id="21" w:name="_Toc241510279"/>
       <w:r>
         <w:t>2.6.d · Manufacturing Process Description</w:t>
       </w:r>
@@ -23808,7 +23525,7 @@
       <w:pPr>
         <w:pStyle w:val="Heading3"/>
       </w:pPr>
-      <w:bookmarkStart w:id="22" w:name="_Toc241498860"/>
+      <w:bookmarkStart w:id="22" w:name="_Toc241510280"/>
       <w:r>
         <w:t>2.6.e · Explosion-Protection Calculations and Explanations (if applicable)</w:t>
       </w:r>
@@ -23868,7 +23585,7 @@
       <w:pPr>
         <w:pStyle w:val="Heading3"/>
       </w:pPr>
-      <w:bookmarkStart w:id="23" w:name="_Toc241498861"/>
+      <w:bookmarkStart w:id="23" w:name="_Toc241510281"/>
       <w:r>
         <w:t>2.6.f · Temperature Group Calculation (Hottest-Point Temperature Estimation)</w:t>
       </w:r>
@@ -23930,7 +23647,7 @@
       <w:pPr>
         <w:pStyle w:val="Heading3"/>
       </w:pPr>
-      <w:bookmarkStart w:id="24" w:name="_Toc241498862"/>
+      <w:bookmarkStart w:id="24" w:name="_Toc241510282"/>
       <w:r>
         <w:t>2.6.g · Usage and Installation Instructions (Draft)</w:t>
       </w:r>
@@ -24659,7 +24376,7 @@
       <w:pPr>
         <w:pStyle w:val="Heading3"/>
       </w:pPr>
-      <w:bookmarkStart w:id="25" w:name="_Toc241498863"/>
+      <w:bookmarkStart w:id="25" w:name="_Toc241510283"/>
       <w:r>
         <w:t>2.6.h · Nameplate Information</w:t>
       </w:r>
@@ -24718,7 +24435,7 @@
       <w:pPr>
         <w:pStyle w:val="Heading3"/>
       </w:pPr>
-      <w:bookmarkStart w:id="26" w:name="_Toc241498864"/>
+      <w:bookmarkStart w:id="26" w:name="_Toc241510284"/>
       <w:r>
         <w:lastRenderedPageBreak/>
         <w:t>2.6.i · Ex Component Certificates</w:t>
@@ -24778,7 +24495,7 @@
       <w:pPr>
         <w:pStyle w:val="Heading1"/>
       </w:pPr>
-      <w:bookmarkStart w:id="27" w:name="_Toc241498865"/>
+      <w:bookmarkStart w:id="27" w:name="_Toc241510285"/>
       <w:r>
         <w:t>3. Sample Information</w:t>
       </w:r>
@@ -24793,7 +24510,7 @@
       <w:pPr>
         <w:pStyle w:val="Heading2"/>
       </w:pPr>
-      <w:bookmarkStart w:id="28" w:name="_Toc241498866"/>
+      <w:bookmarkStart w:id="28" w:name="_Toc241510286"/>
       <w:r>
         <w:t>3.1 · Model, Serial Number, and Status</w:t>
       </w:r>
@@ -24852,7 +24569,7 @@
       <w:pPr>
         <w:pStyle w:val="Heading2"/>
       </w:pPr>
-      <w:bookmarkStart w:id="29" w:name="_Toc241498867"/>
+      <w:bookmarkStart w:id="29" w:name="_Toc241510287"/>
       <w:r>
         <w:t>3.2 · Test Fixtures and Auxiliary Equipment</w:t>
       </w:r>
@@ -25593,7 +25310,7 @@
           <w:color w:val="8A8A8A"/>
           <w:sz w:val="17"/>
         </w:rPr>
-        <w:t>This is a working document, prepared in stages, drafted in direct reference to the IECEx/ATEX Certification Information Requirements (original English/Mandarin version issued by the certification body). Data sources: the official product technical datasheet (Institute of Technology Bandung, Revision 4.0), internal technical specification documentation, EMC parameter measurement data, and product photography. Fields marked “Pending confirmation” are not yet final and must not be relied upon for procurement o</w:t>
+        <w:t xml:space="preserve">This is a working document, prepared in stages, drafted in direct reference to the IECEx/ATEX Certification Information Requirements (original English/Mandarin version issued by the certification body). Data sources: the official product technical datasheet (Revision 4.0), internal technical specification documentation, EMC parameter measurement data, and product photography. Fields marked “Pending confirmation” are not yet final and must not be relied upon for procurement or certification purposes without </w:t>
       </w:r>
       <w:r>
         <w:rPr>
@@ -25601,7 +25318,7 @@
           <w:color w:val="8A8A8A"/>
           <w:sz w:val="17"/>
         </w:rPr>
-        <w:t>r certification purposes without further verification.</w:t>
+        <w:t>further verification.</w:t>
       </w:r>
     </w:p>
     <w:sectPr>
@@ -25652,7 +25369,7 @@
         <w:color w:val="4A4A4A"/>
         <w:sz w:val="16"/>
       </w:rPr>
-      <w:t>LGU/GLD/IECEX-TDF/2026-001  ·  Rev. 1.2</w:t>
+      <w:t>GMI/GLD/IECEX-TDF/2026-001  ·  Rev. 1.3</w:t>
     </w:r>
     <w:r>
       <w:tab/>
@@ -25922,31 +25639,31 @@
       </w:rPr>
     </w:lvl>
   </w:abstractNum>
-  <w:num w:numId="1" w16cid:durableId="99229768">
+  <w:num w:numId="1" w16cid:durableId="1401175474">
     <w:abstractNumId w:val="8"/>
   </w:num>
-  <w:num w:numId="2" w16cid:durableId="776750280">
+  <w:num w:numId="2" w16cid:durableId="837573684">
     <w:abstractNumId w:val="6"/>
   </w:num>
-  <w:num w:numId="3" w16cid:durableId="1699694369">
+  <w:num w:numId="3" w16cid:durableId="572280110">
     <w:abstractNumId w:val="5"/>
   </w:num>
-  <w:num w:numId="4" w16cid:durableId="1777217164">
+  <w:num w:numId="4" w16cid:durableId="1238246834">
     <w:abstractNumId w:val="4"/>
   </w:num>
-  <w:num w:numId="5" w16cid:durableId="196085041">
+  <w:num w:numId="5" w16cid:durableId="1829980911">
     <w:abstractNumId w:val="7"/>
   </w:num>
-  <w:num w:numId="6" w16cid:durableId="971791003">
+  <w:num w:numId="6" w16cid:durableId="197815386">
     <w:abstractNumId w:val="3"/>
   </w:num>
-  <w:num w:numId="7" w16cid:durableId="2095321327">
+  <w:num w:numId="7" w16cid:durableId="380371186">
     <w:abstractNumId w:val="2"/>
   </w:num>
-  <w:num w:numId="8" w16cid:durableId="775104586">
+  <w:num w:numId="8" w16cid:durableId="1709187584">
     <w:abstractNumId w:val="1"/>
   </w:num>
-  <w:num w:numId="9" w16cid:durableId="333652965">
+  <w:num w:numId="9" w16cid:durableId="691688939">
     <w:abstractNumId w:val="0"/>
   </w:num>
 </w:numbering>
@@ -37378,7 +37095,7 @@
     <w:autoRedefine/>
     <w:uiPriority w:val="39"/>
     <w:unhideWhenUsed/>
-    <w:rsid w:val="00F53640"/>
+    <w:rsid w:val="00C7125C"/>
     <w:pPr>
       <w:spacing w:after="100"/>
     </w:pPr>
@@ -37390,7 +37107,7 @@
     <w:autoRedefine/>
     <w:uiPriority w:val="39"/>
     <w:unhideWhenUsed/>
-    <w:rsid w:val="00F53640"/>
+    <w:rsid w:val="00C7125C"/>
     <w:pPr>
       <w:spacing w:after="100"/>
       <w:ind w:left="210"/>
@@ -37403,7 +37120,7 @@
     <w:autoRedefine/>
     <w:uiPriority w:val="39"/>
     <w:unhideWhenUsed/>
-    <w:rsid w:val="00F53640"/>
+    <w:rsid w:val="00C7125C"/>
     <w:pPr>
       <w:spacing w:after="100"/>
       <w:ind w:left="420"/>
@@ -37414,7 +37131,7 @@
     <w:basedOn w:val="DefaultParagraphFont"/>
     <w:uiPriority w:val="99"/>
     <w:unhideWhenUsed/>
-    <w:rsid w:val="00F53640"/>
+    <w:rsid w:val="00C7125C"/>
     <w:rPr>
       <w:color w:val="0000FF" w:themeColor="hyperlink"/>
       <w:u w:val="single"/>

--- a/Paket Sertifikasi ATEX & Manual/Dokumen_Teknis_Sertifikasi_GLD_IECEx_ATEX.docx
+++ b/Paket Sertifikasi ATEX & Manual/Dokumen_Teknis_Sertifikasi_GLD_IECEx_ATEX.docx
@@ -226,7 +226,7 @@
               <w:rPr>
                 <w:sz w:val="20"/>
               </w:rPr>
-              <w:t>1.3</w:t>
+              <w:t>1.4</w:t>
             </w:r>
           </w:p>
         </w:tc>
@@ -263,7 +263,7 @@
               <w:rPr>
                 <w:sz w:val="20"/>
               </w:rPr>
-              <w:t>28 September 2026</w:t>
+              <w:t>30 September 2026</w:t>
             </w:r>
           </w:p>
         </w:tc>
@@ -1207,14 +1207,65 @@
               <w:rPr>
                 <w:sz w:val="19"/>
               </w:rPr>
-              <w:t xml:space="preserve">Applicant/Manufacturer identity simplified to a single entity, PT Galaksi Megatama Indonesia, throughout the document (document number prefix changed to GMI/...). Removed all references to PT LAPI Ganesha Utama as “design and development authority” and to the Institute of Technology </w:t>
+              <w:t xml:space="preserve">Applicant/Manufacturer identity simplified to a single entity, PT Galaksi Megatama Indonesia, throughout the document (document number prefix changed to GMI/...). The separate “design and development authority” and “technical partner” entries were removed (Sections 1.1, 1.3, 2.2, letterhead, </w:t>
             </w:r>
             <w:r>
               <w:rPr>
                 <w:sz w:val="19"/>
               </w:rPr>
               <w:lastRenderedPageBreak/>
-              <w:t>Bandung as “technical partner” (Sections 1.1, 1.3, 2.2, letterhead, Document Control) per updated applicant-identity decision; narrative passages describing electronics design/engineering work were made generic rather than deleted, to avoid implying the Manufacturer performed work it did not.</w:t>
+              <w:t>Document Control); narrative passages describing electronics design/engineering work were made generic rather than deleted, to avoid implying the Manufacturer performed work it did not.</w:t>
+            </w:r>
+          </w:p>
+        </w:tc>
+      </w:tr>
+      <w:tr>
+        <w:tc>
+          <w:tcPr>
+            <w:tcW w:w="1296" w:type="dxa"/>
+          </w:tcPr>
+          <w:p>
+            <w:pPr>
+              <w:spacing w:after="40"/>
+            </w:pPr>
+            <w:r>
+              <w:rPr>
+                <w:sz w:val="19"/>
+              </w:rPr>
+              <w:lastRenderedPageBreak/>
+              <w:t>1.4</w:t>
+            </w:r>
+          </w:p>
+        </w:tc>
+        <w:tc>
+          <w:tcPr>
+            <w:tcW w:w="1872" w:type="dxa"/>
+          </w:tcPr>
+          <w:p>
+            <w:pPr>
+              <w:spacing w:after="40"/>
+            </w:pPr>
+            <w:r>
+              <w:rPr>
+                <w:sz w:val="19"/>
+              </w:rPr>
+              <w:t>30 September 2026</w:t>
+            </w:r>
+          </w:p>
+        </w:tc>
+        <w:tc>
+          <w:tcPr>
+            <w:tcW w:w="6192" w:type="dxa"/>
+          </w:tcPr>
+          <w:p>
+            <w:pPr>
+              <w:spacing w:after="40"/>
+            </w:pPr>
+            <w:r>
+              <w:rPr>
+                <w:sz w:val="19"/>
+              </w:rPr>
+              <w:t>Section 2.6.f populated with a preliminary internal surface-temperature measurement (eight thermocouple channels; normal, maximum-load and fan-stalled conditions; 180 minutes each), including extrapolation to the +60°C maximum ambient: highest value ≈114°C (MQ sensor body, fan stalled) against an effective T4 limit of 130°C. Status raised from Not yet available to Partially available; open measurement items listed. Sections 1.1 and 2.5 temperature-class remarks updated accordingly.</w:t>
             </w:r>
           </w:p>
         </w:tc>
@@ -1222,7 +1273,6 @@
     </w:tbl>
     <w:p>
       <w:r>
-        <w:lastRenderedPageBreak/>
         <w:br w:type="page"/>
       </w:r>
     </w:p>
@@ -1259,7 +1309,7 @@
       <w:r>
         <w:fldChar w:fldCharType="separate"/>
       </w:r>
-      <w:hyperlink w:anchor="_Toc241510258" w:history="1">
+      <w:hyperlink w:anchor="_Toc241668736" w:history="1">
         <w:r>
           <w:rPr>
             <w:rStyle w:val="Hyperlink"/>
@@ -1286,7 +1336,7 @@
             <w:noProof/>
             <w:webHidden/>
           </w:rPr>
-          <w:instrText xml:space="preserve"> PAGEREF _Toc241510258 \h </w:instrText>
+          <w:instrText xml:space="preserve"> PAGEREF _Toc241668736 \h </w:instrText>
         </w:r>
         <w:r>
           <w:rPr>
@@ -1327,7 +1377,7 @@
           <w:noProof/>
         </w:rPr>
       </w:pPr>
-      <w:hyperlink w:anchor="_Toc241510259" w:history="1">
+      <w:hyperlink w:anchor="_Toc241668737" w:history="1">
         <w:r>
           <w:rPr>
             <w:rStyle w:val="Hyperlink"/>
@@ -1354,7 +1404,7 @@
             <w:noProof/>
             <w:webHidden/>
           </w:rPr>
-          <w:instrText xml:space="preserve"> PAGEREF _Toc241510259 \h </w:instrText>
+          <w:instrText xml:space="preserve"> PAGEREF _Toc241668737 \h </w:instrText>
         </w:r>
         <w:r>
           <w:rPr>
@@ -1395,7 +1445,7 @@
           <w:noProof/>
         </w:rPr>
       </w:pPr>
-      <w:hyperlink w:anchor="_Toc241510260" w:history="1">
+      <w:hyperlink w:anchor="_Toc241668738" w:history="1">
         <w:r>
           <w:rPr>
             <w:rStyle w:val="Hyperlink"/>
@@ -1422,7 +1472,7 @@
             <w:noProof/>
             <w:webHidden/>
           </w:rPr>
-          <w:instrText xml:space="preserve"> PAGEREF _Toc241510260 \h </w:instrText>
+          <w:instrText xml:space="preserve"> PAGEREF _Toc241668738 \h </w:instrText>
         </w:r>
         <w:r>
           <w:rPr>
@@ -1463,7 +1513,7 @@
           <w:noProof/>
         </w:rPr>
       </w:pPr>
-      <w:hyperlink w:anchor="_Toc241510261" w:history="1">
+      <w:hyperlink w:anchor="_Toc241668739" w:history="1">
         <w:r>
           <w:rPr>
             <w:rStyle w:val="Hyperlink"/>
@@ -1490,7 +1540,7 @@
             <w:noProof/>
             <w:webHidden/>
           </w:rPr>
-          <w:instrText xml:space="preserve"> PAGEREF _Toc241510261 \h </w:instrText>
+          <w:instrText xml:space="preserve"> PAGEREF _Toc241668739 \h </w:instrText>
         </w:r>
         <w:r>
           <w:rPr>
@@ -1531,7 +1581,7 @@
           <w:noProof/>
         </w:rPr>
       </w:pPr>
-      <w:hyperlink w:anchor="_Toc241510262" w:history="1">
+      <w:hyperlink w:anchor="_Toc241668740" w:history="1">
         <w:r>
           <w:rPr>
             <w:rStyle w:val="Hyperlink"/>
@@ -1558,7 +1608,7 @@
             <w:noProof/>
             <w:webHidden/>
           </w:rPr>
-          <w:instrText xml:space="preserve"> PAGEREF _Toc241510262 \h </w:instrText>
+          <w:instrText xml:space="preserve"> PAGEREF _Toc241668740 \h </w:instrText>
         </w:r>
         <w:r>
           <w:rPr>
@@ -1599,7 +1649,7 @@
           <w:noProof/>
         </w:rPr>
       </w:pPr>
-      <w:hyperlink w:anchor="_Toc241510263" w:history="1">
+      <w:hyperlink w:anchor="_Toc241668741" w:history="1">
         <w:r>
           <w:rPr>
             <w:rStyle w:val="Hyperlink"/>
@@ -1626,7 +1676,7 @@
             <w:noProof/>
             <w:webHidden/>
           </w:rPr>
-          <w:instrText xml:space="preserve"> PAGEREF _Toc241510263 \h </w:instrText>
+          <w:instrText xml:space="preserve"> PAGEREF _Toc241668741 \h </w:instrText>
         </w:r>
         <w:r>
           <w:rPr>
@@ -1667,7 +1717,7 @@
           <w:noProof/>
         </w:rPr>
       </w:pPr>
-      <w:hyperlink w:anchor="_Toc241510264" w:history="1">
+      <w:hyperlink w:anchor="_Toc241668742" w:history="1">
         <w:r>
           <w:rPr>
             <w:rStyle w:val="Hyperlink"/>
@@ -1694,7 +1744,7 @@
             <w:noProof/>
             <w:webHidden/>
           </w:rPr>
-          <w:instrText xml:space="preserve"> PAGEREF _Toc241510264 \h </w:instrText>
+          <w:instrText xml:space="preserve"> PAGEREF _Toc241668742 \h </w:instrText>
         </w:r>
         <w:r>
           <w:rPr>
@@ -1735,7 +1785,7 @@
           <w:noProof/>
         </w:rPr>
       </w:pPr>
-      <w:hyperlink w:anchor="_Toc241510265" w:history="1">
+      <w:hyperlink w:anchor="_Toc241668743" w:history="1">
         <w:r>
           <w:rPr>
             <w:rStyle w:val="Hyperlink"/>
@@ -1762,7 +1812,7 @@
             <w:noProof/>
             <w:webHidden/>
           </w:rPr>
-          <w:instrText xml:space="preserve"> PAGEREF _Toc241510265 \h </w:instrText>
+          <w:instrText xml:space="preserve"> PAGEREF _Toc241668743 \h </w:instrText>
         </w:r>
         <w:r>
           <w:rPr>
@@ -1803,7 +1853,7 @@
           <w:noProof/>
         </w:rPr>
       </w:pPr>
-      <w:hyperlink w:anchor="_Toc241510266" w:history="1">
+      <w:hyperlink w:anchor="_Toc241668744" w:history="1">
         <w:r>
           <w:rPr>
             <w:rStyle w:val="Hyperlink"/>
@@ -1830,7 +1880,7 @@
             <w:noProof/>
             <w:webHidden/>
           </w:rPr>
-          <w:instrText xml:space="preserve"> PAGEREF _Toc241510266 \h </w:instrText>
+          <w:instrText xml:space="preserve"> PAGEREF _Toc241668744 \h </w:instrText>
         </w:r>
         <w:r>
           <w:rPr>
@@ -1871,7 +1921,7 @@
           <w:noProof/>
         </w:rPr>
       </w:pPr>
-      <w:hyperlink w:anchor="_Toc241510267" w:history="1">
+      <w:hyperlink w:anchor="_Toc241668745" w:history="1">
         <w:r>
           <w:rPr>
             <w:rStyle w:val="Hyperlink"/>
@@ -1898,7 +1948,7 @@
             <w:noProof/>
             <w:webHidden/>
           </w:rPr>
-          <w:instrText xml:space="preserve"> PAGEREF _Toc241510267 \h </w:instrText>
+          <w:instrText xml:space="preserve"> PAGEREF _Toc241668745 \h </w:instrText>
         </w:r>
         <w:r>
           <w:rPr>
@@ -1939,7 +1989,7 @@
           <w:noProof/>
         </w:rPr>
       </w:pPr>
-      <w:hyperlink w:anchor="_Toc241510268" w:history="1">
+      <w:hyperlink w:anchor="_Toc241668746" w:history="1">
         <w:r>
           <w:rPr>
             <w:rStyle w:val="Hyperlink"/>
@@ -1966,7 +2016,7 @@
             <w:noProof/>
             <w:webHidden/>
           </w:rPr>
-          <w:instrText xml:space="preserve"> PAGEREF _Toc241510268 \h </w:instrText>
+          <w:instrText xml:space="preserve"> PAGEREF _Toc241668746 \h </w:instrText>
         </w:r>
         <w:r>
           <w:rPr>
@@ -2007,7 +2057,7 @@
           <w:noProof/>
         </w:rPr>
       </w:pPr>
-      <w:hyperlink w:anchor="_Toc241510269" w:history="1">
+      <w:hyperlink w:anchor="_Toc241668747" w:history="1">
         <w:r>
           <w:rPr>
             <w:rStyle w:val="Hyperlink"/>
@@ -2034,7 +2084,7 @@
             <w:noProof/>
             <w:webHidden/>
           </w:rPr>
-          <w:instrText xml:space="preserve"> PAGEREF _Toc241510269 \h </w:instrText>
+          <w:instrText xml:space="preserve"> PAGEREF _Toc241668747 \h </w:instrText>
         </w:r>
         <w:r>
           <w:rPr>
@@ -2075,7 +2125,7 @@
           <w:noProof/>
         </w:rPr>
       </w:pPr>
-      <w:hyperlink w:anchor="_Toc241510270" w:history="1">
+      <w:hyperlink w:anchor="_Toc241668748" w:history="1">
         <w:r>
           <w:rPr>
             <w:rStyle w:val="Hyperlink"/>
@@ -2102,7 +2152,7 @@
             <w:noProof/>
             <w:webHidden/>
           </w:rPr>
-          <w:instrText xml:space="preserve"> PAGEREF _Toc241510270 \h </w:instrText>
+          <w:instrText xml:space="preserve"> PAGEREF _Toc241668748 \h </w:instrText>
         </w:r>
         <w:r>
           <w:rPr>
@@ -2143,7 +2193,7 @@
           <w:noProof/>
         </w:rPr>
       </w:pPr>
-      <w:hyperlink w:anchor="_Toc241510271" w:history="1">
+      <w:hyperlink w:anchor="_Toc241668749" w:history="1">
         <w:r>
           <w:rPr>
             <w:rStyle w:val="Hyperlink"/>
@@ -2170,7 +2220,7 @@
             <w:noProof/>
             <w:webHidden/>
           </w:rPr>
-          <w:instrText xml:space="preserve"> PAGEREF _Toc241510271 \h </w:instrText>
+          <w:instrText xml:space="preserve"> PAGEREF _Toc241668749 \h </w:instrText>
         </w:r>
         <w:r>
           <w:rPr>
@@ -2211,7 +2261,7 @@
           <w:noProof/>
         </w:rPr>
       </w:pPr>
-      <w:hyperlink w:anchor="_Toc241510272" w:history="1">
+      <w:hyperlink w:anchor="_Toc241668750" w:history="1">
         <w:r>
           <w:rPr>
             <w:rStyle w:val="Hyperlink"/>
@@ -2238,7 +2288,7 @@
             <w:noProof/>
             <w:webHidden/>
           </w:rPr>
-          <w:instrText xml:space="preserve"> PAGEREF _Toc241510272 \h </w:instrText>
+          <w:instrText xml:space="preserve"> PAGEREF _Toc241668750 \h </w:instrText>
         </w:r>
         <w:r>
           <w:rPr>
@@ -2279,7 +2329,7 @@
           <w:noProof/>
         </w:rPr>
       </w:pPr>
-      <w:hyperlink w:anchor="_Toc241510273" w:history="1">
+      <w:hyperlink w:anchor="_Toc241668751" w:history="1">
         <w:r>
           <w:rPr>
             <w:rStyle w:val="Hyperlink"/>
@@ -2306,7 +2356,7 @@
             <w:noProof/>
             <w:webHidden/>
           </w:rPr>
-          <w:instrText xml:space="preserve"> PAGEREF _Toc241510273 \h </w:instrText>
+          <w:instrText xml:space="preserve"> PAGEREF _Toc241668751 \h </w:instrText>
         </w:r>
         <w:r>
           <w:rPr>
@@ -2347,7 +2397,7 @@
           <w:noProof/>
         </w:rPr>
       </w:pPr>
-      <w:hyperlink w:anchor="_Toc241510274" w:history="1">
+      <w:hyperlink w:anchor="_Toc241668752" w:history="1">
         <w:r>
           <w:rPr>
             <w:rStyle w:val="Hyperlink"/>
@@ -2374,7 +2424,7 @@
             <w:noProof/>
             <w:webHidden/>
           </w:rPr>
-          <w:instrText xml:space="preserve"> PAGEREF _Toc241510274 \h </w:instrText>
+          <w:instrText xml:space="preserve"> PAGEREF _Toc241668752 \h </w:instrText>
         </w:r>
         <w:r>
           <w:rPr>
@@ -2415,7 +2465,7 @@
           <w:noProof/>
         </w:rPr>
       </w:pPr>
-      <w:hyperlink w:anchor="_Toc241510275" w:history="1">
+      <w:hyperlink w:anchor="_Toc241668753" w:history="1">
         <w:r>
           <w:rPr>
             <w:rStyle w:val="Hyperlink"/>
@@ -2442,7 +2492,7 @@
             <w:noProof/>
             <w:webHidden/>
           </w:rPr>
-          <w:instrText xml:space="preserve"> PAGEREF _Toc241510275 \h </w:instrText>
+          <w:instrText xml:space="preserve"> PAGEREF _Toc241668753 \h </w:instrText>
         </w:r>
         <w:r>
           <w:rPr>
@@ -2483,7 +2533,7 @@
           <w:noProof/>
         </w:rPr>
       </w:pPr>
-      <w:hyperlink w:anchor="_Toc241510276" w:history="1">
+      <w:hyperlink w:anchor="_Toc241668754" w:history="1">
         <w:r>
           <w:rPr>
             <w:rStyle w:val="Hyperlink"/>
@@ -2510,7 +2560,7 @@
             <w:noProof/>
             <w:webHidden/>
           </w:rPr>
-          <w:instrText xml:space="preserve"> PAGEREF _Toc241510276 \h </w:instrText>
+          <w:instrText xml:space="preserve"> PAGEREF _Toc241668754 \h </w:instrText>
         </w:r>
         <w:r>
           <w:rPr>
@@ -2551,7 +2601,7 @@
           <w:noProof/>
         </w:rPr>
       </w:pPr>
-      <w:hyperlink w:anchor="_Toc241510277" w:history="1">
+      <w:hyperlink w:anchor="_Toc241668755" w:history="1">
         <w:r>
           <w:rPr>
             <w:rStyle w:val="Hyperlink"/>
@@ -2578,7 +2628,7 @@
             <w:noProof/>
             <w:webHidden/>
           </w:rPr>
-          <w:instrText xml:space="preserve"> PAGEREF _Toc241510277 \h </w:instrText>
+          <w:instrText xml:space="preserve"> PAGEREF _Toc241668755 \h </w:instrText>
         </w:r>
         <w:r>
           <w:rPr>
@@ -2619,7 +2669,7 @@
           <w:noProof/>
         </w:rPr>
       </w:pPr>
-      <w:hyperlink w:anchor="_Toc241510278" w:history="1">
+      <w:hyperlink w:anchor="_Toc241668756" w:history="1">
         <w:r>
           <w:rPr>
             <w:rStyle w:val="Hyperlink"/>
@@ -2646,7 +2696,7 @@
             <w:noProof/>
             <w:webHidden/>
           </w:rPr>
-          <w:instrText xml:space="preserve"> PAGEREF _Toc241510278 \h </w:instrText>
+          <w:instrText xml:space="preserve"> PAGEREF _Toc241668756 \h </w:instrText>
         </w:r>
         <w:r>
           <w:rPr>
@@ -2687,7 +2737,7 @@
           <w:noProof/>
         </w:rPr>
       </w:pPr>
-      <w:hyperlink w:anchor="_Toc241510279" w:history="1">
+      <w:hyperlink w:anchor="_Toc241668757" w:history="1">
         <w:r>
           <w:rPr>
             <w:rStyle w:val="Hyperlink"/>
@@ -2714,7 +2764,7 @@
             <w:noProof/>
             <w:webHidden/>
           </w:rPr>
-          <w:instrText xml:space="preserve"> PAGEREF _Toc241510279 \h </w:instrText>
+          <w:instrText xml:space="preserve"> PAGEREF _Toc241668757 \h </w:instrText>
         </w:r>
         <w:r>
           <w:rPr>
@@ -2755,7 +2805,7 @@
           <w:noProof/>
         </w:rPr>
       </w:pPr>
-      <w:hyperlink w:anchor="_Toc241510280" w:history="1">
+      <w:hyperlink w:anchor="_Toc241668758" w:history="1">
         <w:r>
           <w:rPr>
             <w:rStyle w:val="Hyperlink"/>
@@ -2782,7 +2832,7 @@
             <w:noProof/>
             <w:webHidden/>
           </w:rPr>
-          <w:instrText xml:space="preserve"> PAGEREF _Toc241510280 \h </w:instrText>
+          <w:instrText xml:space="preserve"> PAGEREF _Toc241668758 \h </w:instrText>
         </w:r>
         <w:r>
           <w:rPr>
@@ -2823,7 +2873,7 @@
           <w:noProof/>
         </w:rPr>
       </w:pPr>
-      <w:hyperlink w:anchor="_Toc241510281" w:history="1">
+      <w:hyperlink w:anchor="_Toc241668759" w:history="1">
         <w:r>
           <w:rPr>
             <w:rStyle w:val="Hyperlink"/>
@@ -2850,7 +2900,7 @@
             <w:noProof/>
             <w:webHidden/>
           </w:rPr>
-          <w:instrText xml:space="preserve"> PAGEREF _Toc241510281 \h </w:instrText>
+          <w:instrText xml:space="preserve"> PAGEREF _Toc241668759 \h </w:instrText>
         </w:r>
         <w:r>
           <w:rPr>
@@ -2891,7 +2941,7 @@
           <w:noProof/>
         </w:rPr>
       </w:pPr>
-      <w:hyperlink w:anchor="_Toc241510282" w:history="1">
+      <w:hyperlink w:anchor="_Toc241668760" w:history="1">
         <w:r>
           <w:rPr>
             <w:rStyle w:val="Hyperlink"/>
@@ -2918,75 +2968,7 @@
             <w:noProof/>
             <w:webHidden/>
           </w:rPr>
-          <w:instrText xml:space="preserve"> PAGEREF _Toc241510282 \h </w:instrText>
-        </w:r>
-        <w:r>
-          <w:rPr>
-            <w:noProof/>
-            <w:webHidden/>
-          </w:rPr>
-        </w:r>
-        <w:r>
-          <w:rPr>
-            <w:noProof/>
-            <w:webHidden/>
-          </w:rPr>
-          <w:fldChar w:fldCharType="separate"/>
-        </w:r>
-        <w:r>
-          <w:rPr>
-            <w:noProof/>
-            <w:webHidden/>
-          </w:rPr>
-          <w:t>33</w:t>
-        </w:r>
-        <w:r>
-          <w:rPr>
-            <w:noProof/>
-            <w:webHidden/>
-          </w:rPr>
-          <w:fldChar w:fldCharType="end"/>
-        </w:r>
-      </w:hyperlink>
-    </w:p>
-    <w:p>
-      <w:pPr>
-        <w:pStyle w:val="TOC3"/>
-        <w:tabs>
-          <w:tab w:val="right" w:leader="dot" w:pos="9736"/>
-        </w:tabs>
-        <w:rPr>
-          <w:noProof/>
-        </w:rPr>
-      </w:pPr>
-      <w:hyperlink w:anchor="_Toc241510283" w:history="1">
-        <w:r>
-          <w:rPr>
-            <w:rStyle w:val="Hyperlink"/>
-            <w:noProof/>
-          </w:rPr>
-          <w:t>2.6.h · Nameplate Information</w:t>
-        </w:r>
-        <w:r>
-          <w:rPr>
-            <w:noProof/>
-            <w:webHidden/>
-          </w:rPr>
-          <w:tab/>
-        </w:r>
-        <w:r>
-          <w:rPr>
-            <w:noProof/>
-            <w:webHidden/>
-          </w:rPr>
-          <w:fldChar w:fldCharType="begin"/>
-        </w:r>
-        <w:r>
-          <w:rPr>
-            <w:noProof/>
-            <w:webHidden/>
-          </w:rPr>
-          <w:instrText xml:space="preserve"> PAGEREF _Toc241510283 \h </w:instrText>
+          <w:instrText xml:space="preserve"> PAGEREF _Toc241668760 \h </w:instrText>
         </w:r>
         <w:r>
           <w:rPr>
@@ -3027,13 +3009,13 @@
           <w:noProof/>
         </w:rPr>
       </w:pPr>
-      <w:hyperlink w:anchor="_Toc241510284" w:history="1">
+      <w:hyperlink w:anchor="_Toc241668761" w:history="1">
         <w:r>
           <w:rPr>
             <w:rStyle w:val="Hyperlink"/>
             <w:noProof/>
           </w:rPr>
-          <w:t>2.6.i · Ex Component Certificates</w:t>
+          <w:t>2.6.h · Nameplate Information</w:t>
         </w:r>
         <w:r>
           <w:rPr>
@@ -3054,7 +3036,7 @@
             <w:noProof/>
             <w:webHidden/>
           </w:rPr>
-          <w:instrText xml:space="preserve"> PAGEREF _Toc241510284 \h </w:instrText>
+          <w:instrText xml:space="preserve"> PAGEREF _Toc241668761 \h </w:instrText>
         </w:r>
         <w:r>
           <w:rPr>
@@ -3087,6 +3069,74 @@
     </w:p>
     <w:p>
       <w:pPr>
+        <w:pStyle w:val="TOC3"/>
+        <w:tabs>
+          <w:tab w:val="right" w:leader="dot" w:pos="9736"/>
+        </w:tabs>
+        <w:rPr>
+          <w:noProof/>
+        </w:rPr>
+      </w:pPr>
+      <w:hyperlink w:anchor="_Toc241668762" w:history="1">
+        <w:r>
+          <w:rPr>
+            <w:rStyle w:val="Hyperlink"/>
+            <w:noProof/>
+          </w:rPr>
+          <w:t>2.6.i · Ex Component Certificates</w:t>
+        </w:r>
+        <w:r>
+          <w:rPr>
+            <w:noProof/>
+            <w:webHidden/>
+          </w:rPr>
+          <w:tab/>
+        </w:r>
+        <w:r>
+          <w:rPr>
+            <w:noProof/>
+            <w:webHidden/>
+          </w:rPr>
+          <w:fldChar w:fldCharType="begin"/>
+        </w:r>
+        <w:r>
+          <w:rPr>
+            <w:noProof/>
+            <w:webHidden/>
+          </w:rPr>
+          <w:instrText xml:space="preserve"> PAGEREF _Toc241668762 \h </w:instrText>
+        </w:r>
+        <w:r>
+          <w:rPr>
+            <w:noProof/>
+            <w:webHidden/>
+          </w:rPr>
+        </w:r>
+        <w:r>
+          <w:rPr>
+            <w:noProof/>
+            <w:webHidden/>
+          </w:rPr>
+          <w:fldChar w:fldCharType="separate"/>
+        </w:r>
+        <w:r>
+          <w:rPr>
+            <w:noProof/>
+            <w:webHidden/>
+          </w:rPr>
+          <w:t>36</w:t>
+        </w:r>
+        <w:r>
+          <w:rPr>
+            <w:noProof/>
+            <w:webHidden/>
+          </w:rPr>
+          <w:fldChar w:fldCharType="end"/>
+        </w:r>
+      </w:hyperlink>
+    </w:p>
+    <w:p>
+      <w:pPr>
         <w:pStyle w:val="TOC1"/>
         <w:tabs>
           <w:tab w:val="right" w:leader="dot" w:pos="9736"/>
@@ -3095,7 +3145,7 @@
           <w:noProof/>
         </w:rPr>
       </w:pPr>
-      <w:hyperlink w:anchor="_Toc241510285" w:history="1">
+      <w:hyperlink w:anchor="_Toc241668763" w:history="1">
         <w:r>
           <w:rPr>
             <w:rStyle w:val="Hyperlink"/>
@@ -3122,7 +3172,7 @@
             <w:noProof/>
             <w:webHidden/>
           </w:rPr>
-          <w:instrText xml:space="preserve"> PAGEREF _Toc241510285 \h </w:instrText>
+          <w:instrText xml:space="preserve"> PAGEREF _Toc241668763 \h </w:instrText>
         </w:r>
         <w:r>
           <w:rPr>
@@ -3142,7 +3192,7 @@
             <w:noProof/>
             <w:webHidden/>
           </w:rPr>
-          <w:t>35</w:t>
+          <w:t>36</w:t>
         </w:r>
         <w:r>
           <w:rPr>
@@ -3163,7 +3213,7 @@
           <w:noProof/>
         </w:rPr>
       </w:pPr>
-      <w:hyperlink w:anchor="_Toc241510286" w:history="1">
+      <w:hyperlink w:anchor="_Toc241668764" w:history="1">
         <w:r>
           <w:rPr>
             <w:rStyle w:val="Hyperlink"/>
@@ -3190,7 +3240,7 @@
             <w:noProof/>
             <w:webHidden/>
           </w:rPr>
-          <w:instrText xml:space="preserve"> PAGEREF _Toc241510286 \h </w:instrText>
+          <w:instrText xml:space="preserve"> PAGEREF _Toc241668764 \h </w:instrText>
         </w:r>
         <w:r>
           <w:rPr>
@@ -3210,7 +3260,7 @@
             <w:noProof/>
             <w:webHidden/>
           </w:rPr>
-          <w:t>35</w:t>
+          <w:t>36</w:t>
         </w:r>
         <w:r>
           <w:rPr>
@@ -3231,7 +3281,7 @@
           <w:noProof/>
         </w:rPr>
       </w:pPr>
-      <w:hyperlink w:anchor="_Toc241510287" w:history="1">
+      <w:hyperlink w:anchor="_Toc241668765" w:history="1">
         <w:r>
           <w:rPr>
             <w:rStyle w:val="Hyperlink"/>
@@ -3258,7 +3308,7 @@
             <w:noProof/>
             <w:webHidden/>
           </w:rPr>
-          <w:instrText xml:space="preserve"> PAGEREF _Toc241510287 \h </w:instrText>
+          <w:instrText xml:space="preserve"> PAGEREF _Toc241668765 \h </w:instrText>
         </w:r>
         <w:r>
           <w:rPr>
@@ -3278,7 +3328,7 @@
             <w:noProof/>
             <w:webHidden/>
           </w:rPr>
-          <w:t>35</w:t>
+          <w:t>36</w:t>
         </w:r>
         <w:r>
           <w:rPr>
@@ -3304,7 +3354,7 @@
       <w:pPr>
         <w:pStyle w:val="Heading1"/>
       </w:pPr>
-      <w:bookmarkStart w:id="0" w:name="_Toc241510258"/>
+      <w:bookmarkStart w:id="0" w:name="_Toc241668736"/>
       <w:r>
         <w:lastRenderedPageBreak/>
         <w:t>About This Document</w:t>
@@ -3407,7 +3457,7 @@
       <w:pPr>
         <w:pStyle w:val="Heading1"/>
       </w:pPr>
-      <w:bookmarkStart w:id="1" w:name="_Toc241510259"/>
+      <w:bookmarkStart w:id="1" w:name="_Toc241668737"/>
       <w:r>
         <w:t>1. Basic Information (Application and Organization)</w:t>
       </w:r>
@@ -3547,7 +3597,7 @@
       <w:pPr>
         <w:pStyle w:val="Heading2"/>
       </w:pPr>
-      <w:bookmarkStart w:id="2" w:name="_Toc241510260"/>
+      <w:bookmarkStart w:id="2" w:name="_Toc241668738"/>
       <w:r>
         <w:t>1.0 · Status Summary — Section 1</w:t>
       </w:r>
@@ -3924,7 +3974,7 @@
       <w:pPr>
         <w:pStyle w:val="Heading2"/>
       </w:pPr>
-      <w:bookmarkStart w:id="3" w:name="_Toc241510261"/>
+      <w:bookmarkStart w:id="3" w:name="_Toc241668739"/>
       <w:r>
         <w:t>1.1 · Application Form</w:t>
       </w:r>
@@ -4449,7 +4499,7 @@
                 <w:color w:val="B56A1E"/>
                 <w:sz w:val="19"/>
               </w:rPr>
-              <w:t>Target — verification outstanding</w:t>
+              <w:t>Target — preliminary internal measurement supports it; formal verification outstanding</w:t>
             </w:r>
           </w:p>
         </w:tc>
@@ -4842,7 +4892,7 @@
       <w:pPr>
         <w:pStyle w:val="Heading2"/>
       </w:pPr>
-      <w:bookmarkStart w:id="4" w:name="_Toc241510262"/>
+      <w:bookmarkStart w:id="4" w:name="_Toc241668740"/>
       <w:r>
         <w:t>1.2 · Business License / Company Registration Certificate</w:t>
       </w:r>
@@ -5391,7 +5441,7 @@
       <w:pPr>
         <w:pStyle w:val="Heading2"/>
       </w:pPr>
-      <w:bookmarkStart w:id="5" w:name="_Toc241510263"/>
+      <w:bookmarkStart w:id="5" w:name="_Toc241668741"/>
       <w:r>
         <w:t>1.3 · Organizational Chart and Contact Information</w:t>
       </w:r>
@@ -5883,7 +5933,7 @@
       <w:pPr>
         <w:pStyle w:val="Heading2"/>
       </w:pPr>
-      <w:bookmarkStart w:id="6" w:name="_Toc241510264"/>
+      <w:bookmarkStart w:id="6" w:name="_Toc241668742"/>
       <w:r>
         <w:t>1.4 · Manufacturing Plant Address and Introduction of Production Facilities</w:t>
       </w:r>
@@ -6395,7 +6445,7 @@
       <w:pPr>
         <w:pStyle w:val="Heading2"/>
       </w:pPr>
-      <w:bookmarkStart w:id="7" w:name="_Toc241510265"/>
+      <w:bookmarkStart w:id="7" w:name="_Toc241668743"/>
       <w:r>
         <w:t>1.5 · ISO 9001 Certificate, Quality Manual, and Procedure Index</w:t>
       </w:r>
@@ -6817,7 +6867,7 @@
       <w:pPr>
         <w:pStyle w:val="Heading1"/>
       </w:pPr>
-      <w:bookmarkStart w:id="8" w:name="_Toc241510266"/>
+      <w:bookmarkStart w:id="8" w:name="_Toc241668744"/>
       <w:r>
         <w:t>2. Technical Documentation</w:t>
       </w:r>
@@ -6832,7 +6882,7 @@
       <w:pPr>
         <w:pStyle w:val="Heading2"/>
       </w:pPr>
-      <w:bookmarkStart w:id="9" w:name="_Toc241510267"/>
+      <w:bookmarkStart w:id="9" w:name="_Toc241668745"/>
       <w:r>
         <w:t>2.1 · Detailed Product Description</w:t>
       </w:r>
@@ -6869,7 +6919,7 @@
       <w:pPr>
         <w:pStyle w:val="Heading2"/>
       </w:pPr>
-      <w:bookmarkStart w:id="10" w:name="_Toc241510268"/>
+      <w:bookmarkStart w:id="10" w:name="_Toc241668746"/>
       <w:r>
         <w:t>2.2 · Product Name, Model, and Specification List</w:t>
       </w:r>
@@ -7238,7 +7288,7 @@
       <w:pPr>
         <w:pStyle w:val="Heading2"/>
       </w:pPr>
-      <w:bookmarkStart w:id="11" w:name="_Toc241510269"/>
+      <w:bookmarkStart w:id="11" w:name="_Toc241668747"/>
       <w:r>
         <w:t>2.3 · Functional Description and Technical Parameters (Electrical, Mechanical, etc.)</w:t>
       </w:r>
@@ -7260,7 +7310,7 @@
       <w:pPr>
         <w:pStyle w:val="Heading3"/>
       </w:pPr>
-      <w:bookmarkStart w:id="12" w:name="_Toc241510270"/>
+      <w:bookmarkStart w:id="12" w:name="_Toc241668748"/>
       <w:r>
         <w:t>2.3.a · Electrical Parameters — Node Sensor (GLD)</w:t>
       </w:r>
@@ -7957,7 +8007,7 @@
       <w:pPr>
         <w:pStyle w:val="Heading3"/>
       </w:pPr>
-      <w:bookmarkStart w:id="13" w:name="_Toc241510271"/>
+      <w:bookmarkStart w:id="13" w:name="_Toc241668749"/>
       <w:r>
         <w:t>2.3.b · Sensor and Communication Parameters — Node Sensor (GLD)</w:t>
       </w:r>
@@ -9019,7 +9069,7 @@
       <w:pPr>
         <w:pStyle w:val="Heading3"/>
       </w:pPr>
-      <w:bookmarkStart w:id="14" w:name="_Toc241510272"/>
+      <w:bookmarkStart w:id="14" w:name="_Toc241668750"/>
       <w:r>
         <w:t>2.3.c · Mechanical Parameters — Node Sensor (GLD)</w:t>
       </w:r>
@@ -9870,7 +9920,7 @@
       <w:pPr>
         <w:pStyle w:val="Heading2"/>
       </w:pPr>
-      <w:bookmarkStart w:id="15" w:name="_Toc241510273"/>
+      <w:bookmarkStart w:id="15" w:name="_Toc241668751"/>
       <w:r>
         <w:t>2.4 · Product Photographs — Overall and Key Components</w:t>
       </w:r>
@@ -9909,7 +9959,7 @@
                 <w:noProof/>
               </w:rPr>
               <w:drawing>
-                <wp:inline distT="0" distB="0" distL="0" distR="0" wp14:anchorId="1678A069" wp14:editId="2CAEABF2">
+                <wp:inline distT="0" distB="0" distL="0" distR="0" wp14:anchorId="26DC5602" wp14:editId="6DDC429F">
                   <wp:extent cx="1379912" cy="2286000"/>
                   <wp:effectExtent l="0" t="0" r="0" b="0"/>
                   <wp:docPr id="1" name="Picture 1"/>
@@ -9986,7 +10036,7 @@
                 <w:noProof/>
               </w:rPr>
               <w:drawing>
-                <wp:inline distT="0" distB="0" distL="0" distR="0" wp14:anchorId="4407278C" wp14:editId="61850E62">
+                <wp:inline distT="0" distB="0" distL="0" distR="0" wp14:anchorId="35F4BAEF" wp14:editId="08B42F54">
                   <wp:extent cx="1714500" cy="2286000"/>
                   <wp:effectExtent l="0" t="0" r="0" b="0"/>
                   <wp:docPr id="2" name="Picture 2"/>
@@ -10068,7 +10118,7 @@
                 <w:noProof/>
               </w:rPr>
               <w:drawing>
-                <wp:inline distT="0" distB="0" distL="0" distR="0" wp14:anchorId="4885AE5A" wp14:editId="4B7E89FD">
+                <wp:inline distT="0" distB="0" distL="0" distR="0" wp14:anchorId="03886E74" wp14:editId="24020FD0">
                   <wp:extent cx="1026621" cy="2286000"/>
                   <wp:effectExtent l="0" t="0" r="0" b="0"/>
                   <wp:docPr id="3" name="Picture 3"/>
@@ -10145,7 +10195,7 @@
                 <w:noProof/>
               </w:rPr>
               <w:drawing>
-                <wp:inline distT="0" distB="0" distL="0" distR="0" wp14:anchorId="508079D6" wp14:editId="6BCEF928">
+                <wp:inline distT="0" distB="0" distL="0" distR="0" wp14:anchorId="7E2576D3" wp14:editId="7E4C7BCD">
                   <wp:extent cx="1026621" cy="2286000"/>
                   <wp:effectExtent l="0" t="0" r="0" b="0"/>
                   <wp:docPr id="4" name="Picture 4"/>
@@ -10228,7 +10278,7 @@
               </w:rPr>
               <w:lastRenderedPageBreak/>
               <w:drawing>
-                <wp:inline distT="0" distB="0" distL="0" distR="0" wp14:anchorId="7E395B61" wp14:editId="79738F25">
+                <wp:inline distT="0" distB="0" distL="0" distR="0" wp14:anchorId="5736711D" wp14:editId="5E9E594C">
                   <wp:extent cx="1026621" cy="2286000"/>
                   <wp:effectExtent l="0" t="0" r="0" b="0"/>
                   <wp:docPr id="5" name="Picture 5"/>
@@ -10305,7 +10355,7 @@
                 <w:noProof/>
               </w:rPr>
               <w:drawing>
-                <wp:inline distT="0" distB="0" distL="0" distR="0" wp14:anchorId="614788D5" wp14:editId="1059401A">
+                <wp:inline distT="0" distB="0" distL="0" distR="0" wp14:anchorId="7BD4AACC" wp14:editId="28A94D6C">
                   <wp:extent cx="1026621" cy="2286000"/>
                   <wp:effectExtent l="0" t="0" r="0" b="0"/>
                   <wp:docPr id="6" name="Picture 6"/>
@@ -10387,7 +10437,7 @@
                 <w:noProof/>
               </w:rPr>
               <w:drawing>
-                <wp:inline distT="0" distB="0" distL="0" distR="0" wp14:anchorId="4AFCEE6D" wp14:editId="6453A24A">
+                <wp:inline distT="0" distB="0" distL="0" distR="0" wp14:anchorId="020BDEB6" wp14:editId="1C6BA19E">
                   <wp:extent cx="1026621" cy="2286000"/>
                   <wp:effectExtent l="0" t="0" r="0" b="0"/>
                   <wp:docPr id="7" name="Picture 7"/>
@@ -10511,7 +10561,7 @@
       <w:pPr>
         <w:pStyle w:val="Heading2"/>
       </w:pPr>
-      <w:bookmarkStart w:id="16" w:name="_Toc241510274"/>
+      <w:bookmarkStart w:id="16" w:name="_Toc241668752"/>
       <w:r>
         <w:t>2.5 · Description of Intended Use and Installation Environment (Gas Group, Temperature Class, Area Classification)</w:t>
       </w:r>
@@ -10763,7 +10813,7 @@
               <w:rPr>
                 <w:sz w:val="19"/>
               </w:rPr>
-              <w:t>Not yet substantiated by measurement. MQ-series metal-oxide sensors rely on an internal heating element as their normal operating principle; a hot-spot measurement specific to the sensor models and enclosure configuration used here has not yet been performed (see 2.6.f).</w:t>
+              <w:t>Supported by a preliminary internal surface-temperature measurement (Section 2.6.f): the highest value, extrapolated to the +60°C maximum ambient, is ≈114°C (MQ sensor body, fan-stalled condition), below the T4 limit less the 5 K margin (130°C). Not yet final — several measurement points and conditions remain open (see 2.6.f), and confirmation requires ExCB type testing.</w:t>
             </w:r>
           </w:p>
         </w:tc>
@@ -10842,7 +10892,7 @@
               <w:rPr>
                 <w:sz w:val="19"/>
               </w:rPr>
-              <w:t>Project-confirmed value, consistent with the Mechanical Parameters table (Section 2.3.c). Distinct from the MQ-sensor hot-spot surface temperature above, which remains the top-priority open item for the T4 recommendation.</w:t>
+              <w:t>Project-confirmed value, consistent with the Mechanical Parameters table (Section 2.3.c). Used as the reference for extrapolating the preliminary surface-temperature measurements in Section 2.6.f to worst-case ambient.</w:t>
             </w:r>
           </w:p>
         </w:tc>
@@ -11054,7 +11104,7 @@
       <w:pPr>
         <w:pStyle w:val="Heading2"/>
       </w:pPr>
-      <w:bookmarkStart w:id="17" w:name="_Toc241510275"/>
+      <w:bookmarkStart w:id="17" w:name="_Toc241668753"/>
       <w:r>
         <w:t>2.6 · Design and Manufacturing Information</w:t>
       </w:r>
@@ -11069,7 +11119,7 @@
       <w:pPr>
         <w:pStyle w:val="Heading3"/>
       </w:pPr>
-      <w:bookmarkStart w:id="18" w:name="_Toc241510276"/>
+      <w:bookmarkStart w:id="18" w:name="_Toc241668754"/>
       <w:r>
         <w:t>2.6.a · Complete Drawings (Assembly, Component, Electrical Schematic, PCB Layout, Enclosure Structure, Junction Box, Terminal, Grounding)</w:t>
       </w:r>
@@ -11090,7 +11140,7 @@
         </w:rPr>
         <w:lastRenderedPageBreak/>
         <w:drawing>
-          <wp:inline distT="0" distB="0" distL="0" distR="0" wp14:anchorId="7785D0CA" wp14:editId="63A7C267">
+          <wp:inline distT="0" distB="0" distL="0" distR="0" wp14:anchorId="6823F866" wp14:editId="46FD5545">
             <wp:extent cx="5120640" cy="3413760"/>
             <wp:effectExtent l="0" t="0" r="0" b="0"/>
             <wp:docPr id="8" name="Picture 8"/>
@@ -11162,7 +11212,7 @@
           <w:noProof/>
         </w:rPr>
         <w:drawing>
-          <wp:inline distT="0" distB="0" distL="0" distR="0" wp14:anchorId="35D9CE59" wp14:editId="7FCDF981">
+          <wp:inline distT="0" distB="0" distL="0" distR="0" wp14:anchorId="7FBD0756" wp14:editId="11CF7531">
             <wp:extent cx="5120640" cy="3413760"/>
             <wp:effectExtent l="0" t="0" r="0" b="0"/>
             <wp:docPr id="9" name="Picture 9"/>
@@ -11235,7 +11285,7 @@
         </w:rPr>
         <w:lastRenderedPageBreak/>
         <w:drawing>
-          <wp:inline distT="0" distB="0" distL="0" distR="0" wp14:anchorId="1BE9CD84" wp14:editId="737DF9F9">
+          <wp:inline distT="0" distB="0" distL="0" distR="0" wp14:anchorId="5ECF9185" wp14:editId="5C0E8869">
             <wp:extent cx="5120640" cy="3413760"/>
             <wp:effectExtent l="0" t="0" r="0" b="0"/>
             <wp:docPr id="10" name="Picture 10"/>
@@ -11307,7 +11357,7 @@
           <w:noProof/>
         </w:rPr>
         <w:drawing>
-          <wp:inline distT="0" distB="0" distL="0" distR="0" wp14:anchorId="42EBA810" wp14:editId="659B4926">
+          <wp:inline distT="0" distB="0" distL="0" distR="0" wp14:anchorId="34940FF8" wp14:editId="2F355F2F">
             <wp:extent cx="5120640" cy="3413760"/>
             <wp:effectExtent l="0" t="0" r="0" b="0"/>
             <wp:docPr id="11" name="Picture 11"/>
@@ -11380,7 +11430,7 @@
         </w:rPr>
         <w:lastRenderedPageBreak/>
         <w:drawing>
-          <wp:inline distT="0" distB="0" distL="0" distR="0" wp14:anchorId="115220C2" wp14:editId="16BF5FD0">
+          <wp:inline distT="0" distB="0" distL="0" distR="0" wp14:anchorId="2D91497E" wp14:editId="39BD4230">
             <wp:extent cx="5120640" cy="3413760"/>
             <wp:effectExtent l="0" t="0" r="0" b="0"/>
             <wp:docPr id="12" name="Picture 12"/>
@@ -11452,7 +11502,7 @@
           <w:noProof/>
         </w:rPr>
         <w:drawing>
-          <wp:inline distT="0" distB="0" distL="0" distR="0" wp14:anchorId="46CB5DEB" wp14:editId="02DED26C">
+          <wp:inline distT="0" distB="0" distL="0" distR="0" wp14:anchorId="2CA0F5FE" wp14:editId="3609E0D9">
             <wp:extent cx="5120640" cy="3413760"/>
             <wp:effectExtent l="0" t="0" r="0" b="0"/>
             <wp:docPr id="13" name="Picture 13"/>
@@ -11525,7 +11575,7 @@
         </w:rPr>
         <w:lastRenderedPageBreak/>
         <w:drawing>
-          <wp:inline distT="0" distB="0" distL="0" distR="0" wp14:anchorId="393B28BD" wp14:editId="2D96BAA6">
+          <wp:inline distT="0" distB="0" distL="0" distR="0" wp14:anchorId="3403BAED" wp14:editId="0E26E4A0">
             <wp:extent cx="5120640" cy="3413760"/>
             <wp:effectExtent l="0" t="0" r="0" b="0"/>
             <wp:docPr id="14" name="Picture 14"/>
@@ -11597,7 +11647,7 @@
           <w:noProof/>
         </w:rPr>
         <w:drawing>
-          <wp:inline distT="0" distB="0" distL="0" distR="0" wp14:anchorId="0A833093" wp14:editId="65EB28B4">
+          <wp:inline distT="0" distB="0" distL="0" distR="0" wp14:anchorId="051D8F64" wp14:editId="5A12AAD2">
             <wp:extent cx="5120640" cy="3413760"/>
             <wp:effectExtent l="0" t="0" r="0" b="0"/>
             <wp:docPr id="15" name="Picture 15"/>
@@ -11670,7 +11720,7 @@
         </w:rPr>
         <w:lastRenderedPageBreak/>
         <w:drawing>
-          <wp:inline distT="0" distB="0" distL="0" distR="0" wp14:anchorId="09856F2A" wp14:editId="5F0655B4">
+          <wp:inline distT="0" distB="0" distL="0" distR="0" wp14:anchorId="19301CAC" wp14:editId="65C8B8EA">
             <wp:extent cx="5120640" cy="3413760"/>
             <wp:effectExtent l="0" t="0" r="0" b="0"/>
             <wp:docPr id="16" name="Picture 16"/>
@@ -11742,7 +11792,7 @@
           <w:noProof/>
         </w:rPr>
         <w:drawing>
-          <wp:inline distT="0" distB="0" distL="0" distR="0" wp14:anchorId="1112C41E" wp14:editId="17FA71B1">
+          <wp:inline distT="0" distB="0" distL="0" distR="0" wp14:anchorId="606ADF51" wp14:editId="7F061F5B">
             <wp:extent cx="2468880" cy="2479268"/>
             <wp:effectExtent l="0" t="0" r="0" b="0"/>
             <wp:docPr id="17" name="Picture 17"/>
@@ -11785,7 +11835,7 @@
           <w:noProof/>
         </w:rPr>
         <w:drawing>
-          <wp:inline distT="0" distB="0" distL="0" distR="0" wp14:anchorId="7DE84F04" wp14:editId="542C43BD">
+          <wp:inline distT="0" distB="0" distL="0" distR="0" wp14:anchorId="28EDECB5" wp14:editId="4A9E9EF7">
             <wp:extent cx="2468880" cy="1804956"/>
             <wp:effectExtent l="0" t="0" r="0" b="0"/>
             <wp:docPr id="18" name="Picture 18"/>
@@ -11863,7 +11913,7 @@
         </w:rPr>
         <w:lastRenderedPageBreak/>
         <w:drawing>
-          <wp:inline distT="0" distB="0" distL="0" distR="0" wp14:anchorId="412F8A18" wp14:editId="57D18BCA">
+          <wp:inline distT="0" distB="0" distL="0" distR="0" wp14:anchorId="424540F2" wp14:editId="75D96E3C">
             <wp:extent cx="5669280" cy="3847707"/>
             <wp:effectExtent l="0" t="0" r="0" b="0"/>
             <wp:docPr id="19" name="Picture 19"/>
@@ -12399,7 +12449,7 @@
       <w:pPr>
         <w:pStyle w:val="Heading3"/>
       </w:pPr>
-      <w:bookmarkStart w:id="19" w:name="_Toc241510277"/>
+      <w:bookmarkStart w:id="19" w:name="_Toc241668755"/>
       <w:r>
         <w:t>2.6.b · Bill of Materials (BOM) for Explosion-Safety-Relevant Components</w:t>
       </w:r>
@@ -23383,7 +23433,7 @@
       <w:pPr>
         <w:pStyle w:val="Heading3"/>
       </w:pPr>
-      <w:bookmarkStart w:id="20" w:name="_Toc241510278"/>
+      <w:bookmarkStart w:id="20" w:name="_Toc241668756"/>
       <w:r>
         <w:lastRenderedPageBreak/>
         <w:t>2.6.c · Material Specification Sheets / Datasheets (Non-Metallic Materials)</w:t>
@@ -23466,7 +23516,7 @@
       <w:pPr>
         <w:pStyle w:val="Heading3"/>
       </w:pPr>
-      <w:bookmarkStart w:id="21" w:name="_Toc241510279"/>
+      <w:bookmarkStart w:id="21" w:name="_Toc241668757"/>
       <w:r>
         <w:t>2.6.d · Manufacturing Process Description</w:t>
       </w:r>
@@ -23525,7 +23575,7 @@
       <w:pPr>
         <w:pStyle w:val="Heading3"/>
       </w:pPr>
-      <w:bookmarkStart w:id="22" w:name="_Toc241510280"/>
+      <w:bookmarkStart w:id="22" w:name="_Toc241668758"/>
       <w:r>
         <w:t>2.6.e · Explosion-Protection Calculations and Explanations (if applicable)</w:t>
       </w:r>
@@ -23585,7 +23635,7 @@
       <w:pPr>
         <w:pStyle w:val="Heading3"/>
       </w:pPr>
-      <w:bookmarkStart w:id="23" w:name="_Toc241510281"/>
+      <w:bookmarkStart w:id="23" w:name="_Toc241668759"/>
       <w:r>
         <w:t>2.6.f · Temperature Group Calculation (Hottest-Point Temperature Estimation)</w:t>
       </w:r>
@@ -23593,10 +23643,1087 @@
     </w:p>
     <w:p>
       <w:r>
-        <w:t>No hottest-point temperature calculation or measurement has been performed for this product. As general context: MQ-series metal-oxide gas sensors operate using an internal heating element, a class of sensor commonly associated with published operating temperatures in the approximate 200–400°C range — however, this is a general characteristic of the sensor class, not a measured value for the specific sensor models, drive circuitry, and enclosure configuration used in this product. A worst-case hot-spot meas</w:t>
+        <w:t>A preliminary internal surface-temperature measurement has been carried out on a GLD V2 unit using thermocouples at eight locations (plus an ambient reference), under three conditions: normal operation, maximum load, and fan stalled (an expected malfunction of the internal DC cooling fan). Each condition was logged for 180 minutes at an ambient temperature of approximately 24–25°C.</w:t>
+      </w:r>
+    </w:p>
+    <w:tbl>
+      <w:tblPr>
+        <w:tblStyle w:val="TableGrid"/>
+        <w:tblW w:w="0" w:type="auto"/>
+        <w:jc w:val="center"/>
+        <w:tblLayout w:type="fixed"/>
+        <w:tblLook w:val="04A0" w:firstRow="1" w:lastRow="0" w:firstColumn="1" w:lastColumn="0" w:noHBand="0" w:noVBand="1"/>
+      </w:tblPr>
+      <w:tblGrid>
+        <w:gridCol w:w="1152"/>
+        <w:gridCol w:w="3744"/>
+        <w:gridCol w:w="4464"/>
+      </w:tblGrid>
+      <w:tr>
+        <w:trPr>
+          <w:tblHeader/>
+          <w:jc w:val="center"/>
+        </w:trPr>
+        <w:tc>
+          <w:tcPr>
+            <w:tcW w:w="1152" w:type="dxa"/>
+            <w:shd w:val="clear" w:color="auto" w:fill="EFEFEF"/>
+          </w:tcPr>
+          <w:p>
+            <w:pPr>
+              <w:spacing w:after="40"/>
+            </w:pPr>
+            <w:r>
+              <w:rPr>
+                <w:b/>
+                <w:color w:val="4A4A4A"/>
+                <w:sz w:val="18"/>
+              </w:rPr>
+              <w:t>CHANNEL</w:t>
+            </w:r>
+          </w:p>
+        </w:tc>
+        <w:tc>
+          <w:tcPr>
+            <w:tcW w:w="3744" w:type="dxa"/>
+            <w:shd w:val="clear" w:color="auto" w:fill="EFEFEF"/>
+          </w:tcPr>
+          <w:p>
+            <w:pPr>
+              <w:spacing w:after="40"/>
+            </w:pPr>
+            <w:r>
+              <w:rPr>
+                <w:b/>
+                <w:color w:val="4A4A4A"/>
+                <w:sz w:val="18"/>
+              </w:rPr>
+              <w:t>LOCATION</w:t>
+            </w:r>
+          </w:p>
+        </w:tc>
+        <w:tc>
+          <w:tcPr>
+            <w:tcW w:w="4464" w:type="dxa"/>
+            <w:shd w:val="clear" w:color="auto" w:fill="EFEFEF"/>
+          </w:tcPr>
+          <w:p>
+            <w:pPr>
+              <w:spacing w:after="40"/>
+            </w:pPr>
+            <w:r>
+              <w:rPr>
+                <w:b/>
+                <w:color w:val="4A4A4A"/>
+                <w:sz w:val="18"/>
+              </w:rPr>
+              <w:t>RATIONALE</w:t>
+            </w:r>
+          </w:p>
+        </w:tc>
+      </w:tr>
+      <w:tr>
+        <w:trPr>
+          <w:cantSplit/>
+          <w:jc w:val="center"/>
+        </w:trPr>
+        <w:tc>
+          <w:tcPr>
+            <w:tcW w:w="1152" w:type="dxa"/>
+          </w:tcPr>
+          <w:p>
+            <w:pPr>
+              <w:spacing w:after="40"/>
+            </w:pPr>
+            <w:r>
+              <w:rPr>
+                <w:b/>
+                <w:sz w:val="19"/>
+              </w:rPr>
+              <w:t>T amb</w:t>
+            </w:r>
+          </w:p>
+        </w:tc>
+        <w:tc>
+          <w:tcPr>
+            <w:tcW w:w="3744" w:type="dxa"/>
+          </w:tcPr>
+          <w:p>
+            <w:pPr>
+              <w:spacing w:after="40"/>
+            </w:pPr>
+            <w:r>
+              <w:rPr>
+                <w:sz w:val="19"/>
+              </w:rPr>
+              <w:t>Air around the unit</w:t>
+            </w:r>
+          </w:p>
+        </w:tc>
+        <w:tc>
+          <w:tcPr>
+            <w:tcW w:w="4464" w:type="dxa"/>
+          </w:tcPr>
+          <w:p>
+            <w:pPr>
+              <w:spacing w:after="40"/>
+            </w:pPr>
+            <w:r>
+              <w:rPr>
+                <w:sz w:val="19"/>
+              </w:rPr>
+              <w:t>Reference temperature</w:t>
+            </w:r>
+          </w:p>
+        </w:tc>
+      </w:tr>
+      <w:tr>
+        <w:trPr>
+          <w:cantSplit/>
+          <w:jc w:val="center"/>
+        </w:trPr>
+        <w:tc>
+          <w:tcPr>
+            <w:tcW w:w="1152" w:type="dxa"/>
+          </w:tcPr>
+          <w:p>
+            <w:pPr>
+              <w:spacing w:after="40"/>
+            </w:pPr>
+            <w:r>
+              <w:rPr>
+                <w:b/>
+                <w:sz w:val="19"/>
+              </w:rPr>
+              <w:t>TC-1</w:t>
+            </w:r>
+          </w:p>
+        </w:tc>
+        <w:tc>
+          <w:tcPr>
+            <w:tcW w:w="3744" w:type="dxa"/>
+          </w:tcPr>
+          <w:p>
+            <w:pPr>
+              <w:spacing w:after="40"/>
+            </w:pPr>
+            <w:r>
+              <w:rPr>
+                <w:sz w:val="19"/>
+              </w:rPr>
+              <w:t>Hottest MQ sensor body</w:t>
+            </w:r>
+          </w:p>
+        </w:tc>
+        <w:tc>
+          <w:tcPr>
+            <w:tcW w:w="4464" w:type="dxa"/>
+          </w:tcPr>
+          <w:p>
+            <w:pPr>
+              <w:spacing w:after="40"/>
+            </w:pPr>
+            <w:r>
+              <w:rPr>
+                <w:sz w:val="19"/>
+              </w:rPr>
+              <w:t>The sensor heater is the main potential heat source</w:t>
+            </w:r>
+          </w:p>
+        </w:tc>
+      </w:tr>
+      <w:tr>
+        <w:trPr>
+          <w:cantSplit/>
+          <w:jc w:val="center"/>
+        </w:trPr>
+        <w:tc>
+          <w:tcPr>
+            <w:tcW w:w="1152" w:type="dxa"/>
+          </w:tcPr>
+          <w:p>
+            <w:pPr>
+              <w:spacing w:after="40"/>
+            </w:pPr>
+            <w:r>
+              <w:rPr>
+                <w:b/>
+                <w:sz w:val="19"/>
+              </w:rPr>
+              <w:t>TC-2</w:t>
+            </w:r>
+          </w:p>
+        </w:tc>
+        <w:tc>
+          <w:tcPr>
+            <w:tcW w:w="3744" w:type="dxa"/>
+          </w:tcPr>
+          <w:p>
+            <w:pPr>
+              <w:spacing w:after="40"/>
+            </w:pPr>
+            <w:r>
+              <w:rPr>
+                <w:sz w:val="19"/>
+              </w:rPr>
+              <w:t>DC fan motor/body</w:t>
+            </w:r>
+          </w:p>
+        </w:tc>
+        <w:tc>
+          <w:tcPr>
+            <w:tcW w:w="4464" w:type="dxa"/>
+          </w:tcPr>
+          <w:p>
+            <w:pPr>
+              <w:spacing w:after="40"/>
+            </w:pPr>
+            <w:r>
+              <w:rPr>
+                <w:sz w:val="19"/>
+              </w:rPr>
+              <w:t>Normal and stalled-fan heating</w:t>
+            </w:r>
+          </w:p>
+        </w:tc>
+      </w:tr>
+      <w:tr>
+        <w:trPr>
+          <w:cantSplit/>
+          <w:jc w:val="center"/>
+        </w:trPr>
+        <w:tc>
+          <w:tcPr>
+            <w:tcW w:w="1152" w:type="dxa"/>
+          </w:tcPr>
+          <w:p>
+            <w:pPr>
+              <w:spacing w:after="40"/>
+            </w:pPr>
+            <w:r>
+              <w:rPr>
+                <w:b/>
+                <w:sz w:val="19"/>
+              </w:rPr>
+              <w:t>TC-3</w:t>
+            </w:r>
+          </w:p>
+        </w:tc>
+        <w:tc>
+          <w:tcPr>
+            <w:tcW w:w="3744" w:type="dxa"/>
+          </w:tcPr>
+          <w:p>
+            <w:pPr>
+              <w:spacing w:after="40"/>
+            </w:pPr>
+            <w:r>
+              <w:rPr>
+                <w:sz w:val="19"/>
+              </w:rPr>
+              <w:t>DC/DC converter</w:t>
+            </w:r>
+          </w:p>
+        </w:tc>
+        <w:tc>
+          <w:tcPr>
+            <w:tcW w:w="4464" w:type="dxa"/>
+          </w:tcPr>
+          <w:p>
+            <w:pPr>
+              <w:spacing w:after="40"/>
+            </w:pPr>
+            <w:r>
+              <w:rPr>
+                <w:sz w:val="19"/>
+              </w:rPr>
+              <w:t>Power component — not yet measured</w:t>
+            </w:r>
+          </w:p>
+        </w:tc>
+      </w:tr>
+      <w:tr>
+        <w:trPr>
+          <w:cantSplit/>
+          <w:jc w:val="center"/>
+        </w:trPr>
+        <w:tc>
+          <w:tcPr>
+            <w:tcW w:w="1152" w:type="dxa"/>
+          </w:tcPr>
+          <w:p>
+            <w:pPr>
+              <w:spacing w:after="40"/>
+            </w:pPr>
+            <w:r>
+              <w:rPr>
+                <w:b/>
+                <w:sz w:val="19"/>
+              </w:rPr>
+              <w:t>TC-4</w:t>
+            </w:r>
+          </w:p>
+        </w:tc>
+        <w:tc>
+          <w:tcPr>
+            <w:tcW w:w="3744" w:type="dxa"/>
+          </w:tcPr>
+          <w:p>
+            <w:pPr>
+              <w:spacing w:after="40"/>
+            </w:pPr>
+            <w:r>
+              <w:rPr>
+                <w:sz w:val="19"/>
+              </w:rPr>
+              <w:t>Power inductor</w:t>
+            </w:r>
+          </w:p>
+        </w:tc>
+        <w:tc>
+          <w:tcPr>
+            <w:tcW w:w="4464" w:type="dxa"/>
+          </w:tcPr>
+          <w:p>
+            <w:pPr>
+              <w:spacing w:after="40"/>
+            </w:pPr>
+            <w:r>
+              <w:rPr>
+                <w:sz w:val="19"/>
+              </w:rPr>
+              <w:t>Potential hot spot — not yet measured</w:t>
+            </w:r>
+          </w:p>
+        </w:tc>
+      </w:tr>
+      <w:tr>
+        <w:trPr>
+          <w:cantSplit/>
+          <w:jc w:val="center"/>
+        </w:trPr>
+        <w:tc>
+          <w:tcPr>
+            <w:tcW w:w="1152" w:type="dxa"/>
+          </w:tcPr>
+          <w:p>
+            <w:pPr>
+              <w:spacing w:after="40"/>
+            </w:pPr>
+            <w:r>
+              <w:rPr>
+                <w:b/>
+                <w:sz w:val="19"/>
+              </w:rPr>
+              <w:t>TC-5</w:t>
+            </w:r>
+          </w:p>
+        </w:tc>
+        <w:tc>
+          <w:tcPr>
+            <w:tcW w:w="3744" w:type="dxa"/>
+          </w:tcPr>
+          <w:p>
+            <w:pPr>
+              <w:spacing w:after="40"/>
+            </w:pPr>
+            <w:r>
+              <w:rPr>
+                <w:sz w:val="19"/>
+              </w:rPr>
+              <w:t>MOSFET / power diode</w:t>
+            </w:r>
+          </w:p>
+        </w:tc>
+        <w:tc>
+          <w:tcPr>
+            <w:tcW w:w="4464" w:type="dxa"/>
+          </w:tcPr>
+          <w:p>
+            <w:pPr>
+              <w:spacing w:after="40"/>
+            </w:pPr>
+            <w:r>
+              <w:rPr>
+                <w:sz w:val="19"/>
+              </w:rPr>
+              <w:t>Potential local heating — not yet measured</w:t>
+            </w:r>
+          </w:p>
+        </w:tc>
+      </w:tr>
+      <w:tr>
+        <w:trPr>
+          <w:cantSplit/>
+          <w:jc w:val="center"/>
+        </w:trPr>
+        <w:tc>
+          <w:tcPr>
+            <w:tcW w:w="1152" w:type="dxa"/>
+          </w:tcPr>
+          <w:p>
+            <w:pPr>
+              <w:spacing w:after="40"/>
+            </w:pPr>
+            <w:r>
+              <w:rPr>
+                <w:b/>
+                <w:sz w:val="19"/>
+              </w:rPr>
+              <w:t>TC-6</w:t>
+            </w:r>
+          </w:p>
+        </w:tc>
+        <w:tc>
+          <w:tcPr>
+            <w:tcW w:w="3744" w:type="dxa"/>
+          </w:tcPr>
+          <w:p>
+            <w:pPr>
+              <w:spacing w:after="40"/>
+            </w:pPr>
+            <w:r>
+              <w:rPr>
+                <w:sz w:val="19"/>
+              </w:rPr>
+              <w:t>Hottest PCB area</w:t>
+            </w:r>
+          </w:p>
+        </w:tc>
+        <w:tc>
+          <w:tcPr>
+            <w:tcW w:w="4464" w:type="dxa"/>
+          </w:tcPr>
+          <w:p>
+            <w:pPr>
+              <w:spacing w:after="40"/>
+            </w:pPr>
+            <w:r>
+              <w:rPr>
+                <w:sz w:val="19"/>
+              </w:rPr>
+              <w:t>PCB temperature verification</w:t>
+            </w:r>
+          </w:p>
+        </w:tc>
+      </w:tr>
+      <w:tr>
+        <w:trPr>
+          <w:cantSplit/>
+          <w:jc w:val="center"/>
+        </w:trPr>
+        <w:tc>
+          <w:tcPr>
+            <w:tcW w:w="1152" w:type="dxa"/>
+          </w:tcPr>
+          <w:p>
+            <w:pPr>
+              <w:spacing w:after="40"/>
+            </w:pPr>
+            <w:r>
+              <w:rPr>
+                <w:b/>
+                <w:sz w:val="19"/>
+              </w:rPr>
+              <w:t>TC-7</w:t>
+            </w:r>
+          </w:p>
+        </w:tc>
+        <w:tc>
+          <w:tcPr>
+            <w:tcW w:w="3744" w:type="dxa"/>
+          </w:tcPr>
+          <w:p>
+            <w:pPr>
+              <w:spacing w:after="40"/>
+            </w:pPr>
+            <w:r>
+              <w:rPr>
+                <w:sz w:val="19"/>
+              </w:rPr>
+              <w:t>External enclosure surface near the heat source</w:t>
+            </w:r>
+          </w:p>
+        </w:tc>
+        <w:tc>
+          <w:tcPr>
+            <w:tcW w:w="4464" w:type="dxa"/>
+          </w:tcPr>
+          <w:p>
+            <w:pPr>
+              <w:spacing w:after="40"/>
+            </w:pPr>
+            <w:r>
+              <w:rPr>
+                <w:sz w:val="19"/>
+              </w:rPr>
+              <w:t>Candidate external maximum</w:t>
+            </w:r>
+          </w:p>
+        </w:tc>
+      </w:tr>
+      <w:tr>
+        <w:trPr>
+          <w:cantSplit/>
+          <w:jc w:val="center"/>
+        </w:trPr>
+        <w:tc>
+          <w:tcPr>
+            <w:tcW w:w="1152" w:type="dxa"/>
+          </w:tcPr>
+          <w:p>
+            <w:pPr>
+              <w:spacing w:after="40"/>
+            </w:pPr>
+            <w:r>
+              <w:rPr>
+                <w:b/>
+                <w:sz w:val="19"/>
+              </w:rPr>
+              <w:t>TC-8</w:t>
+            </w:r>
+          </w:p>
+        </w:tc>
+        <w:tc>
+          <w:tcPr>
+            <w:tcW w:w="3744" w:type="dxa"/>
+          </w:tcPr>
+          <w:p>
+            <w:pPr>
+              <w:spacing w:after="40"/>
+            </w:pPr>
+            <w:r>
+              <w:rPr>
+                <w:sz w:val="19"/>
+              </w:rPr>
+              <w:t>Other external enclosure surface</w:t>
+            </w:r>
+          </w:p>
+        </w:tc>
+        <w:tc>
+          <w:tcPr>
+            <w:tcW w:w="4464" w:type="dxa"/>
+          </w:tcPr>
+          <w:p>
+            <w:pPr>
+              <w:spacing w:after="40"/>
+            </w:pPr>
+            <w:r>
+              <w:rPr>
+                <w:sz w:val="19"/>
+              </w:rPr>
+              <w:t>Confirms the external maximum is not missed</w:t>
+            </w:r>
+          </w:p>
+        </w:tc>
+      </w:tr>
+    </w:tbl>
+    <w:p>
+      <w:pPr>
+        <w:spacing w:after="40"/>
+      </w:pPr>
+    </w:p>
+    <w:p>
+      <w:r>
+        <w:t>Maximum values recorded over the 180-minute runs, and the same values extrapolated to the +60°C maximum rated ambient (Section 2.5) by adding the measured temperature rise above ambient:</w:t>
+      </w:r>
+    </w:p>
+    <w:tbl>
+      <w:tblPr>
+        <w:tblStyle w:val="TableGrid"/>
+        <w:tblW w:w="0" w:type="auto"/>
+        <w:jc w:val="center"/>
+        <w:tblLayout w:type="fixed"/>
+        <w:tblLook w:val="04A0" w:firstRow="1" w:lastRow="0" w:firstColumn="1" w:lastColumn="0" w:noHBand="0" w:noVBand="1"/>
+      </w:tblPr>
+      <w:tblGrid>
+        <w:gridCol w:w="2016"/>
+        <w:gridCol w:w="1152"/>
+        <w:gridCol w:w="1728"/>
+        <w:gridCol w:w="1584"/>
+        <w:gridCol w:w="1152"/>
+        <w:gridCol w:w="1728"/>
+      </w:tblGrid>
+      <w:tr>
+        <w:trPr>
+          <w:tblHeader/>
+          <w:jc w:val="center"/>
+        </w:trPr>
+        <w:tc>
+          <w:tcPr>
+            <w:tcW w:w="2016" w:type="dxa"/>
+            <w:shd w:val="clear" w:color="auto" w:fill="EFEFEF"/>
+          </w:tcPr>
+          <w:p>
+            <w:pPr>
+              <w:spacing w:after="40"/>
+            </w:pPr>
+            <w:r>
+              <w:rPr>
+                <w:b/>
+                <w:color w:val="4A4A4A"/>
+                <w:sz w:val="18"/>
+              </w:rPr>
+              <w:t>CONDITION</w:t>
+            </w:r>
+          </w:p>
+        </w:tc>
+        <w:tc>
+          <w:tcPr>
+            <w:tcW w:w="1152" w:type="dxa"/>
+            <w:shd w:val="clear" w:color="auto" w:fill="EFEFEF"/>
+          </w:tcPr>
+          <w:p>
+            <w:pPr>
+              <w:spacing w:after="40"/>
+            </w:pPr>
+            <w:r>
+              <w:rPr>
+                <w:b/>
+                <w:color w:val="4A4A4A"/>
+                <w:sz w:val="18"/>
+              </w:rPr>
+              <w:t>MEAN T AMB</w:t>
+            </w:r>
+          </w:p>
+        </w:tc>
+        <w:tc>
+          <w:tcPr>
+            <w:tcW w:w="1728" w:type="dxa"/>
+            <w:shd w:val="clear" w:color="auto" w:fill="EFEFEF"/>
+          </w:tcPr>
+          <w:p>
+            <w:pPr>
+              <w:spacing w:after="40"/>
+            </w:pPr>
+            <w:r>
+              <w:rPr>
+                <w:b/>
+                <w:color w:val="4A4A4A"/>
+                <w:sz w:val="18"/>
+              </w:rPr>
+              <w:t>MQ SENSOR BODY (TC-1)</w:t>
+            </w:r>
+          </w:p>
+        </w:tc>
+        <w:tc>
+          <w:tcPr>
+            <w:tcW w:w="1584" w:type="dxa"/>
+            <w:shd w:val="clear" w:color="auto" w:fill="EFEFEF"/>
+          </w:tcPr>
+          <w:p>
+            <w:pPr>
+              <w:spacing w:after="40"/>
+            </w:pPr>
+            <w:r>
+              <w:rPr>
+                <w:b/>
+                <w:color w:val="4A4A4A"/>
+                <w:sz w:val="18"/>
+              </w:rPr>
+              <w:t>PCB (TC-6)</w:t>
+            </w:r>
+          </w:p>
+        </w:tc>
+        <w:tc>
+          <w:tcPr>
+            <w:tcW w:w="1152" w:type="dxa"/>
+            <w:shd w:val="clear" w:color="auto" w:fill="EFEFEF"/>
+          </w:tcPr>
+          <w:p>
+            <w:pPr>
+              <w:spacing w:after="40"/>
+            </w:pPr>
+            <w:r>
+              <w:rPr>
+                <w:b/>
+                <w:color w:val="4A4A4A"/>
+                <w:sz w:val="18"/>
+              </w:rPr>
+              <w:t>FAN (TC-2)</w:t>
+            </w:r>
+          </w:p>
+        </w:tc>
+        <w:tc>
+          <w:tcPr>
+            <w:tcW w:w="1728" w:type="dxa"/>
+            <w:shd w:val="clear" w:color="auto" w:fill="EFEFEF"/>
+          </w:tcPr>
+          <w:p>
+            <w:pPr>
+              <w:spacing w:after="40"/>
+            </w:pPr>
+            <w:r>
+              <w:rPr>
+                <w:b/>
+                <w:color w:val="4A4A4A"/>
+                <w:sz w:val="18"/>
+              </w:rPr>
+              <w:t>EXTERNAL ENCLOSURE (TC-7/8)</w:t>
+            </w:r>
+          </w:p>
+        </w:tc>
+      </w:tr>
+      <w:tr>
+        <w:trPr>
+          <w:cantSplit/>
+          <w:jc w:val="center"/>
+        </w:trPr>
+        <w:tc>
+          <w:tcPr>
+            <w:tcW w:w="2016" w:type="dxa"/>
+          </w:tcPr>
+          <w:p>
+            <w:pPr>
+              <w:spacing w:after="40"/>
+            </w:pPr>
+            <w:r>
+              <w:rPr>
+                <w:b/>
+                <w:sz w:val="19"/>
+              </w:rPr>
+              <w:t>Normal operation</w:t>
+            </w:r>
+          </w:p>
+        </w:tc>
+        <w:tc>
+          <w:tcPr>
+            <w:tcW w:w="1152" w:type="dxa"/>
+          </w:tcPr>
+          <w:p>
+            <w:pPr>
+              <w:spacing w:after="40"/>
+            </w:pPr>
+            <w:r>
+              <w:rPr>
+                <w:sz w:val="19"/>
+              </w:rPr>
+              <w:t>24.9°C</w:t>
+            </w:r>
+          </w:p>
+        </w:tc>
+        <w:tc>
+          <w:tcPr>
+            <w:tcW w:w="1728" w:type="dxa"/>
+          </w:tcPr>
+          <w:p>
+            <w:pPr>
+              <w:spacing w:after="40"/>
+            </w:pPr>
+            <w:r>
+              <w:rPr>
+                <w:sz w:val="19"/>
+              </w:rPr>
+              <w:t>44.2 → ≈79°C</w:t>
+            </w:r>
+          </w:p>
+        </w:tc>
+        <w:tc>
+          <w:tcPr>
+            <w:tcW w:w="1584" w:type="dxa"/>
+          </w:tcPr>
+          <w:p>
+            <w:pPr>
+              <w:spacing w:after="40"/>
+            </w:pPr>
+            <w:r>
+              <w:rPr>
+                <w:sz w:val="19"/>
+              </w:rPr>
+              <w:t>52.4 → ≈88°C</w:t>
+            </w:r>
+          </w:p>
+        </w:tc>
+        <w:tc>
+          <w:tcPr>
+            <w:tcW w:w="1152" w:type="dxa"/>
+          </w:tcPr>
+          <w:p>
+            <w:pPr>
+              <w:spacing w:after="40"/>
+            </w:pPr>
+            <w:r>
+              <w:rPr>
+                <w:sz w:val="19"/>
+              </w:rPr>
+              <w:t>36.3°C</w:t>
+            </w:r>
+          </w:p>
+        </w:tc>
+        <w:tc>
+          <w:tcPr>
+            <w:tcW w:w="1728" w:type="dxa"/>
+          </w:tcPr>
+          <w:p>
+            <w:pPr>
+              <w:spacing w:after="40"/>
+            </w:pPr>
+            <w:r>
+              <w:rPr>
+                <w:sz w:val="19"/>
+              </w:rPr>
+              <w:t>32.1 → ≈67°C</w:t>
+            </w:r>
+          </w:p>
+        </w:tc>
+      </w:tr>
+      <w:tr>
+        <w:trPr>
+          <w:cantSplit/>
+          <w:jc w:val="center"/>
+        </w:trPr>
+        <w:tc>
+          <w:tcPr>
+            <w:tcW w:w="2016" w:type="dxa"/>
+          </w:tcPr>
+          <w:p>
+            <w:pPr>
+              <w:spacing w:after="40"/>
+            </w:pPr>
+            <w:r>
+              <w:rPr>
+                <w:b/>
+                <w:sz w:val="19"/>
+              </w:rPr>
+              <w:t>Maximum load</w:t>
+            </w:r>
+          </w:p>
+        </w:tc>
+        <w:tc>
+          <w:tcPr>
+            <w:tcW w:w="1152" w:type="dxa"/>
+          </w:tcPr>
+          <w:p>
+            <w:pPr>
+              <w:spacing w:after="40"/>
+            </w:pPr>
+            <w:r>
+              <w:rPr>
+                <w:sz w:val="19"/>
+              </w:rPr>
+              <w:t>24.2°C</w:t>
+            </w:r>
+          </w:p>
+        </w:tc>
+        <w:tc>
+          <w:tcPr>
+            <w:tcW w:w="1728" w:type="dxa"/>
+          </w:tcPr>
+          <w:p>
+            <w:pPr>
+              <w:spacing w:after="40"/>
+            </w:pPr>
+            <w:r>
+              <w:rPr>
+                <w:sz w:val="19"/>
+              </w:rPr>
+              <w:t>55.0 → ≈91°C</w:t>
+            </w:r>
+          </w:p>
+        </w:tc>
+        <w:tc>
+          <w:tcPr>
+            <w:tcW w:w="1584" w:type="dxa"/>
+          </w:tcPr>
+          <w:p>
+            <w:pPr>
+              <w:spacing w:after="40"/>
+            </w:pPr>
+            <w:r>
+              <w:rPr>
+                <w:sz w:val="19"/>
+              </w:rPr>
+              <w:t>58.3 → ≈94°C</w:t>
+            </w:r>
+          </w:p>
+        </w:tc>
+        <w:tc>
+          <w:tcPr>
+            <w:tcW w:w="1152" w:type="dxa"/>
+          </w:tcPr>
+          <w:p>
+            <w:pPr>
+              <w:spacing w:after="40"/>
+            </w:pPr>
+            <w:r>
+              <w:rPr>
+                <w:sz w:val="19"/>
+              </w:rPr>
+              <w:t>30.2°C</w:t>
+            </w:r>
+          </w:p>
+        </w:tc>
+        <w:tc>
+          <w:tcPr>
+            <w:tcW w:w="1728" w:type="dxa"/>
+          </w:tcPr>
+          <w:p>
+            <w:pPr>
+              <w:spacing w:after="40"/>
+            </w:pPr>
+            <w:r>
+              <w:rPr>
+                <w:sz w:val="19"/>
+              </w:rPr>
+              <w:t>34.8 → ≈71°C</w:t>
+            </w:r>
+          </w:p>
+        </w:tc>
+      </w:tr>
+      <w:tr>
+        <w:trPr>
+          <w:cantSplit/>
+          <w:jc w:val="center"/>
+        </w:trPr>
+        <w:tc>
+          <w:tcPr>
+            <w:tcW w:w="2016" w:type="dxa"/>
+          </w:tcPr>
+          <w:p>
+            <w:pPr>
+              <w:spacing w:after="40"/>
+            </w:pPr>
+            <w:r>
+              <w:rPr>
+                <w:b/>
+                <w:sz w:val="19"/>
+              </w:rPr>
+              <w:t>Fan stalled (malfunction)</w:t>
+            </w:r>
+          </w:p>
+        </w:tc>
+        <w:tc>
+          <w:tcPr>
+            <w:tcW w:w="1152" w:type="dxa"/>
+          </w:tcPr>
+          <w:p>
+            <w:pPr>
+              <w:spacing w:after="40"/>
+            </w:pPr>
+            <w:r>
+              <w:rPr>
+                <w:sz w:val="19"/>
+              </w:rPr>
+              <w:t>24.8°C</w:t>
+            </w:r>
+          </w:p>
+        </w:tc>
+        <w:tc>
+          <w:tcPr>
+            <w:tcW w:w="1728" w:type="dxa"/>
+          </w:tcPr>
+          <w:p>
+            <w:pPr>
+              <w:spacing w:after="40"/>
+            </w:pPr>
+            <w:r>
+              <w:rPr>
+                <w:sz w:val="19"/>
+              </w:rPr>
+              <w:t>78.4 → ≈114°C</w:t>
+            </w:r>
+          </w:p>
+        </w:tc>
+        <w:tc>
+          <w:tcPr>
+            <w:tcW w:w="1584" w:type="dxa"/>
+          </w:tcPr>
+          <w:p>
+            <w:pPr>
+              <w:spacing w:after="40"/>
+            </w:pPr>
+            <w:r>
+              <w:rPr>
+                <w:sz w:val="19"/>
+              </w:rPr>
+              <w:t>63.4 → ≈99°C</w:t>
+            </w:r>
+          </w:p>
+        </w:tc>
+        <w:tc>
+          <w:tcPr>
+            <w:tcW w:w="1152" w:type="dxa"/>
+          </w:tcPr>
+          <w:p>
+            <w:pPr>
+              <w:spacing w:after="40"/>
+            </w:pPr>
+            <w:r>
+              <w:rPr>
+                <w:sz w:val="19"/>
+              </w:rPr>
+              <w:t>36.3°C</w:t>
+            </w:r>
+          </w:p>
+        </w:tc>
+        <w:tc>
+          <w:tcPr>
+            <w:tcW w:w="1728" w:type="dxa"/>
+          </w:tcPr>
+          <w:p>
+            <w:pPr>
+              <w:spacing w:after="40"/>
+            </w:pPr>
+            <w:r>
+              <w:rPr>
+                <w:sz w:val="19"/>
+              </w:rPr>
+              <w:t>43.9 → ≈79°C</w:t>
+            </w:r>
+          </w:p>
+        </w:tc>
+      </w:tr>
+    </w:tbl>
+    <w:p>
+      <w:pPr>
+        <w:spacing w:after="40"/>
+      </w:pPr>
+    </w:p>
+    <w:p>
+      <w:r>
+        <w:t xml:space="preserve">Preliminary reading against T4. The T4 limit is 135°C; with the 5 K margin applied for temperature classes T3–T6 under IEC 60079-0, the effective limit is 130°C. The highest extrapolated value, ≈114°C on the MQ sensor body in the fan-stalled condition, leaves a margin of about 16 K. The heater element itself (in the approximate 200–400°C range typical of this sensor class) sits inside the sensor can and was not measured directly; the measured sensor-body surface is 44–78°C. Under the recommended flameproof </w:t>
       </w:r>
       <w:r>
-        <w:t>urement is identified as the top-priority action required to substantiate the recommended T4 classification in Section 2.5.</w:t>
+        <w:t>concept (Ex d, Section 2.5), the temperature class is governed by the external surfaces of the flameproof enclosure, whose extrapolated maximum is ≈79°C.</w:t>
+      </w:r>
+    </w:p>
+    <w:p>
+      <w:r>
+        <w:rPr>
+          <w:b/>
+        </w:rPr>
+        <w:t>Open items before this can be treated as a temperature-class verification:</w:t>
+      </w:r>
+    </w:p>
+    <w:p>
+      <w:r>
+        <w:t>•  TC-3, TC-4 and TC-5 (DC/DC converter, power inductor, MOSFET/power diode) have not been measured; no independent hot-spot location check has been recorded.</w:t>
+      </w:r>
+    </w:p>
+    <w:p>
+      <w:r>
+        <w:lastRenderedPageBreak/>
+        <w:t>•  The alarm/transmit condition has not been measured.</w:t>
+      </w:r>
+    </w:p>
+    <w:p>
+      <w:r>
+        <w:t>•  Thermal equilibrium was not demonstrated in every run: the PCB reading under maximum load was still rising in the final hour (46.4 → 55.8 → 58.3°C), above the 2 K/h stability criterion.</w:t>
+      </w:r>
+    </w:p>
+    <w:p>
+      <w:r>
+        <w:t>•  Two short excursions on TC-7 (43.4 and 43.9°C) in the fan-stalled run, with neighbouring readings near 30°C, should be checked for thermocouple contact before the external maximum is finalised.</w:t>
+      </w:r>
+    </w:p>
+    <w:p>
+      <w:r>
+        <w:t>•  Test metadata is not yet recorded: date, operator, unit identification, thermocouple type, supply voltage (the most unfavourable voltage within the rated range should be used), and whether the enclosure was fully closed.</w:t>
+      </w:r>
+    </w:p>
+    <w:p>
+      <w:r>
+        <w:t>•  Extrapolation to +60°C assumes a constant temperature rise above ambient; confirmation requires testing at maximum ambient as part of ExCB type testing.</w:t>
       </w:r>
     </w:p>
     <w:tbl>
@@ -23616,12 +24743,12 @@
           <w:tcPr>
             <w:tcW w:w="9746" w:type="dxa"/>
             <w:tcBorders>
-              <w:top w:val="single" w:sz="4" w:space="0" w:color="B9D3E0"/>
-              <w:left w:val="single" w:sz="4" w:space="0" w:color="B9D3E0"/>
-              <w:bottom w:val="single" w:sz="4" w:space="0" w:color="B9D3E0"/>
-              <w:right w:val="single" w:sz="4" w:space="0" w:color="B9D3E0"/>
+              <w:top w:val="single" w:sz="4" w:space="0" w:color="E8C79A"/>
+              <w:left w:val="single" w:sz="4" w:space="0" w:color="E8C79A"/>
+              <w:bottom w:val="single" w:sz="4" w:space="0" w:color="E8C79A"/>
+              <w:right w:val="single" w:sz="4" w:space="0" w:color="E8C79A"/>
             </w:tcBorders>
-            <w:shd w:val="clear" w:color="auto" w:fill="E4F2FA"/>
+            <w:shd w:val="clear" w:color="auto" w:fill="FDF1E6"/>
           </w:tcPr>
           <w:p>
             <w:pPr>
@@ -23632,7 +24759,7 @@
                 <w:color w:val="4A4A4A"/>
                 <w:sz w:val="20"/>
               </w:rPr>
-              <w:t>Status: Not yet available.</w:t>
+              <w:t>Status: Partially available — preliminary internal measurement. Indicates T4 is achievable with margin; not a substitute for type testing, and the open items above must be closed first.</w:t>
             </w:r>
           </w:p>
         </w:tc>
@@ -23647,7 +24774,7 @@
       <w:pPr>
         <w:pStyle w:val="Heading3"/>
       </w:pPr>
-      <w:bookmarkStart w:id="24" w:name="_Toc241510282"/>
+      <w:bookmarkStart w:id="24" w:name="_Toc241668760"/>
       <w:r>
         <w:t>2.6.g · Usage and Installation Instructions (Draft)</w:t>
       </w:r>
@@ -24019,6 +25146,7 @@
         <w:rPr>
           <w:sz w:val="20"/>
         </w:rPr>
+        <w:lastRenderedPageBreak/>
         <w:t>Perform sensor nulling only in confirmed clean air. Accept the operation only when all eight sensors report a complete 8/8 result; otherwise correct the cause and repeat.</w:t>
       </w:r>
     </w:p>
@@ -24031,7 +25159,6 @@
         <w:rPr>
           <w:sz w:val="20"/>
         </w:rPr>
-        <w:lastRenderedPageBreak/>
         <w:t>Do not drill, weld, enlarge cable entries, bypass protective devices, or modify the enclosure without written engineering and Ex approval.</w:t>
       </w:r>
     </w:p>
@@ -24376,7 +25503,7 @@
       <w:pPr>
         <w:pStyle w:val="Heading3"/>
       </w:pPr>
-      <w:bookmarkStart w:id="25" w:name="_Toc241510283"/>
+      <w:bookmarkStart w:id="25" w:name="_Toc241668761"/>
       <w:r>
         <w:t>2.6.h · Nameplate Information</w:t>
       </w:r>
@@ -24435,7 +25562,7 @@
       <w:pPr>
         <w:pStyle w:val="Heading3"/>
       </w:pPr>
-      <w:bookmarkStart w:id="26" w:name="_Toc241510284"/>
+      <w:bookmarkStart w:id="26" w:name="_Toc241668762"/>
       <w:r>
         <w:lastRenderedPageBreak/>
         <w:t>2.6.i · Ex Component Certificates</w:t>
@@ -24495,7 +25622,7 @@
       <w:pPr>
         <w:pStyle w:val="Heading1"/>
       </w:pPr>
-      <w:bookmarkStart w:id="27" w:name="_Toc241510285"/>
+      <w:bookmarkStart w:id="27" w:name="_Toc241668763"/>
       <w:r>
         <w:t>3. Sample Information</w:t>
       </w:r>
@@ -24510,7 +25637,7 @@
       <w:pPr>
         <w:pStyle w:val="Heading2"/>
       </w:pPr>
-      <w:bookmarkStart w:id="28" w:name="_Toc241510286"/>
+      <w:bookmarkStart w:id="28" w:name="_Toc241668764"/>
       <w:r>
         <w:t>3.1 · Model, Serial Number, and Status</w:t>
       </w:r>
@@ -24569,7 +25696,7 @@
       <w:pPr>
         <w:pStyle w:val="Heading2"/>
       </w:pPr>
-      <w:bookmarkStart w:id="29" w:name="_Toc241510287"/>
+      <w:bookmarkStart w:id="29" w:name="_Toc241668765"/>
       <w:r>
         <w:t>3.2 · Test Fixtures and Auxiliary Equipment</w:t>
       </w:r>
@@ -25369,7 +26496,7 @@
         <w:color w:val="4A4A4A"/>
         <w:sz w:val="16"/>
       </w:rPr>
-      <w:t>GMI/GLD/IECEX-TDF/2026-001  ·  Rev. 1.3</w:t>
+      <w:t>GMI/GLD/IECEX-TDF/2026-001  ·  Rev. 1.4</w:t>
     </w:r>
     <w:r>
       <w:tab/>
@@ -25639,31 +26766,31 @@
       </w:rPr>
     </w:lvl>
   </w:abstractNum>
-  <w:num w:numId="1" w16cid:durableId="1401175474">
+  <w:num w:numId="1" w16cid:durableId="1562251062">
     <w:abstractNumId w:val="8"/>
   </w:num>
-  <w:num w:numId="2" w16cid:durableId="837573684">
+  <w:num w:numId="2" w16cid:durableId="1345088325">
     <w:abstractNumId w:val="6"/>
   </w:num>
-  <w:num w:numId="3" w16cid:durableId="572280110">
+  <w:num w:numId="3" w16cid:durableId="1156147873">
     <w:abstractNumId w:val="5"/>
   </w:num>
-  <w:num w:numId="4" w16cid:durableId="1238246834">
+  <w:num w:numId="4" w16cid:durableId="1511598837">
     <w:abstractNumId w:val="4"/>
   </w:num>
-  <w:num w:numId="5" w16cid:durableId="1829980911">
+  <w:num w:numId="5" w16cid:durableId="287787876">
     <w:abstractNumId w:val="7"/>
   </w:num>
-  <w:num w:numId="6" w16cid:durableId="197815386">
+  <w:num w:numId="6" w16cid:durableId="1981689927">
     <w:abstractNumId w:val="3"/>
   </w:num>
-  <w:num w:numId="7" w16cid:durableId="380371186">
+  <w:num w:numId="7" w16cid:durableId="2134056222">
     <w:abstractNumId w:val="2"/>
   </w:num>
-  <w:num w:numId="8" w16cid:durableId="1709187584">
+  <w:num w:numId="8" w16cid:durableId="463234463">
     <w:abstractNumId w:val="1"/>
   </w:num>
-  <w:num w:numId="9" w16cid:durableId="691688939">
+  <w:num w:numId="9" w16cid:durableId="1600287296">
     <w:abstractNumId w:val="0"/>
   </w:num>
 </w:numbering>
@@ -37095,7 +38222,7 @@
     <w:autoRedefine/>
     <w:uiPriority w:val="39"/>
     <w:unhideWhenUsed/>
-    <w:rsid w:val="00C7125C"/>
+    <w:rsid w:val="00A671F7"/>
     <w:pPr>
       <w:spacing w:after="100"/>
     </w:pPr>
@@ -37107,7 +38234,7 @@
     <w:autoRedefine/>
     <w:uiPriority w:val="39"/>
     <w:unhideWhenUsed/>
-    <w:rsid w:val="00C7125C"/>
+    <w:rsid w:val="00A671F7"/>
     <w:pPr>
       <w:spacing w:after="100"/>
       <w:ind w:left="210"/>
@@ -37120,7 +38247,7 @@
     <w:autoRedefine/>
     <w:uiPriority w:val="39"/>
     <w:unhideWhenUsed/>
-    <w:rsid w:val="00C7125C"/>
+    <w:rsid w:val="00A671F7"/>
     <w:pPr>
       <w:spacing w:after="100"/>
       <w:ind w:left="420"/>
@@ -37131,7 +38258,7 @@
     <w:basedOn w:val="DefaultParagraphFont"/>
     <w:uiPriority w:val="99"/>
     <w:unhideWhenUsed/>
-    <w:rsid w:val="00C7125C"/>
+    <w:rsid w:val="00A671F7"/>
     <w:rPr>
       <w:color w:val="0000FF" w:themeColor="hyperlink"/>
       <w:u w:val="single"/>
